--- a/40_AWS/05_改修資料/KSM_AWS_MOD_005_改修指示書_AWSBackupによるRDSバックアップ設定_ja_vi.docx
+++ b/40_AWS/05_改修資料/KSM_AWS_MOD_005_改修指示書_AWSBackupによるRDSバックアップ設定_ja_vi.docx
@@ -80,7 +80,7 @@
           <w:sz w:val="24"/>
           <w:szCs w:val="24"/>
         </w:rPr>
-        <w:t xml:space="preserve">■ ① 文書情報</w:t>
+        <w:t xml:space="preserve">■ 文書情報</w:t>
       </w:r>
       <w:r>
         <w:br/>
@@ -1436,48 +1436,6 @@
           <w:sz w:val="18"/>
           <w:szCs w:val="18"/>
         </w:rPr>
-        <w:t xml:space="preserve">\-\-\-\-\-\-\-\--</w:t>
-      </w:r>
-    </w:p>
-    <w:p>
-      <w:pPr>
-        <w:spacing w:before="100" w:after="100"/>
-      </w:pPr>
-      <w:r>
-        <w:rPr>
-          <w:rFonts w:ascii="BIZ UDPGothic" w:cs="BIZ UDPGothic" w:eastAsia="BIZ UDPGothic" w:hAnsi="BIZ UDPGothic"/>
-          <w:color w:val="404040"/>
-          <w:sz w:val="18"/>
-          <w:szCs w:val="18"/>
-        </w:rPr>
-        <w:t xml:space="preserve">\-\-\-\-\-\-\-\-\-\-\-\-\-\-\-\-\-\-\-\-\-\-\-\-\-\-\-\-\-\-\-\-\-\-\-\-\-\-\-\-\-\-\-\-\-\-\-\-\-\-\-\-\-\-\-\-\-\-\-\-\-\-\-\-\-\-\-\-\-\-\-\-\-\-\-\-\-\-\-\-\-\-\-\-\-\-\-\-\-\-\-\-\-\-\-\-\-\--</w:t>
-      </w:r>
-    </w:p>
-    <w:p>
-      <w:pPr>
-        <w:spacing w:before="100" w:after="100"/>
-      </w:pPr>
-      <w:r>
-        <w:rPr>
-          <w:rFonts w:ascii="BIZ UDPGothic" w:cs="BIZ UDPGothic" w:eastAsia="BIZ UDPGothic" w:hAnsi="BIZ UDPGothic"/>
-          <w:color w:val="404040"/>
-          <w:sz w:val="18"/>
-          <w:szCs w:val="18"/>
-        </w:rPr>
-        <w:t xml:space="preserve">\-\-\-\-\-\-\-\-\-\-\-\-\--</w:t>
-      </w:r>
-    </w:p>
-    <w:p>
-      <w:pPr>
-        <w:spacing w:before="100" w:after="100"/>
-      </w:pPr>
-      <w:r>
-        <w:rPr>
-          <w:rFonts w:ascii="BIZ UDPGothic" w:cs="BIZ UDPGothic" w:eastAsia="BIZ UDPGothic" w:hAnsi="BIZ UDPGothic"/>
-          <w:color w:val="404040"/>
-          <w:sz w:val="18"/>
-          <w:szCs w:val="18"/>
-        </w:rPr>
         <w:t xml:space="preserve">No. 確認事項 確認結果</w:t>
       </w:r>
     </w:p>
@@ -1605,48 +1563,6 @@
           <w:szCs w:val="18"/>
         </w:rPr>
         <w:t xml:space="preserve">□ 否認</w:t>
-      </w:r>
-    </w:p>
-    <w:p>
-      <w:pPr>
-        <w:spacing w:before="100" w:after="100"/>
-      </w:pPr>
-      <w:r>
-        <w:rPr>
-          <w:rFonts w:ascii="BIZ UDPGothic" w:cs="BIZ UDPGothic" w:eastAsia="BIZ UDPGothic" w:hAnsi="BIZ UDPGothic"/>
-          <w:color w:val="404040"/>
-          <w:sz w:val="18"/>
-          <w:szCs w:val="18"/>
-        </w:rPr>
-        <w:t xml:space="preserve">\-\-\-\-\-\-\-\--</w:t>
-      </w:r>
-    </w:p>
-    <w:p>
-      <w:pPr>
-        <w:spacing w:before="100" w:after="100"/>
-      </w:pPr>
-      <w:r>
-        <w:rPr>
-          <w:rFonts w:ascii="BIZ UDPGothic" w:cs="BIZ UDPGothic" w:eastAsia="BIZ UDPGothic" w:hAnsi="BIZ UDPGothic"/>
-          <w:color w:val="404040"/>
-          <w:sz w:val="18"/>
-          <w:szCs w:val="18"/>
-        </w:rPr>
-        <w:t xml:space="preserve">\-\-\-\-\-\-\-\-\-\-\-\-\-\-\-\-\-\-\-\-\-\-\-\-\-\-\-\-\-\-\-\-\-\-\-\-\-\-\-\-\-\-\-\-\-\-\-\-\-\-\-\-\-\-\-\-\-\-\-\-\-\-\-\-\-\-\-\-\-\-\-\-\-\-\-\-\-\-\-\-\-\-\-\-\-\-\-\-\-\-\-\-\-\-\-\-\-\--</w:t>
-      </w:r>
-    </w:p>
-    <w:p>
-      <w:pPr>
-        <w:spacing w:before="100" w:after="100"/>
-      </w:pPr>
-      <w:r>
-        <w:rPr>
-          <w:rFonts w:ascii="BIZ UDPGothic" w:cs="BIZ UDPGothic" w:eastAsia="BIZ UDPGothic" w:hAnsi="BIZ UDPGothic"/>
-          <w:color w:val="404040"/>
-          <w:sz w:val="18"/>
-          <w:szCs w:val="18"/>
-        </w:rPr>
-        <w:t xml:space="preserve">\-\-\-\-\-\-\-\-\-\-\-\-\--</w:t>
       </w:r>
     </w:p>
     <w:p>
@@ -1707,7 +1623,7 @@
           <w:sz w:val="24"/>
           <w:szCs w:val="24"/>
         </w:rPr>
-        <w:t xml:space="preserve">■ ② 改修概要</w:t>
+        <w:t xml:space="preserve">■ 改修概要</w:t>
       </w:r>
       <w:r>
         <w:br/>
@@ -1754,7 +1670,7 @@
           <w:sz w:val="24"/>
           <w:szCs w:val="24"/>
         </w:rPr>
-        <w:t xml:space="preserve">■ ③ 対象ファイル</w:t>
+        <w:t xml:space="preserve">■ 対象ファイル</w:t>
       </w:r>
       <w:r>
         <w:br/>
@@ -1782,34 +1698,6 @@
           <w:sz w:val="18"/>
           <w:szCs w:val="18"/>
         </w:rPr>
-        <w:t xml:space="preserve">\-\-\-\-\-\-\-\-\-\-\-\-\-\-\-\-\--</w:t>
-      </w:r>
-    </w:p>
-    <w:p>
-      <w:pPr>
-        <w:spacing w:before="100" w:after="100"/>
-      </w:pPr>
-      <w:r>
-        <w:rPr>
-          <w:rFonts w:ascii="BIZ UDPGothic" w:cs="BIZ UDPGothic" w:eastAsia="BIZ UDPGothic" w:hAnsi="BIZ UDPGothic"/>
-          <w:color w:val="404040"/>
-          <w:sz w:val="18"/>
-          <w:szCs w:val="18"/>
-        </w:rPr>
-        <w:t xml:space="preserve">\-\-\-\-\-\-\-\-\-\-\-\-\-\-\-\-\-\-\-\-\-\-\-\-\-\-\-\-\-\-\-\-\-\-\-\-\-\-\-\-\-\-\-\-\-\-\-\-\-\-\-\--</w:t>
-      </w:r>
-    </w:p>
-    <w:p>
-      <w:pPr>
-        <w:spacing w:before="100" w:after="100"/>
-      </w:pPr>
-      <w:r>
-        <w:rPr>
-          <w:rFonts w:ascii="BIZ UDPGothic" w:cs="BIZ UDPGothic" w:eastAsia="BIZ UDPGothic" w:hAnsi="BIZ UDPGothic"/>
-          <w:color w:val="404040"/>
-          <w:sz w:val="18"/>
-          <w:szCs w:val="18"/>
-        </w:rPr>
         <w:t xml:space="preserve">ファイルパス AWS Backup コンソール / CloudShell</w:t>
       </w:r>
     </w:p>
@@ -1838,62 +1726,6 @@
           <w:sz w:val="18"/>
           <w:szCs w:val="18"/>
         </w:rPr>
-        <w:t xml:space="preserve">\-\-\-\-\-\-\-\-\-\-\-\-\-\-\-\-\--</w:t>
-      </w:r>
-    </w:p>
-    <w:p>
-      <w:pPr>
-        <w:spacing w:before="100" w:after="100"/>
-      </w:pPr>
-      <w:r>
-        <w:rPr>
-          <w:rFonts w:ascii="BIZ UDPGothic" w:cs="BIZ UDPGothic" w:eastAsia="BIZ UDPGothic" w:hAnsi="BIZ UDPGothic"/>
-          <w:color w:val="404040"/>
-          <w:sz w:val="18"/>
-          <w:szCs w:val="18"/>
-        </w:rPr>
-        <w:t xml:space="preserve">\-\-\-\-\-\-\-\-\-\-\-\-\-\-\-\-\-\-\-\-\-\-\-\-\-\-\-\-\-\-\-\-\-\-\-\-\-\-\-\-\-\-\-\-\-\-\-\-\-\-\-\--</w:t>
-      </w:r>
-    </w:p>
-    <w:p>
-      <w:pPr>
-        <w:spacing w:before="100" w:after="100"/>
-      </w:pPr>
-      <w:r>
-        <w:rPr>
-          <w:rFonts w:ascii="BIZ UDPGothic" w:cs="BIZ UDPGothic" w:eastAsia="BIZ UDPGothic" w:hAnsi="BIZ UDPGothic"/>
-          <w:color w:val="404040"/>
-          <w:sz w:val="18"/>
-          <w:szCs w:val="18"/>
-        </w:rPr>
-        <w:t xml:space="preserve">\-\-\-\-\-\-\-\-\-\-\-\-\-\-\-\-\--</w:t>
-      </w:r>
-    </w:p>
-    <w:p>
-      <w:pPr>
-        <w:spacing w:before="100" w:after="100"/>
-      </w:pPr>
-      <w:r>
-        <w:rPr>
-          <w:rFonts w:ascii="BIZ UDPGothic" w:cs="BIZ UDPGothic" w:eastAsia="BIZ UDPGothic" w:hAnsi="BIZ UDPGothic"/>
-          <w:color w:val="404040"/>
-          <w:sz w:val="18"/>
-          <w:szCs w:val="18"/>
-        </w:rPr>
-        <w:t xml:space="preserve">\-\-\-\-\-\-\-\-\-\-\-\-\-\-\-\-\-\-\-\-\-\-\-\-\-\-\-\-\-\-\-\-\-\-\-\-\-\-\-\-\-\-\-\-\-\-\-\-\-\-\-\--</w:t>
-      </w:r>
-    </w:p>
-    <w:p>
-      <w:pPr>
-        <w:spacing w:before="100" w:after="100"/>
-      </w:pPr>
-      <w:r>
-        <w:rPr>
-          <w:rFonts w:ascii="BIZ UDPGothic" w:cs="BIZ UDPGothic" w:eastAsia="BIZ UDPGothic" w:hAnsi="BIZ UDPGothic"/>
-          <w:color w:val="404040"/>
-          <w:sz w:val="18"/>
-          <w:szCs w:val="18"/>
-        </w:rPr>
         <w:t xml:space="preserve">ファイルパス AWS Backup コンソール / CloudShell</w:t>
       </w:r>
     </w:p>
@@ -1909,34 +1741,6 @@
           <w:szCs w:val="18"/>
         </w:rPr>
         <w:t xml:space="preserve">変更種別 新規設定</w:t>
-      </w:r>
-    </w:p>
-    <w:p>
-      <w:pPr>
-        <w:spacing w:before="100" w:after="100"/>
-      </w:pPr>
-      <w:r>
-        <w:rPr>
-          <w:rFonts w:ascii="BIZ UDPGothic" w:cs="BIZ UDPGothic" w:eastAsia="BIZ UDPGothic" w:hAnsi="BIZ UDPGothic"/>
-          <w:color w:val="404040"/>
-          <w:sz w:val="18"/>
-          <w:szCs w:val="18"/>
-        </w:rPr>
-        <w:t xml:space="preserve">\-\-\-\-\-\-\-\-\-\-\-\-\-\-\-\-\--</w:t>
-      </w:r>
-    </w:p>
-    <w:p>
-      <w:pPr>
-        <w:spacing w:before="100" w:after="100"/>
-      </w:pPr>
-      <w:r>
-        <w:rPr>
-          <w:rFonts w:ascii="BIZ UDPGothic" w:cs="BIZ UDPGothic" w:eastAsia="BIZ UDPGothic" w:hAnsi="BIZ UDPGothic"/>
-          <w:color w:val="404040"/>
-          <w:sz w:val="18"/>
-          <w:szCs w:val="18"/>
-        </w:rPr>
-        <w:t xml:space="preserve">\-\-\-\-\-\-\-\-\-\-\-\-\-\-\-\-\-\-\-\-\-\-\-\-\-\-\-\-\-\-\-\-\-\-\-\-\-\-\-\-\-\-\-\-\-\-\-\-\-\-\-\--</w:t>
       </w:r>
     </w:p>
     <w:p>
@@ -1955,7 +1759,7 @@
           <w:sz w:val="24"/>
           <w:szCs w:val="24"/>
         </w:rPr>
-        <w:t xml:space="preserve">■ ④ 改修内容</w:t>
+        <w:t xml:space="preserve">■ 改修内容</w:t>
       </w:r>
       <w:r>
         <w:br/>
@@ -1986,48 +1790,6 @@
           <w:szCs w:val="20"/>
         </w:rPr>
         <w:t xml:space="preserve">■ 現状リスクと改修効果</w:t>
-      </w:r>
-    </w:p>
-    <w:p>
-      <w:pPr>
-        <w:spacing w:before="100" w:after="100"/>
-      </w:pPr>
-      <w:r>
-        <w:rPr>
-          <w:rFonts w:ascii="BIZ UDPGothic" w:cs="BIZ UDPGothic" w:eastAsia="BIZ UDPGothic" w:hAnsi="BIZ UDPGothic"/>
-          <w:color w:val="404040"/>
-          <w:sz w:val="18"/>
-          <w:szCs w:val="18"/>
-        </w:rPr>
-        <w:t xml:space="preserve">\-\-\-\-\-\-\-\-\-\-\-\-\-\-\-\-\-\-\-\-\--</w:t>
-      </w:r>
-    </w:p>
-    <w:p>
-      <w:pPr>
-        <w:spacing w:before="100" w:after="100"/>
-      </w:pPr>
-      <w:r>
-        <w:rPr>
-          <w:rFonts w:ascii="BIZ UDPGothic" w:cs="BIZ UDPGothic" w:eastAsia="BIZ UDPGothic" w:hAnsi="BIZ UDPGothic"/>
-          <w:color w:val="404040"/>
-          <w:sz w:val="18"/>
-          <w:szCs w:val="18"/>
-        </w:rPr>
-        <w:t xml:space="preserve">\-\-\-\-\-\-\-\-\-\-\-\-\-\-\-\-\-\-\-\-\-\-\-\-\-\-\-\-\-\-\-\-\-\-\-\-\-\-\--</w:t>
-      </w:r>
-    </w:p>
-    <w:p>
-      <w:pPr>
-        <w:spacing w:before="100" w:after="100"/>
-      </w:pPr>
-      <w:r>
-        <w:rPr>
-          <w:rFonts w:ascii="BIZ UDPGothic" w:cs="BIZ UDPGothic" w:eastAsia="BIZ UDPGothic" w:hAnsi="BIZ UDPGothic"/>
-          <w:color w:val="404040"/>
-          <w:sz w:val="18"/>
-          <w:szCs w:val="18"/>
-        </w:rPr>
-        <w:t xml:space="preserve">\-\-\-\-\-\-\-\-\-\-\-\-\-\-\-\-\-\-\-\-\-\-\-\-\-\-\-\-\-\-\-\-\-\-\-\-\-\-\-\-\-\-\-\-\--</w:t>
       </w:r>
     </w:p>
     <w:p>
@@ -2164,79 +1926,121 @@
               <w:t xml:space="preserve">毎時・日次の2プランで自動管理</w:t>
             </w:r>
           </w:p>
+          <w:p>
+            <w:pPr>
+              <w:spacing w:before="0" w:after="0"/>
+            </w:pPr>
+            <w:r>
+              <w:rPr>
+                <w:rFonts w:ascii="Courier New" w:cs="Courier New" w:eastAsia="Courier New" w:hAnsi="Courier New"/>
+                <w:color w:val="404040"/>
+                <w:sz w:val="16"/>
+                <w:szCs w:val="16"/>
+              </w:rPr>
+              <w:t xml:space="preserve"/>
+            </w:r>
+          </w:p>
+          <w:p>
+            <w:pPr>
+              <w:spacing w:before="0" w:after="0"/>
+            </w:pPr>
+            <w:r>
+              <w:rPr>
+                <w:rFonts w:ascii="Courier New" w:cs="Courier New" w:eastAsia="Courier New" w:hAnsi="Courier New"/>
+                <w:color w:val="404040"/>
+                <w:sz w:val="16"/>
+                <w:szCs w:val="16"/>
+              </w:rPr>
+              <w:t xml:space="preserve">コスト増加 \--- 約 +\\$20〜\\$30 / 月（スナップショット保存料）</w:t>
+            </w:r>
+          </w:p>
+          <w:p>
+            <w:pPr>
+              <w:spacing w:before="0" w:after="0"/>
+            </w:pPr>
+            <w:r>
+              <w:rPr>
+                <w:rFonts w:ascii="Courier New" w:cs="Courier New" w:eastAsia="Courier New" w:hAnsi="Courier New"/>
+                <w:color w:val="404040"/>
+                <w:sz w:val="16"/>
+                <w:szCs w:val="16"/>
+              </w:rPr>
+              <w:t xml:space="preserve"/>
+            </w:r>
+          </w:p>
+          <w:p>
+            <w:pPr>
+              <w:spacing w:before="0" w:after="0"/>
+            </w:pPr>
+            <w:r>
+              <w:rPr>
+                <w:rFonts w:ascii="Courier New" w:cs="Courier New" w:eastAsia="Courier New" w:hAnsi="Courier New"/>
+                <w:color w:val="404040"/>
+                <w:sz w:val="16"/>
+                <w:szCs w:val="16"/>
+              </w:rPr>
+              <w:t xml:space="preserve">DBへの影響 \--- なし（メンテナンス停止不要・アプリ影響なし）</w:t>
+            </w:r>
+          </w:p>
+          <w:p>
+            <w:pPr>
+              <w:spacing w:before="0" w:after="0"/>
+            </w:pPr>
+            <w:r>
+              <w:rPr>
+                <w:rFonts w:ascii="Courier New" w:cs="Courier New" w:eastAsia="Courier New" w:hAnsi="Courier New"/>
+                <w:color w:val="404040"/>
+                <w:sz w:val="16"/>
+                <w:szCs w:val="16"/>
+              </w:rPr>
+              <w:t xml:space="preserve"/>
+            </w:r>
+          </w:p>
+          <w:p>
+            <w:pPr>
+              <w:spacing w:before="0" w:after="0"/>
+            </w:pPr>
+            <w:r>
+              <w:rPr>
+                <w:rFonts w:ascii="Courier New" w:cs="Courier New" w:eastAsia="Courier New" w:hAnsi="Courier New"/>
+                <w:color w:val="404040"/>
+                <w:sz w:val="16"/>
+                <w:szCs w:val="16"/>
+              </w:rPr>
+              <w:t xml:space="preserve">\-\-\-\-\-\-\-\-\-\-\-\-\-\-\-\-\-\-\-\---</w:t>
+            </w:r>
+          </w:p>
+          <w:p>
+            <w:pPr>
+              <w:spacing w:before="0" w:after="0"/>
+            </w:pPr>
+            <w:r>
+              <w:rPr>
+                <w:rFonts w:ascii="Courier New" w:cs="Courier New" w:eastAsia="Courier New" w:hAnsi="Courier New"/>
+                <w:color w:val="404040"/>
+                <w:sz w:val="16"/>
+                <w:szCs w:val="16"/>
+              </w:rPr>
+              <w:t xml:space="preserve">\-\-\-\-\-\-\-\-\-\-\-\-\-\-\-\-\-\-\-\-\-\-\-\-\-\-\-\-\-\-\-\-\-\-\-\-\-\---</w:t>
+            </w:r>
+          </w:p>
+          <w:p>
+            <w:pPr>
+              <w:spacing w:before="0" w:after="0"/>
+            </w:pPr>
+            <w:r>
+              <w:rPr>
+                <w:rFonts w:ascii="Courier New" w:cs="Courier New" w:eastAsia="Courier New" w:hAnsi="Courier New"/>
+                <w:color w:val="404040"/>
+                <w:sz w:val="16"/>
+                <w:szCs w:val="16"/>
+              </w:rPr>
+              <w:t xml:space="preserve">\-\-\-\-\-\-\-\-\-\-\-\-\-\-\-\-\-\-\-\-\-\-\-\-\-\-\-\-\-\-\-\-\-\-\-\-\-\-\-\-\-\-\-\---</w:t>
+            </w:r>
+          </w:p>
         </w:tc>
       </w:tr>
     </w:tbl>
-    <w:p>
-      <w:pPr>
-        <w:spacing w:before="100" w:after="100"/>
-      </w:pPr>
-      <w:r>
-        <w:rPr>
-          <w:rFonts w:ascii="BIZ UDPGothic" w:cs="BIZ UDPGothic" w:eastAsia="BIZ UDPGothic" w:hAnsi="BIZ UDPGothic"/>
-          <w:color w:val="404040"/>
-          <w:sz w:val="18"/>
-          <w:szCs w:val="18"/>
-        </w:rPr>
-        <w:t xml:space="preserve">コスト増加 \-\-- 約 +\$20〜\$30 / 月（スナップショット保存料）</w:t>
-      </w:r>
-    </w:p>
-    <w:p>
-      <w:pPr>
-        <w:spacing w:before="100" w:after="100"/>
-      </w:pPr>
-      <w:r>
-        <w:rPr>
-          <w:rFonts w:ascii="BIZ UDPGothic" w:cs="BIZ UDPGothic" w:eastAsia="BIZ UDPGothic" w:hAnsi="BIZ UDPGothic"/>
-          <w:color w:val="404040"/>
-          <w:sz w:val="18"/>
-          <w:szCs w:val="18"/>
-        </w:rPr>
-        <w:t xml:space="preserve">DBへの影響 \-\-- なし（メンテナンス停止不要・アプリ影響なし）</w:t>
-      </w:r>
-    </w:p>
-    <w:p>
-      <w:pPr>
-        <w:spacing w:before="100" w:after="100"/>
-      </w:pPr>
-      <w:r>
-        <w:rPr>
-          <w:rFonts w:ascii="BIZ UDPGothic" w:cs="BIZ UDPGothic" w:eastAsia="BIZ UDPGothic" w:hAnsi="BIZ UDPGothic"/>
-          <w:color w:val="404040"/>
-          <w:sz w:val="18"/>
-          <w:szCs w:val="18"/>
-        </w:rPr>
-        <w:t xml:space="preserve">\-\-\-\-\-\-\-\-\-\-\-\-\-\-\-\-\-\-\-\-\--</w:t>
-      </w:r>
-    </w:p>
-    <w:p>
-      <w:pPr>
-        <w:spacing w:before="100" w:after="100"/>
-      </w:pPr>
-      <w:r>
-        <w:rPr>
-          <w:rFonts w:ascii="BIZ UDPGothic" w:cs="BIZ UDPGothic" w:eastAsia="BIZ UDPGothic" w:hAnsi="BIZ UDPGothic"/>
-          <w:color w:val="404040"/>
-          <w:sz w:val="18"/>
-          <w:szCs w:val="18"/>
-        </w:rPr>
-        <w:t xml:space="preserve">\-\-\-\-\-\-\-\-\-\-\-\-\-\-\-\-\-\-\-\-\-\-\-\-\-\-\-\-\-\-\-\-\-\-\-\-\-\-\--</w:t>
-      </w:r>
-    </w:p>
-    <w:p>
-      <w:pPr>
-        <w:spacing w:before="100" w:after="100"/>
-      </w:pPr>
-      <w:r>
-        <w:rPr>
-          <w:rFonts w:ascii="BIZ UDPGothic" w:cs="BIZ UDPGothic" w:eastAsia="BIZ UDPGothic" w:hAnsi="BIZ UDPGothic"/>
-          <w:color w:val="404040"/>
-          <w:sz w:val="18"/>
-          <w:szCs w:val="18"/>
-        </w:rPr>
-        <w:t xml:space="preserve">\-\-\-\-\-\-\-\-\-\-\-\-\-\-\-\-\-\-\-\-\-\-\-\-\-\-\-\-\-\-\-\-\-\-\-\-\-\-\-\-\-\-\-\-\--</w:t>
-      </w:r>
-    </w:p>
     <w:p>
       <w:pPr>
         <w:spacing w:before="100" w:after="100"/>
@@ -2264,48 +2068,6 @@
           <w:sz w:val="18"/>
           <w:szCs w:val="18"/>
         </w:rPr>
-        <w:t xml:space="preserve">\-\-\-\-\-\-\-\-- \-\-\-\-\-\-\-\-\-\-\-\-\-\-\-\-\-\-\-\--</w:t>
-      </w:r>
-    </w:p>
-    <w:p>
-      <w:pPr>
-        <w:spacing w:before="100" w:after="100"/>
-      </w:pPr>
-      <w:r>
-        <w:rPr>
-          <w:rFonts w:ascii="BIZ UDPGothic" w:cs="BIZ UDPGothic" w:eastAsia="BIZ UDPGothic" w:hAnsi="BIZ UDPGothic"/>
-          <w:color w:val="404040"/>
-          <w:sz w:val="18"/>
-          <w:szCs w:val="18"/>
-        </w:rPr>
-        <w:t xml:space="preserve">\-\-\-\-\-\-\-\-\-\-\-\-\-\-\-\-\-\-\-\-\-\-\-\-\-\-\--</w:t>
-      </w:r>
-    </w:p>
-    <w:p>
-      <w:pPr>
-        <w:spacing w:before="100" w:after="100"/>
-      </w:pPr>
-      <w:r>
-        <w:rPr>
-          <w:rFonts w:ascii="BIZ UDPGothic" w:cs="BIZ UDPGothic" w:eastAsia="BIZ UDPGothic" w:hAnsi="BIZ UDPGothic"/>
-          <w:color w:val="404040"/>
-          <w:sz w:val="18"/>
-          <w:szCs w:val="18"/>
-        </w:rPr>
-        <w:t xml:space="preserve">\-\-\-\-\-\-\-\-\-- \-\-\-\-\-\-\-\-\-\-\--</w:t>
-      </w:r>
-    </w:p>
-    <w:p>
-      <w:pPr>
-        <w:spacing w:before="100" w:after="100"/>
-      </w:pPr>
-      <w:r>
-        <w:rPr>
-          <w:rFonts w:ascii="BIZ UDPGothic" w:cs="BIZ UDPGothic" w:eastAsia="BIZ UDPGothic" w:hAnsi="BIZ UDPGothic"/>
-          <w:color w:val="404040"/>
-          <w:sz w:val="18"/>
-          <w:szCs w:val="18"/>
-        </w:rPr>
         <w:t xml:space="preserve">No. 改修タイトル 概要 工数 リスク</w:t>
       </w:r>
     </w:p>
@@ -2391,48 +2153,6 @@
           <w:szCs w:val="18"/>
         </w:rPr>
         <w:t xml:space="preserve">7日）を新規設定</w:t>
-      </w:r>
-    </w:p>
-    <w:p>
-      <w:pPr>
-        <w:spacing w:before="100" w:after="100"/>
-      </w:pPr>
-      <w:r>
-        <w:rPr>
-          <w:rFonts w:ascii="BIZ UDPGothic" w:cs="BIZ UDPGothic" w:eastAsia="BIZ UDPGothic" w:hAnsi="BIZ UDPGothic"/>
-          <w:color w:val="404040"/>
-          <w:sz w:val="18"/>
-          <w:szCs w:val="18"/>
-        </w:rPr>
-        <w:t xml:space="preserve">\-\-\-\-\-\-\-\-- \-\-\-\-\-\-\-\-\-\-\-\-\-\-\-\-\-\-\-\--</w:t>
-      </w:r>
-    </w:p>
-    <w:p>
-      <w:pPr>
-        <w:spacing w:before="100" w:after="100"/>
-      </w:pPr>
-      <w:r>
-        <w:rPr>
-          <w:rFonts w:ascii="BIZ UDPGothic" w:cs="BIZ UDPGothic" w:eastAsia="BIZ UDPGothic" w:hAnsi="BIZ UDPGothic"/>
-          <w:color w:val="404040"/>
-          <w:sz w:val="18"/>
-          <w:szCs w:val="18"/>
-        </w:rPr>
-        <w:t xml:space="preserve">\-\-\-\-\-\-\-\-\-\-\-\-\-\-\-\-\-\-\-\-\-\-\-\-\-\-\--</w:t>
-      </w:r>
-    </w:p>
-    <w:p>
-      <w:pPr>
-        <w:spacing w:before="100" w:after="100"/>
-      </w:pPr>
-      <w:r>
-        <w:rPr>
-          <w:rFonts w:ascii="BIZ UDPGothic" w:cs="BIZ UDPGothic" w:eastAsia="BIZ UDPGothic" w:hAnsi="BIZ UDPGothic"/>
-          <w:color w:val="404040"/>
-          <w:sz w:val="18"/>
-          <w:szCs w:val="18"/>
-        </w:rPr>
-        <w:t xml:space="preserve">\-\-\-\-\-\-\-\-\-- \-\-\-\-\-\-\-\-\-\-\--</w:t>
       </w:r>
     </w:p>
     <w:p>
@@ -2449,34 +2169,6 @@
           <w:szCs w:val="20"/>
         </w:rPr>
         <w:t xml:space="preserve">■ 現状設定</w:t>
-      </w:r>
-    </w:p>
-    <w:p>
-      <w:pPr>
-        <w:spacing w:before="100" w:after="100"/>
-      </w:pPr>
-      <w:r>
-        <w:rPr>
-          <w:rFonts w:ascii="BIZ UDPGothic" w:cs="BIZ UDPGothic" w:eastAsia="BIZ UDPGothic" w:hAnsi="BIZ UDPGothic"/>
-          <w:color w:val="404040"/>
-          <w:sz w:val="18"/>
-          <w:szCs w:val="18"/>
-        </w:rPr>
-        <w:t xml:space="preserve">\-\-\-\-\-\-\-\-\-\-\-\-\-\-\-\-\-\-\-\-\-\-\-\-\--</w:t>
-      </w:r>
-    </w:p>
-    <w:p>
-      <w:pPr>
-        <w:spacing w:before="100" w:after="100"/>
-      </w:pPr>
-      <w:r>
-        <w:rPr>
-          <w:rFonts w:ascii="BIZ UDPGothic" w:cs="BIZ UDPGothic" w:eastAsia="BIZ UDPGothic" w:hAnsi="BIZ UDPGothic"/>
-          <w:color w:val="404040"/>
-          <w:sz w:val="18"/>
-          <w:szCs w:val="18"/>
-        </w:rPr>
-        <w:t xml:space="preserve">\-\-\-\-\-\-\-\-\-\-\-\-\-\-\-\-\-\-\-\-\-\-\-\-\-\-\-\-\-\-\-\-\-\-\-\-\-\-\-\-\-\-\-\--</w:t>
       </w:r>
     </w:p>
     <w:p>
@@ -2599,51 +2291,79 @@
               <w:t xml:space="preserve">AWS Backup 未設定</w:t>
             </w:r>
           </w:p>
+          <w:p>
+            <w:pPr>
+              <w:spacing w:before="0" w:after="0"/>
+            </w:pPr>
+            <w:r>
+              <w:rPr>
+                <w:rFonts w:ascii="Courier New" w:cs="Courier New" w:eastAsia="Courier New" w:hAnsi="Courier New"/>
+                <w:color w:val="404040"/>
+                <w:sz w:val="16"/>
+                <w:szCs w:val="16"/>
+              </w:rPr>
+              <w:t xml:space="preserve"/>
+            </w:r>
+          </w:p>
+          <w:p>
+            <w:pPr>
+              <w:spacing w:before="0" w:after="0"/>
+            </w:pPr>
+            <w:r>
+              <w:rPr>
+                <w:rFonts w:ascii="Courier New" w:cs="Courier New" w:eastAsia="Courier New" w:hAnsi="Courier New"/>
+                <w:color w:val="404040"/>
+                <w:sz w:val="16"/>
+                <w:szCs w:val="16"/>
+              </w:rPr>
+              <w:t xml:space="preserve">長期スナップショット保持 なし</w:t>
+            </w:r>
+          </w:p>
+          <w:p>
+            <w:pPr>
+              <w:spacing w:before="0" w:after="0"/>
+            </w:pPr>
+            <w:r>
+              <w:rPr>
+                <w:rFonts w:ascii="Courier New" w:cs="Courier New" w:eastAsia="Courier New" w:hAnsi="Courier New"/>
+                <w:color w:val="404040"/>
+                <w:sz w:val="16"/>
+                <w:szCs w:val="16"/>
+              </w:rPr>
+              <w:t xml:space="preserve"/>
+            </w:r>
+          </w:p>
+          <w:p>
+            <w:pPr>
+              <w:spacing w:before="0" w:after="0"/>
+            </w:pPr>
+            <w:r>
+              <w:rPr>
+                <w:rFonts w:ascii="Courier New" w:cs="Courier New" w:eastAsia="Courier New" w:hAnsi="Courier New"/>
+                <w:color w:val="404040"/>
+                <w:sz w:val="16"/>
+                <w:szCs w:val="16"/>
+              </w:rPr>
+              <w:t xml:space="preserve">\-\-\-\-\-\-\-\-\-\-\-\-\-\-\-\-\-\-\-\-\-\-\-\---</w:t>
+            </w:r>
+          </w:p>
+          <w:p>
+            <w:pPr>
+              <w:spacing w:before="0" w:after="0"/>
+            </w:pPr>
+            <w:r>
+              <w:rPr>
+                <w:rFonts w:ascii="Courier New" w:cs="Courier New" w:eastAsia="Courier New" w:hAnsi="Courier New"/>
+                <w:color w:val="404040"/>
+                <w:sz w:val="16"/>
+                <w:szCs w:val="16"/>
+              </w:rPr>
+              <w:t xml:space="preserve">\-\-\-\-\-\-\-\-\-\-\-\-\-\-\-\-\-\-\-\-\-\-\-\-\-\-\-\-\-\-\-\-\-\-\-\-\-\-\-\-\-\-\---</w:t>
+            </w:r>
+          </w:p>
         </w:tc>
       </w:tr>
     </w:tbl>
-    <w:p>
-      <w:pPr>
-        <w:spacing w:before="100" w:after="100"/>
-      </w:pPr>
-      <w:r>
-        <w:rPr>
-          <w:rFonts w:ascii="BIZ UDPGothic" w:cs="BIZ UDPGothic" w:eastAsia="BIZ UDPGothic" w:hAnsi="BIZ UDPGothic"/>
-          <w:color w:val="404040"/>
-          <w:sz w:val="18"/>
-          <w:szCs w:val="18"/>
-        </w:rPr>
-        <w:t xml:space="preserve">長期スナップショット保持 なし</w:t>
-      </w:r>
-    </w:p>
-    <w:p>
-      <w:pPr>
-        <w:spacing w:before="100" w:after="100"/>
-      </w:pPr>
-      <w:r>
-        <w:rPr>
-          <w:rFonts w:ascii="BIZ UDPGothic" w:cs="BIZ UDPGothic" w:eastAsia="BIZ UDPGothic" w:hAnsi="BIZ UDPGothic"/>
-          <w:color w:val="404040"/>
-          <w:sz w:val="18"/>
-          <w:szCs w:val="18"/>
-        </w:rPr>
-        <w:t xml:space="preserve">\-\-\-\-\-\-\-\-\-\-\-\-\-\-\-\-\-\-\-\-\-\-\-\-\--</w:t>
-      </w:r>
-    </w:p>
-    <w:p>
-      <w:pPr>
-        <w:spacing w:before="100" w:after="100"/>
-      </w:pPr>
-      <w:r>
-        <w:rPr>
-          <w:rFonts w:ascii="BIZ UDPGothic" w:cs="BIZ UDPGothic" w:eastAsia="BIZ UDPGothic" w:hAnsi="BIZ UDPGothic"/>
-          <w:color w:val="404040"/>
-          <w:sz w:val="18"/>
-          <w:szCs w:val="18"/>
-        </w:rPr>
-        <w:t xml:space="preserve">\-\-\-\-\-\-\-\-\-\-\-\-\-\-\-\-\-\-\-\-\-\-\-\-\-\-\-\-\-\-\-\-\-\-\-\-\-\-\-\-\-\-\-\--</w:t>
-      </w:r>
-    </w:p>
     <w:p>
       <w:pPr>
         <w:spacing w:before="100" w:after="100"/>
@@ -3623,34 +3343,6 @@
           <w:sz w:val="18"/>
           <w:szCs w:val="18"/>
         </w:rPr>
-        <w:t xml:space="preserve">\-\-\-\-\-\-\-\-\-\-\-\-\-\-\-\-\-\-\-\-\-\-\-\--</w:t>
-      </w:r>
-    </w:p>
-    <w:p>
-      <w:pPr>
-        <w:spacing w:before="100" w:after="100"/>
-      </w:pPr>
-      <w:r>
-        <w:rPr>
-          <w:rFonts w:ascii="BIZ UDPGothic" w:cs="BIZ UDPGothic" w:eastAsia="BIZ UDPGothic" w:hAnsi="BIZ UDPGothic"/>
-          <w:color w:val="404040"/>
-          <w:sz w:val="18"/>
-          <w:szCs w:val="18"/>
-        </w:rPr>
-        <w:t xml:space="preserve">\-\-\-\-\-\-\-\-\-\-\-\-\-\-\-\-\-\-\-\-\-\-\-\-\-\-\-\-\-\-\-\-\-\-\-\-\-\-\-\-\-\-\-\--</w:t>
-      </w:r>
-    </w:p>
-    <w:p>
-      <w:pPr>
-        <w:spacing w:before="100" w:after="100"/>
-      </w:pPr>
-      <w:r>
-        <w:rPr>
-          <w:rFonts w:ascii="BIZ UDPGothic" w:cs="BIZ UDPGothic" w:eastAsia="BIZ UDPGothic" w:hAnsi="BIZ UDPGothic"/>
-          <w:color w:val="404040"/>
-          <w:sz w:val="18"/>
-          <w:szCs w:val="18"/>
-        </w:rPr>
         <w:t xml:space="preserve">項目 影響</w:t>
       </w:r>
     </w:p>
@@ -3708,34 +3400,6 @@
           <w:szCs w:val="18"/>
         </w:rPr>
         <w:t xml:space="preserve">メンテナンス停止 不要</w:t>
-      </w:r>
-    </w:p>
-    <w:p>
-      <w:pPr>
-        <w:spacing w:before="100" w:after="100"/>
-      </w:pPr>
-      <w:r>
-        <w:rPr>
-          <w:rFonts w:ascii="BIZ UDPGothic" w:cs="BIZ UDPGothic" w:eastAsia="BIZ UDPGothic" w:hAnsi="BIZ UDPGothic"/>
-          <w:color w:val="404040"/>
-          <w:sz w:val="18"/>
-          <w:szCs w:val="18"/>
-        </w:rPr>
-        <w:t xml:space="preserve">\-\-\-\-\-\-\-\-\-\-\-\-\-\-\-\-\-\-\-\-\-\-\-\--</w:t>
-      </w:r>
-    </w:p>
-    <w:p>
-      <w:pPr>
-        <w:spacing w:before="100" w:after="100"/>
-      </w:pPr>
-      <w:r>
-        <w:rPr>
-          <w:rFonts w:ascii="BIZ UDPGothic" w:cs="BIZ UDPGothic" w:eastAsia="BIZ UDPGothic" w:hAnsi="BIZ UDPGothic"/>
-          <w:color w:val="404040"/>
-          <w:sz w:val="18"/>
-          <w:szCs w:val="18"/>
-        </w:rPr>
-        <w:t xml:space="preserve">\-\-\-\-\-\-\-\-\-\-\-\-\-\-\-\-\-\-\-\-\-\-\-\-\-\-\-\-\-\-\-\-\-\-\-\-\-\-\-\-\-\-\-\--</w:t>
       </w:r>
     </w:p>
     <w:p>
@@ -3770,7 +3434,7 @@
           <w:sz w:val="24"/>
           <w:szCs w:val="24"/>
         </w:rPr>
-        <w:t xml:space="preserve">■ ⑧ テスト手順・結果</w:t>
+        <w:t xml:space="preserve">■ テスト手順・結果</w:t>
       </w:r>
       <w:r>
         <w:br/>
@@ -3948,7 +3612,7 @@
                 <w:sz w:val="16"/>
                 <w:szCs w:val="16"/>
               </w:rPr>
-              <w:t xml:space="preserve">aws backup list-backup-vaults \\\--region</w:t>
+              <w:t xml:space="preserve">aws backup list-backup-vaults \--region</w:t>
             </w:r>
           </w:p>
           <w:p>
@@ -3962,7 +3626,7 @@
                 <w:sz w:val="16"/>
                 <w:szCs w:val="16"/>
               </w:rPr>
-              <w:t xml:space="preserve">ap-northeast-1 \\\--query</w:t>
+              <w:t xml:space="preserve">ap-northeast-1 \--query</w:t>
             </w:r>
           </w:p>
           <w:p>
@@ -3976,7 +3640,7 @@
                 <w:sz w:val="16"/>
                 <w:szCs w:val="16"/>
               </w:rPr>
-              <w:t xml:space="preserve">\\\"BackupVaultList\\\[?BackupVaultName</w:t>
+              <w:t xml:space="preserve">\"BackupVaultList\[?BackupVaultName</w:t>
             </w:r>
           </w:p>
           <w:p>
@@ -3990,7 +3654,7 @@
                 <w:sz w:val="16"/>
                 <w:szCs w:val="16"/>
               </w:rPr>
-              <w:t xml:space="preserve">==\\\'ksm-posstg-backup-vault\\\'\\\].\\\[B</w:t>
+              <w:t xml:space="preserve">==\'ksm-posstg-backup-vault\'\].\[B</w:t>
             </w:r>
           </w:p>
           <w:p>
@@ -4004,7 +3668,7 @@
                 <w:sz w:val="16"/>
                 <w:szCs w:val="16"/>
               </w:rPr>
-              <w:t xml:space="preserve">ackupVaultName,EncryptionKeyArn\\\]\\\"</w:t>
+              <w:t xml:space="preserve">ackupVaultName,EncryptionKeyArn\]\"</w:t>
             </w:r>
           </w:p>
           <w:p>
@@ -4018,401 +3682,404 @@
                 <w:sz w:val="16"/>
                 <w:szCs w:val="16"/>
               </w:rPr>
-              <w:t xml:space="preserve">\\\--output table</w:t>
+              <w:t xml:space="preserve">\--output table</w:t>
+            </w:r>
+          </w:p>
+          <w:p>
+            <w:pPr>
+              <w:spacing w:before="0" w:after="0"/>
+            </w:pPr>
+            <w:r>
+              <w:rPr>
+                <w:rFonts w:ascii="Courier New" w:cs="Courier New" w:eastAsia="Courier New" w:hAnsi="Courier New"/>
+                <w:color w:val="404040"/>
+                <w:sz w:val="16"/>
+                <w:szCs w:val="16"/>
+              </w:rPr>
+              <w:t xml:space="preserve"/>
+            </w:r>
+          </w:p>
+          <w:p>
+            <w:pPr>
+              <w:spacing w:before="0" w:after="0"/>
+            </w:pPr>
+            <w:r>
+              <w:rPr>
+                <w:rFonts w:ascii="Courier New" w:cs="Courier New" w:eastAsia="Courier New" w:hAnsi="Courier New"/>
+                <w:color w:val="404040"/>
+                <w:sz w:val="16"/>
+                <w:szCs w:val="16"/>
+              </w:rPr>
+              <w:t xml:space="preserve">1                 バックアップボ                                ボールトが存在し</w:t>
+            </w:r>
+          </w:p>
+          <w:p>
+            <w:pPr>
+              <w:spacing w:before="0" w:after="0"/>
+            </w:pPr>
+            <w:r>
+              <w:rPr>
+                <w:rFonts w:ascii="Courier New" w:cs="Courier New" w:eastAsia="Courier New" w:hAnsi="Courier New"/>
+                <w:color w:val="404040"/>
+                <w:sz w:val="16"/>
+                <w:szCs w:val="16"/>
+              </w:rPr>
+              <w:t xml:space="preserve">ールト「ksm-posprd-backup-vault」が           暗号化キー ARN</w:t>
+            </w:r>
+          </w:p>
+          <w:p>
+            <w:pPr>
+              <w:spacing w:before="0" w:after="0"/>
+            </w:pPr>
+            <w:r>
+              <w:rPr>
+                <w:rFonts w:ascii="Courier New" w:cs="Courier New" w:eastAsia="Courier New" w:hAnsi="Courier New"/>
+                <w:color w:val="404040"/>
+                <w:sz w:val="16"/>
+                <w:szCs w:val="16"/>
+              </w:rPr>
+              <w:t xml:space="preserve">ap-northeast-1 に作成されていることを確認 ▶   が表示される</w:t>
+            </w:r>
+          </w:p>
+          <w:p>
+            <w:pPr>
+              <w:spacing w:before="0" w:after="0"/>
+            </w:pPr>
+            <w:r>
+              <w:rPr>
+                <w:rFonts w:ascii="Courier New" w:cs="Courier New" w:eastAsia="Courier New" w:hAnsi="Courier New"/>
+                <w:color w:val="404040"/>
+                <w:sz w:val="16"/>
+                <w:szCs w:val="16"/>
+              </w:rPr>
+              <w:t xml:space="preserve">aws backup list-backup-vaults \--region</w:t>
+            </w:r>
+          </w:p>
+          <w:p>
+            <w:pPr>
+              <w:spacing w:before="0" w:after="0"/>
+            </w:pPr>
+            <w:r>
+              <w:rPr>
+                <w:rFonts w:ascii="Courier New" w:cs="Courier New" w:eastAsia="Courier New" w:hAnsi="Courier New"/>
+                <w:color w:val="404040"/>
+                <w:sz w:val="16"/>
+                <w:szCs w:val="16"/>
+              </w:rPr>
+              <w:t xml:space="preserve">ap-northeast-1 \--query</w:t>
+            </w:r>
+          </w:p>
+          <w:p>
+            <w:pPr>
+              <w:spacing w:before="0" w:after="0"/>
+            </w:pPr>
+            <w:r>
+              <w:rPr>
+                <w:rFonts w:ascii="Courier New" w:cs="Courier New" w:eastAsia="Courier New" w:hAnsi="Courier New"/>
+                <w:color w:val="404040"/>
+                <w:sz w:val="16"/>
+                <w:szCs w:val="16"/>
+              </w:rPr>
+              <w:t xml:space="preserve">\"BackupVaultList\[?BackupVaultName</w:t>
+            </w:r>
+          </w:p>
+          <w:p>
+            <w:pPr>
+              <w:spacing w:before="0" w:after="0"/>
+            </w:pPr>
+            <w:r>
+              <w:rPr>
+                <w:rFonts w:ascii="Courier New" w:cs="Courier New" w:eastAsia="Courier New" w:hAnsi="Courier New"/>
+                <w:color w:val="404040"/>
+                <w:sz w:val="16"/>
+                <w:szCs w:val="16"/>
+              </w:rPr>
+              <w:t xml:space="preserve">==\'ksm-posprd-backup-vault\'\].\[B</w:t>
+            </w:r>
+          </w:p>
+          <w:p>
+            <w:pPr>
+              <w:spacing w:before="0" w:after="0"/>
+            </w:pPr>
+            <w:r>
+              <w:rPr>
+                <w:rFonts w:ascii="Courier New" w:cs="Courier New" w:eastAsia="Courier New" w:hAnsi="Courier New"/>
+                <w:color w:val="404040"/>
+                <w:sz w:val="16"/>
+                <w:szCs w:val="16"/>
+              </w:rPr>
+              <w:t xml:space="preserve">ackupVaultName,EncryptionKeyArn\]\"</w:t>
+            </w:r>
+          </w:p>
+          <w:p>
+            <w:pPr>
+              <w:spacing w:before="0" w:after="0"/>
+            </w:pPr>
+            <w:r>
+              <w:rPr>
+                <w:rFonts w:ascii="Courier New" w:cs="Courier New" w:eastAsia="Courier New" w:hAnsi="Courier New"/>
+                <w:color w:val="404040"/>
+                <w:sz w:val="16"/>
+                <w:szCs w:val="16"/>
+              </w:rPr>
+              <w:t xml:space="preserve">\--output table</w:t>
+            </w:r>
+          </w:p>
+          <w:p>
+            <w:pPr>
+              <w:spacing w:before="0" w:after="0"/>
+            </w:pPr>
+            <w:r>
+              <w:rPr>
+                <w:rFonts w:ascii="Courier New" w:cs="Courier New" w:eastAsia="Courier New" w:hAnsi="Courier New"/>
+                <w:color w:val="404040"/>
+                <w:sz w:val="16"/>
+                <w:szCs w:val="16"/>
+              </w:rPr>
+              <w:t xml:space="preserve"/>
+            </w:r>
+          </w:p>
+          <w:p>
+            <w:pPr>
+              <w:spacing w:before="0" w:after="0"/>
+            </w:pPr>
+            <w:r>
+              <w:rPr>
+                <w:rFonts w:ascii="Courier New" w:cs="Courier New" w:eastAsia="Courier New" w:hAnsi="Courier New"/>
+                <w:color w:val="404040"/>
+                <w:sz w:val="16"/>
+                <w:szCs w:val="16"/>
+              </w:rPr>
+              <w:t xml:space="preserve">2                 プラン「ksm-posstg-rds-hourly」が             プランが存在する</w:t>
+            </w:r>
+          </w:p>
+          <w:p>
+            <w:pPr>
+              <w:spacing w:before="0" w:after="0"/>
+            </w:pPr>
+            <w:r>
+              <w:rPr>
+                <w:rFonts w:ascii="Courier New" w:cs="Courier New" w:eastAsia="Courier New" w:hAnsi="Courier New"/>
+                <w:color w:val="404040"/>
+                <w:sz w:val="16"/>
+                <w:szCs w:val="16"/>
+              </w:rPr>
+              <w:t xml:space="preserve">ScheduleExpression = cron(0 \\* \\* \\* ?</w:t>
+            </w:r>
+          </w:p>
+          <w:p>
+            <w:pPr>
+              <w:spacing w:before="0" w:after="0"/>
+            </w:pPr>
+            <w:r>
+              <w:rPr>
+                <w:rFonts w:ascii="Courier New" w:cs="Courier New" w:eastAsia="Courier New" w:hAnsi="Courier New"/>
+                <w:color w:val="404040"/>
+                <w:sz w:val="16"/>
+                <w:szCs w:val="16"/>
+              </w:rPr>
+              <w:t xml:space="preserve">\\*) で作成されていることを確認 ▶ aws backup</w:t>
+            </w:r>
+          </w:p>
+          <w:p>
+            <w:pPr>
+              <w:spacing w:before="0" w:after="0"/>
+            </w:pPr>
+            <w:r>
+              <w:rPr>
+                <w:rFonts w:ascii="Courier New" w:cs="Courier New" w:eastAsia="Courier New" w:hAnsi="Courier New"/>
+                <w:color w:val="404040"/>
+                <w:sz w:val="16"/>
+                <w:szCs w:val="16"/>
+              </w:rPr>
+              <w:t xml:space="preserve">list-backup-plans \--region ap-northeast-1</w:t>
+            </w:r>
+          </w:p>
+          <w:p>
+            <w:pPr>
+              <w:spacing w:before="0" w:after="0"/>
+            </w:pPr>
+            <w:r>
+              <w:rPr>
+                <w:rFonts w:ascii="Courier New" w:cs="Courier New" w:eastAsia="Courier New" w:hAnsi="Courier New"/>
+                <w:color w:val="404040"/>
+                <w:sz w:val="16"/>
+                <w:szCs w:val="16"/>
+              </w:rPr>
+              <w:t xml:space="preserve">\--query \"BackupPlansList\[?BackupP</w:t>
+            </w:r>
+          </w:p>
+          <w:p>
+            <w:pPr>
+              <w:spacing w:before="0" w:after="0"/>
+            </w:pPr>
+            <w:r>
+              <w:rPr>
+                <w:rFonts w:ascii="Courier New" w:cs="Courier New" w:eastAsia="Courier New" w:hAnsi="Courier New"/>
+                <w:color w:val="404040"/>
+                <w:sz w:val="16"/>
+                <w:szCs w:val="16"/>
+              </w:rPr>
+              <w:t xml:space="preserve">lanName==\'ksm-posstg-rds-hourly\'\</w:t>
+            </w:r>
+          </w:p>
+          <w:p>
+            <w:pPr>
+              <w:spacing w:before="0" w:after="0"/>
+            </w:pPr>
+            <w:r>
+              <w:rPr>
+                <w:rFonts w:ascii="Courier New" w:cs="Courier New" w:eastAsia="Courier New" w:hAnsi="Courier New"/>
+                <w:color w:val="404040"/>
+                <w:sz w:val="16"/>
+                <w:szCs w:val="16"/>
+              </w:rPr>
+              <w:t xml:space="preserve">].\[BackupPlanName,BackupPlanId\]\"</w:t>
+            </w:r>
+          </w:p>
+          <w:p>
+            <w:pPr>
+              <w:spacing w:before="0" w:after="0"/>
+            </w:pPr>
+            <w:r>
+              <w:rPr>
+                <w:rFonts w:ascii="Courier New" w:cs="Courier New" w:eastAsia="Courier New" w:hAnsi="Courier New"/>
+                <w:color w:val="404040"/>
+                <w:sz w:val="16"/>
+                <w:szCs w:val="16"/>
+              </w:rPr>
+              <w:t xml:space="preserve">\--output table</w:t>
+            </w:r>
+          </w:p>
+          <w:p>
+            <w:pPr>
+              <w:spacing w:before="0" w:after="0"/>
+            </w:pPr>
+            <w:r>
+              <w:rPr>
+                <w:rFonts w:ascii="Courier New" w:cs="Courier New" w:eastAsia="Courier New" w:hAnsi="Courier New"/>
+                <w:color w:val="404040"/>
+                <w:sz w:val="16"/>
+                <w:szCs w:val="16"/>
+              </w:rPr>
+              <w:t xml:space="preserve"/>
+            </w:r>
+          </w:p>
+          <w:p>
+            <w:pPr>
+              <w:spacing w:before="0" w:after="0"/>
+            </w:pPr>
+            <w:r>
+              <w:rPr>
+                <w:rFonts w:ascii="Courier New" w:cs="Courier New" w:eastAsia="Courier New" w:hAnsi="Courier New"/>
+                <w:color w:val="404040"/>
+                <w:sz w:val="16"/>
+                <w:szCs w:val="16"/>
+              </w:rPr>
+              <w:t xml:space="preserve">2                 プラン「ksm-posprd-rds-hourly」が             プランが存在する</w:t>
+            </w:r>
+          </w:p>
+          <w:p>
+            <w:pPr>
+              <w:spacing w:before="0" w:after="0"/>
+            </w:pPr>
+            <w:r>
+              <w:rPr>
+                <w:rFonts w:ascii="Courier New" w:cs="Courier New" w:eastAsia="Courier New" w:hAnsi="Courier New"/>
+                <w:color w:val="404040"/>
+                <w:sz w:val="16"/>
+                <w:szCs w:val="16"/>
+              </w:rPr>
+              <w:t xml:space="preserve">ScheduleExpression = cron(0 \\* \\* \\* ?</w:t>
+            </w:r>
+          </w:p>
+          <w:p>
+            <w:pPr>
+              <w:spacing w:before="0" w:after="0"/>
+            </w:pPr>
+            <w:r>
+              <w:rPr>
+                <w:rFonts w:ascii="Courier New" w:cs="Courier New" w:eastAsia="Courier New" w:hAnsi="Courier New"/>
+                <w:color w:val="404040"/>
+                <w:sz w:val="16"/>
+                <w:szCs w:val="16"/>
+              </w:rPr>
+              <w:t xml:space="preserve">\\*) で作成されていることを確認 ▶ aws backup</w:t>
+            </w:r>
+          </w:p>
+          <w:p>
+            <w:pPr>
+              <w:spacing w:before="0" w:after="0"/>
+            </w:pPr>
+            <w:r>
+              <w:rPr>
+                <w:rFonts w:ascii="Courier New" w:cs="Courier New" w:eastAsia="Courier New" w:hAnsi="Courier New"/>
+                <w:color w:val="404040"/>
+                <w:sz w:val="16"/>
+                <w:szCs w:val="16"/>
+              </w:rPr>
+              <w:t xml:space="preserve">list-backup-plans \--region ap-northeast-1</w:t>
+            </w:r>
+          </w:p>
+          <w:p>
+            <w:pPr>
+              <w:spacing w:before="0" w:after="0"/>
+            </w:pPr>
+            <w:r>
+              <w:rPr>
+                <w:rFonts w:ascii="Courier New" w:cs="Courier New" w:eastAsia="Courier New" w:hAnsi="Courier New"/>
+                <w:color w:val="404040"/>
+                <w:sz w:val="16"/>
+                <w:szCs w:val="16"/>
+              </w:rPr>
+              <w:t xml:space="preserve">\--query \"BackupPlansList\[?BackupP</w:t>
+            </w:r>
+          </w:p>
+          <w:p>
+            <w:pPr>
+              <w:spacing w:before="0" w:after="0"/>
+            </w:pPr>
+            <w:r>
+              <w:rPr>
+                <w:rFonts w:ascii="Courier New" w:cs="Courier New" w:eastAsia="Courier New" w:hAnsi="Courier New"/>
+                <w:color w:val="404040"/>
+                <w:sz w:val="16"/>
+                <w:szCs w:val="16"/>
+              </w:rPr>
+              <w:t xml:space="preserve">lanName==\'ksm-posprd-rds-hourly\'\</w:t>
+            </w:r>
+          </w:p>
+          <w:p>
+            <w:pPr>
+              <w:spacing w:before="0" w:after="0"/>
+            </w:pPr>
+            <w:r>
+              <w:rPr>
+                <w:rFonts w:ascii="Courier New" w:cs="Courier New" w:eastAsia="Courier New" w:hAnsi="Courier New"/>
+                <w:color w:val="404040"/>
+                <w:sz w:val="16"/>
+                <w:szCs w:val="16"/>
+              </w:rPr>
+              <w:t xml:space="preserve">].\[BackupPlanName,BackupPlanId\]\"</w:t>
+            </w:r>
+          </w:p>
+          <w:p>
+            <w:pPr>
+              <w:spacing w:before="0" w:after="0"/>
+            </w:pPr>
+            <w:r>
+              <w:rPr>
+                <w:rFonts w:ascii="Courier New" w:cs="Courier New" w:eastAsia="Courier New" w:hAnsi="Courier New"/>
+                <w:color w:val="404040"/>
+                <w:sz w:val="16"/>
+                <w:szCs w:val="16"/>
+              </w:rPr>
+              <w:t xml:space="preserve">\--output table</w:t>
             </w:r>
           </w:p>
         </w:tc>
       </w:tr>
     </w:tbl>
-    <w:p>
-      <w:pPr>
-        <w:spacing w:before="100" w:after="100"/>
-      </w:pPr>
-      <w:r>
-        <w:rPr>
-          <w:rFonts w:ascii="BIZ UDPGothic" w:cs="BIZ UDPGothic" w:eastAsia="BIZ UDPGothic" w:hAnsi="BIZ UDPGothic"/>
-          <w:color w:val="404040"/>
-          <w:sz w:val="18"/>
-          <w:szCs w:val="18"/>
-        </w:rPr>
-        <w:t xml:space="preserve">1                 バックアップボ                                ボールトが存在し</w:t>
-      </w:r>
-    </w:p>
-    <w:p>
-      <w:pPr>
-        <w:spacing w:before="100" w:after="100"/>
-      </w:pPr>
-      <w:r>
-        <w:rPr>
-          <w:rFonts w:ascii="BIZ UDPGothic" w:cs="BIZ UDPGothic" w:eastAsia="BIZ UDPGothic" w:hAnsi="BIZ UDPGothic"/>
-          <w:color w:val="404040"/>
-          <w:sz w:val="18"/>
-          <w:szCs w:val="18"/>
-        </w:rPr>
-        <w:t xml:space="preserve">ールト「ksm-posprd-backup-vault」が           暗号化キー ARN</w:t>
-      </w:r>
-    </w:p>
-    <w:p>
-      <w:pPr>
-        <w:spacing w:before="100" w:after="100"/>
-      </w:pPr>
-      <w:r>
-        <w:rPr>
-          <w:rFonts w:ascii="BIZ UDPGothic" w:cs="BIZ UDPGothic" w:eastAsia="BIZ UDPGothic" w:hAnsi="BIZ UDPGothic"/>
-          <w:color w:val="404040"/>
-          <w:sz w:val="18"/>
-          <w:szCs w:val="18"/>
-        </w:rPr>
-        <w:t xml:space="preserve">ap-northeast-1 に作成されていることを確認 ▶   が表示される</w:t>
-      </w:r>
-    </w:p>
-    <w:tbl>
-      <w:tblPr>
-        <w:tblW w:type="dxa" w:w="9506"/>
-        <w:tblBorders>
-          <w:top w:val="single" w:color="CCCCCC" w:sz="4"/>
-          <w:left w:val="single" w:color="CCCCCC" w:sz="4"/>
-          <w:bottom w:val="single" w:color="CCCCCC" w:sz="4"/>
-          <w:right w:val="single" w:color="CCCCCC" w:sz="4"/>
-          <w:insideH w:val="single" w:color="auto" w:sz="4"/>
-          <w:insideV w:val="single" w:color="auto" w:sz="4"/>
-        </w:tblBorders>
-      </w:tblPr>
-      <w:tblGrid>
-        <w:gridCol w:w="9506"/>
-      </w:tblGrid>
-      <w:tr>
-        <w:trPr>
-          <w:cantSplit/>
-        </w:trPr>
-        <w:tc>
-          <w:tcPr>
-            <w:tcW w:type="dxa" w:w="9506"/>
-            <w:tcBorders>
-              <w:top w:val="single" w:color="CCCCCC" w:sz="4"/>
-              <w:left w:val="single" w:color="CCCCCC" w:sz="4"/>
-              <w:bottom w:val="single" w:color="CCCCCC" w:sz="4"/>
-              <w:right w:val="single" w:color="CCCCCC" w:sz="4"/>
-            </w:tcBorders>
-            <w:shd w:fill="F5F5F5" w:val="clear"/>
-            <w:tcMar>
-              <w:top w:type="dxa" w:w="80"/>
-              <w:left w:type="dxa" w:w="200"/>
-              <w:bottom w:type="dxa" w:w="80"/>
-              <w:right w:type="dxa" w:w="200"/>
-            </w:tcMar>
-          </w:tcPr>
-          <w:p>
-            <w:pPr>
-              <w:spacing w:before="0" w:after="0"/>
-            </w:pPr>
-            <w:r>
-              <w:rPr>
-                <w:rFonts w:ascii="Courier New" w:cs="Courier New" w:eastAsia="Courier New" w:hAnsi="Courier New"/>
-                <w:color w:val="404040"/>
-                <w:sz w:val="16"/>
-                <w:szCs w:val="16"/>
-              </w:rPr>
-              <w:t xml:space="preserve">aws backup list-backup-vaults \\\--region</w:t>
-            </w:r>
-          </w:p>
-          <w:p>
-            <w:pPr>
-              <w:spacing w:before="0" w:after="0"/>
-            </w:pPr>
-            <w:r>
-              <w:rPr>
-                <w:rFonts w:ascii="Courier New" w:cs="Courier New" w:eastAsia="Courier New" w:hAnsi="Courier New"/>
-                <w:color w:val="404040"/>
-                <w:sz w:val="16"/>
-                <w:szCs w:val="16"/>
-              </w:rPr>
-              <w:t xml:space="preserve">ap-northeast-1 \\\--query</w:t>
-            </w:r>
-          </w:p>
-          <w:p>
-            <w:pPr>
-              <w:spacing w:before="0" w:after="0"/>
-            </w:pPr>
-            <w:r>
-              <w:rPr>
-                <w:rFonts w:ascii="Courier New" w:cs="Courier New" w:eastAsia="Courier New" w:hAnsi="Courier New"/>
-                <w:color w:val="404040"/>
-                <w:sz w:val="16"/>
-                <w:szCs w:val="16"/>
-              </w:rPr>
-              <w:t xml:space="preserve">\\\"BackupVaultList\\\[?BackupVaultName</w:t>
-            </w:r>
-          </w:p>
-          <w:p>
-            <w:pPr>
-              <w:spacing w:before="0" w:after="0"/>
-            </w:pPr>
-            <w:r>
-              <w:rPr>
-                <w:rFonts w:ascii="Courier New" w:cs="Courier New" w:eastAsia="Courier New" w:hAnsi="Courier New"/>
-                <w:color w:val="404040"/>
-                <w:sz w:val="16"/>
-                <w:szCs w:val="16"/>
-              </w:rPr>
-              <w:t xml:space="preserve">==\\\'ksm-posprd-backup-vault\\\'\\\].\\\[B</w:t>
-            </w:r>
-          </w:p>
-          <w:p>
-            <w:pPr>
-              <w:spacing w:before="0" w:after="0"/>
-            </w:pPr>
-            <w:r>
-              <w:rPr>
-                <w:rFonts w:ascii="Courier New" w:cs="Courier New" w:eastAsia="Courier New" w:hAnsi="Courier New"/>
-                <w:color w:val="404040"/>
-                <w:sz w:val="16"/>
-                <w:szCs w:val="16"/>
-              </w:rPr>
-              <w:t xml:space="preserve">ackupVaultName,EncryptionKeyArn\\\]\\\"</w:t>
-            </w:r>
-          </w:p>
-          <w:p>
-            <w:pPr>
-              <w:spacing w:before="0" w:after="0"/>
-            </w:pPr>
-            <w:r>
-              <w:rPr>
-                <w:rFonts w:ascii="Courier New" w:cs="Courier New" w:eastAsia="Courier New" w:hAnsi="Courier New"/>
-                <w:color w:val="404040"/>
-                <w:sz w:val="16"/>
-                <w:szCs w:val="16"/>
-              </w:rPr>
-              <w:t xml:space="preserve">\\\--output table</w:t>
-            </w:r>
-          </w:p>
-        </w:tc>
-      </w:tr>
-    </w:tbl>
-    <w:p>
-      <w:pPr>
-        <w:spacing w:before="100" w:after="100"/>
-      </w:pPr>
-      <w:r>
-        <w:rPr>
-          <w:rFonts w:ascii="BIZ UDPGothic" w:cs="BIZ UDPGothic" w:eastAsia="BIZ UDPGothic" w:hAnsi="BIZ UDPGothic"/>
-          <w:color w:val="404040"/>
-          <w:sz w:val="18"/>
-          <w:szCs w:val="18"/>
-        </w:rPr>
-        <w:t xml:space="preserve">2                 プラン「ksm-posstg-rds-hourly」が             プランが存在する</w:t>
-      </w:r>
-    </w:p>
-    <w:p>
-      <w:pPr>
-        <w:spacing w:before="100" w:after="100"/>
-      </w:pPr>
-      <w:r>
-        <w:rPr>
-          <w:rFonts w:ascii="BIZ UDPGothic" w:cs="BIZ UDPGothic" w:eastAsia="BIZ UDPGothic" w:hAnsi="BIZ UDPGothic"/>
-          <w:color w:val="404040"/>
-          <w:sz w:val="18"/>
-          <w:szCs w:val="18"/>
-        </w:rPr>
-        <w:t xml:space="preserve">ScheduleExpression = cron(0 \* \* \* ?</w:t>
-      </w:r>
-    </w:p>
-    <w:p>
-      <w:pPr>
-        <w:spacing w:before="100" w:after="100"/>
-      </w:pPr>
-      <w:r>
-        <w:rPr>
-          <w:rFonts w:ascii="BIZ UDPGothic" w:cs="BIZ UDPGothic" w:eastAsia="BIZ UDPGothic" w:hAnsi="BIZ UDPGothic"/>
-          <w:color w:val="404040"/>
-          <w:sz w:val="18"/>
-          <w:szCs w:val="18"/>
-        </w:rPr>
-        <w:t xml:space="preserve">\*) で作成されていることを確認 ▶ aws backup</w:t>
-      </w:r>
-    </w:p>
-    <w:p>
-      <w:pPr>
-        <w:spacing w:before="100" w:after="100"/>
-      </w:pPr>
-      <w:r>
-        <w:rPr>
-          <w:rFonts w:ascii="BIZ UDPGothic" w:cs="BIZ UDPGothic" w:eastAsia="BIZ UDPGothic" w:hAnsi="BIZ UDPGothic"/>
-          <w:color w:val="404040"/>
-          <w:sz w:val="18"/>
-          <w:szCs w:val="18"/>
-        </w:rPr>
-        <w:t xml:space="preserve">list-backup-plans \--region ap-northeast-1</w:t>
-      </w:r>
-    </w:p>
-    <w:p>
-      <w:pPr>
-        <w:spacing w:before="100" w:after="100"/>
-      </w:pPr>
-      <w:r>
-        <w:rPr>
-          <w:rFonts w:ascii="BIZ UDPGothic" w:cs="BIZ UDPGothic" w:eastAsia="BIZ UDPGothic" w:hAnsi="BIZ UDPGothic"/>
-          <w:color w:val="404040"/>
-          <w:sz w:val="18"/>
-          <w:szCs w:val="18"/>
-        </w:rPr>
-        <w:t xml:space="preserve">\--query \"BackupPlansList\[?BackupP</w:t>
-      </w:r>
-    </w:p>
-    <w:p>
-      <w:pPr>
-        <w:spacing w:before="100" w:after="100"/>
-      </w:pPr>
-      <w:r>
-        <w:rPr>
-          <w:rFonts w:ascii="BIZ UDPGothic" w:cs="BIZ UDPGothic" w:eastAsia="BIZ UDPGothic" w:hAnsi="BIZ UDPGothic"/>
-          <w:color w:val="404040"/>
-          <w:sz w:val="18"/>
-          <w:szCs w:val="18"/>
-        </w:rPr>
-        <w:t xml:space="preserve">lanName==\'ksm-posstg-rds-hourly\'</w:t>
-      </w:r>
-    </w:p>
-    <w:p>
-      <w:pPr>
-        <w:spacing w:before="100" w:after="100"/>
-      </w:pPr>
-      <w:r>
-        <w:rPr>
-          <w:rFonts w:ascii="BIZ UDPGothic" w:cs="BIZ UDPGothic" w:eastAsia="BIZ UDPGothic" w:hAnsi="BIZ UDPGothic"/>
-          <w:color w:val="404040"/>
-          <w:sz w:val="18"/>
-          <w:szCs w:val="18"/>
-        </w:rPr>
-        <w:t xml:space="preserve">\].\[BackupPlanName,BackupPlanId\]\"</w:t>
-      </w:r>
-    </w:p>
-    <w:p>
-      <w:pPr>
-        <w:spacing w:before="100" w:after="100"/>
-      </w:pPr>
-      <w:r>
-        <w:rPr>
-          <w:rFonts w:ascii="BIZ UDPGothic" w:cs="BIZ UDPGothic" w:eastAsia="BIZ UDPGothic" w:hAnsi="BIZ UDPGothic"/>
-          <w:color w:val="404040"/>
-          <w:sz w:val="18"/>
-          <w:szCs w:val="18"/>
-        </w:rPr>
-        <w:t xml:space="preserve">\--output table</w:t>
-      </w:r>
-    </w:p>
-    <w:p>
-      <w:pPr>
-        <w:spacing w:before="100" w:after="100"/>
-      </w:pPr>
-      <w:r>
-        <w:rPr>
-          <w:rFonts w:ascii="BIZ UDPGothic" w:cs="BIZ UDPGothic" w:eastAsia="BIZ UDPGothic" w:hAnsi="BIZ UDPGothic"/>
-          <w:color w:val="404040"/>
-          <w:sz w:val="18"/>
-          <w:szCs w:val="18"/>
-        </w:rPr>
-        <w:t xml:space="preserve">2                 プラン「ksm-posprd-rds-hourly」が             プランが存在する</w:t>
-      </w:r>
-    </w:p>
-    <w:p>
-      <w:pPr>
-        <w:spacing w:before="100" w:after="100"/>
-      </w:pPr>
-      <w:r>
-        <w:rPr>
-          <w:rFonts w:ascii="BIZ UDPGothic" w:cs="BIZ UDPGothic" w:eastAsia="BIZ UDPGothic" w:hAnsi="BIZ UDPGothic"/>
-          <w:color w:val="404040"/>
-          <w:sz w:val="18"/>
-          <w:szCs w:val="18"/>
-        </w:rPr>
-        <w:t xml:space="preserve">ScheduleExpression = cron(0 \* \* \* ?</w:t>
-      </w:r>
-    </w:p>
-    <w:p>
-      <w:pPr>
-        <w:spacing w:before="100" w:after="100"/>
-      </w:pPr>
-      <w:r>
-        <w:rPr>
-          <w:rFonts w:ascii="BIZ UDPGothic" w:cs="BIZ UDPGothic" w:eastAsia="BIZ UDPGothic" w:hAnsi="BIZ UDPGothic"/>
-          <w:color w:val="404040"/>
-          <w:sz w:val="18"/>
-          <w:szCs w:val="18"/>
-        </w:rPr>
-        <w:t xml:space="preserve">\*) で作成されていることを確認 ▶ aws backup</w:t>
-      </w:r>
-    </w:p>
-    <w:p>
-      <w:pPr>
-        <w:spacing w:before="100" w:after="100"/>
-      </w:pPr>
-      <w:r>
-        <w:rPr>
-          <w:rFonts w:ascii="BIZ UDPGothic" w:cs="BIZ UDPGothic" w:eastAsia="BIZ UDPGothic" w:hAnsi="BIZ UDPGothic"/>
-          <w:color w:val="404040"/>
-          <w:sz w:val="18"/>
-          <w:szCs w:val="18"/>
-        </w:rPr>
-        <w:t xml:space="preserve">list-backup-plans \--region ap-northeast-1</w:t>
-      </w:r>
-    </w:p>
-    <w:p>
-      <w:pPr>
-        <w:spacing w:before="100" w:after="100"/>
-      </w:pPr>
-      <w:r>
-        <w:rPr>
-          <w:rFonts w:ascii="BIZ UDPGothic" w:cs="BIZ UDPGothic" w:eastAsia="BIZ UDPGothic" w:hAnsi="BIZ UDPGothic"/>
-          <w:color w:val="404040"/>
-          <w:sz w:val="18"/>
-          <w:szCs w:val="18"/>
-        </w:rPr>
-        <w:t xml:space="preserve">\--query \"BackupPlansList\[?BackupP</w:t>
-      </w:r>
-    </w:p>
-    <w:p>
-      <w:pPr>
-        <w:spacing w:before="100" w:after="100"/>
-      </w:pPr>
-      <w:r>
-        <w:rPr>
-          <w:rFonts w:ascii="BIZ UDPGothic" w:cs="BIZ UDPGothic" w:eastAsia="BIZ UDPGothic" w:hAnsi="BIZ UDPGothic"/>
-          <w:color w:val="404040"/>
-          <w:sz w:val="18"/>
-          <w:szCs w:val="18"/>
-        </w:rPr>
-        <w:t xml:space="preserve">lanName==\'ksm-posprd-rds-hourly\'</w:t>
-      </w:r>
-    </w:p>
-    <w:p>
-      <w:pPr>
-        <w:spacing w:before="100" w:after="100"/>
-      </w:pPr>
-      <w:r>
-        <w:rPr>
-          <w:rFonts w:ascii="BIZ UDPGothic" w:cs="BIZ UDPGothic" w:eastAsia="BIZ UDPGothic" w:hAnsi="BIZ UDPGothic"/>
-          <w:color w:val="404040"/>
-          <w:sz w:val="18"/>
-          <w:szCs w:val="18"/>
-        </w:rPr>
-        <w:t xml:space="preserve">\].\[BackupPlanName,BackupPlanId\]\"</w:t>
-      </w:r>
-    </w:p>
-    <w:p>
-      <w:pPr>
-        <w:spacing w:before="100" w:after="100"/>
-      </w:pPr>
-      <w:r>
-        <w:rPr>
-          <w:rFonts w:ascii="BIZ UDPGothic" w:cs="BIZ UDPGothic" w:eastAsia="BIZ UDPGothic" w:hAnsi="BIZ UDPGothic"/>
-          <w:color w:val="404040"/>
-          <w:sz w:val="18"/>
-          <w:szCs w:val="18"/>
-        </w:rPr>
-        <w:t xml:space="preserve">\--output table</w:t>
-      </w:r>
-    </w:p>
     <w:p>
       <w:pPr>
         <w:spacing w:before="100" w:after="100"/>
@@ -5359,7 +5026,7 @@
           <w:sz w:val="24"/>
           <w:szCs w:val="24"/>
         </w:rPr>
-        <w:t xml:space="preserve">■ ⑨ 改廃履歴</w:t>
+        <w:t xml:space="preserve">■ 改廃履歴</w:t>
       </w:r>
       <w:r>
         <w:br/>

--- a/40_AWS/05_改修資料/KSM_AWS_MOD_005_改修指示書_AWSBackupによるRDSバックアップ設定_ja_vi.docx
+++ b/40_AWS/05_改修資料/KSM_AWS_MOD_005_改修指示書_AWSBackupによるRDSバックアップ設定_ja_vi.docx
@@ -1310,7 +1310,7 @@
           <w:sz w:val="24"/>
           <w:szCs w:val="24"/>
         </w:rPr>
-        <w:t xml:space="preserve">■ 実施判断のご確認</w:t>
+        <w:t xml:space="preserve">■ 0. 実施判断のご確認（顧客向け）** *0.</w:t>
       </w:r>
       <w:r>
         <w:br/>
@@ -1324,21 +1324,21 @@
           <w:sz w:val="17"/>
           <w:szCs w:val="17"/>
         </w:rPr>
-        <w:t xml:space="preserve">　Xác Nhận Quyết Định Thực Hiện</w:t>
-      </w:r>
-    </w:p>
-    <w:p>
-      <w:pPr>
-        <w:spacing w:before="100" w:after="100"/>
-      </w:pPr>
-      <w:r>
-        <w:rPr>
-          <w:rFonts w:ascii="BIZ UDPGothic" w:cs="BIZ UDPGothic" w:eastAsia="BIZ UDPGothic" w:hAnsi="BIZ UDPGothic"/>
-          <w:color w:val="404040"/>
-          <w:sz w:val="18"/>
-          <w:szCs w:val="18"/>
-        </w:rPr>
-        <w:t xml:space="preserve">(dành cho khách hàng)\*</w:t>
+        <w:t xml:space="preserve">　Xác</w:t>
+      </w:r>
+    </w:p>
+    <w:p>
+      <w:pPr>
+        <w:spacing w:before="100" w:after="100"/>
+      </w:pPr>
+      <w:r>
+        <w:rPr>
+          <w:rFonts w:ascii="BIZ UDPGothic" w:cs="BIZ UDPGothic" w:eastAsia="BIZ UDPGothic" w:hAnsi="BIZ UDPGothic"/>
+          <w:color w:val="404040"/>
+          <w:sz w:val="18"/>
+          <w:szCs w:val="18"/>
+        </w:rPr>
+        <w:t xml:space="preserve">(dành cho khách hàng)*</w:t>
       </w:r>
     </w:p>
     <w:p>
@@ -1366,245 +1366,21 @@
           <w:sz w:val="18"/>
           <w:szCs w:val="18"/>
         </w:rPr>
-        <w:t xml:space="preserve">\*Để triển khai sửa đổi này, vui lòng xác nhận nội dung dưới đây và đưa</w:t>
-      </w:r>
-    </w:p>
-    <w:p>
-      <w:pPr>
-        <w:spacing w:before="100" w:after="100"/>
-      </w:pPr>
-      <w:r>
-        <w:rPr>
-          <w:rFonts w:ascii="BIZ UDPGothic" w:cs="BIZ UDPGothic" w:eastAsia="BIZ UDPGothic" w:hAnsi="BIZ UDPGothic"/>
-          <w:color w:val="404040"/>
-          <w:sz w:val="18"/>
-          <w:szCs w:val="18"/>
-        </w:rPr>
-        <w:t xml:space="preserve">ra quyết định có thực hiện hay không.\*</w:t>
-      </w:r>
-    </w:p>
-    <w:p>
-      <w:pPr>
-        <w:spacing w:before="100" w:after="100"/>
-      </w:pPr>
-      <w:r>
-        <w:rPr>
-          <w:rFonts w:ascii="BIZ UDPGothic" w:cs="BIZ UDPGothic" w:eastAsia="BIZ UDPGothic" w:hAnsi="BIZ UDPGothic"/>
-          <w:color w:val="404040"/>
-          <w:sz w:val="18"/>
-          <w:szCs w:val="18"/>
-        </w:rPr>
-        <w:t xml:space="preserve">hiện\*</w:t>
-      </w:r>
-    </w:p>
-    <w:p>
-      <w:pPr>
-        <w:spacing w:before="100" w:after="100"/>
-      </w:pPr>
-      <w:r>
-        <w:rPr>
-          <w:rFonts w:ascii="BIZ UDPGothic" w:cs="BIZ UDPGothic" w:eastAsia="BIZ UDPGothic" w:hAnsi="BIZ UDPGothic"/>
-          <w:color w:val="404040"/>
-          <w:sz w:val="18"/>
-          <w:szCs w:val="18"/>
-        </w:rPr>
-        <w:t xml:space="preserve">*　実施判断チェックリスト\*\* \*Danh sách kiểm tra quyết định thực</w:t>
-      </w:r>
-    </w:p>
-    <w:p>
-      <w:pPr>
-        <w:spacing w:before="100" w:after="100"/>
-      </w:pPr>
-      <w:r>
-        <w:rPr>
-          <w:rFonts w:ascii="BIZ UDPGothic" w:cs="BIZ UDPGothic" w:eastAsia="BIZ UDPGothic" w:hAnsi="BIZ UDPGothic"/>
-          <w:color w:val="404040"/>
-          <w:sz w:val="18"/>
-          <w:szCs w:val="18"/>
-        </w:rPr>
-        <w:t xml:space="preserve">hiện</w:t>
-      </w:r>
-    </w:p>
-    <w:p>
-      <w:pPr>
-        <w:spacing w:before="100" w:after="100"/>
-      </w:pPr>
-      <w:r>
-        <w:rPr>
-          <w:rFonts w:ascii="BIZ UDPGothic" w:cs="BIZ UDPGothic" w:eastAsia="BIZ UDPGothic" w:hAnsi="BIZ UDPGothic"/>
-          <w:color w:val="404040"/>
-          <w:sz w:val="18"/>
-          <w:szCs w:val="18"/>
-        </w:rPr>
-        <w:t xml:space="preserve">No. 確認事項 確認結果</w:t>
-      </w:r>
-    </w:p>
-    <w:p>
-      <w:pPr>
-        <w:spacing w:before="100" w:after="100"/>
-      </w:pPr>
-      <w:r>
-        <w:rPr>
-          <w:rFonts w:ascii="BIZ UDPGothic" w:cs="BIZ UDPGothic" w:eastAsia="BIZ UDPGothic" w:hAnsi="BIZ UDPGothic"/>
-          <w:color w:val="404040"/>
-          <w:sz w:val="18"/>
-          <w:szCs w:val="18"/>
-        </w:rPr>
-        <w:t xml:space="preserve">1</w:t>
-      </w:r>
-    </w:p>
-    <w:p>
-      <w:pPr>
-        <w:spacing w:before="100" w:after="100"/>
-      </w:pPr>
-      <w:r>
-        <w:rPr>
-          <w:rFonts w:ascii="BIZ UDPGothic" w:cs="BIZ UDPGothic" w:eastAsia="BIZ UDPGothic" w:hAnsi="BIZ UDPGothic"/>
-          <w:color w:val="404040"/>
-          <w:sz w:val="18"/>
-          <w:szCs w:val="18"/>
-        </w:rPr>
-        <w:t xml:space="preserve">現状のバックアップ保持期間が1日のみであり、障害発生時に前日分しか復元できないリスクを認識している</w:t>
-      </w:r>
-    </w:p>
-    <w:p>
-      <w:pPr>
-        <w:spacing w:before="100" w:after="100"/>
-      </w:pPr>
-      <w:r>
-        <w:rPr>
-          <w:rFonts w:ascii="BIZ UDPGothic" w:cs="BIZ UDPGothic" w:eastAsia="BIZ UDPGothic" w:hAnsi="BIZ UDPGothic"/>
-          <w:color w:val="404040"/>
-          <w:sz w:val="18"/>
-          <w:szCs w:val="18"/>
-        </w:rPr>
-        <w:t xml:space="preserve">□ YES □ NO</w:t>
-      </w:r>
-    </w:p>
-    <w:p>
-      <w:pPr>
-        <w:spacing w:before="100" w:after="100"/>
-      </w:pPr>
-      <w:r>
-        <w:rPr>
-          <w:rFonts w:ascii="BIZ UDPGothic" w:cs="BIZ UDPGothic" w:eastAsia="BIZ UDPGothic" w:hAnsi="BIZ UDPGothic"/>
-          <w:color w:val="404040"/>
-          <w:sz w:val="18"/>
-          <w:szCs w:val="18"/>
-        </w:rPr>
-        <w:t xml:space="preserve">2 月額コストが約</w:t>
-      </w:r>
-    </w:p>
-    <w:p>
-      <w:pPr>
-        <w:spacing w:before="100" w:after="100"/>
-      </w:pPr>
-      <w:r>
-        <w:rPr>
-          <w:rFonts w:ascii="BIZ UDPGothic" w:cs="BIZ UDPGothic" w:eastAsia="BIZ UDPGothic" w:hAnsi="BIZ UDPGothic"/>
-          <w:color w:val="404040"/>
-          <w:sz w:val="18"/>
-          <w:szCs w:val="18"/>
-        </w:rPr>
-        <w:t xml:space="preserve">+\$20〜\$30（約3,200〜4,700円）増加することに同意する □ YES □ NO</w:t>
-      </w:r>
-    </w:p>
-    <w:p>
-      <w:pPr>
-        <w:spacing w:before="100" w:after="100"/>
-      </w:pPr>
-      <w:r>
-        <w:rPr>
-          <w:rFonts w:ascii="BIZ UDPGothic" w:cs="BIZ UDPGothic" w:eastAsia="BIZ UDPGothic" w:hAnsi="BIZ UDPGothic"/>
-          <w:color w:val="404040"/>
-          <w:sz w:val="18"/>
-          <w:szCs w:val="18"/>
-        </w:rPr>
-        <w:t xml:space="preserve">3</w:t>
-      </w:r>
-    </w:p>
-    <w:p>
-      <w:pPr>
-        <w:spacing w:before="100" w:after="100"/>
-      </w:pPr>
-      <w:r>
-        <w:rPr>
-          <w:rFonts w:ascii="BIZ UDPGothic" w:cs="BIZ UDPGothic" w:eastAsia="BIZ UDPGothic" w:hAnsi="BIZ UDPGothic"/>
-          <w:color w:val="404040"/>
-          <w:sz w:val="18"/>
-          <w:szCs w:val="18"/>
-        </w:rPr>
-        <w:t xml:space="preserve">バックアップ保持期間を「毎時24時間＋日次7日間」に変更することを承認する</w:t>
-      </w:r>
-    </w:p>
-    <w:p>
-      <w:pPr>
-        <w:spacing w:before="100" w:after="100"/>
-      </w:pPr>
-      <w:r>
-        <w:rPr>
-          <w:rFonts w:ascii="BIZ UDPGothic" w:cs="BIZ UDPGothic" w:eastAsia="BIZ UDPGothic" w:hAnsi="BIZ UDPGothic"/>
-          <w:color w:val="404040"/>
-          <w:sz w:val="18"/>
-          <w:szCs w:val="18"/>
-        </w:rPr>
-        <w:t xml:space="preserve">□ 承認 □ 保留</w:t>
-      </w:r>
-    </w:p>
-    <w:p>
-      <w:pPr>
-        <w:spacing w:before="100" w:after="100"/>
-      </w:pPr>
-      <w:r>
-        <w:rPr>
-          <w:rFonts w:ascii="BIZ UDPGothic" w:cs="BIZ UDPGothic" w:eastAsia="BIZ UDPGothic" w:hAnsi="BIZ UDPGothic"/>
-          <w:color w:val="404040"/>
-          <w:sz w:val="18"/>
-          <w:szCs w:val="18"/>
-        </w:rPr>
-        <w:t xml:space="preserve">□ 否認</w:t>
-      </w:r>
-    </w:p>
-    <w:p>
-      <w:pPr>
-        <w:spacing w:before="100" w:after="100"/>
-      </w:pPr>
-      <w:r>
-        <w:rPr>
-          <w:rFonts w:ascii="BIZ UDPGothic" w:cs="BIZ UDPGothic" w:eastAsia="BIZ UDPGothic" w:hAnsi="BIZ UDPGothic"/>
-          <w:color w:val="404040"/>
-          <w:sz w:val="18"/>
-          <w:szCs w:val="18"/>
-        </w:rPr>
-        <w:t xml:space="preserve">※ 確認結果欄に記入・署名のうえ、LUVINA 担当者（Thanh</w:t>
-      </w:r>
-    </w:p>
-    <w:p>
-      <w:pPr>
-        <w:spacing w:before="100" w:after="100"/>
-      </w:pPr>
-      <w:r>
-        <w:rPr>
-          <w:rFonts w:ascii="BIZ UDPGothic" w:cs="BIZ UDPGothic" w:eastAsia="BIZ UDPGothic" w:hAnsi="BIZ UDPGothic"/>
-          <w:color w:val="404040"/>
-          <w:sz w:val="18"/>
-          <w:szCs w:val="18"/>
-        </w:rPr>
-        <w:t xml:space="preserve">Nguyên）へご返送ください。 \*※ Vui lòng điền kết quả xác nhận, ký tên và</w:t>
-      </w:r>
-    </w:p>
-    <w:p>
-      <w:pPr>
-        <w:spacing w:before="100" w:after="100"/>
-      </w:pPr>
-      <w:r>
-        <w:rPr>
-          <w:rFonts w:ascii="BIZ UDPGothic" w:cs="BIZ UDPGothic" w:eastAsia="BIZ UDPGothic" w:hAnsi="BIZ UDPGothic"/>
-          <w:color w:val="404040"/>
-          <w:sz w:val="18"/>
-          <w:szCs w:val="18"/>
-        </w:rPr>
-        <w:t xml:space="preserve">gửi lại cho phụ trách LUVINA (Thanh Nguyên).\*</w:t>
+        <w:t xml:space="preserve">*Để triển khai sửa đổi này, vui lòng xác nhận nội dung dưới đây và đưa</w:t>
+      </w:r>
+    </w:p>
+    <w:p>
+      <w:pPr>
+        <w:spacing w:before="100" w:after="100"/>
+      </w:pPr>
+      <w:r>
+        <w:rPr>
+          <w:rFonts w:ascii="BIZ UDPGothic" w:cs="BIZ UDPGothic" w:eastAsia="BIZ UDPGothic" w:hAnsi="BIZ UDPGothic"/>
+          <w:color w:val="404040"/>
+          <w:sz w:val="18"/>
+          <w:szCs w:val="18"/>
+        </w:rPr>
+        <w:t xml:space="preserve">ra quyết định có thực hiện hay không.*</w:t>
       </w:r>
     </w:p>
     <w:p>
@@ -1623,7 +1399,7 @@
           <w:sz w:val="24"/>
           <w:szCs w:val="24"/>
         </w:rPr>
-        <w:t xml:space="preserve">■ 改修概要</w:t>
+        <w:t xml:space="preserve">■ 現状リスクと改修効果** *Rủi ro hiện tại và hiệu quả sửa đổi*</w:t>
       </w:r>
       <w:r>
         <w:br/>
@@ -1637,21 +1413,119 @@
           <w:sz w:val="17"/>
           <w:szCs w:val="17"/>
         </w:rPr>
-        <w:t xml:space="preserve">　Tổng Quan Sửa Đổi</w:t>
-      </w:r>
-    </w:p>
-    <w:p>
-      <w:pPr>
-        <w:spacing w:before="100" w:after="100"/>
-      </w:pPr>
-      <w:r>
-        <w:rPr>
-          <w:rFonts w:ascii="BIZ UDPGothic" w:cs="BIZ UDPGothic" w:eastAsia="BIZ UDPGothic" w:hAnsi="BIZ UDPGothic"/>
-          <w:color w:val="404040"/>
-          <w:sz w:val="18"/>
-          <w:szCs w:val="18"/>
-        </w:rPr>
-        <w:t xml:space="preserve">現在のバックアップ設定では保持期間が1日のみであり、障害発生時に前日分のスナップショットしか復元できないリスクがある。以下の設定変更により、障害時の復元範囲を大幅に拡大する。</w:t>
+        <w:t xml:space="preserve">　</w:t>
+      </w:r>
+    </w:p>
+    <w:p>
+      <w:pPr>
+        <w:spacing w:before="100" w:after="100"/>
+      </w:pPr>
+      <w:r>
+        <w:rPr>
+          <w:rFonts w:ascii="BIZ UDPGothic" w:cs="BIZ UDPGothic" w:eastAsia="BIZ UDPGothic" w:hAnsi="BIZ UDPGothic"/>
+          <w:color w:val="404040"/>
+          <w:sz w:val="18"/>
+          <w:szCs w:val="18"/>
+        </w:rPr>
+        <w:t xml:space="preserve">---------------------- ---------------------------------------- ----------------------------------------------</w:t>
+      </w:r>
+    </w:p>
+    <w:p>
+      <w:pPr>
+        <w:spacing w:before="100" w:after="100"/>
+      </w:pPr>
+      <w:r>
+        <w:rPr>
+          <w:rFonts w:ascii="BIZ UDPGothic" w:cs="BIZ UDPGothic" w:eastAsia="BIZ UDPGothic" w:hAnsi="BIZ UDPGothic"/>
+          <w:color w:val="404040"/>
+          <w:sz w:val="18"/>
+          <w:szCs w:val="18"/>
+        </w:rPr>
+        <w:t xml:space="preserve">項目 現状（変更前） 変更後</w:t>
+      </w:r>
+    </w:p>
+    <w:p>
+      <w:pPr>
+        <w:spacing w:before="100" w:after="100"/>
+      </w:pPr>
+      <w:r>
+        <w:rPr>
+          <w:rFonts w:ascii="BIZ UDPGothic" w:cs="BIZ UDPGothic" w:eastAsia="BIZ UDPGothic" w:hAnsi="BIZ UDPGothic"/>
+          <w:color w:val="404040"/>
+          <w:sz w:val="18"/>
+          <w:szCs w:val="18"/>
+        </w:rPr>
+        <w:t xml:space="preserve">バックアップ保持期間 1日（前日分のみ復元可能） 最大7日分（日次）＋直近24時間（毎時）</w:t>
+      </w:r>
+    </w:p>
+    <w:p>
+      <w:pPr>
+        <w:spacing w:before="100" w:after="100"/>
+      </w:pPr>
+      <w:r>
+        <w:rPr>
+          <w:rFonts w:ascii="BIZ UDPGothic" w:cs="BIZ UDPGothic" w:eastAsia="BIZ UDPGothic" w:hAnsi="BIZ UDPGothic"/>
+          <w:color w:val="404040"/>
+          <w:sz w:val="18"/>
+          <w:szCs w:val="18"/>
+        </w:rPr>
+        <w:t xml:space="preserve">障害発生時の復元範囲 最大24時間前の状態にしか戻せない 過去7日の任意の時刻に近い状態に復元可能</w:t>
+      </w:r>
+    </w:p>
+    <w:p>
+      <w:pPr>
+        <w:spacing w:before="100" w:after="100"/>
+      </w:pPr>
+      <w:r>
+        <w:rPr>
+          <w:rFonts w:ascii="BIZ UDPGothic" w:cs="BIZ UDPGothic" w:eastAsia="BIZ UDPGothic" w:hAnsi="BIZ UDPGothic"/>
+          <w:color w:val="404040"/>
+          <w:sz w:val="18"/>
+          <w:szCs w:val="18"/>
+        </w:rPr>
+        <w:t xml:space="preserve">AWS Backup 未設定（スナップショット自動管理なし） 毎時・日次の2プランで自動管理</w:t>
+      </w:r>
+    </w:p>
+    <w:p>
+      <w:pPr>
+        <w:spacing w:before="100" w:after="100"/>
+      </w:pPr>
+      <w:r>
+        <w:rPr>
+          <w:rFonts w:ascii="BIZ UDPGothic" w:cs="BIZ UDPGothic" w:eastAsia="BIZ UDPGothic" w:hAnsi="BIZ UDPGothic"/>
+          <w:color w:val="404040"/>
+          <w:sz w:val="18"/>
+          <w:szCs w:val="18"/>
+        </w:rPr>
+        <w:t xml:space="preserve">コスト増加 --- 約 +\$20〜\$30 / 月（スナップショット保存料）</w:t>
+      </w:r>
+    </w:p>
+    <w:p>
+      <w:pPr>
+        <w:spacing w:before="100" w:after="100"/>
+      </w:pPr>
+      <w:r>
+        <w:rPr>
+          <w:rFonts w:ascii="BIZ UDPGothic" w:cs="BIZ UDPGothic" w:eastAsia="BIZ UDPGothic" w:hAnsi="BIZ UDPGothic"/>
+          <w:color w:val="404040"/>
+          <w:sz w:val="18"/>
+          <w:szCs w:val="18"/>
+        </w:rPr>
+        <w:t xml:space="preserve">DBへの影響 --- なし（メンテナンス停止不要・アプリ影響なし）</w:t>
+      </w:r>
+    </w:p>
+    <w:p>
+      <w:pPr>
+        <w:spacing w:before="100" w:after="100"/>
+      </w:pPr>
+      <w:r>
+        <w:rPr>
+          <w:rFonts w:ascii="BIZ UDPGothic" w:cs="BIZ UDPGothic" w:eastAsia="BIZ UDPGothic" w:hAnsi="BIZ UDPGothic"/>
+          <w:color w:val="404040"/>
+          <w:sz w:val="18"/>
+          <w:szCs w:val="18"/>
+        </w:rPr>
+        <w:t xml:space="preserve">---------------------- ---------------------------------------- ----------------------------------------------</w:t>
       </w:r>
     </w:p>
     <w:p>
@@ -1670,7 +1544,7 @@
           <w:sz w:val="24"/>
           <w:szCs w:val="24"/>
         </w:rPr>
-        <w:t xml:space="preserve">■ 対象ファイル</w:t>
+        <w:t xml:space="preserve">■ 実施判断チェックリスト** *Danh sách kiểm tra quyết định thực hiện*</w:t>
       </w:r>
       <w:r>
         <w:br/>
@@ -1684,63 +1558,147 @@
           <w:sz w:val="17"/>
           <w:szCs w:val="17"/>
         </w:rPr>
-        <w:t xml:space="preserve">　File Đối Tượng</w:t>
-      </w:r>
-    </w:p>
-    <w:p>
-      <w:pPr>
-        <w:spacing w:before="100" w:after="100"/>
-      </w:pPr>
-      <w:r>
-        <w:rPr>
-          <w:rFonts w:ascii="BIZ UDPGothic" w:cs="BIZ UDPGothic" w:eastAsia="BIZ UDPGothic" w:hAnsi="BIZ UDPGothic"/>
-          <w:color w:val="404040"/>
-          <w:sz w:val="18"/>
-          <w:szCs w:val="18"/>
-        </w:rPr>
-        <w:t xml:space="preserve">ファイルパス AWS Backup コンソール / CloudShell</w:t>
-      </w:r>
-    </w:p>
-    <w:p>
-      <w:pPr>
-        <w:spacing w:before="100" w:after="100"/>
-      </w:pPr>
-      <w:r>
-        <w:rPr>
-          <w:rFonts w:ascii="BIZ UDPGothic" w:cs="BIZ UDPGothic" w:eastAsia="BIZ UDPGothic" w:hAnsi="BIZ UDPGothic"/>
-          <w:color w:val="404040"/>
-          <w:sz w:val="18"/>
-          <w:szCs w:val="18"/>
-        </w:rPr>
-        <w:t xml:space="preserve">変更種別 新規設定</w:t>
-      </w:r>
-    </w:p>
-    <w:p>
-      <w:pPr>
-        <w:spacing w:before="100" w:after="100"/>
-      </w:pPr>
-      <w:r>
-        <w:rPr>
-          <w:rFonts w:ascii="BIZ UDPGothic" w:cs="BIZ UDPGothic" w:eastAsia="BIZ UDPGothic" w:hAnsi="BIZ UDPGothic"/>
-          <w:color w:val="404040"/>
-          <w:sz w:val="18"/>
-          <w:szCs w:val="18"/>
-        </w:rPr>
-        <w:t xml:space="preserve">ファイルパス AWS Backup コンソール / CloudShell</w:t>
-      </w:r>
-    </w:p>
-    <w:p>
-      <w:pPr>
-        <w:spacing w:before="100" w:after="100"/>
-      </w:pPr>
-      <w:r>
-        <w:rPr>
-          <w:rFonts w:ascii="BIZ UDPGothic" w:cs="BIZ UDPGothic" w:eastAsia="BIZ UDPGothic" w:hAnsi="BIZ UDPGothic"/>
-          <w:color w:val="404040"/>
-          <w:sz w:val="18"/>
-          <w:szCs w:val="18"/>
-        </w:rPr>
-        <w:t xml:space="preserve">変更種別 新規設定</w:t>
+        <w:t xml:space="preserve">　実施判断チェックリスト** *Danh sách kiểm tra quyết định thực hiện*</w:t>
+      </w:r>
+    </w:p>
+    <w:p>
+      <w:pPr>
+        <w:spacing w:before="100" w:after="100"/>
+      </w:pPr>
+      <w:r>
+        <w:rPr>
+          <w:rFonts w:ascii="BIZ UDPGothic" w:cs="BIZ UDPGothic" w:eastAsia="BIZ UDPGothic" w:hAnsi="BIZ UDPGothic"/>
+          <w:color w:val="404040"/>
+          <w:sz w:val="18"/>
+          <w:szCs w:val="18"/>
+        </w:rPr>
+        <w:t xml:space="preserve">--------- --------------------------------------------------------------------------------------------------- --------------</w:t>
+      </w:r>
+    </w:p>
+    <w:p>
+      <w:pPr>
+        <w:spacing w:before="100" w:after="100"/>
+      </w:pPr>
+      <w:r>
+        <w:rPr>
+          <w:rFonts w:ascii="BIZ UDPGothic" w:cs="BIZ UDPGothic" w:eastAsia="BIZ UDPGothic" w:hAnsi="BIZ UDPGothic"/>
+          <w:color w:val="404040"/>
+          <w:sz w:val="18"/>
+          <w:szCs w:val="18"/>
+        </w:rPr>
+        <w:t xml:space="preserve">No. 確認事項 確認結果</w:t>
+      </w:r>
+    </w:p>
+    <w:p>
+      <w:pPr>
+        <w:spacing w:before="100" w:after="100"/>
+      </w:pPr>
+      <w:r>
+        <w:rPr>
+          <w:rFonts w:ascii="BIZ UDPGothic" w:cs="BIZ UDPGothic" w:eastAsia="BIZ UDPGothic" w:hAnsi="BIZ UDPGothic"/>
+          <w:color w:val="404040"/>
+          <w:sz w:val="18"/>
+          <w:szCs w:val="18"/>
+        </w:rPr>
+        <w:t xml:space="preserve">1 現状のバックアップ保持期間が1日のみであり、障害発生時に前日分しか復元できないリスクを認識している □ YES □ NO</w:t>
+      </w:r>
+    </w:p>
+    <w:p>
+      <w:pPr>
+        <w:spacing w:before="100" w:after="100"/>
+      </w:pPr>
+      <w:r>
+        <w:rPr>
+          <w:rFonts w:ascii="BIZ UDPGothic" w:cs="BIZ UDPGothic" w:eastAsia="BIZ UDPGothic" w:hAnsi="BIZ UDPGothic"/>
+          <w:color w:val="404040"/>
+          <w:sz w:val="18"/>
+          <w:szCs w:val="18"/>
+        </w:rPr>
+        <w:t xml:space="preserve">2 月額コストが約 +\$20〜\$30（約3,200〜4,700円）増加することに同意する □ YES □ NO</w:t>
+      </w:r>
+    </w:p>
+    <w:p>
+      <w:pPr>
+        <w:spacing w:before="100" w:after="100"/>
+      </w:pPr>
+      <w:r>
+        <w:rPr>
+          <w:rFonts w:ascii="BIZ UDPGothic" w:cs="BIZ UDPGothic" w:eastAsia="BIZ UDPGothic" w:hAnsi="BIZ UDPGothic"/>
+          <w:color w:val="404040"/>
+          <w:sz w:val="18"/>
+          <w:szCs w:val="18"/>
+        </w:rPr>
+        <w:t xml:space="preserve">3 バックアップ保持期間を「毎時24時間＋日次7日間」に変更することを承認する □ 承認 □ 保留</w:t>
+      </w:r>
+    </w:p>
+    <w:p>
+      <w:pPr>
+        <w:spacing w:before="100" w:after="100"/>
+      </w:pPr>
+      <w:r>
+        <w:rPr>
+          <w:rFonts w:ascii="BIZ UDPGothic" w:cs="BIZ UDPGothic" w:eastAsia="BIZ UDPGothic" w:hAnsi="BIZ UDPGothic"/>
+          <w:color w:val="404040"/>
+          <w:sz w:val="18"/>
+          <w:szCs w:val="18"/>
+        </w:rPr>
+        <w:t xml:space="preserve">□ 否認</w:t>
+      </w:r>
+    </w:p>
+    <w:p>
+      <w:pPr>
+        <w:spacing w:before="100" w:after="100"/>
+      </w:pPr>
+      <w:r>
+        <w:rPr>
+          <w:rFonts w:ascii="BIZ UDPGothic" w:cs="BIZ UDPGothic" w:eastAsia="BIZ UDPGothic" w:hAnsi="BIZ UDPGothic"/>
+          <w:color w:val="404040"/>
+          <w:sz w:val="18"/>
+          <w:szCs w:val="18"/>
+        </w:rPr>
+        <w:t xml:space="preserve">--------- --------------------------------------------------------------------------------------------------- --------------</w:t>
+      </w:r>
+    </w:p>
+    <w:p>
+      <w:pPr>
+        <w:spacing w:before="100" w:after="100"/>
+      </w:pPr>
+      <w:r>
+        <w:rPr>
+          <w:rFonts w:ascii="BIZ UDPGothic" w:cs="BIZ UDPGothic" w:eastAsia="BIZ UDPGothic" w:hAnsi="BIZ UDPGothic"/>
+          <w:color w:val="404040"/>
+          <w:sz w:val="18"/>
+          <w:szCs w:val="18"/>
+        </w:rPr>
+        <w:t xml:space="preserve">※ 確認結果欄に記入・署名のうえ、LUVINA 担当者（Thanh</w:t>
+      </w:r>
+    </w:p>
+    <w:p>
+      <w:pPr>
+        <w:spacing w:before="100" w:after="100"/>
+      </w:pPr>
+      <w:r>
+        <w:rPr>
+          <w:rFonts w:ascii="BIZ UDPGothic" w:cs="BIZ UDPGothic" w:eastAsia="BIZ UDPGothic" w:hAnsi="BIZ UDPGothic"/>
+          <w:color w:val="404040"/>
+          <w:sz w:val="18"/>
+          <w:szCs w:val="18"/>
+        </w:rPr>
+        <w:t xml:space="preserve">Nguyên）へご返送ください。 *※ Vui lòng điền kết quả xác nhận, ký tên và</w:t>
+      </w:r>
+    </w:p>
+    <w:p>
+      <w:pPr>
+        <w:spacing w:before="100" w:after="100"/>
+      </w:pPr>
+      <w:r>
+        <w:rPr>
+          <w:rFonts w:ascii="BIZ UDPGothic" w:cs="BIZ UDPGothic" w:eastAsia="BIZ UDPGothic" w:hAnsi="BIZ UDPGothic"/>
+          <w:color w:val="404040"/>
+          <w:sz w:val="18"/>
+          <w:szCs w:val="18"/>
+        </w:rPr>
+        <w:t xml:space="preserve">gửi lại cho phụ trách LUVINA (Thanh Nguyên).*</w:t>
       </w:r>
     </w:p>
     <w:p>
@@ -1759,7 +1717,7 @@
           <w:sz w:val="24"/>
           <w:szCs w:val="24"/>
         </w:rPr>
-        <w:t xml:space="preserve">■ 改修内容</w:t>
+        <w:t xml:space="preserve">■ 1. 概要・背景** *1.</w:t>
       </w:r>
       <w:r>
         <w:br/>
@@ -1773,12 +1731,29 @@
           <w:sz w:val="17"/>
           <w:szCs w:val="17"/>
         </w:rPr>
-        <w:t xml:space="preserve">　Nội Dung Sửa Đổi</w:t>
-      </w:r>
-    </w:p>
-    <w:p>
-      <w:pPr>
-        <w:spacing w:before="100" w:after="100"/>
+        <w:t xml:space="preserve">　Tổng</w:t>
+      </w:r>
+    </w:p>
+    <w:p>
+      <w:pPr>
+        <w:spacing w:before="100" w:after="100"/>
+      </w:pPr>
+      <w:r>
+        <w:rPr>
+          <w:rFonts w:ascii="BIZ UDPGothic" w:cs="BIZ UDPGothic" w:eastAsia="BIZ UDPGothic" w:hAnsi="BIZ UDPGothic"/>
+          <w:color w:val="404040"/>
+          <w:sz w:val="18"/>
+          <w:szCs w:val="18"/>
+        </w:rPr>
+        <w:t xml:space="preserve">現在のバックアップ設定では保持期間が1日のみであり、障害発生時に前日分のスナップショットしか復元できないリスクがある。以下の設定変更により、障害時の復元範囲を大幅に拡大する。</w:t>
+      </w:r>
+    </w:p>
+    <w:p>
+      <w:pPr>
+        <w:pBdr>
+          <w:left w:val="thick" w:color="C8102E" w:sz="20" w:space="6"/>
+        </w:pBdr>
+        <w:spacing w:before="280" w:after="100"/>
       </w:pPr>
       <w:r>
         <w:rPr>
@@ -1786,80 +1761,684 @@
           <w:b/>
           <w:bCs/>
           <w:color w:val="C8102E"/>
-          <w:sz w:val="20"/>
-          <w:szCs w:val="20"/>
-        </w:rPr>
-        <w:t xml:space="preserve">■ 現状リスクと改修効果</w:t>
-      </w:r>
-    </w:p>
-    <w:p>
-      <w:pPr>
-        <w:spacing w:before="100" w:after="100"/>
-      </w:pPr>
-      <w:r>
-        <w:rPr>
-          <w:rFonts w:ascii="BIZ UDPGothic" w:cs="BIZ UDPGothic" w:eastAsia="BIZ UDPGothic" w:hAnsi="BIZ UDPGothic"/>
-          <w:color w:val="404040"/>
-          <w:sz w:val="18"/>
-          <w:szCs w:val="18"/>
-        </w:rPr>
-        <w:t xml:space="preserve">項目 現状（変更前） 変更後</w:t>
-      </w:r>
-    </w:p>
-    <w:p>
-      <w:pPr>
-        <w:spacing w:before="100" w:after="100"/>
-      </w:pPr>
-      <w:r>
-        <w:rPr>
-          <w:rFonts w:ascii="BIZ UDPGothic" w:cs="BIZ UDPGothic" w:eastAsia="BIZ UDPGothic" w:hAnsi="BIZ UDPGothic"/>
-          <w:color w:val="404040"/>
-          <w:sz w:val="18"/>
-          <w:szCs w:val="18"/>
-        </w:rPr>
-        <w:t xml:space="preserve">バックアップ保持期間 1日（前日分のみ復元可能）</w:t>
-      </w:r>
-    </w:p>
-    <w:p>
-      <w:pPr>
-        <w:spacing w:before="100" w:after="100"/>
-      </w:pPr>
-      <w:r>
-        <w:rPr>
-          <w:rFonts w:ascii="BIZ UDPGothic" w:cs="BIZ UDPGothic" w:eastAsia="BIZ UDPGothic" w:hAnsi="BIZ UDPGothic"/>
-          <w:color w:val="404040"/>
-          <w:sz w:val="18"/>
-          <w:szCs w:val="18"/>
-        </w:rPr>
-        <w:t xml:space="preserve">最大7日分（日次）＋直近24時間（毎時）</w:t>
-      </w:r>
-    </w:p>
-    <w:p>
-      <w:pPr>
-        <w:spacing w:before="100" w:after="100"/>
-      </w:pPr>
-      <w:r>
-        <w:rPr>
-          <w:rFonts w:ascii="BIZ UDPGothic" w:cs="BIZ UDPGothic" w:eastAsia="BIZ UDPGothic" w:hAnsi="BIZ UDPGothic"/>
-          <w:color w:val="404040"/>
-          <w:sz w:val="18"/>
-          <w:szCs w:val="18"/>
-        </w:rPr>
-        <w:t xml:space="preserve">障害発生時の復元範囲 最大24時間前の状態にしか戻せない</w:t>
-      </w:r>
-    </w:p>
-    <w:p>
-      <w:pPr>
-        <w:spacing w:before="100" w:after="100"/>
-      </w:pPr>
-      <w:r>
-        <w:rPr>
-          <w:rFonts w:ascii="BIZ UDPGothic" w:cs="BIZ UDPGothic" w:eastAsia="BIZ UDPGothic" w:hAnsi="BIZ UDPGothic"/>
-          <w:color w:val="404040"/>
-          <w:sz w:val="18"/>
-          <w:szCs w:val="18"/>
-        </w:rPr>
-        <w:t xml:space="preserve">過去7日の任意の時刻に近い状態に復元可能</w:t>
+          <w:sz w:val="24"/>
+          <w:szCs w:val="24"/>
+        </w:rPr>
+        <w:t xml:space="preserve">■ 改修一覧** *Danh sách sửa đổi*</w:t>
+      </w:r>
+      <w:r>
+        <w:br/>
+      </w:r>
+      <w:r>
+        <w:rPr>
+          <w:rFonts w:ascii="BIZ UDPGothic" w:cs="BIZ UDPGothic" w:eastAsia="BIZ UDPGothic" w:hAnsi="BIZ UDPGothic"/>
+          <w:i/>
+          <w:iCs/>
+          <w:color w:val="AA3344"/>
+          <w:sz w:val="17"/>
+          <w:szCs w:val="17"/>
+        </w:rPr>
+        <w:t xml:space="preserve">　</w:t>
+      </w:r>
+    </w:p>
+    <w:p>
+      <w:pPr>
+        <w:spacing w:before="100" w:after="100"/>
+      </w:pPr>
+      <w:r>
+        <w:rPr>
+          <w:rFonts w:ascii="BIZ UDPGothic" w:cs="BIZ UDPGothic" w:eastAsia="BIZ UDPGothic" w:hAnsi="BIZ UDPGothic"/>
+          <w:color w:val="404040"/>
+          <w:sz w:val="18"/>
+          <w:szCs w:val="18"/>
+        </w:rPr>
+        <w:t xml:space="preserve">--------- --------------------- ---------------------------- ---------- ------------</w:t>
+      </w:r>
+    </w:p>
+    <w:p>
+      <w:pPr>
+        <w:spacing w:before="100" w:after="100"/>
+      </w:pPr>
+      <w:r>
+        <w:rPr>
+          <w:rFonts w:ascii="BIZ UDPGothic" w:cs="BIZ UDPGothic" w:eastAsia="BIZ UDPGothic" w:hAnsi="BIZ UDPGothic"/>
+          <w:color w:val="404040"/>
+          <w:sz w:val="18"/>
+          <w:szCs w:val="18"/>
+        </w:rPr>
+        <w:t xml:space="preserve">No. 改修タイトル 概要 工数 リスク</w:t>
+      </w:r>
+    </w:p>
+    <w:p>
+      <w:pPr>
+        <w:spacing w:before="100" w:after="100"/>
+      </w:pPr>
+      <w:r>
+        <w:rPr>
+          <w:rFonts w:ascii="BIZ UDPGothic" w:cs="BIZ UDPGothic" w:eastAsia="BIZ UDPGothic" w:hAnsi="BIZ UDPGothic"/>
+          <w:color w:val="404040"/>
+          <w:sz w:val="18"/>
+          <w:szCs w:val="18"/>
+        </w:rPr>
+        <w:t xml:space="preserve">1 AWS Backup ksm-posprd-db-cluster 0.5d 低</w:t>
+      </w:r>
+    </w:p>
+    <w:p>
+      <w:pPr>
+        <w:spacing w:before="100" w:after="100"/>
+      </w:pPr>
+      <w:r>
+        <w:rPr>
+          <w:rFonts w:ascii="BIZ UDPGothic" w:cs="BIZ UDPGothic" w:eastAsia="BIZ UDPGothic" w:hAnsi="BIZ UDPGothic"/>
+          <w:color w:val="404040"/>
+          <w:sz w:val="18"/>
+          <w:szCs w:val="18"/>
+        </w:rPr>
+        <w:t xml:space="preserve">プラン①（毎時）作成 の毎時バックアップ（保持</w:t>
+      </w:r>
+    </w:p>
+    <w:p>
+      <w:pPr>
+        <w:spacing w:before="100" w:after="100"/>
+      </w:pPr>
+      <w:r>
+        <w:rPr>
+          <w:rFonts w:ascii="BIZ UDPGothic" w:cs="BIZ UDPGothic" w:eastAsia="BIZ UDPGothic" w:hAnsi="BIZ UDPGothic"/>
+          <w:color w:val="404040"/>
+          <w:sz w:val="18"/>
+          <w:szCs w:val="18"/>
+        </w:rPr>
+        <w:t xml:space="preserve">24h）を新規設定</w:t>
+      </w:r>
+    </w:p>
+    <w:p>
+      <w:pPr>
+        <w:spacing w:before="100" w:after="100"/>
+      </w:pPr>
+      <w:r>
+        <w:rPr>
+          <w:rFonts w:ascii="BIZ UDPGothic" w:cs="BIZ UDPGothic" w:eastAsia="BIZ UDPGothic" w:hAnsi="BIZ UDPGothic"/>
+          <w:color w:val="404040"/>
+          <w:sz w:val="18"/>
+          <w:szCs w:val="18"/>
+        </w:rPr>
+        <w:t xml:space="preserve">2 AWS Backup ksm-posprd-db-cluster 0.5d 低</w:t>
+      </w:r>
+    </w:p>
+    <w:p>
+      <w:pPr>
+        <w:spacing w:before="100" w:after="100"/>
+      </w:pPr>
+      <w:r>
+        <w:rPr>
+          <w:rFonts w:ascii="BIZ UDPGothic" w:cs="BIZ UDPGothic" w:eastAsia="BIZ UDPGothic" w:hAnsi="BIZ UDPGothic"/>
+          <w:color w:val="404040"/>
+          <w:sz w:val="18"/>
+          <w:szCs w:val="18"/>
+        </w:rPr>
+        <w:t xml:space="preserve">プラン②（日次）作成 の日次バックアップ（保持</w:t>
+      </w:r>
+    </w:p>
+    <w:p>
+      <w:pPr>
+        <w:spacing w:before="100" w:after="100"/>
+      </w:pPr>
+      <w:r>
+        <w:rPr>
+          <w:rFonts w:ascii="BIZ UDPGothic" w:cs="BIZ UDPGothic" w:eastAsia="BIZ UDPGothic" w:hAnsi="BIZ UDPGothic"/>
+          <w:color w:val="404040"/>
+          <w:sz w:val="18"/>
+          <w:szCs w:val="18"/>
+        </w:rPr>
+        <w:t xml:space="preserve">7日）を新規設定</w:t>
+      </w:r>
+    </w:p>
+    <w:p>
+      <w:pPr>
+        <w:spacing w:before="100" w:after="100"/>
+      </w:pPr>
+      <w:r>
+        <w:rPr>
+          <w:rFonts w:ascii="BIZ UDPGothic" w:cs="BIZ UDPGothic" w:eastAsia="BIZ UDPGothic" w:hAnsi="BIZ UDPGothic"/>
+          <w:color w:val="404040"/>
+          <w:sz w:val="18"/>
+          <w:szCs w:val="18"/>
+        </w:rPr>
+        <w:t xml:space="preserve">--------- --------------------- ---------------------------- ---------- ------------</w:t>
+      </w:r>
+    </w:p>
+    <w:p>
+      <w:pPr>
+        <w:pBdr>
+          <w:left w:val="thick" w:color="C8102E" w:sz="20" w:space="6"/>
+        </w:pBdr>
+        <w:spacing w:before="280" w:after="100"/>
+      </w:pPr>
+      <w:r>
+        <w:rPr>
+          <w:rFonts w:ascii="BIZ UDPGothic" w:cs="BIZ UDPGothic" w:eastAsia="BIZ UDPGothic" w:hAnsi="BIZ UDPGothic"/>
+          <w:b/>
+          <w:bCs/>
+          <w:color w:val="C8102E"/>
+          <w:sz w:val="24"/>
+          <w:szCs w:val="24"/>
+        </w:rPr>
+        <w:t xml:space="preserve">■ 現状設定** *Cài đặt hiện tại*</w:t>
+      </w:r>
+      <w:r>
+        <w:br/>
+      </w:r>
+      <w:r>
+        <w:rPr>
+          <w:rFonts w:ascii="BIZ UDPGothic" w:cs="BIZ UDPGothic" w:eastAsia="BIZ UDPGothic" w:hAnsi="BIZ UDPGothic"/>
+          <w:i/>
+          <w:iCs/>
+          <w:color w:val="AA3344"/>
+          <w:sz w:val="17"/>
+          <w:szCs w:val="17"/>
+        </w:rPr>
+        <w:t xml:space="preserve">　</w:t>
+      </w:r>
+    </w:p>
+    <w:p>
+      <w:pPr>
+        <w:spacing w:before="100" w:after="100"/>
+      </w:pPr>
+      <w:r>
+        <w:rPr>
+          <w:rFonts w:ascii="BIZ UDPGothic" w:cs="BIZ UDPGothic" w:eastAsia="BIZ UDPGothic" w:hAnsi="BIZ UDPGothic"/>
+          <w:color w:val="404040"/>
+          <w:sz w:val="18"/>
+          <w:szCs w:val="18"/>
+        </w:rPr>
+        <w:t xml:space="preserve">-------------------------- ---------------------------------------------</w:t>
+      </w:r>
+    </w:p>
+    <w:p>
+      <w:pPr>
+        <w:spacing w:before="100" w:after="100"/>
+      </w:pPr>
+      <w:r>
+        <w:rPr>
+          <w:rFonts w:ascii="BIZ UDPGothic" w:cs="BIZ UDPGothic" w:eastAsia="BIZ UDPGothic" w:hAnsi="BIZ UDPGothic"/>
+          <w:color w:val="404040"/>
+          <w:sz w:val="18"/>
+          <w:szCs w:val="18"/>
+        </w:rPr>
+        <w:t xml:space="preserve">設定項目 現状値</w:t>
+      </w:r>
+    </w:p>
+    <w:p>
+      <w:pPr>
+        <w:spacing w:before="100" w:after="100"/>
+      </w:pPr>
+      <w:r>
+        <w:rPr>
+          <w:rFonts w:ascii="BIZ UDPGothic" w:cs="BIZ UDPGothic" w:eastAsia="BIZ UDPGothic" w:hAnsi="BIZ UDPGothic"/>
+          <w:color w:val="404040"/>
+          <w:sz w:val="18"/>
+          <w:szCs w:val="18"/>
+        </w:rPr>
+        <w:t xml:space="preserve">自動バックアップ保持期間 1日</w:t>
+      </w:r>
+    </w:p>
+    <w:p>
+      <w:pPr>
+        <w:spacing w:before="100" w:after="100"/>
+      </w:pPr>
+      <w:r>
+        <w:rPr>
+          <w:rFonts w:ascii="BIZ UDPGothic" w:cs="BIZ UDPGothic" w:eastAsia="BIZ UDPGothic" w:hAnsi="BIZ UDPGothic"/>
+          <w:color w:val="404040"/>
+          <w:sz w:val="18"/>
+          <w:szCs w:val="18"/>
+        </w:rPr>
+        <w:t xml:space="preserve">バックアップ取得頻度 Aurora 自動バックアップ（1日1回、JST</w:t>
+      </w:r>
+    </w:p>
+    <w:p>
+      <w:pPr>
+        <w:spacing w:before="100" w:after="100"/>
+      </w:pPr>
+      <w:r>
+        <w:rPr>
+          <w:rFonts w:ascii="BIZ UDPGothic" w:cs="BIZ UDPGothic" w:eastAsia="BIZ UDPGothic" w:hAnsi="BIZ UDPGothic"/>
+          <w:color w:val="404040"/>
+          <w:sz w:val="18"/>
+          <w:szCs w:val="18"/>
+        </w:rPr>
+        <w:t xml:space="preserve">00:00〜00:30）</w:t>
+      </w:r>
+    </w:p>
+    <w:p>
+      <w:pPr>
+        <w:spacing w:before="100" w:after="100"/>
+      </w:pPr>
+      <w:r>
+        <w:rPr>
+          <w:rFonts w:ascii="BIZ UDPGothic" w:cs="BIZ UDPGothic" w:eastAsia="BIZ UDPGothic" w:hAnsi="BIZ UDPGothic"/>
+          <w:color w:val="404040"/>
+          <w:sz w:val="18"/>
+          <w:szCs w:val="18"/>
+        </w:rPr>
+        <w:t xml:space="preserve">時間単位バックアップ なし</w:t>
+      </w:r>
+    </w:p>
+    <w:p>
+      <w:pPr>
+        <w:spacing w:before="100" w:after="100"/>
+      </w:pPr>
+      <w:r>
+        <w:rPr>
+          <w:rFonts w:ascii="BIZ UDPGothic" w:cs="BIZ UDPGothic" w:eastAsia="BIZ UDPGothic" w:hAnsi="BIZ UDPGothic"/>
+          <w:color w:val="404040"/>
+          <w:sz w:val="18"/>
+          <w:szCs w:val="18"/>
+        </w:rPr>
+        <w:t xml:space="preserve">AWS Backup 未設定</w:t>
+      </w:r>
+    </w:p>
+    <w:p>
+      <w:pPr>
+        <w:spacing w:before="100" w:after="100"/>
+      </w:pPr>
+      <w:r>
+        <w:rPr>
+          <w:rFonts w:ascii="BIZ UDPGothic" w:cs="BIZ UDPGothic" w:eastAsia="BIZ UDPGothic" w:hAnsi="BIZ UDPGothic"/>
+          <w:color w:val="404040"/>
+          <w:sz w:val="18"/>
+          <w:szCs w:val="18"/>
+        </w:rPr>
+        <w:t xml:space="preserve">長期スナップショット保持 なし</w:t>
+      </w:r>
+    </w:p>
+    <w:p>
+      <w:pPr>
+        <w:spacing w:before="100" w:after="100"/>
+      </w:pPr>
+      <w:r>
+        <w:rPr>
+          <w:rFonts w:ascii="BIZ UDPGothic" w:cs="BIZ UDPGothic" w:eastAsia="BIZ UDPGothic" w:hAnsi="BIZ UDPGothic"/>
+          <w:color w:val="404040"/>
+          <w:sz w:val="18"/>
+          <w:szCs w:val="18"/>
+        </w:rPr>
+        <w:t xml:space="preserve">-------------------------- ---------------------------------------------</w:t>
+      </w:r>
+    </w:p>
+    <w:p>
+      <w:pPr>
+        <w:pBdr>
+          <w:left w:val="thick" w:color="C8102E" w:sz="20" w:space="6"/>
+        </w:pBdr>
+        <w:spacing w:before="280" w:after="100"/>
+      </w:pPr>
+      <w:r>
+        <w:rPr>
+          <w:rFonts w:ascii="BIZ UDPGothic" w:cs="BIZ UDPGothic" w:eastAsia="BIZ UDPGothic" w:hAnsi="BIZ UDPGothic"/>
+          <w:b/>
+          <w:bCs/>
+          <w:color w:val="C8102E"/>
+          <w:sz w:val="24"/>
+          <w:szCs w:val="24"/>
+        </w:rPr>
+        <w:t xml:space="preserve">■ バックアップ体系まとめ（変更後）** *Tổng hợp hệ thống sao lưu (sau</w:t>
+      </w:r>
+      <w:r>
+        <w:br/>
+      </w:r>
+      <w:r>
+        <w:rPr>
+          <w:rFonts w:ascii="BIZ UDPGothic" w:cs="BIZ UDPGothic" w:eastAsia="BIZ UDPGothic" w:hAnsi="BIZ UDPGothic"/>
+          <w:i/>
+          <w:iCs/>
+          <w:color w:val="AA3344"/>
+          <w:sz w:val="17"/>
+          <w:szCs w:val="17"/>
+        </w:rPr>
+        <w:t xml:space="preserve">　</w:t>
+      </w:r>
+    </w:p>
+    <w:p>
+      <w:pPr>
+        <w:spacing w:before="100" w:after="100"/>
+      </w:pPr>
+      <w:r>
+        <w:rPr>
+          <w:rFonts w:ascii="BIZ UDPGothic" w:cs="BIZ UDPGothic" w:eastAsia="BIZ UDPGothic" w:hAnsi="BIZ UDPGothic"/>
+          <w:color w:val="404040"/>
+          <w:sz w:val="18"/>
+          <w:szCs w:val="18"/>
+        </w:rPr>
+        <w:t xml:space="preserve">thay đổi)*</w:t>
+      </w:r>
+    </w:p>
+    <w:p>
+      <w:pPr>
+        <w:spacing w:before="100" w:after="100"/>
+      </w:pPr>
+      <w:r>
+        <w:rPr>
+          <w:rFonts w:ascii="BIZ UDPGothic" w:cs="BIZ UDPGothic" w:eastAsia="BIZ UDPGothic" w:hAnsi="BIZ UDPGothic"/>
+          <w:color w:val="404040"/>
+          <w:sz w:val="18"/>
+          <w:szCs w:val="18"/>
+        </w:rPr>
+        <w:t xml:space="preserve">- 【毎時バックアップ】取得: 毎時 0分 / 保持: 24時間 / 自動削除:</w:t>
+      </w:r>
+    </w:p>
+    <w:p>
+      <w:pPr>
+        <w:spacing w:before="100" w:after="100"/>
+      </w:pPr>
+      <w:r>
+        <w:rPr>
+          <w:rFonts w:ascii="BIZ UDPGothic" w:cs="BIZ UDPGothic" w:eastAsia="BIZ UDPGothic" w:hAnsi="BIZ UDPGothic"/>
+          <w:color w:val="404040"/>
+          <w:sz w:val="18"/>
+          <w:szCs w:val="18"/>
+        </w:rPr>
+        <w:t xml:space="preserve">24時間経過後</w:t>
+      </w:r>
+    </w:p>
+    <w:p>
+      <w:pPr>
+        <w:spacing w:before="100" w:after="100"/>
+      </w:pPr>
+      <w:r>
+        <w:rPr>
+          <w:rFonts w:ascii="BIZ UDPGothic" w:cs="BIZ UDPGothic" w:eastAsia="BIZ UDPGothic" w:hAnsi="BIZ UDPGothic"/>
+          <w:color w:val="404040"/>
+          <w:sz w:val="18"/>
+          <w:szCs w:val="18"/>
+        </w:rPr>
+        <w:t xml:space="preserve">- 【日次バックアップ】取得: 毎日 JST 00:00 / 保持: 7日間</w:t>
+      </w:r>
+    </w:p>
+    <w:p>
+      <w:pPr>
+        <w:spacing w:before="100" w:after="100"/>
+      </w:pPr>
+      <w:r>
+        <w:rPr>
+          <w:rFonts w:ascii="BIZ UDPGothic" w:cs="BIZ UDPGothic" w:eastAsia="BIZ UDPGothic" w:hAnsi="BIZ UDPGothic"/>
+          <w:color w:val="404040"/>
+          <w:sz w:val="18"/>
+          <w:szCs w:val="18"/>
+        </w:rPr>
+        <w:t xml:space="preserve">- 【復元可能範囲】過去7日間の日次スナップショット＋直近24時間の毎時スナップショット</w:t>
+      </w:r>
+    </w:p>
+    <w:p>
+      <w:pPr>
+        <w:pBdr>
+          <w:left w:val="thick" w:color="C8102E" w:sz="20" w:space="6"/>
+        </w:pBdr>
+        <w:spacing w:before="280" w:after="100"/>
+      </w:pPr>
+      <w:r>
+        <w:rPr>
+          <w:rFonts w:ascii="BIZ UDPGothic" w:cs="BIZ UDPGothic" w:eastAsia="BIZ UDPGothic" w:hAnsi="BIZ UDPGothic"/>
+          <w:b/>
+          <w:bCs/>
+          <w:color w:val="C8102E"/>
+          <w:sz w:val="24"/>
+          <w:szCs w:val="24"/>
+        </w:rPr>
+        <w:t xml:space="preserve">■ No.1 AWS Backup プラン①（毎時）作成** *No.1 Tạo kế hoạch AWS Backup ①</w:t>
+      </w:r>
+      <w:r>
+        <w:br/>
+      </w:r>
+      <w:r>
+        <w:rPr>
+          <w:rFonts w:ascii="BIZ UDPGothic" w:cs="BIZ UDPGothic" w:eastAsia="BIZ UDPGothic" w:hAnsi="BIZ UDPGothic"/>
+          <w:i/>
+          <w:iCs/>
+          <w:color w:val="AA3344"/>
+          <w:sz w:val="17"/>
+          <w:szCs w:val="17"/>
+        </w:rPr>
+        <w:t xml:space="preserve">　No.1 AWS Backup プラン①（毎時）作成** *No.1 Tạo kế hoạch AWS Backup ①</w:t>
+      </w:r>
+    </w:p>
+    <w:p>
+      <w:pPr>
+        <w:spacing w:before="100" w:after="100"/>
+      </w:pPr>
+      <w:r>
+        <w:rPr>
+          <w:rFonts w:ascii="BIZ UDPGothic" w:cs="BIZ UDPGothic" w:eastAsia="BIZ UDPGothic" w:hAnsi="BIZ UDPGothic"/>
+          <w:color w:val="404040"/>
+          <w:sz w:val="18"/>
+          <w:szCs w:val="18"/>
+        </w:rPr>
+        <w:t xml:space="preserve">(theo giờ)*</w:t>
+      </w:r>
+    </w:p>
+    <w:p>
+      <w:pPr>
+        <w:pBdr>
+          <w:left w:val="thick" w:color="C8102E" w:sz="20" w:space="6"/>
+        </w:pBdr>
+        <w:spacing w:before="280" w:after="100"/>
+      </w:pPr>
+      <w:r>
+        <w:rPr>
+          <w:rFonts w:ascii="BIZ UDPGothic" w:cs="BIZ UDPGothic" w:eastAsia="BIZ UDPGothic" w:hAnsi="BIZ UDPGothic"/>
+          <w:b/>
+          <w:bCs/>
+          <w:color w:val="C8102E"/>
+          <w:sz w:val="24"/>
+          <w:szCs w:val="24"/>
+        </w:rPr>
+        <w:t xml:space="preserve">■ 対象ファイル** *File mục tiêu*</w:t>
+      </w:r>
+      <w:r>
+        <w:br/>
+      </w:r>
+      <w:r>
+        <w:rPr>
+          <w:rFonts w:ascii="BIZ UDPGothic" w:cs="BIZ UDPGothic" w:eastAsia="BIZ UDPGothic" w:hAnsi="BIZ UDPGothic"/>
+          <w:i/>
+          <w:iCs/>
+          <w:color w:val="AA3344"/>
+          <w:sz w:val="17"/>
+          <w:szCs w:val="17"/>
+        </w:rPr>
+        <w:t xml:space="preserve">　</w:t>
+      </w:r>
+    </w:p>
+    <w:p>
+      <w:pPr>
+        <w:spacing w:before="100" w:after="100"/>
+      </w:pPr>
+      <w:r>
+        <w:rPr>
+          <w:rFonts w:ascii="BIZ UDPGothic" w:cs="BIZ UDPGothic" w:eastAsia="BIZ UDPGothic" w:hAnsi="BIZ UDPGothic"/>
+          <w:color w:val="404040"/>
+          <w:sz w:val="18"/>
+          <w:szCs w:val="18"/>
+        </w:rPr>
+        <w:t xml:space="preserve">------------------ -----------------------------------------------------</w:t>
+      </w:r>
+    </w:p>
+    <w:p>
+      <w:pPr>
+        <w:spacing w:before="100" w:after="100"/>
+      </w:pPr>
+      <w:r>
+        <w:rPr>
+          <w:rFonts w:ascii="BIZ UDPGothic" w:cs="BIZ UDPGothic" w:eastAsia="BIZ UDPGothic" w:hAnsi="BIZ UDPGothic"/>
+          <w:color w:val="404040"/>
+          <w:sz w:val="18"/>
+          <w:szCs w:val="18"/>
+        </w:rPr>
+        <w:t xml:space="preserve">ファイルパス AWS Backup コンソール / CloudShell</w:t>
+      </w:r>
+    </w:p>
+    <w:p>
+      <w:pPr>
+        <w:spacing w:before="100" w:after="100"/>
+      </w:pPr>
+      <w:r>
+        <w:rPr>
+          <w:rFonts w:ascii="BIZ UDPGothic" w:cs="BIZ UDPGothic" w:eastAsia="BIZ UDPGothic" w:hAnsi="BIZ UDPGothic"/>
+          <w:color w:val="404040"/>
+          <w:sz w:val="18"/>
+          <w:szCs w:val="18"/>
+        </w:rPr>
+        <w:t xml:space="preserve">変更種別 新規設定</w:t>
+      </w:r>
+    </w:p>
+    <w:p>
+      <w:pPr>
+        <w:spacing w:before="100" w:after="100"/>
+      </w:pPr>
+      <w:r>
+        <w:rPr>
+          <w:rFonts w:ascii="BIZ UDPGothic" w:cs="BIZ UDPGothic" w:eastAsia="BIZ UDPGothic" w:hAnsi="BIZ UDPGothic"/>
+          <w:color w:val="404040"/>
+          <w:sz w:val="18"/>
+          <w:szCs w:val="18"/>
+        </w:rPr>
+        <w:t xml:space="preserve">------------------ -----------------------------------------------------</w:t>
+      </w:r>
+    </w:p>
+    <w:p>
+      <w:pPr>
+        <w:pBdr>
+          <w:left w:val="thick" w:color="C8102E" w:sz="20" w:space="6"/>
+        </w:pBdr>
+        <w:spacing w:before="280" w:after="100"/>
+      </w:pPr>
+      <w:r>
+        <w:rPr>
+          <w:rFonts w:ascii="BIZ UDPGothic" w:cs="BIZ UDPGothic" w:eastAsia="BIZ UDPGothic" w:hAnsi="BIZ UDPGothic"/>
+          <w:b/>
+          <w:bCs/>
+          <w:color w:val="C8102E"/>
+          <w:sz w:val="24"/>
+          <w:szCs w:val="24"/>
+        </w:rPr>
+        <w:t xml:space="preserve">■ 改修内容** *Nội dung sửa đổi*</w:t>
+      </w:r>
+      <w:r>
+        <w:br/>
+      </w:r>
+      <w:r>
+        <w:rPr>
+          <w:rFonts w:ascii="BIZ UDPGothic" w:cs="BIZ UDPGothic" w:eastAsia="BIZ UDPGothic" w:hAnsi="BIZ UDPGothic"/>
+          <w:i/>
+          <w:iCs/>
+          <w:color w:val="AA3344"/>
+          <w:sz w:val="17"/>
+          <w:szCs w:val="17"/>
+        </w:rPr>
+        <w:t xml:space="preserve">　</w:t>
+      </w:r>
+    </w:p>
+    <w:p>
+      <w:pPr>
+        <w:spacing w:before="100" w:after="100"/>
+      </w:pPr>
+      <w:r>
+        <w:rPr>
+          <w:rFonts w:ascii="BIZ UDPGothic" w:cs="BIZ UDPGothic" w:eastAsia="BIZ UDPGothic" w:hAnsi="BIZ UDPGothic"/>
+          <w:color w:val="404040"/>
+          <w:sz w:val="18"/>
+          <w:szCs w:val="18"/>
+        </w:rPr>
+        <w:t xml:space="preserve">- ksm-posprd-backup-vault（KMSキー暗号化済み）を新規作成する</w:t>
+      </w:r>
+    </w:p>
+    <w:p>
+      <w:pPr>
+        <w:spacing w:before="100" w:after="100"/>
+      </w:pPr>
+      <w:r>
+        <w:rPr>
+          <w:rFonts w:ascii="BIZ UDPGothic" w:cs="BIZ UDPGothic" w:eastAsia="BIZ UDPGothic" w:hAnsi="BIZ UDPGothic"/>
+          <w:color w:val="404040"/>
+          <w:sz w:val="18"/>
+          <w:szCs w:val="18"/>
+        </w:rPr>
+        <w:t xml:space="preserve">- バックアッププラン「ksm-posprd-rds-hourly」を作成する</w:t>
+      </w:r>
+    </w:p>
+    <w:p>
+      <w:pPr>
+        <w:spacing w:before="100" w:after="100"/>
+      </w:pPr>
+      <w:r>
+        <w:rPr>
+          <w:rFonts w:ascii="BIZ UDPGothic" w:cs="BIZ UDPGothic" w:eastAsia="BIZ UDPGothic" w:hAnsi="BIZ UDPGothic"/>
+          <w:color w:val="404040"/>
+          <w:sz w:val="18"/>
+          <w:szCs w:val="18"/>
+        </w:rPr>
+        <w:t xml:space="preserve">- スケジュール: cron(0 \* \* \* ? \*) = 毎時 0分（UTC）</w:t>
+      </w:r>
+    </w:p>
+    <w:p>
+      <w:pPr>
+        <w:spacing w:before="100" w:after="100"/>
+      </w:pPr>
+      <w:r>
+        <w:rPr>
+          <w:rFonts w:ascii="BIZ UDPGothic" w:cs="BIZ UDPGothic" w:eastAsia="BIZ UDPGothic" w:hAnsi="BIZ UDPGothic"/>
+          <w:color w:val="404040"/>
+          <w:sz w:val="18"/>
+          <w:szCs w:val="18"/>
+        </w:rPr>
+        <w:t xml:space="preserve">- 保持期間: 1日（24時間経過後に自動削除）</w:t>
+      </w:r>
+    </w:p>
+    <w:p>
+      <w:pPr>
+        <w:spacing w:before="100" w:after="100"/>
+      </w:pPr>
+      <w:r>
+        <w:rPr>
+          <w:rFonts w:ascii="BIZ UDPGothic" w:cs="BIZ UDPGothic" w:eastAsia="BIZ UDPGothic" w:hAnsi="BIZ UDPGothic"/>
+          <w:color w:val="404040"/>
+          <w:sz w:val="18"/>
+          <w:szCs w:val="18"/>
+        </w:rPr>
+        <w:t xml:space="preserve">- 対象: ksm-posprd-db-cluster（Aurora MySQL 8.0）</w:t>
+      </w:r>
+    </w:p>
+    <w:p>
+      <w:pPr>
+        <w:pBdr>
+          <w:left w:val="thick" w:color="C8102E" w:sz="20" w:space="6"/>
+        </w:pBdr>
+        <w:spacing w:before="280" w:after="100"/>
+      </w:pPr>
+      <w:r>
+        <w:rPr>
+          <w:rFonts w:ascii="BIZ UDPGothic" w:cs="BIZ UDPGothic" w:eastAsia="BIZ UDPGothic" w:hAnsi="BIZ UDPGothic"/>
+          <w:b/>
+          <w:bCs/>
+          <w:color w:val="C8102E"/>
+          <w:sz w:val="24"/>
+          <w:szCs w:val="24"/>
+        </w:rPr>
+        <w:t xml:space="preserve">■ コード差分** *So sánh code (Before/After)*</w:t>
+      </w:r>
+      <w:r>
+        <w:br/>
+      </w:r>
+      <w:r>
+        <w:rPr>
+          <w:rFonts w:ascii="BIZ UDPGothic" w:cs="BIZ UDPGothic" w:eastAsia="BIZ UDPGothic" w:hAnsi="BIZ UDPGothic"/>
+          <w:i/>
+          <w:iCs/>
+          <w:color w:val="AA3344"/>
+          <w:sz w:val="17"/>
+          <w:szCs w:val="17"/>
+        </w:rPr>
+        <w:t xml:space="preserve">　</w:t>
       </w:r>
     </w:p>
     <w:tbl>
@@ -1875,27 +2454,130 @@
         </w:tblBorders>
       </w:tblPr>
       <w:tblGrid>
-        <w:gridCol w:w="9506"/>
+        <w:gridCol w:w="4753"/>
+        <w:gridCol w:w="4753"/>
       </w:tblGrid>
       <w:tr>
         <w:trPr>
           <w:cantSplit/>
+          <w:tblHeader/>
         </w:trPr>
         <w:tc>
           <w:tcPr>
-            <w:tcW w:type="dxa" w:w="9506"/>
-            <w:tcBorders>
-              <w:top w:val="single" w:color="CCCCCC" w:sz="4"/>
-              <w:left w:val="single" w:color="CCCCCC" w:sz="4"/>
-              <w:bottom w:val="single" w:color="CCCCCC" w:sz="4"/>
-              <w:right w:val="single" w:color="CCCCCC" w:sz="4"/>
-            </w:tcBorders>
-            <w:shd w:fill="F5F5F5" w:val="clear"/>
-            <w:tcMar>
-              <w:top w:type="dxa" w:w="80"/>
-              <w:left w:type="dxa" w:w="200"/>
-              <w:bottom w:type="dxa" w:w="80"/>
-              <w:right w:type="dxa" w:w="200"/>
+            <w:tcW w:type="dxa" w:w="4753"/>
+            <w:tcBorders>
+              <w:top w:val="single" w:color="CCCCCC" w:sz="4"/>
+              <w:left w:val="single" w:color="CCCCCC" w:sz="4"/>
+              <w:bottom w:val="single" w:color="CCCCCC" w:sz="4"/>
+              <w:right w:val="single" w:color="CCCCCC" w:sz="4"/>
+            </w:tcBorders>
+            <w:shd w:fill="E8E8E8" w:val="clear"/>
+            <w:tcMar>
+              <w:top w:type="dxa" w:w="80"/>
+              <w:left w:type="dxa" w:w="120"/>
+              <w:bottom w:type="dxa" w:w="80"/>
+              <w:right w:type="dxa" w:w="120"/>
+            </w:tcMar>
+          </w:tcPr>
+          <w:p>
+            <w:pPr>
+              <w:spacing w:before="0" w:after="0"/>
+            </w:pPr>
+            <w:r>
+              <w:rPr>
+                <w:rFonts w:ascii="BIZ UDPGothic" w:cs="BIZ UDPGothic" w:eastAsia="BIZ UDPGothic" w:hAnsi="BIZ UDPGothic"/>
+                <w:color w:val="404040"/>
+                <w:sz w:val="18"/>
+                <w:szCs w:val="18"/>
+              </w:rPr>
+              <w:t xml:space="preserve"/>
+            </w:r>
+          </w:p>
+        </w:tc>
+        <w:tc>
+          <w:tcPr>
+            <w:tcW w:type="dxa" w:w="4753"/>
+            <w:tcBorders>
+              <w:top w:val="single" w:color="CCCCCC" w:sz="4"/>
+              <w:left w:val="single" w:color="CCCCCC" w:sz="4"/>
+              <w:bottom w:val="single" w:color="CCCCCC" w:sz="4"/>
+              <w:right w:val="single" w:color="CCCCCC" w:sz="4"/>
+            </w:tcBorders>
+            <w:shd w:fill="E8E8E8" w:val="clear"/>
+            <w:tcMar>
+              <w:top w:type="dxa" w:w="80"/>
+              <w:left w:type="dxa" w:w="120"/>
+              <w:bottom w:type="dxa" w:w="80"/>
+              <w:right w:type="dxa" w:w="120"/>
+            </w:tcMar>
+          </w:tcPr>
+          <w:p>
+            <w:pPr>
+              <w:spacing w:before="0" w:after="0"/>
+            </w:pPr>
+            <w:r>
+              <w:rPr>
+                <w:rFonts w:ascii="BIZ UDPGothic" w:cs="BIZ UDPGothic" w:eastAsia="BIZ UDPGothic" w:hAnsi="BIZ UDPGothic"/>
+                <w:color w:val="404040"/>
+                <w:sz w:val="18"/>
+                <w:szCs w:val="18"/>
+              </w:rPr>
+              <w:t xml:space="preserve"/>
+            </w:r>
+          </w:p>
+        </w:tc>
+      </w:tr>
+      <w:tr>
+        <w:trPr>
+          <w:cantSplit/>
+        </w:trPr>
+        <w:tc>
+          <w:tcPr>
+            <w:tcW w:type="dxa" w:w="4753"/>
+            <w:tcBorders>
+              <w:top w:val="single" w:color="CCCCCC" w:sz="4"/>
+              <w:left w:val="single" w:color="CCCCCC" w:sz="4"/>
+              <w:bottom w:val="single" w:color="CCCCCC" w:sz="4"/>
+              <w:right w:val="single" w:color="CCCCCC" w:sz="4"/>
+            </w:tcBorders>
+            <w:shd w:fill="FFFFFF" w:val="clear"/>
+            <w:tcMar>
+              <w:top w:type="dxa" w:w="80"/>
+              <w:left w:type="dxa" w:w="120"/>
+              <w:bottom w:type="dxa" w:w="80"/>
+              <w:right w:type="dxa" w:w="120"/>
+            </w:tcMar>
+          </w:tcPr>
+          <w:p>
+            <w:pPr>
+              <w:spacing w:before="0" w:after="0"/>
+            </w:pPr>
+            <w:r>
+              <w:rPr>
+                <w:rFonts w:ascii="BIZ UDPGothic" w:cs="BIZ UDPGothic" w:eastAsia="BIZ UDPGothic" w:hAnsi="BIZ UDPGothic"/>
+                <w:color w:val="404040"/>
+                <w:sz w:val="18"/>
+                <w:szCs w:val="18"/>
+              </w:rPr>
+              <w:t xml:space="preserve">（設定なし）</w:t>
+            </w:r>
+          </w:p>
+        </w:tc>
+        <w:tc>
+          <w:tcPr>
+            <w:tcW w:type="dxa" w:w="4753"/>
+            <w:tcBorders>
+              <w:top w:val="single" w:color="CCCCCC" w:sz="4"/>
+              <w:left w:val="single" w:color="CCCCCC" w:sz="4"/>
+              <w:bottom w:val="single" w:color="CCCCCC" w:sz="4"/>
+              <w:right w:val="single" w:color="CCCCCC" w:sz="4"/>
+            </w:tcBorders>
+            <w:shd w:fill="FFFFFF" w:val="clear"/>
+            <w:tcMar>
+              <w:top w:type="dxa" w:w="80"/>
+              <w:left w:type="dxa" w:w="120"/>
+              <w:bottom w:type="dxa" w:w="80"/>
+              <w:right w:type="dxa" w:w="120"/>
             </w:tcMar>
           </w:tcPr>
           <w:p>
@@ -1909,133 +2591,7 @@
                 <w:sz w:val="16"/>
                 <w:szCs w:val="16"/>
               </w:rPr>
-              <w:t xml:space="preserve">AWS Backup 未設定（スナップショット自動管理なし）</w:t>
-            </w:r>
-          </w:p>
-          <w:p>
-            <w:pPr>
-              <w:spacing w:before="0" w:after="0"/>
-            </w:pPr>
-            <w:r>
-              <w:rPr>
-                <w:rFonts w:ascii="Courier New" w:cs="Courier New" w:eastAsia="Courier New" w:hAnsi="Courier New"/>
-                <w:color w:val="404040"/>
-                <w:sz w:val="16"/>
-                <w:szCs w:val="16"/>
-              </w:rPr>
-              <w:t xml:space="preserve">毎時・日次の2プランで自動管理</w:t>
-            </w:r>
-          </w:p>
-          <w:p>
-            <w:pPr>
-              <w:spacing w:before="0" w:after="0"/>
-            </w:pPr>
-            <w:r>
-              <w:rPr>
-                <w:rFonts w:ascii="Courier New" w:cs="Courier New" w:eastAsia="Courier New" w:hAnsi="Courier New"/>
-                <w:color w:val="404040"/>
-                <w:sz w:val="16"/>
-                <w:szCs w:val="16"/>
-              </w:rPr>
-              <w:t xml:space="preserve"/>
-            </w:r>
-          </w:p>
-          <w:p>
-            <w:pPr>
-              <w:spacing w:before="0" w:after="0"/>
-            </w:pPr>
-            <w:r>
-              <w:rPr>
-                <w:rFonts w:ascii="Courier New" w:cs="Courier New" w:eastAsia="Courier New" w:hAnsi="Courier New"/>
-                <w:color w:val="404040"/>
-                <w:sz w:val="16"/>
-                <w:szCs w:val="16"/>
-              </w:rPr>
-              <w:t xml:space="preserve">コスト増加 \--- 約 +\\$20〜\\$30 / 月（スナップショット保存料）</w:t>
-            </w:r>
-          </w:p>
-          <w:p>
-            <w:pPr>
-              <w:spacing w:before="0" w:after="0"/>
-            </w:pPr>
-            <w:r>
-              <w:rPr>
-                <w:rFonts w:ascii="Courier New" w:cs="Courier New" w:eastAsia="Courier New" w:hAnsi="Courier New"/>
-                <w:color w:val="404040"/>
-                <w:sz w:val="16"/>
-                <w:szCs w:val="16"/>
-              </w:rPr>
-              <w:t xml:space="preserve"/>
-            </w:r>
-          </w:p>
-          <w:p>
-            <w:pPr>
-              <w:spacing w:before="0" w:after="0"/>
-            </w:pPr>
-            <w:r>
-              <w:rPr>
-                <w:rFonts w:ascii="Courier New" w:cs="Courier New" w:eastAsia="Courier New" w:hAnsi="Courier New"/>
-                <w:color w:val="404040"/>
-                <w:sz w:val="16"/>
-                <w:szCs w:val="16"/>
-              </w:rPr>
-              <w:t xml:space="preserve">DBへの影響 \--- なし（メンテナンス停止不要・アプリ影響なし）</w:t>
-            </w:r>
-          </w:p>
-          <w:p>
-            <w:pPr>
-              <w:spacing w:before="0" w:after="0"/>
-            </w:pPr>
-            <w:r>
-              <w:rPr>
-                <w:rFonts w:ascii="Courier New" w:cs="Courier New" w:eastAsia="Courier New" w:hAnsi="Courier New"/>
-                <w:color w:val="404040"/>
-                <w:sz w:val="16"/>
-                <w:szCs w:val="16"/>
-              </w:rPr>
-              <w:t xml:space="preserve"/>
-            </w:r>
-          </w:p>
-          <w:p>
-            <w:pPr>
-              <w:spacing w:before="0" w:after="0"/>
-            </w:pPr>
-            <w:r>
-              <w:rPr>
-                <w:rFonts w:ascii="Courier New" w:cs="Courier New" w:eastAsia="Courier New" w:hAnsi="Courier New"/>
-                <w:color w:val="404040"/>
-                <w:sz w:val="16"/>
-                <w:szCs w:val="16"/>
-              </w:rPr>
-              <w:t xml:space="preserve">\-\-\-\-\-\-\-\-\-\-\-\-\-\-\-\-\-\-\-\---</w:t>
-            </w:r>
-          </w:p>
-          <w:p>
-            <w:pPr>
-              <w:spacing w:before="0" w:after="0"/>
-            </w:pPr>
-            <w:r>
-              <w:rPr>
-                <w:rFonts w:ascii="Courier New" w:cs="Courier New" w:eastAsia="Courier New" w:hAnsi="Courier New"/>
-                <w:color w:val="404040"/>
-                <w:sz w:val="16"/>
-                <w:szCs w:val="16"/>
-              </w:rPr>
-              <w:t xml:space="preserve">\-\-\-\-\-\-\-\-\-\-\-\-\-\-\-\-\-\-\-\-\-\-\-\-\-\-\-\-\-\-\-\-\-\-\-\-\-\---</w:t>
-            </w:r>
-          </w:p>
-          <w:p>
-            <w:pPr>
-              <w:spacing w:before="0" w:after="0"/>
-            </w:pPr>
-            <w:r>
-              <w:rPr>
-                <w:rFonts w:ascii="Courier New" w:cs="Courier New" w:eastAsia="Courier New" w:hAnsi="Courier New"/>
-                <w:color w:val="404040"/>
-                <w:sz w:val="16"/>
-                <w:szCs w:val="16"/>
-              </w:rPr>
-              <w:t xml:space="preserve">\-\-\-\-\-\-\-\-\-\-\-\-\-\-\-\-\-\-\-\-\-\-\-\-\-\-\-\-\-\-\-\-\-\-\-\-\-\-\-\-\-\-\-\---</w:t>
+              <w:t xml:space="preserve">aws backup create-backup-vault \--backup-vault-name ksm-posprd-backup-vault \--encryption-key-arn arn:aws:kms:ap-northeast -1:332802448674:key/f63b92c0-\... aws backup create-backup-plan \--backup-plan \'{\"BackupPlan Name\":\"ksm-posprd-rds-hourly\", \"Rules\ ":\[{\"RuleName\":\"hourly-24h\", \"TargetBackupVaultNa me\":\"ksm-posprd-backup-vault\", \"ScheduleExpression\":\"cron(0 \* \* \* ? \*)\", \"Lifecycl e\":{\"DeleteAfterDays\":1}}\]}\'</w:t>
             </w:r>
           </w:p>
         </w:tc>
@@ -2043,7 +2599,10 @@
     </w:tbl>
     <w:p>
       <w:pPr>
-        <w:spacing w:before="100" w:after="100"/>
+        <w:pBdr>
+          <w:left w:val="thick" w:color="C8102E" w:sz="20" w:space="6"/>
+        </w:pBdr>
+        <w:spacing w:before="280" w:after="100"/>
       </w:pPr>
       <w:r>
         <w:rPr>
@@ -2051,194 +2610,80 @@
           <w:b/>
           <w:bCs/>
           <w:color w:val="C8102E"/>
-          <w:sz w:val="20"/>
-          <w:szCs w:val="20"/>
-        </w:rPr>
-        <w:t xml:space="preserve">■ 改修一覧</w:t>
-      </w:r>
-    </w:p>
-    <w:p>
-      <w:pPr>
-        <w:spacing w:before="100" w:after="100"/>
-      </w:pPr>
-      <w:r>
-        <w:rPr>
-          <w:rFonts w:ascii="BIZ UDPGothic" w:cs="BIZ UDPGothic" w:eastAsia="BIZ UDPGothic" w:hAnsi="BIZ UDPGothic"/>
-          <w:color w:val="404040"/>
-          <w:sz w:val="18"/>
-          <w:szCs w:val="18"/>
-        </w:rPr>
-        <w:t xml:space="preserve">No. 改修タイトル 概要 工数 リスク</w:t>
-      </w:r>
-    </w:p>
-    <w:p>
-      <w:pPr>
-        <w:spacing w:before="100" w:after="100"/>
-      </w:pPr>
-      <w:r>
-        <w:rPr>
-          <w:rFonts w:ascii="BIZ UDPGothic" w:cs="BIZ UDPGothic" w:eastAsia="BIZ UDPGothic" w:hAnsi="BIZ UDPGothic"/>
-          <w:color w:val="404040"/>
-          <w:sz w:val="18"/>
-          <w:szCs w:val="18"/>
-        </w:rPr>
-        <w:t xml:space="preserve">1 AWS Backup ksm-posprd-db-cluster 0.5d 低</w:t>
-      </w:r>
-    </w:p>
-    <w:p>
-      <w:pPr>
-        <w:spacing w:before="100" w:after="100"/>
-      </w:pPr>
-      <w:r>
-        <w:rPr>
-          <w:rFonts w:ascii="BIZ UDPGothic" w:cs="BIZ UDPGothic" w:eastAsia="BIZ UDPGothic" w:hAnsi="BIZ UDPGothic"/>
-          <w:color w:val="404040"/>
-          <w:sz w:val="18"/>
-          <w:szCs w:val="18"/>
-        </w:rPr>
-        <w:t xml:space="preserve">プラン①（毎時）作成 の毎時バックアップ（保持</w:t>
-      </w:r>
-    </w:p>
-    <w:p>
-      <w:pPr>
-        <w:spacing w:before="100" w:after="100"/>
-      </w:pPr>
-      <w:r>
-        <w:rPr>
-          <w:rFonts w:ascii="BIZ UDPGothic" w:cs="BIZ UDPGothic" w:eastAsia="BIZ UDPGothic" w:hAnsi="BIZ UDPGothic"/>
-          <w:color w:val="404040"/>
-          <w:sz w:val="18"/>
-          <w:szCs w:val="18"/>
-        </w:rPr>
-        <w:t xml:space="preserve">24h）を新規設定</w:t>
-      </w:r>
-    </w:p>
-    <w:p>
-      <w:pPr>
-        <w:spacing w:before="100" w:after="100"/>
-      </w:pPr>
-      <w:r>
-        <w:rPr>
-          <w:rFonts w:ascii="BIZ UDPGothic" w:cs="BIZ UDPGothic" w:eastAsia="BIZ UDPGothic" w:hAnsi="BIZ UDPGothic"/>
-          <w:color w:val="404040"/>
-          <w:sz w:val="18"/>
-          <w:szCs w:val="18"/>
-        </w:rPr>
-        <w:t xml:space="preserve">2 AWS Backup ksm-posprd-db-cluster 0.5d 低</w:t>
-      </w:r>
-    </w:p>
-    <w:p>
-      <w:pPr>
-        <w:spacing w:before="100" w:after="100"/>
-      </w:pPr>
-      <w:r>
-        <w:rPr>
-          <w:rFonts w:ascii="BIZ UDPGothic" w:cs="BIZ UDPGothic" w:eastAsia="BIZ UDPGothic" w:hAnsi="BIZ UDPGothic"/>
-          <w:color w:val="404040"/>
-          <w:sz w:val="18"/>
-          <w:szCs w:val="18"/>
-        </w:rPr>
-        <w:t xml:space="preserve">プラン②（日次）作成 の日次バックアップ（保持</w:t>
-      </w:r>
-    </w:p>
-    <w:p>
-      <w:pPr>
-        <w:spacing w:before="100" w:after="100"/>
-      </w:pPr>
-      <w:r>
-        <w:rPr>
-          <w:rFonts w:ascii="BIZ UDPGothic" w:cs="BIZ UDPGothic" w:eastAsia="BIZ UDPGothic" w:hAnsi="BIZ UDPGothic"/>
-          <w:color w:val="404040"/>
-          <w:sz w:val="18"/>
-          <w:szCs w:val="18"/>
-        </w:rPr>
-        <w:t xml:space="preserve">7日）を新規設定</w:t>
-      </w:r>
-    </w:p>
-    <w:p>
-      <w:pPr>
-        <w:spacing w:before="100" w:after="100"/>
-      </w:pPr>
-      <w:r>
-        <w:rPr>
-          <w:rFonts w:ascii="BIZ UDPGothic" w:cs="BIZ UDPGothic" w:eastAsia="BIZ UDPGothic" w:hAnsi="BIZ UDPGothic"/>
-          <w:b/>
-          <w:bCs/>
-          <w:color w:val="C8102E"/>
-          <w:sz w:val="20"/>
-          <w:szCs w:val="20"/>
-        </w:rPr>
-        <w:t xml:space="preserve">■ 現状設定</w:t>
-      </w:r>
-    </w:p>
-    <w:p>
-      <w:pPr>
-        <w:spacing w:before="100" w:after="100"/>
-      </w:pPr>
-      <w:r>
-        <w:rPr>
-          <w:rFonts w:ascii="BIZ UDPGothic" w:cs="BIZ UDPGothic" w:eastAsia="BIZ UDPGothic" w:hAnsi="BIZ UDPGothic"/>
-          <w:color w:val="404040"/>
-          <w:sz w:val="18"/>
-          <w:szCs w:val="18"/>
-        </w:rPr>
-        <w:t xml:space="preserve">設定項目 現状値</w:t>
-      </w:r>
-    </w:p>
-    <w:p>
-      <w:pPr>
-        <w:spacing w:before="100" w:after="100"/>
-      </w:pPr>
-      <w:r>
-        <w:rPr>
-          <w:rFonts w:ascii="BIZ UDPGothic" w:cs="BIZ UDPGothic" w:eastAsia="BIZ UDPGothic" w:hAnsi="BIZ UDPGothic"/>
-          <w:color w:val="404040"/>
-          <w:sz w:val="18"/>
-          <w:szCs w:val="18"/>
-        </w:rPr>
-        <w:t xml:space="preserve">自動バックアップ保持期間 1日</w:t>
-      </w:r>
-    </w:p>
-    <w:p>
-      <w:pPr>
-        <w:spacing w:before="100" w:after="100"/>
-      </w:pPr>
-      <w:r>
-        <w:rPr>
-          <w:rFonts w:ascii="BIZ UDPGothic" w:cs="BIZ UDPGothic" w:eastAsia="BIZ UDPGothic" w:hAnsi="BIZ UDPGothic"/>
-          <w:color w:val="404040"/>
-          <w:sz w:val="18"/>
-          <w:szCs w:val="18"/>
-        </w:rPr>
-        <w:t xml:space="preserve">バックアップ取得頻度 Aurora 自動バックアップ（1日1回、JST</w:t>
-      </w:r>
-    </w:p>
-    <w:p>
-      <w:pPr>
-        <w:spacing w:before="100" w:after="100"/>
-      </w:pPr>
-      <w:r>
-        <w:rPr>
-          <w:rFonts w:ascii="BIZ UDPGothic" w:cs="BIZ UDPGothic" w:eastAsia="BIZ UDPGothic" w:hAnsi="BIZ UDPGothic"/>
-          <w:color w:val="404040"/>
-          <w:sz w:val="18"/>
-          <w:szCs w:val="18"/>
-        </w:rPr>
-        <w:t xml:space="preserve">00:00〜00:30）</w:t>
-      </w:r>
-    </w:p>
-    <w:p>
-      <w:pPr>
-        <w:spacing w:before="100" w:after="100"/>
-      </w:pPr>
-      <w:r>
-        <w:rPr>
-          <w:rFonts w:ascii="BIZ UDPGothic" w:cs="BIZ UDPGothic" w:eastAsia="BIZ UDPGothic" w:hAnsi="BIZ UDPGothic"/>
-          <w:color w:val="404040"/>
-          <w:sz w:val="18"/>
-          <w:szCs w:val="18"/>
-        </w:rPr>
-        <w:t xml:space="preserve">時間単位バックアップ なし</w:t>
+          <w:sz w:val="24"/>
+          <w:szCs w:val="24"/>
+        </w:rPr>
+        <w:t xml:space="preserve">■ テスト手順・報告** *Quy trình kiểm thử / Báo cáo*</w:t>
+      </w:r>
+      <w:r>
+        <w:br/>
+      </w:r>
+      <w:r>
+        <w:rPr>
+          <w:rFonts w:ascii="BIZ UDPGothic" w:cs="BIZ UDPGothic" w:eastAsia="BIZ UDPGothic" w:hAnsi="BIZ UDPGothic"/>
+          <w:i/>
+          <w:iCs/>
+          <w:color w:val="AA3344"/>
+          <w:sz w:val="17"/>
+          <w:szCs w:val="17"/>
+        </w:rPr>
+        <w:t xml:space="preserve">　テスト手順・報告** *Quy trình kiểm thử / Báo cáo*</w:t>
+      </w:r>
+    </w:p>
+    <w:p>
+      <w:pPr>
+        <w:spacing w:before="100" w:after="100"/>
+      </w:pPr>
+      <w:r>
+        <w:rPr>
+          <w:rFonts w:ascii="BIZ UDPGothic" w:cs="BIZ UDPGothic" w:eastAsia="BIZ UDPGothic" w:hAnsi="BIZ UDPGothic"/>
+          <w:color w:val="404040"/>
+          <w:sz w:val="18"/>
+          <w:szCs w:val="18"/>
+        </w:rPr>
+        <w:t xml:space="preserve">【実施順序】①検証環境 → ②STG環境（stg.ignicapos.com）→</w:t>
+      </w:r>
+    </w:p>
+    <w:p>
+      <w:pPr>
+        <w:spacing w:before="100" w:after="100"/>
+      </w:pPr>
+      <w:r>
+        <w:rPr>
+          <w:rFonts w:ascii="BIZ UDPGothic" w:cs="BIZ UDPGothic" w:eastAsia="BIZ UDPGothic" w:hAnsi="BIZ UDPGothic"/>
+          <w:color w:val="404040"/>
+          <w:sz w:val="18"/>
+          <w:szCs w:val="18"/>
+        </w:rPr>
+        <w:t xml:space="preserve">③PRD本番環境（www.ignicapos.com）の順に実施すること *【Thứ tự thực</w:t>
+      </w:r>
+    </w:p>
+    <w:p>
+      <w:pPr>
+        <w:spacing w:before="100" w:after="100"/>
+      </w:pPr>
+      <w:r>
+        <w:rPr>
+          <w:rFonts w:ascii="BIZ UDPGothic" w:cs="BIZ UDPGothic" w:eastAsia="BIZ UDPGothic" w:hAnsi="BIZ UDPGothic"/>
+          <w:color w:val="404040"/>
+          <w:sz w:val="18"/>
+          <w:szCs w:val="18"/>
+        </w:rPr>
+        <w:t xml:space="preserve">hiện】① Môi trường kiểm thử → ② STG (stg.ignicapos.com) → ③ PRD thực</w:t>
+      </w:r>
+    </w:p>
+    <w:p>
+      <w:pPr>
+        <w:spacing w:before="100" w:after="100"/>
+      </w:pPr>
+      <w:r>
+        <w:rPr>
+          <w:rFonts w:ascii="BIZ UDPGothic" w:cs="BIZ UDPGothic" w:eastAsia="BIZ UDPGothic" w:hAnsi="BIZ UDPGothic"/>
+          <w:color w:val="404040"/>
+          <w:sz w:val="18"/>
+          <w:szCs w:val="18"/>
+        </w:rPr>
+        <w:t xml:space="preserve">(www.ignicapos.com)*</w:t>
       </w:r>
     </w:p>
     <w:tbl>
@@ -2254,27 +2699,31 @@
         </w:tblBorders>
       </w:tblPr>
       <w:tblGrid>
-        <w:gridCol w:w="9506"/>
+        <w:gridCol w:w="2376"/>
+        <w:gridCol w:w="2376"/>
+        <w:gridCol w:w="2376"/>
+        <w:gridCol w:w="2378"/>
       </w:tblGrid>
       <w:tr>
         <w:trPr>
           <w:cantSplit/>
+          <w:tblHeader/>
         </w:trPr>
         <w:tc>
           <w:tcPr>
-            <w:tcW w:type="dxa" w:w="9506"/>
-            <w:tcBorders>
-              <w:top w:val="single" w:color="CCCCCC" w:sz="4"/>
-              <w:left w:val="single" w:color="CCCCCC" w:sz="4"/>
-              <w:bottom w:val="single" w:color="CCCCCC" w:sz="4"/>
-              <w:right w:val="single" w:color="CCCCCC" w:sz="4"/>
-            </w:tcBorders>
-            <w:shd w:fill="F5F5F5" w:val="clear"/>
-            <w:tcMar>
-              <w:top w:type="dxa" w:w="80"/>
-              <w:left w:type="dxa" w:w="200"/>
-              <w:bottom w:type="dxa" w:w="80"/>
-              <w:right w:type="dxa" w:w="200"/>
+            <w:tcW w:type="dxa" w:w="2376"/>
+            <w:tcBorders>
+              <w:top w:val="single" w:color="CCCCCC" w:sz="4"/>
+              <w:left w:val="single" w:color="CCCCCC" w:sz="4"/>
+              <w:bottom w:val="single" w:color="CCCCCC" w:sz="4"/>
+              <w:right w:val="single" w:color="CCCCCC" w:sz="4"/>
+            </w:tcBorders>
+            <w:shd w:fill="E8E8E8" w:val="clear"/>
+            <w:tcMar>
+              <w:top w:type="dxa" w:w="80"/>
+              <w:left w:type="dxa" w:w="120"/>
+              <w:bottom w:type="dxa" w:w="80"/>
+              <w:right w:type="dxa" w:w="120"/>
             </w:tcMar>
           </w:tcPr>
           <w:p>
@@ -2283,82 +2732,640 @@
             </w:pPr>
             <w:r>
               <w:rPr>
-                <w:rFonts w:ascii="Courier New" w:cs="Courier New" w:eastAsia="Courier New" w:hAnsi="Courier New"/>
+                <w:rFonts w:ascii="BIZ UDPGothic" w:cs="BIZ UDPGothic" w:eastAsia="BIZ UDPGothic" w:hAnsi="BIZ UDPGothic"/>
                 <w:color w:val="404040"/>
-                <w:sz w:val="16"/>
-                <w:szCs w:val="16"/>
-              </w:rPr>
-              <w:t xml:space="preserve">AWS Backup 未設定</w:t>
-            </w:r>
-          </w:p>
+                <w:sz w:val="18"/>
+                <w:szCs w:val="18"/>
+              </w:rPr>
+              <w:t xml:space="preserve">N o .</w:t>
+            </w:r>
+          </w:p>
+        </w:tc>
+        <w:tc>
+          <w:tcPr>
+            <w:tcW w:type="dxa" w:w="2376"/>
+            <w:tcBorders>
+              <w:top w:val="single" w:color="CCCCCC" w:sz="4"/>
+              <w:left w:val="single" w:color="CCCCCC" w:sz="4"/>
+              <w:bottom w:val="single" w:color="CCCCCC" w:sz="4"/>
+              <w:right w:val="single" w:color="CCCCCC" w:sz="4"/>
+            </w:tcBorders>
+            <w:shd w:fill="E8E8E8" w:val="clear"/>
+            <w:tcMar>
+              <w:top w:type="dxa" w:w="80"/>
+              <w:left w:type="dxa" w:w="120"/>
+              <w:bottom w:type="dxa" w:w="80"/>
+              <w:right w:type="dxa" w:w="120"/>
+            </w:tcMar>
+          </w:tcPr>
           <w:p>
             <w:pPr>
               <w:spacing w:before="0" w:after="0"/>
             </w:pPr>
             <w:r>
               <w:rPr>
-                <w:rFonts w:ascii="Courier New" w:cs="Courier New" w:eastAsia="Courier New" w:hAnsi="Courier New"/>
+                <w:rFonts w:ascii="BIZ UDPGothic" w:cs="BIZ UDPGothic" w:eastAsia="BIZ UDPGothic" w:hAnsi="BIZ UDPGothic"/>
                 <w:color w:val="404040"/>
-                <w:sz w:val="16"/>
-                <w:szCs w:val="16"/>
+                <w:sz w:val="18"/>
+                <w:szCs w:val="18"/>
               </w:rPr>
               <w:t xml:space="preserve"/>
             </w:r>
           </w:p>
+        </w:tc>
+        <w:tc>
+          <w:tcPr>
+            <w:tcW w:type="dxa" w:w="2376"/>
+            <w:tcBorders>
+              <w:top w:val="single" w:color="CCCCCC" w:sz="4"/>
+              <w:left w:val="single" w:color="CCCCCC" w:sz="4"/>
+              <w:bottom w:val="single" w:color="CCCCCC" w:sz="4"/>
+              <w:right w:val="single" w:color="CCCCCC" w:sz="4"/>
+            </w:tcBorders>
+            <w:shd w:fill="E8E8E8" w:val="clear"/>
+            <w:tcMar>
+              <w:top w:type="dxa" w:w="80"/>
+              <w:left w:type="dxa" w:w="120"/>
+              <w:bottom w:type="dxa" w:w="80"/>
+              <w:right w:type="dxa" w:w="120"/>
+            </w:tcMar>
+          </w:tcPr>
           <w:p>
             <w:pPr>
               <w:spacing w:before="0" w:after="0"/>
             </w:pPr>
             <w:r>
               <w:rPr>
-                <w:rFonts w:ascii="Courier New" w:cs="Courier New" w:eastAsia="Courier New" w:hAnsi="Courier New"/>
+                <w:rFonts w:ascii="BIZ UDPGothic" w:cs="BIZ UDPGothic" w:eastAsia="BIZ UDPGothic" w:hAnsi="BIZ UDPGothic"/>
                 <w:color w:val="404040"/>
-                <w:sz w:val="16"/>
-                <w:szCs w:val="16"/>
-              </w:rPr>
-              <w:t xml:space="preserve">長期スナップショット保持 なし</w:t>
-            </w:r>
-          </w:p>
+                <w:sz w:val="18"/>
+                <w:szCs w:val="18"/>
+              </w:rPr>
+              <w:t xml:space="preserve"/>
+            </w:r>
+          </w:p>
+        </w:tc>
+        <w:tc>
+          <w:tcPr>
+            <w:tcW w:type="dxa" w:w="2378"/>
+            <w:tcBorders>
+              <w:top w:val="single" w:color="CCCCCC" w:sz="4"/>
+              <w:left w:val="single" w:color="CCCCCC" w:sz="4"/>
+              <w:bottom w:val="single" w:color="CCCCCC" w:sz="4"/>
+              <w:right w:val="single" w:color="CCCCCC" w:sz="4"/>
+            </w:tcBorders>
+            <w:shd w:fill="E8E8E8" w:val="clear"/>
+            <w:tcMar>
+              <w:top w:type="dxa" w:w="80"/>
+              <w:left w:type="dxa" w:w="120"/>
+              <w:bottom w:type="dxa" w:w="80"/>
+              <w:right w:type="dxa" w:w="120"/>
+            </w:tcMar>
+          </w:tcPr>
           <w:p>
             <w:pPr>
               <w:spacing w:before="0" w:after="0"/>
             </w:pPr>
             <w:r>
               <w:rPr>
-                <w:rFonts w:ascii="Courier New" w:cs="Courier New" w:eastAsia="Courier New" w:hAnsi="Courier New"/>
+                <w:rFonts w:ascii="BIZ UDPGothic" w:cs="BIZ UDPGothic" w:eastAsia="BIZ UDPGothic" w:hAnsi="BIZ UDPGothic"/>
                 <w:color w:val="404040"/>
-                <w:sz w:val="16"/>
-                <w:szCs w:val="16"/>
+                <w:sz w:val="18"/>
+                <w:szCs w:val="18"/>
+              </w:rPr>
+              <w:t xml:space="preserve">（OK/ NG）</w:t>
+            </w:r>
+          </w:p>
+        </w:tc>
+      </w:tr>
+      <w:tr>
+        <w:trPr>
+          <w:cantSplit/>
+        </w:trPr>
+        <w:tc>
+          <w:tcPr>
+            <w:tcW w:type="dxa" w:w="2376"/>
+            <w:tcBorders>
+              <w:top w:val="single" w:color="CCCCCC" w:sz="4"/>
+              <w:left w:val="single" w:color="CCCCCC" w:sz="4"/>
+              <w:bottom w:val="single" w:color="CCCCCC" w:sz="4"/>
+              <w:right w:val="single" w:color="CCCCCC" w:sz="4"/>
+            </w:tcBorders>
+            <w:shd w:fill="FFFFFF" w:val="clear"/>
+            <w:tcMar>
+              <w:top w:type="dxa" w:w="80"/>
+              <w:left w:type="dxa" w:w="120"/>
+              <w:bottom w:type="dxa" w:w="80"/>
+              <w:right w:type="dxa" w:w="120"/>
+            </w:tcMar>
+          </w:tcPr>
+          <w:p>
+            <w:pPr>
+              <w:spacing w:before="0" w:after="0"/>
+            </w:pPr>
+            <w:r>
+              <w:rPr>
+                <w:rFonts w:ascii="BIZ UDPGothic" w:cs="BIZ UDPGothic" w:eastAsia="BIZ UDPGothic" w:hAnsi="BIZ UDPGothic"/>
+                <w:color w:val="404040"/>
+                <w:sz w:val="18"/>
+                <w:szCs w:val="18"/>
+              </w:rPr>
+              <w:t xml:space="preserve">1</w:t>
+            </w:r>
+          </w:p>
+        </w:tc>
+        <w:tc>
+          <w:tcPr>
+            <w:tcW w:type="dxa" w:w="2376"/>
+            <w:tcBorders>
+              <w:top w:val="single" w:color="CCCCCC" w:sz="4"/>
+              <w:left w:val="single" w:color="CCCCCC" w:sz="4"/>
+              <w:bottom w:val="single" w:color="CCCCCC" w:sz="4"/>
+              <w:right w:val="single" w:color="CCCCCC" w:sz="4"/>
+            </w:tcBorders>
+            <w:shd w:fill="FFFFFF" w:val="clear"/>
+            <w:tcMar>
+              <w:top w:type="dxa" w:w="80"/>
+              <w:left w:type="dxa" w:w="120"/>
+              <w:bottom w:type="dxa" w:w="80"/>
+              <w:right w:type="dxa" w:w="120"/>
+            </w:tcMar>
+          </w:tcPr>
+          <w:p>
+            <w:pPr>
+              <w:spacing w:before="0" w:after="0"/>
+            </w:pPr>
+            <w:r>
+              <w:rPr>
+                <w:rFonts w:ascii="BIZ UDPGothic" w:cs="BIZ UDPGothic" w:eastAsia="BIZ UDPGothic" w:hAnsi="BIZ UDPGothic"/>
+                <w:color w:val="404040"/>
+                <w:sz w:val="18"/>
+                <w:szCs w:val="18"/>
+              </w:rPr>
+              <w:t xml:space="preserve">バックアップボ ールト「ksm-posstg-backup-vault」が ap-northeast-1 に作成されていることを確認 ▶ aws backup list-backup-vaults \--region ap-northeast-1 \--query \"BackupVaultList\[?BackupVaultName ==\'ksm-posstg-backup-vault\'\].\[B ackupVaultName,EncryptionKeyArn\]\" \--output table</w:t>
+            </w:r>
+          </w:p>
+        </w:tc>
+        <w:tc>
+          <w:tcPr>
+            <w:tcW w:type="dxa" w:w="2376"/>
+            <w:tcBorders>
+              <w:top w:val="single" w:color="CCCCCC" w:sz="4"/>
+              <w:left w:val="single" w:color="CCCCCC" w:sz="4"/>
+              <w:bottom w:val="single" w:color="CCCCCC" w:sz="4"/>
+              <w:right w:val="single" w:color="CCCCCC" w:sz="4"/>
+            </w:tcBorders>
+            <w:shd w:fill="FFFFFF" w:val="clear"/>
+            <w:tcMar>
+              <w:top w:type="dxa" w:w="80"/>
+              <w:left w:type="dxa" w:w="120"/>
+              <w:bottom w:type="dxa" w:w="80"/>
+              <w:right w:type="dxa" w:w="120"/>
+            </w:tcMar>
+          </w:tcPr>
+          <w:p>
+            <w:pPr>
+              <w:spacing w:before="0" w:after="0"/>
+            </w:pPr>
+            <w:r>
+              <w:rPr>
+                <w:rFonts w:ascii="BIZ UDPGothic" w:cs="BIZ UDPGothic" w:eastAsia="BIZ UDPGothic" w:hAnsi="BIZ UDPGothic"/>
+                <w:color w:val="404040"/>
+                <w:sz w:val="18"/>
+                <w:szCs w:val="18"/>
+              </w:rPr>
+              <w:t xml:space="preserve">ボールトが存在し 暗号化キー ARN が表示される</w:t>
+            </w:r>
+          </w:p>
+        </w:tc>
+        <w:tc>
+          <w:tcPr>
+            <w:tcW w:type="dxa" w:w="2378"/>
+            <w:tcBorders>
+              <w:top w:val="single" w:color="CCCCCC" w:sz="4"/>
+              <w:left w:val="single" w:color="CCCCCC" w:sz="4"/>
+              <w:bottom w:val="single" w:color="CCCCCC" w:sz="4"/>
+              <w:right w:val="single" w:color="CCCCCC" w:sz="4"/>
+            </w:tcBorders>
+            <w:shd w:fill="FFFFFF" w:val="clear"/>
+            <w:tcMar>
+              <w:top w:type="dxa" w:w="80"/>
+              <w:left w:type="dxa" w:w="120"/>
+              <w:bottom w:type="dxa" w:w="80"/>
+              <w:right w:type="dxa" w:w="120"/>
+            </w:tcMar>
+          </w:tcPr>
+          <w:p>
+            <w:pPr>
+              <w:spacing w:before="0" w:after="0"/>
+            </w:pPr>
+            <w:r>
+              <w:rPr>
+                <w:rFonts w:ascii="BIZ UDPGothic" w:cs="BIZ UDPGothic" w:eastAsia="BIZ UDPGothic" w:hAnsi="BIZ UDPGothic"/>
+                <w:color w:val="404040"/>
+                <w:sz w:val="18"/>
+                <w:szCs w:val="18"/>
               </w:rPr>
               <w:t xml:space="preserve"/>
             </w:r>
           </w:p>
+        </w:tc>
+      </w:tr>
+      <w:tr>
+        <w:trPr>
+          <w:cantSplit/>
+        </w:trPr>
+        <w:tc>
+          <w:tcPr>
+            <w:tcW w:type="dxa" w:w="2376"/>
+            <w:tcBorders>
+              <w:top w:val="single" w:color="CCCCCC" w:sz="4"/>
+              <w:left w:val="single" w:color="CCCCCC" w:sz="4"/>
+              <w:bottom w:val="single" w:color="CCCCCC" w:sz="4"/>
+              <w:right w:val="single" w:color="CCCCCC" w:sz="4"/>
+            </w:tcBorders>
+            <w:shd w:fill="FFFFFF" w:val="clear"/>
+            <w:tcMar>
+              <w:top w:type="dxa" w:w="80"/>
+              <w:left w:type="dxa" w:w="120"/>
+              <w:bottom w:type="dxa" w:w="80"/>
+              <w:right w:type="dxa" w:w="120"/>
+            </w:tcMar>
+          </w:tcPr>
           <w:p>
             <w:pPr>
               <w:spacing w:before="0" w:after="0"/>
             </w:pPr>
             <w:r>
               <w:rPr>
-                <w:rFonts w:ascii="Courier New" w:cs="Courier New" w:eastAsia="Courier New" w:hAnsi="Courier New"/>
+                <w:rFonts w:ascii="BIZ UDPGothic" w:cs="BIZ UDPGothic" w:eastAsia="BIZ UDPGothic" w:hAnsi="BIZ UDPGothic"/>
                 <w:color w:val="404040"/>
-                <w:sz w:val="16"/>
-                <w:szCs w:val="16"/>
-              </w:rPr>
-              <w:t xml:space="preserve">\-\-\-\-\-\-\-\-\-\-\-\-\-\-\-\-\-\-\-\-\-\-\-\---</w:t>
-            </w:r>
-          </w:p>
+                <w:sz w:val="18"/>
+                <w:szCs w:val="18"/>
+              </w:rPr>
+              <w:t xml:space="preserve">1</w:t>
+            </w:r>
+          </w:p>
+        </w:tc>
+        <w:tc>
+          <w:tcPr>
+            <w:tcW w:type="dxa" w:w="2376"/>
+            <w:tcBorders>
+              <w:top w:val="single" w:color="CCCCCC" w:sz="4"/>
+              <w:left w:val="single" w:color="CCCCCC" w:sz="4"/>
+              <w:bottom w:val="single" w:color="CCCCCC" w:sz="4"/>
+              <w:right w:val="single" w:color="CCCCCC" w:sz="4"/>
+            </w:tcBorders>
+            <w:shd w:fill="FFFFFF" w:val="clear"/>
+            <w:tcMar>
+              <w:top w:type="dxa" w:w="80"/>
+              <w:left w:type="dxa" w:w="120"/>
+              <w:bottom w:type="dxa" w:w="80"/>
+              <w:right w:type="dxa" w:w="120"/>
+            </w:tcMar>
+          </w:tcPr>
           <w:p>
             <w:pPr>
               <w:spacing w:before="0" w:after="0"/>
             </w:pPr>
             <w:r>
               <w:rPr>
-                <w:rFonts w:ascii="Courier New" w:cs="Courier New" w:eastAsia="Courier New" w:hAnsi="Courier New"/>
+                <w:rFonts w:ascii="BIZ UDPGothic" w:cs="BIZ UDPGothic" w:eastAsia="BIZ UDPGothic" w:hAnsi="BIZ UDPGothic"/>
                 <w:color w:val="404040"/>
-                <w:sz w:val="16"/>
-                <w:szCs w:val="16"/>
-              </w:rPr>
-              <w:t xml:space="preserve">\-\-\-\-\-\-\-\-\-\-\-\-\-\-\-\-\-\-\-\-\-\-\-\-\-\-\-\-\-\-\-\-\-\-\-\-\-\-\-\-\-\-\---</w:t>
+                <w:sz w:val="18"/>
+                <w:szCs w:val="18"/>
+              </w:rPr>
+              <w:t xml:space="preserve">バックアップボ ールト「ksm-posprd-backup-vault」が ap-northeast-1 に作成されていることを確認 ▶ aws backup list-backup-vaults \--region ap-northeast-1 \--query \"BackupVaultList\[?BackupVaultName ==\'ksm-posprd-backup-vault\'\].\[B ackupVaultName,EncryptionKeyArn\]\" \--output table</w:t>
+            </w:r>
+          </w:p>
+        </w:tc>
+        <w:tc>
+          <w:tcPr>
+            <w:tcW w:type="dxa" w:w="2376"/>
+            <w:tcBorders>
+              <w:top w:val="single" w:color="CCCCCC" w:sz="4"/>
+              <w:left w:val="single" w:color="CCCCCC" w:sz="4"/>
+              <w:bottom w:val="single" w:color="CCCCCC" w:sz="4"/>
+              <w:right w:val="single" w:color="CCCCCC" w:sz="4"/>
+            </w:tcBorders>
+            <w:shd w:fill="FFFFFF" w:val="clear"/>
+            <w:tcMar>
+              <w:top w:type="dxa" w:w="80"/>
+              <w:left w:type="dxa" w:w="120"/>
+              <w:bottom w:type="dxa" w:w="80"/>
+              <w:right w:type="dxa" w:w="120"/>
+            </w:tcMar>
+          </w:tcPr>
+          <w:p>
+            <w:pPr>
+              <w:spacing w:before="0" w:after="0"/>
+            </w:pPr>
+            <w:r>
+              <w:rPr>
+                <w:rFonts w:ascii="BIZ UDPGothic" w:cs="BIZ UDPGothic" w:eastAsia="BIZ UDPGothic" w:hAnsi="BIZ UDPGothic"/>
+                <w:color w:val="404040"/>
+                <w:sz w:val="18"/>
+                <w:szCs w:val="18"/>
+              </w:rPr>
+              <w:t xml:space="preserve">ボールトが存在し 暗号化キー ARN が表示される</w:t>
+            </w:r>
+          </w:p>
+        </w:tc>
+        <w:tc>
+          <w:tcPr>
+            <w:tcW w:type="dxa" w:w="2378"/>
+            <w:tcBorders>
+              <w:top w:val="single" w:color="CCCCCC" w:sz="4"/>
+              <w:left w:val="single" w:color="CCCCCC" w:sz="4"/>
+              <w:bottom w:val="single" w:color="CCCCCC" w:sz="4"/>
+              <w:right w:val="single" w:color="CCCCCC" w:sz="4"/>
+            </w:tcBorders>
+            <w:shd w:fill="FFFFFF" w:val="clear"/>
+            <w:tcMar>
+              <w:top w:type="dxa" w:w="80"/>
+              <w:left w:type="dxa" w:w="120"/>
+              <w:bottom w:type="dxa" w:w="80"/>
+              <w:right w:type="dxa" w:w="120"/>
+            </w:tcMar>
+          </w:tcPr>
+          <w:p>
+            <w:pPr>
+              <w:spacing w:before="0" w:after="0"/>
+            </w:pPr>
+            <w:r>
+              <w:rPr>
+                <w:rFonts w:ascii="BIZ UDPGothic" w:cs="BIZ UDPGothic" w:eastAsia="BIZ UDPGothic" w:hAnsi="BIZ UDPGothic"/>
+                <w:color w:val="404040"/>
+                <w:sz w:val="18"/>
+                <w:szCs w:val="18"/>
+              </w:rPr>
+              <w:t xml:space="preserve"/>
+            </w:r>
+          </w:p>
+        </w:tc>
+      </w:tr>
+      <w:tr>
+        <w:trPr>
+          <w:cantSplit/>
+        </w:trPr>
+        <w:tc>
+          <w:tcPr>
+            <w:tcW w:type="dxa" w:w="2376"/>
+            <w:tcBorders>
+              <w:top w:val="single" w:color="CCCCCC" w:sz="4"/>
+              <w:left w:val="single" w:color="CCCCCC" w:sz="4"/>
+              <w:bottom w:val="single" w:color="CCCCCC" w:sz="4"/>
+              <w:right w:val="single" w:color="CCCCCC" w:sz="4"/>
+            </w:tcBorders>
+            <w:shd w:fill="FFFFFF" w:val="clear"/>
+            <w:tcMar>
+              <w:top w:type="dxa" w:w="80"/>
+              <w:left w:type="dxa" w:w="120"/>
+              <w:bottom w:type="dxa" w:w="80"/>
+              <w:right w:type="dxa" w:w="120"/>
+            </w:tcMar>
+          </w:tcPr>
+          <w:p>
+            <w:pPr>
+              <w:spacing w:before="0" w:after="0"/>
+            </w:pPr>
+            <w:r>
+              <w:rPr>
+                <w:rFonts w:ascii="BIZ UDPGothic" w:cs="BIZ UDPGothic" w:eastAsia="BIZ UDPGothic" w:hAnsi="BIZ UDPGothic"/>
+                <w:color w:val="404040"/>
+                <w:sz w:val="18"/>
+                <w:szCs w:val="18"/>
+              </w:rPr>
+              <w:t xml:space="preserve">2</w:t>
+            </w:r>
+          </w:p>
+        </w:tc>
+        <w:tc>
+          <w:tcPr>
+            <w:tcW w:type="dxa" w:w="2376"/>
+            <w:tcBorders>
+              <w:top w:val="single" w:color="CCCCCC" w:sz="4"/>
+              <w:left w:val="single" w:color="CCCCCC" w:sz="4"/>
+              <w:bottom w:val="single" w:color="CCCCCC" w:sz="4"/>
+              <w:right w:val="single" w:color="CCCCCC" w:sz="4"/>
+            </w:tcBorders>
+            <w:shd w:fill="FFFFFF" w:val="clear"/>
+            <w:tcMar>
+              <w:top w:type="dxa" w:w="80"/>
+              <w:left w:type="dxa" w:w="120"/>
+              <w:bottom w:type="dxa" w:w="80"/>
+              <w:right w:type="dxa" w:w="120"/>
+            </w:tcMar>
+          </w:tcPr>
+          <w:p>
+            <w:pPr>
+              <w:spacing w:before="0" w:after="0"/>
+            </w:pPr>
+            <w:r>
+              <w:rPr>
+                <w:rFonts w:ascii="BIZ UDPGothic" w:cs="BIZ UDPGothic" w:eastAsia="BIZ UDPGothic" w:hAnsi="BIZ UDPGothic"/>
+                <w:color w:val="404040"/>
+                <w:sz w:val="18"/>
+                <w:szCs w:val="18"/>
+              </w:rPr>
+              <w:t xml:space="preserve">プラン「ksm-posstg-rds-hourly」が ScheduleExpression = cron(0 \* \* \* ? \*) で作成されていることを確認 ▶ aws backup list-backup-plans \--region ap-northeast-1 \--query \"BackupPlansList\[?BackupP lanName==\'ksm-posstg-rds-hourly\'\ ].\[BackupPlanName,BackupPlanId\]\" \--output table</w:t>
+            </w:r>
+          </w:p>
+        </w:tc>
+        <w:tc>
+          <w:tcPr>
+            <w:tcW w:type="dxa" w:w="2376"/>
+            <w:tcBorders>
+              <w:top w:val="single" w:color="CCCCCC" w:sz="4"/>
+              <w:left w:val="single" w:color="CCCCCC" w:sz="4"/>
+              <w:bottom w:val="single" w:color="CCCCCC" w:sz="4"/>
+              <w:right w:val="single" w:color="CCCCCC" w:sz="4"/>
+            </w:tcBorders>
+            <w:shd w:fill="FFFFFF" w:val="clear"/>
+            <w:tcMar>
+              <w:top w:type="dxa" w:w="80"/>
+              <w:left w:type="dxa" w:w="120"/>
+              <w:bottom w:type="dxa" w:w="80"/>
+              <w:right w:type="dxa" w:w="120"/>
+            </w:tcMar>
+          </w:tcPr>
+          <w:p>
+            <w:pPr>
+              <w:spacing w:before="0" w:after="0"/>
+            </w:pPr>
+            <w:r>
+              <w:rPr>
+                <w:rFonts w:ascii="BIZ UDPGothic" w:cs="BIZ UDPGothic" w:eastAsia="BIZ UDPGothic" w:hAnsi="BIZ UDPGothic"/>
+                <w:color w:val="404040"/>
+                <w:sz w:val="18"/>
+                <w:szCs w:val="18"/>
+              </w:rPr>
+              <w:t xml:space="preserve">プランが存在する</w:t>
+            </w:r>
+          </w:p>
+        </w:tc>
+        <w:tc>
+          <w:tcPr>
+            <w:tcW w:type="dxa" w:w="2378"/>
+            <w:tcBorders>
+              <w:top w:val="single" w:color="CCCCCC" w:sz="4"/>
+              <w:left w:val="single" w:color="CCCCCC" w:sz="4"/>
+              <w:bottom w:val="single" w:color="CCCCCC" w:sz="4"/>
+              <w:right w:val="single" w:color="CCCCCC" w:sz="4"/>
+            </w:tcBorders>
+            <w:shd w:fill="FFFFFF" w:val="clear"/>
+            <w:tcMar>
+              <w:top w:type="dxa" w:w="80"/>
+              <w:left w:type="dxa" w:w="120"/>
+              <w:bottom w:type="dxa" w:w="80"/>
+              <w:right w:type="dxa" w:w="120"/>
+            </w:tcMar>
+          </w:tcPr>
+          <w:p>
+            <w:pPr>
+              <w:spacing w:before="0" w:after="0"/>
+            </w:pPr>
+            <w:r>
+              <w:rPr>
+                <w:rFonts w:ascii="BIZ UDPGothic" w:cs="BIZ UDPGothic" w:eastAsia="BIZ UDPGothic" w:hAnsi="BIZ UDPGothic"/>
+                <w:color w:val="404040"/>
+                <w:sz w:val="18"/>
+                <w:szCs w:val="18"/>
+              </w:rPr>
+              <w:t xml:space="preserve"/>
+            </w:r>
+          </w:p>
+        </w:tc>
+      </w:tr>
+      <w:tr>
+        <w:trPr>
+          <w:cantSplit/>
+        </w:trPr>
+        <w:tc>
+          <w:tcPr>
+            <w:tcW w:type="dxa" w:w="2376"/>
+            <w:tcBorders>
+              <w:top w:val="single" w:color="CCCCCC" w:sz="4"/>
+              <w:left w:val="single" w:color="CCCCCC" w:sz="4"/>
+              <w:bottom w:val="single" w:color="CCCCCC" w:sz="4"/>
+              <w:right w:val="single" w:color="CCCCCC" w:sz="4"/>
+            </w:tcBorders>
+            <w:shd w:fill="FFFFFF" w:val="clear"/>
+            <w:tcMar>
+              <w:top w:type="dxa" w:w="80"/>
+              <w:left w:type="dxa" w:w="120"/>
+              <w:bottom w:type="dxa" w:w="80"/>
+              <w:right w:type="dxa" w:w="120"/>
+            </w:tcMar>
+          </w:tcPr>
+          <w:p>
+            <w:pPr>
+              <w:spacing w:before="0" w:after="0"/>
+            </w:pPr>
+            <w:r>
+              <w:rPr>
+                <w:rFonts w:ascii="BIZ UDPGothic" w:cs="BIZ UDPGothic" w:eastAsia="BIZ UDPGothic" w:hAnsi="BIZ UDPGothic"/>
+                <w:color w:val="404040"/>
+                <w:sz w:val="18"/>
+                <w:szCs w:val="18"/>
+              </w:rPr>
+              <w:t xml:space="preserve">2</w:t>
+            </w:r>
+          </w:p>
+        </w:tc>
+        <w:tc>
+          <w:tcPr>
+            <w:tcW w:type="dxa" w:w="2376"/>
+            <w:tcBorders>
+              <w:top w:val="single" w:color="CCCCCC" w:sz="4"/>
+              <w:left w:val="single" w:color="CCCCCC" w:sz="4"/>
+              <w:bottom w:val="single" w:color="CCCCCC" w:sz="4"/>
+              <w:right w:val="single" w:color="CCCCCC" w:sz="4"/>
+            </w:tcBorders>
+            <w:shd w:fill="FFFFFF" w:val="clear"/>
+            <w:tcMar>
+              <w:top w:type="dxa" w:w="80"/>
+              <w:left w:type="dxa" w:w="120"/>
+              <w:bottom w:type="dxa" w:w="80"/>
+              <w:right w:type="dxa" w:w="120"/>
+            </w:tcMar>
+          </w:tcPr>
+          <w:p>
+            <w:pPr>
+              <w:spacing w:before="0" w:after="0"/>
+            </w:pPr>
+            <w:r>
+              <w:rPr>
+                <w:rFonts w:ascii="BIZ UDPGothic" w:cs="BIZ UDPGothic" w:eastAsia="BIZ UDPGothic" w:hAnsi="BIZ UDPGothic"/>
+                <w:color w:val="404040"/>
+                <w:sz w:val="18"/>
+                <w:szCs w:val="18"/>
+              </w:rPr>
+              <w:t xml:space="preserve">プラン「ksm-posprd-rds-hourly」が ScheduleExpression = cron(0 \* \* \* ? \*) で作成されていることを確認 ▶ aws backup list-backup-plans \--region ap-northeast-1 \--query \"BackupPlansList\[?BackupP lanName==\'ksm-posprd-rds-hourly\'\ ].\[BackupPlanName,BackupPlanId\]\" \--output table</w:t>
+            </w:r>
+          </w:p>
+        </w:tc>
+        <w:tc>
+          <w:tcPr>
+            <w:tcW w:type="dxa" w:w="2376"/>
+            <w:tcBorders>
+              <w:top w:val="single" w:color="CCCCCC" w:sz="4"/>
+              <w:left w:val="single" w:color="CCCCCC" w:sz="4"/>
+              <w:bottom w:val="single" w:color="CCCCCC" w:sz="4"/>
+              <w:right w:val="single" w:color="CCCCCC" w:sz="4"/>
+            </w:tcBorders>
+            <w:shd w:fill="FFFFFF" w:val="clear"/>
+            <w:tcMar>
+              <w:top w:type="dxa" w:w="80"/>
+              <w:left w:type="dxa" w:w="120"/>
+              <w:bottom w:type="dxa" w:w="80"/>
+              <w:right w:type="dxa" w:w="120"/>
+            </w:tcMar>
+          </w:tcPr>
+          <w:p>
+            <w:pPr>
+              <w:spacing w:before="0" w:after="0"/>
+            </w:pPr>
+            <w:r>
+              <w:rPr>
+                <w:rFonts w:ascii="BIZ UDPGothic" w:cs="BIZ UDPGothic" w:eastAsia="BIZ UDPGothic" w:hAnsi="BIZ UDPGothic"/>
+                <w:color w:val="404040"/>
+                <w:sz w:val="18"/>
+                <w:szCs w:val="18"/>
+              </w:rPr>
+              <w:t xml:space="preserve">プランが存在する</w:t>
+            </w:r>
+          </w:p>
+        </w:tc>
+        <w:tc>
+          <w:tcPr>
+            <w:tcW w:type="dxa" w:w="2378"/>
+            <w:tcBorders>
+              <w:top w:val="single" w:color="CCCCCC" w:sz="4"/>
+              <w:left w:val="single" w:color="CCCCCC" w:sz="4"/>
+              <w:bottom w:val="single" w:color="CCCCCC" w:sz="4"/>
+              <w:right w:val="single" w:color="CCCCCC" w:sz="4"/>
+            </w:tcBorders>
+            <w:shd w:fill="FFFFFF" w:val="clear"/>
+            <w:tcMar>
+              <w:top w:type="dxa" w:w="80"/>
+              <w:left w:type="dxa" w:w="120"/>
+              <w:bottom w:type="dxa" w:w="80"/>
+              <w:right w:type="dxa" w:w="120"/>
+            </w:tcMar>
+          </w:tcPr>
+          <w:p>
+            <w:pPr>
+              <w:spacing w:before="0" w:after="0"/>
+            </w:pPr>
+            <w:r>
+              <w:rPr>
+                <w:rFonts w:ascii="BIZ UDPGothic" w:cs="BIZ UDPGothic" w:eastAsia="BIZ UDPGothic" w:hAnsi="BIZ UDPGothic"/>
+                <w:color w:val="404040"/>
+                <w:sz w:val="18"/>
+                <w:szCs w:val="18"/>
+              </w:rPr>
+              <w:t xml:space="preserve"/>
             </w:r>
           </w:p>
         </w:tc>
@@ -2371,1051 +3378,67 @@
       <w:r>
         <w:rPr>
           <w:rFonts w:ascii="BIZ UDPGothic" w:cs="BIZ UDPGothic" w:eastAsia="BIZ UDPGothic" w:hAnsi="BIZ UDPGothic"/>
-          <w:b/>
-          <w:bCs/>
-          <w:color w:val="C8102E"/>
-          <w:sz w:val="20"/>
-          <w:szCs w:val="20"/>
-        </w:rPr>
-        <w:t xml:space="preserve">■ バックアップ体系まとめ（変更後）</w:t>
-      </w:r>
-    </w:p>
-    <w:p>
-      <w:pPr>
-        <w:spacing w:before="100" w:after="100"/>
-      </w:pPr>
-      <w:r>
-        <w:rPr>
-          <w:rFonts w:ascii="BIZ UDPGothic" w:cs="BIZ UDPGothic" w:eastAsia="BIZ UDPGothic" w:hAnsi="BIZ UDPGothic"/>
-          <w:color w:val="404040"/>
-          <w:sz w:val="18"/>
-          <w:szCs w:val="18"/>
-        </w:rPr>
-        <w:t xml:space="preserve">(sau</w:t>
-      </w:r>
-    </w:p>
-    <w:p>
-      <w:pPr>
-        <w:spacing w:before="100" w:after="100"/>
-      </w:pPr>
-      <w:r>
-        <w:rPr>
-          <w:rFonts w:ascii="BIZ UDPGothic" w:cs="BIZ UDPGothic" w:eastAsia="BIZ UDPGothic" w:hAnsi="BIZ UDPGothic"/>
-          <w:color w:val="404040"/>
-          <w:sz w:val="18"/>
-          <w:szCs w:val="18"/>
-        </w:rPr>
-        <w:t xml:space="preserve">thay đổi)\*</w:t>
-      </w:r>
-    </w:p>
-    <w:p>
-      <w:pPr>
-        <w:spacing w:before="100" w:after="100"/>
-      </w:pPr>
-      <w:r>
-        <w:rPr>
-          <w:rFonts w:ascii="BIZ UDPGothic" w:cs="BIZ UDPGothic" w:eastAsia="BIZ UDPGothic" w:hAnsi="BIZ UDPGothic"/>
-          <w:color w:val="404040"/>
-          <w:sz w:val="18"/>
-          <w:szCs w:val="18"/>
-        </w:rPr>
-        <w:t xml:space="preserve">\- 【毎時バックアップ】取得: 毎時 0分 / 保持: 24時間 / 自動削除:</w:t>
-      </w:r>
-    </w:p>
-    <w:p>
-      <w:pPr>
-        <w:spacing w:before="100" w:after="100"/>
-      </w:pPr>
-      <w:r>
-        <w:rPr>
-          <w:rFonts w:ascii="BIZ UDPGothic" w:cs="BIZ UDPGothic" w:eastAsia="BIZ UDPGothic" w:hAnsi="BIZ UDPGothic"/>
-          <w:color w:val="404040"/>
-          <w:sz w:val="18"/>
-          <w:szCs w:val="18"/>
-        </w:rPr>
-        <w:t xml:space="preserve">24時間経過後</w:t>
-      </w:r>
-    </w:p>
-    <w:p>
-      <w:pPr>
-        <w:spacing w:before="100" w:after="100"/>
-      </w:pPr>
-      <w:r>
-        <w:rPr>
-          <w:rFonts w:ascii="BIZ UDPGothic" w:cs="BIZ UDPGothic" w:eastAsia="BIZ UDPGothic" w:hAnsi="BIZ UDPGothic"/>
-          <w:color w:val="404040"/>
-          <w:sz w:val="18"/>
-          <w:szCs w:val="18"/>
-        </w:rPr>
-        <w:t xml:space="preserve">\- 【日次バックアップ】取得: 毎日 JST 00:00 / 保持: 7日間</w:t>
-      </w:r>
-    </w:p>
-    <w:p>
-      <w:pPr>
-        <w:spacing w:before="100" w:after="100"/>
-      </w:pPr>
-      <w:r>
-        <w:rPr>
-          <w:rFonts w:ascii="BIZ UDPGothic" w:cs="BIZ UDPGothic" w:eastAsia="BIZ UDPGothic" w:hAnsi="BIZ UDPGothic"/>
-          <w:color w:val="404040"/>
-          <w:sz w:val="18"/>
-          <w:szCs w:val="18"/>
-        </w:rPr>
-        <w:t xml:space="preserve">\-</w:t>
-      </w:r>
-    </w:p>
-    <w:p>
-      <w:pPr>
-        <w:spacing w:before="100" w:after="100"/>
-      </w:pPr>
-      <w:r>
-        <w:rPr>
-          <w:rFonts w:ascii="BIZ UDPGothic" w:cs="BIZ UDPGothic" w:eastAsia="BIZ UDPGothic" w:hAnsi="BIZ UDPGothic"/>
-          <w:color w:val="404040"/>
-          <w:sz w:val="18"/>
-          <w:szCs w:val="18"/>
-        </w:rPr>
-        <w:t xml:space="preserve">【復元可能範囲】過去7日間の日次スナップショット＋直近24時間の毎時スナップショット</w:t>
-      </w:r>
-    </w:p>
-    <w:p>
-      <w:pPr>
-        <w:spacing w:before="100" w:after="100"/>
-      </w:pPr>
-      <w:r>
-        <w:rPr>
-          <w:rFonts w:ascii="BIZ UDPGothic" w:cs="BIZ UDPGothic" w:eastAsia="BIZ UDPGothic" w:hAnsi="BIZ UDPGothic"/>
-          <w:b/>
-          <w:bCs/>
-          <w:color w:val="C8102E"/>
-          <w:sz w:val="20"/>
-          <w:szCs w:val="20"/>
-        </w:rPr>
-        <w:t xml:space="preserve">■ No.1 AWS Backup プラン①（毎時）作成</w:t>
-      </w:r>
-    </w:p>
-    <w:p>
-      <w:pPr>
-        <w:spacing w:before="100" w:after="100"/>
-      </w:pPr>
-      <w:r>
-        <w:rPr>
-          <w:rFonts w:ascii="BIZ UDPGothic" w:cs="BIZ UDPGothic" w:eastAsia="BIZ UDPGothic" w:hAnsi="BIZ UDPGothic"/>
-          <w:color w:val="404040"/>
-          <w:sz w:val="18"/>
-          <w:szCs w:val="18"/>
-        </w:rPr>
-        <w:t xml:space="preserve">Backup ①</w:t>
-      </w:r>
-    </w:p>
-    <w:p>
-      <w:pPr>
-        <w:spacing w:before="100" w:after="100"/>
-      </w:pPr>
-      <w:r>
-        <w:rPr>
-          <w:rFonts w:ascii="BIZ UDPGothic" w:cs="BIZ UDPGothic" w:eastAsia="BIZ UDPGothic" w:hAnsi="BIZ UDPGothic"/>
-          <w:color w:val="404040"/>
-          <w:sz w:val="18"/>
-          <w:szCs w:val="18"/>
-        </w:rPr>
-        <w:t xml:space="preserve">*　No.1 AWS Backup プラン①（毎時）作成\*\* \*No.1 Tạo kế hoạch AWS</w:t>
-      </w:r>
-    </w:p>
-    <w:p>
-      <w:pPr>
-        <w:spacing w:before="100" w:after="100"/>
-      </w:pPr>
-      <w:r>
-        <w:rPr>
-          <w:rFonts w:ascii="BIZ UDPGothic" w:cs="BIZ UDPGothic" w:eastAsia="BIZ UDPGothic" w:hAnsi="BIZ UDPGothic"/>
-          <w:color w:val="404040"/>
-          <w:sz w:val="18"/>
-          <w:szCs w:val="18"/>
-        </w:rPr>
-        <w:t xml:space="preserve">Backup ①*</w:t>
-      </w:r>
-    </w:p>
-    <w:p>
-      <w:pPr>
-        <w:spacing w:before="100" w:after="100"/>
-      </w:pPr>
-      <w:r>
-        <w:rPr>
-          <w:rFonts w:ascii="BIZ UDPGothic" w:cs="BIZ UDPGothic" w:eastAsia="BIZ UDPGothic" w:hAnsi="BIZ UDPGothic"/>
-          <w:color w:val="404040"/>
-          <w:sz w:val="18"/>
-          <w:szCs w:val="18"/>
-        </w:rPr>
-        <w:t xml:space="preserve">(theo giờ)\*</w:t>
-      </w:r>
-    </w:p>
-    <w:p>
-      <w:pPr>
-        <w:spacing w:before="100" w:after="100"/>
-      </w:pPr>
-      <w:r>
-        <w:rPr>
-          <w:rFonts w:ascii="BIZ UDPGothic" w:cs="BIZ UDPGothic" w:eastAsia="BIZ UDPGothic" w:hAnsi="BIZ UDPGothic"/>
-          <w:b/>
-          <w:bCs/>
-          <w:color w:val="C8102E"/>
-          <w:sz w:val="20"/>
-          <w:szCs w:val="20"/>
-        </w:rPr>
-        <w:t xml:space="preserve">■ 改修内容</w:t>
-      </w:r>
-    </w:p>
-    <w:p>
-      <w:pPr>
-        <w:spacing w:before="100" w:after="100"/>
-      </w:pPr>
-      <w:r>
-        <w:rPr>
-          <w:rFonts w:ascii="BIZ UDPGothic" w:cs="BIZ UDPGothic" w:eastAsia="BIZ UDPGothic" w:hAnsi="BIZ UDPGothic"/>
-          <w:color w:val="404040"/>
-          <w:sz w:val="18"/>
-          <w:szCs w:val="18"/>
-        </w:rPr>
-        <w:t xml:space="preserve">\- ksm-posprd-backup-vault（KMSキー暗号化済み）を新規作成する</w:t>
-      </w:r>
-    </w:p>
-    <w:p>
-      <w:pPr>
-        <w:spacing w:before="100" w:after="100"/>
-      </w:pPr>
-      <w:r>
-        <w:rPr>
-          <w:rFonts w:ascii="BIZ UDPGothic" w:cs="BIZ UDPGothic" w:eastAsia="BIZ UDPGothic" w:hAnsi="BIZ UDPGothic"/>
-          <w:color w:val="404040"/>
-          <w:sz w:val="18"/>
-          <w:szCs w:val="18"/>
-        </w:rPr>
-        <w:t xml:space="preserve">\- バックアッププラン「ksm-posprd-rds-hourly」を作成する</w:t>
-      </w:r>
-    </w:p>
-    <w:p>
-      <w:pPr>
-        <w:spacing w:before="100" w:after="100"/>
-      </w:pPr>
-      <w:r>
-        <w:rPr>
-          <w:rFonts w:ascii="BIZ UDPGothic" w:cs="BIZ UDPGothic" w:eastAsia="BIZ UDPGothic" w:hAnsi="BIZ UDPGothic"/>
-          <w:color w:val="404040"/>
-          <w:sz w:val="18"/>
-          <w:szCs w:val="18"/>
-        </w:rPr>
-        <w:t xml:space="preserve">\- スケジュール: cron(0 \* \* \* ? \*) = 毎時 0分（UTC）</w:t>
-      </w:r>
-    </w:p>
-    <w:p>
-      <w:pPr>
-        <w:spacing w:before="100" w:after="100"/>
-      </w:pPr>
-      <w:r>
-        <w:rPr>
-          <w:rFonts w:ascii="BIZ UDPGothic" w:cs="BIZ UDPGothic" w:eastAsia="BIZ UDPGothic" w:hAnsi="BIZ UDPGothic"/>
-          <w:color w:val="404040"/>
-          <w:sz w:val="18"/>
-          <w:szCs w:val="18"/>
-        </w:rPr>
-        <w:t xml:space="preserve">\- 保持期間: 1日（24時間経過後に自動削除）</w:t>
-      </w:r>
-    </w:p>
-    <w:p>
-      <w:pPr>
-        <w:spacing w:before="100" w:after="100"/>
-      </w:pPr>
-      <w:r>
-        <w:rPr>
-          <w:rFonts w:ascii="BIZ UDPGothic" w:cs="BIZ UDPGothic" w:eastAsia="BIZ UDPGothic" w:hAnsi="BIZ UDPGothic"/>
-          <w:color w:val="404040"/>
-          <w:sz w:val="18"/>
-          <w:szCs w:val="18"/>
-        </w:rPr>
-        <w:t xml:space="preserve">\- 対象: ksm-posprd-db-cluster（Aurora MySQL 8.0）</w:t>
-      </w:r>
-    </w:p>
-    <w:p>
-      <w:pPr>
-        <w:spacing w:before="100" w:after="100"/>
-      </w:pPr>
-      <w:r>
-        <w:rPr>
-          <w:rFonts w:ascii="BIZ UDPGothic" w:cs="BIZ UDPGothic" w:eastAsia="BIZ UDPGothic" w:hAnsi="BIZ UDPGothic"/>
-          <w:b/>
-          <w:bCs/>
-          <w:color w:val="C8102E"/>
-          <w:sz w:val="20"/>
-          <w:szCs w:val="20"/>
-        </w:rPr>
-        <w:t xml:space="preserve">■ コード差分</w:t>
-      </w:r>
-    </w:p>
-    <w:p>
-      <w:pPr>
-        <w:spacing w:before="100" w:after="100"/>
-      </w:pPr>
-      <w:r>
-        <w:rPr>
-          <w:rFonts w:ascii="BIZ UDPGothic" w:cs="BIZ UDPGothic" w:eastAsia="BIZ UDPGothic" w:hAnsi="BIZ UDPGothic"/>
-          <w:color w:val="404040"/>
-          <w:sz w:val="18"/>
-          <w:szCs w:val="18"/>
-        </w:rPr>
-        <w:t xml:space="preserve">（設定なし）                        aws backup create-backup-vault</w:t>
-      </w:r>
-    </w:p>
-    <w:p>
-      <w:pPr>
-        <w:spacing w:before="100" w:after="100"/>
-      </w:pPr>
-      <w:r>
-        <w:rPr>
-          <w:rFonts w:ascii="BIZ UDPGothic" w:cs="BIZ UDPGothic" w:eastAsia="BIZ UDPGothic" w:hAnsi="BIZ UDPGothic"/>
-          <w:color w:val="404040"/>
-          <w:sz w:val="18"/>
-          <w:szCs w:val="18"/>
-        </w:rPr>
-        <w:t xml:space="preserve">\--backup-vault-name ksm-posprd-backup-vault</w:t>
-      </w:r>
-    </w:p>
-    <w:p>
-      <w:pPr>
-        <w:spacing w:before="100" w:after="100"/>
-      </w:pPr>
-      <w:r>
-        <w:rPr>
-          <w:rFonts w:ascii="BIZ UDPGothic" w:cs="BIZ UDPGothic" w:eastAsia="BIZ UDPGothic" w:hAnsi="BIZ UDPGothic"/>
-          <w:color w:val="404040"/>
-          <w:sz w:val="18"/>
-          <w:szCs w:val="18"/>
-        </w:rPr>
-        <w:t xml:space="preserve">\--encryption-key-arn</w:t>
-      </w:r>
-    </w:p>
-    <w:p>
-      <w:pPr>
-        <w:spacing w:before="100" w:after="100"/>
-      </w:pPr>
-      <w:r>
-        <w:rPr>
-          <w:rFonts w:ascii="BIZ UDPGothic" w:cs="BIZ UDPGothic" w:eastAsia="BIZ UDPGothic" w:hAnsi="BIZ UDPGothic"/>
-          <w:color w:val="404040"/>
-          <w:sz w:val="18"/>
-          <w:szCs w:val="18"/>
-        </w:rPr>
-        <w:t xml:space="preserve">arn:aws:kms:ap-northeast</w:t>
-      </w:r>
-    </w:p>
-    <w:p>
-      <w:pPr>
-        <w:spacing w:before="100" w:after="100"/>
-      </w:pPr>
-      <w:r>
-        <w:rPr>
-          <w:rFonts w:ascii="BIZ UDPGothic" w:cs="BIZ UDPGothic" w:eastAsia="BIZ UDPGothic" w:hAnsi="BIZ UDPGothic"/>
-          <w:color w:val="404040"/>
-          <w:sz w:val="18"/>
-          <w:szCs w:val="18"/>
-        </w:rPr>
-        <w:t xml:space="preserve">-1:332802448674:key/f63b92c0-\... aws backup</w:t>
-      </w:r>
-    </w:p>
-    <w:p>
-      <w:pPr>
-        <w:spacing w:before="100" w:after="100"/>
-      </w:pPr>
-      <w:r>
-        <w:rPr>
-          <w:rFonts w:ascii="BIZ UDPGothic" w:cs="BIZ UDPGothic" w:eastAsia="BIZ UDPGothic" w:hAnsi="BIZ UDPGothic"/>
-          <w:color w:val="404040"/>
-          <w:sz w:val="18"/>
-          <w:szCs w:val="18"/>
-        </w:rPr>
-        <w:t xml:space="preserve">create-backup-plan \--backup-plan</w:t>
-      </w:r>
-    </w:p>
-    <w:p>
-      <w:pPr>
-        <w:spacing w:before="100" w:after="100"/>
-      </w:pPr>
-      <w:r>
-        <w:rPr>
-          <w:rFonts w:ascii="BIZ UDPGothic" w:cs="BIZ UDPGothic" w:eastAsia="BIZ UDPGothic" w:hAnsi="BIZ UDPGothic"/>
-          <w:color w:val="404040"/>
-          <w:sz w:val="18"/>
-          <w:szCs w:val="18"/>
-        </w:rPr>
-        <w:t xml:space="preserve">\'{\"BackupPlan</w:t>
-      </w:r>
-    </w:p>
-    <w:p>
-      <w:pPr>
-        <w:spacing w:before="100" w:after="100"/>
-      </w:pPr>
-      <w:r>
-        <w:rPr>
-          <w:rFonts w:ascii="BIZ UDPGothic" w:cs="BIZ UDPGothic" w:eastAsia="BIZ UDPGothic" w:hAnsi="BIZ UDPGothic"/>
-          <w:color w:val="404040"/>
-          <w:sz w:val="18"/>
-          <w:szCs w:val="18"/>
-        </w:rPr>
-        <w:t xml:space="preserve">Name\":\"ksm-posprd-rds-hourly\",</w:t>
-      </w:r>
-    </w:p>
-    <w:p>
-      <w:pPr>
-        <w:spacing w:before="100" w:after="100"/>
-      </w:pPr>
-      <w:r>
-        <w:rPr>
-          <w:rFonts w:ascii="BIZ UDPGothic" w:cs="BIZ UDPGothic" w:eastAsia="BIZ UDPGothic" w:hAnsi="BIZ UDPGothic"/>
-          <w:color w:val="404040"/>
-          <w:sz w:val="18"/>
-          <w:szCs w:val="18"/>
-        </w:rPr>
-        <w:t xml:space="preserve">\"Rules</w:t>
-      </w:r>
-    </w:p>
-    <w:p>
-      <w:pPr>
-        <w:spacing w:before="100" w:after="100"/>
-      </w:pPr>
-      <w:r>
-        <w:rPr>
-          <w:rFonts w:ascii="BIZ UDPGothic" w:cs="BIZ UDPGothic" w:eastAsia="BIZ UDPGothic" w:hAnsi="BIZ UDPGothic"/>
-          <w:color w:val="404040"/>
-          <w:sz w:val="18"/>
-          <w:szCs w:val="18"/>
-        </w:rPr>
-        <w:t xml:space="preserve">\":\[{\"RuleName\":\"hourly-24h\",</w:t>
-      </w:r>
-    </w:p>
-    <w:p>
-      <w:pPr>
-        <w:spacing w:before="100" w:after="100"/>
-      </w:pPr>
-      <w:r>
-        <w:rPr>
-          <w:rFonts w:ascii="BIZ UDPGothic" w:cs="BIZ UDPGothic" w:eastAsia="BIZ UDPGothic" w:hAnsi="BIZ UDPGothic"/>
-          <w:color w:val="404040"/>
-          <w:sz w:val="18"/>
-          <w:szCs w:val="18"/>
-        </w:rPr>
-        <w:t xml:space="preserve">\"TargetBackupVaultNa</w:t>
-      </w:r>
-    </w:p>
-    <w:p>
-      <w:pPr>
-        <w:spacing w:before="100" w:after="100"/>
-      </w:pPr>
-      <w:r>
-        <w:rPr>
-          <w:rFonts w:ascii="BIZ UDPGothic" w:cs="BIZ UDPGothic" w:eastAsia="BIZ UDPGothic" w:hAnsi="BIZ UDPGothic"/>
-          <w:color w:val="404040"/>
-          <w:sz w:val="18"/>
-          <w:szCs w:val="18"/>
-        </w:rPr>
-        <w:t xml:space="preserve">me\":\"ksm-posprd-backup-vault\",</w:t>
-      </w:r>
-    </w:p>
-    <w:p>
-      <w:pPr>
-        <w:spacing w:before="100" w:after="100"/>
-      </w:pPr>
-      <w:r>
-        <w:rPr>
-          <w:rFonts w:ascii="BIZ UDPGothic" w:cs="BIZ UDPGothic" w:eastAsia="BIZ UDPGothic" w:hAnsi="BIZ UDPGothic"/>
-          <w:color w:val="404040"/>
-          <w:sz w:val="18"/>
-          <w:szCs w:val="18"/>
-        </w:rPr>
-        <w:t xml:space="preserve">\"ScheduleExpression\":\"cron(0 \*</w:t>
-      </w:r>
-    </w:p>
-    <w:p>
-      <w:pPr>
-        <w:spacing w:before="100" w:after="100"/>
-      </w:pPr>
-      <w:r>
-        <w:rPr>
-          <w:rFonts w:ascii="BIZ UDPGothic" w:cs="BIZ UDPGothic" w:eastAsia="BIZ UDPGothic" w:hAnsi="BIZ UDPGothic"/>
-          <w:color w:val="404040"/>
-          <w:sz w:val="18"/>
-          <w:szCs w:val="18"/>
-        </w:rPr>
-        <w:t xml:space="preserve">\* \* ? \*)\", \"Lifecycl</w:t>
-      </w:r>
-    </w:p>
-    <w:p>
-      <w:pPr>
-        <w:spacing w:before="100" w:after="100"/>
-      </w:pPr>
-      <w:r>
-        <w:rPr>
-          <w:rFonts w:ascii="BIZ UDPGothic" w:cs="BIZ UDPGothic" w:eastAsia="BIZ UDPGothic" w:hAnsi="BIZ UDPGothic"/>
-          <w:color w:val="404040"/>
-          <w:sz w:val="18"/>
-          <w:szCs w:val="18"/>
-        </w:rPr>
-        <w:t xml:space="preserve">e\":{\"DeleteAfterDays\":1}}\]}\'</w:t>
-      </w:r>
-    </w:p>
-    <w:p>
-      <w:pPr>
-        <w:spacing w:before="100" w:after="100"/>
-      </w:pPr>
-      <w:r>
-        <w:rPr>
-          <w:rFonts w:ascii="BIZ UDPGothic" w:cs="BIZ UDPGothic" w:eastAsia="BIZ UDPGothic" w:hAnsi="BIZ UDPGothic"/>
-          <w:b/>
-          <w:bCs/>
-          <w:color w:val="C8102E"/>
-          <w:sz w:val="20"/>
-          <w:szCs w:val="20"/>
-        </w:rPr>
-        <w:t xml:space="preserve">■ No.2 AWS Backup プラン②（日次）作成</w:t>
-      </w:r>
-    </w:p>
-    <w:p>
-      <w:pPr>
-        <w:spacing w:before="100" w:after="100"/>
-      </w:pPr>
-      <w:r>
-        <w:rPr>
-          <w:rFonts w:ascii="BIZ UDPGothic" w:cs="BIZ UDPGothic" w:eastAsia="BIZ UDPGothic" w:hAnsi="BIZ UDPGothic"/>
-          <w:color w:val="404040"/>
-          <w:sz w:val="18"/>
-          <w:szCs w:val="18"/>
-        </w:rPr>
-        <w:t xml:space="preserve">Backup ②</w:t>
-      </w:r>
-    </w:p>
-    <w:p>
-      <w:pPr>
-        <w:spacing w:before="100" w:after="100"/>
-      </w:pPr>
-      <w:r>
-        <w:rPr>
-          <w:rFonts w:ascii="BIZ UDPGothic" w:cs="BIZ UDPGothic" w:eastAsia="BIZ UDPGothic" w:hAnsi="BIZ UDPGothic"/>
-          <w:color w:val="404040"/>
-          <w:sz w:val="18"/>
-          <w:szCs w:val="18"/>
-        </w:rPr>
-        <w:t xml:space="preserve">*　No.2 AWS Backup プラン②（日次）作成\*\* \*No.2 Tạo kế hoạch AWS</w:t>
-      </w:r>
-    </w:p>
-    <w:p>
-      <w:pPr>
-        <w:spacing w:before="100" w:after="100"/>
-      </w:pPr>
-      <w:r>
-        <w:rPr>
-          <w:rFonts w:ascii="BIZ UDPGothic" w:cs="BIZ UDPGothic" w:eastAsia="BIZ UDPGothic" w:hAnsi="BIZ UDPGothic"/>
-          <w:color w:val="404040"/>
-          <w:sz w:val="18"/>
-          <w:szCs w:val="18"/>
-        </w:rPr>
-        <w:t xml:space="preserve">Backup ②*</w:t>
-      </w:r>
-    </w:p>
-    <w:p>
-      <w:pPr>
-        <w:spacing w:before="100" w:after="100"/>
-      </w:pPr>
-      <w:r>
-        <w:rPr>
-          <w:rFonts w:ascii="BIZ UDPGothic" w:cs="BIZ UDPGothic" w:eastAsia="BIZ UDPGothic" w:hAnsi="BIZ UDPGothic"/>
-          <w:color w:val="404040"/>
-          <w:sz w:val="18"/>
-          <w:szCs w:val="18"/>
-        </w:rPr>
-        <w:t xml:space="preserve">(hàng ngày)\*</w:t>
-      </w:r>
-    </w:p>
-    <w:p>
-      <w:pPr>
-        <w:spacing w:before="100" w:after="100"/>
-      </w:pPr>
-      <w:r>
-        <w:rPr>
-          <w:rFonts w:ascii="BIZ UDPGothic" w:cs="BIZ UDPGothic" w:eastAsia="BIZ UDPGothic" w:hAnsi="BIZ UDPGothic"/>
-          <w:b/>
-          <w:bCs/>
-          <w:color w:val="C8102E"/>
-          <w:sz w:val="20"/>
-          <w:szCs w:val="20"/>
-        </w:rPr>
-        <w:t xml:space="preserve">■ 改修内容</w:t>
-      </w:r>
-    </w:p>
-    <w:p>
-      <w:pPr>
-        <w:spacing w:before="100" w:after="100"/>
-      </w:pPr>
-      <w:r>
-        <w:rPr>
-          <w:rFonts w:ascii="BIZ UDPGothic" w:cs="BIZ UDPGothic" w:eastAsia="BIZ UDPGothic" w:hAnsi="BIZ UDPGothic"/>
-          <w:color w:val="404040"/>
-          <w:sz w:val="18"/>
-          <w:szCs w:val="18"/>
-        </w:rPr>
-        <w:t xml:space="preserve">\- バックアッププラン「ksm-posprd-rds-daily」を作成する</w:t>
-      </w:r>
-    </w:p>
-    <w:p>
-      <w:pPr>
-        <w:spacing w:before="100" w:after="100"/>
-      </w:pPr>
-      <w:r>
-        <w:rPr>
-          <w:rFonts w:ascii="BIZ UDPGothic" w:cs="BIZ UDPGothic" w:eastAsia="BIZ UDPGothic" w:hAnsi="BIZ UDPGothic"/>
-          <w:color w:val="404040"/>
-          <w:sz w:val="18"/>
-          <w:szCs w:val="18"/>
-        </w:rPr>
-        <w:t xml:space="preserve">\- スケジュール: cron(0 15 \* \* ? \*) = JST 00:00（UTC 15:00）</w:t>
-      </w:r>
-    </w:p>
-    <w:p>
-      <w:pPr>
-        <w:spacing w:before="100" w:after="100"/>
-      </w:pPr>
-      <w:r>
-        <w:rPr>
-          <w:rFonts w:ascii="BIZ UDPGothic" w:cs="BIZ UDPGothic" w:eastAsia="BIZ UDPGothic" w:hAnsi="BIZ UDPGothic"/>
-          <w:color w:val="404040"/>
-          <w:sz w:val="18"/>
-          <w:szCs w:val="18"/>
-        </w:rPr>
-        <w:t xml:space="preserve">\- 保持期間: 7日間</w:t>
-      </w:r>
-    </w:p>
-    <w:p>
-      <w:pPr>
-        <w:spacing w:before="100" w:after="100"/>
-      </w:pPr>
-      <w:r>
-        <w:rPr>
-          <w:rFonts w:ascii="BIZ UDPGothic" w:cs="BIZ UDPGothic" w:eastAsia="BIZ UDPGothic" w:hAnsi="BIZ UDPGothic"/>
-          <w:color w:val="404040"/>
-          <w:sz w:val="18"/>
-          <w:szCs w:val="18"/>
-        </w:rPr>
-        <w:t xml:space="preserve">\- 対象: ksm-posprd-db-cluster（Aurora MySQL 8.0）</w:t>
-      </w:r>
-    </w:p>
-    <w:p>
-      <w:pPr>
-        <w:spacing w:before="100" w:after="100"/>
-      </w:pPr>
-      <w:r>
-        <w:rPr>
-          <w:rFonts w:ascii="BIZ UDPGothic" w:cs="BIZ UDPGothic" w:eastAsia="BIZ UDPGothic" w:hAnsi="BIZ UDPGothic"/>
-          <w:b/>
-          <w:bCs/>
-          <w:color w:val="C8102E"/>
-          <w:sz w:val="20"/>
-          <w:szCs w:val="20"/>
-        </w:rPr>
-        <w:t xml:space="preserve">■ コード差分</w:t>
-      </w:r>
-    </w:p>
-    <w:p>
-      <w:pPr>
-        <w:spacing w:before="100" w:after="100"/>
-      </w:pPr>
-      <w:r>
-        <w:rPr>
-          <w:rFonts w:ascii="BIZ UDPGothic" w:cs="BIZ UDPGothic" w:eastAsia="BIZ UDPGothic" w:hAnsi="BIZ UDPGothic"/>
-          <w:color w:val="404040"/>
-          <w:sz w:val="18"/>
-          <w:szCs w:val="18"/>
-        </w:rPr>
-        <w:t xml:space="preserve">（設定なし）                        aws backup create-backup-plan \--backup-plan</w:t>
-      </w:r>
-    </w:p>
-    <w:p>
-      <w:pPr>
-        <w:spacing w:before="100" w:after="100"/>
-      </w:pPr>
-      <w:r>
-        <w:rPr>
-          <w:rFonts w:ascii="BIZ UDPGothic" w:cs="BIZ UDPGothic" w:eastAsia="BIZ UDPGothic" w:hAnsi="BIZ UDPGothic"/>
-          <w:color w:val="404040"/>
-          <w:sz w:val="18"/>
-          <w:szCs w:val="18"/>
-        </w:rPr>
-        <w:t xml:space="preserve">\'{\"BackupPla</w:t>
-      </w:r>
-    </w:p>
-    <w:p>
-      <w:pPr>
-        <w:spacing w:before="100" w:after="100"/>
-      </w:pPr>
-      <w:r>
-        <w:rPr>
-          <w:rFonts w:ascii="BIZ UDPGothic" w:cs="BIZ UDPGothic" w:eastAsia="BIZ UDPGothic" w:hAnsi="BIZ UDPGothic"/>
-          <w:color w:val="404040"/>
-          <w:sz w:val="18"/>
-          <w:szCs w:val="18"/>
-        </w:rPr>
-        <w:t xml:space="preserve">nName\":\"ksm-posprd-rds-daily\",</w:t>
-      </w:r>
-    </w:p>
-    <w:p>
-      <w:pPr>
-        <w:spacing w:before="100" w:after="100"/>
-      </w:pPr>
-      <w:r>
-        <w:rPr>
-          <w:rFonts w:ascii="BIZ UDPGothic" w:cs="BIZ UDPGothic" w:eastAsia="BIZ UDPGothic" w:hAnsi="BIZ UDPGothic"/>
-          <w:color w:val="404040"/>
-          <w:sz w:val="18"/>
-          <w:szCs w:val="18"/>
-        </w:rPr>
-        <w:t xml:space="preserve">\"Rule</w:t>
-      </w:r>
-    </w:p>
-    <w:p>
-      <w:pPr>
-        <w:spacing w:before="100" w:after="100"/>
-      </w:pPr>
-      <w:r>
-        <w:rPr>
-          <w:rFonts w:ascii="BIZ UDPGothic" w:cs="BIZ UDPGothic" w:eastAsia="BIZ UDPGothic" w:hAnsi="BIZ UDPGothic"/>
-          <w:color w:val="404040"/>
-          <w:sz w:val="18"/>
-          <w:szCs w:val="18"/>
-        </w:rPr>
-        <w:t xml:space="preserve">s\":\[{\"RuleName\":\"daily-7d\",</w:t>
-      </w:r>
-    </w:p>
-    <w:p>
-      <w:pPr>
-        <w:spacing w:before="100" w:after="100"/>
-      </w:pPr>
-      <w:r>
-        <w:rPr>
-          <w:rFonts w:ascii="BIZ UDPGothic" w:cs="BIZ UDPGothic" w:eastAsia="BIZ UDPGothic" w:hAnsi="BIZ UDPGothic"/>
-          <w:color w:val="404040"/>
-          <w:sz w:val="18"/>
-          <w:szCs w:val="18"/>
-        </w:rPr>
-        <w:t xml:space="preserve">\"TargetBackupVaultNa</w:t>
-      </w:r>
-    </w:p>
-    <w:p>
-      <w:pPr>
-        <w:spacing w:before="100" w:after="100"/>
-      </w:pPr>
-      <w:r>
-        <w:rPr>
-          <w:rFonts w:ascii="BIZ UDPGothic" w:cs="BIZ UDPGothic" w:eastAsia="BIZ UDPGothic" w:hAnsi="BIZ UDPGothic"/>
-          <w:color w:val="404040"/>
-          <w:sz w:val="18"/>
-          <w:szCs w:val="18"/>
-        </w:rPr>
-        <w:t xml:space="preserve">me\":\"ksm-posprd-backup-vault\",</w:t>
-      </w:r>
-    </w:p>
-    <w:p>
-      <w:pPr>
-        <w:spacing w:before="100" w:after="100"/>
-      </w:pPr>
-      <w:r>
-        <w:rPr>
-          <w:rFonts w:ascii="BIZ UDPGothic" w:cs="BIZ UDPGothic" w:eastAsia="BIZ UDPGothic" w:hAnsi="BIZ UDPGothic"/>
-          <w:color w:val="404040"/>
-          <w:sz w:val="18"/>
-          <w:szCs w:val="18"/>
-        </w:rPr>
-        <w:t xml:space="preserve">\"ScheduleExpression\":\"cron(0 15 \*</w:t>
-      </w:r>
-    </w:p>
-    <w:p>
-      <w:pPr>
-        <w:spacing w:before="100" w:after="100"/>
-      </w:pPr>
-      <w:r>
-        <w:rPr>
-          <w:rFonts w:ascii="BIZ UDPGothic" w:cs="BIZ UDPGothic" w:eastAsia="BIZ UDPGothic" w:hAnsi="BIZ UDPGothic"/>
-          <w:color w:val="404040"/>
-          <w:sz w:val="18"/>
-          <w:szCs w:val="18"/>
-        </w:rPr>
-        <w:t xml:space="preserve">\* ? \*)\", \"Lifecycl</w:t>
-      </w:r>
-    </w:p>
-    <w:p>
-      <w:pPr>
-        <w:spacing w:before="100" w:after="100"/>
-      </w:pPr>
-      <w:r>
-        <w:rPr>
-          <w:rFonts w:ascii="BIZ UDPGothic" w:cs="BIZ UDPGothic" w:eastAsia="BIZ UDPGothic" w:hAnsi="BIZ UDPGothic"/>
-          <w:color w:val="404040"/>
-          <w:sz w:val="18"/>
-          <w:szCs w:val="18"/>
-        </w:rPr>
-        <w:t xml:space="preserve">e\":{\"DeleteAfterDays\":7}}\]}\' #</w:t>
-      </w:r>
-    </w:p>
-    <w:p>
-      <w:pPr>
-        <w:spacing w:before="100" w:after="100"/>
-      </w:pPr>
-      <w:r>
-        <w:rPr>
-          <w:rFonts w:ascii="BIZ UDPGothic" w:cs="BIZ UDPGothic" w:eastAsia="BIZ UDPGothic" w:hAnsi="BIZ UDPGothic"/>
-          <w:color w:val="404040"/>
-          <w:sz w:val="18"/>
-          <w:szCs w:val="18"/>
-        </w:rPr>
-        <w:t xml:space="preserve">バックア ップ選択（対象クラスター）を登録 aws</w:t>
-      </w:r>
-    </w:p>
-    <w:p>
-      <w:pPr>
-        <w:spacing w:before="100" w:after="100"/>
-      </w:pPr>
-      <w:r>
-        <w:rPr>
-          <w:rFonts w:ascii="BIZ UDPGothic" w:cs="BIZ UDPGothic" w:eastAsia="BIZ UDPGothic" w:hAnsi="BIZ UDPGothic"/>
-          <w:color w:val="404040"/>
-          <w:sz w:val="18"/>
-          <w:szCs w:val="18"/>
-        </w:rPr>
-        <w:t xml:space="preserve">backup create-backup-selection</w:t>
-      </w:r>
-    </w:p>
-    <w:p>
-      <w:pPr>
-        <w:spacing w:before="100" w:after="100"/>
-      </w:pPr>
-      <w:r>
-        <w:rPr>
-          <w:rFonts w:ascii="BIZ UDPGothic" w:cs="BIZ UDPGothic" w:eastAsia="BIZ UDPGothic" w:hAnsi="BIZ UDPGothic"/>
-          <w:color w:val="404040"/>
-          <w:sz w:val="18"/>
-          <w:szCs w:val="18"/>
-        </w:rPr>
-        <w:t xml:space="preserve">\--backup-plan-id \$PLAN_ID2</w:t>
-      </w:r>
-    </w:p>
-    <w:p>
-      <w:pPr>
-        <w:spacing w:before="100" w:after="100"/>
-      </w:pPr>
-      <w:r>
-        <w:rPr>
-          <w:rFonts w:ascii="BIZ UDPGothic" w:cs="BIZ UDPGothic" w:eastAsia="BIZ UDPGothic" w:hAnsi="BIZ UDPGothic"/>
-          <w:color w:val="404040"/>
-          <w:sz w:val="18"/>
-          <w:szCs w:val="18"/>
-        </w:rPr>
-        <w:t xml:space="preserve">\--backup-selection \'{\"Selec</w:t>
-      </w:r>
-    </w:p>
-    <w:p>
-      <w:pPr>
-        <w:spacing w:before="100" w:after="100"/>
-      </w:pPr>
-      <w:r>
-        <w:rPr>
-          <w:rFonts w:ascii="BIZ UDPGothic" w:cs="BIZ UDPGothic" w:eastAsia="BIZ UDPGothic" w:hAnsi="BIZ UDPGothic"/>
-          <w:color w:val="404040"/>
-          <w:sz w:val="18"/>
-          <w:szCs w:val="18"/>
-        </w:rPr>
-        <w:t xml:space="preserve">tionName\":\"rds-cluster-daily\",</w:t>
-      </w:r>
-    </w:p>
-    <w:p>
-      <w:pPr>
-        <w:spacing w:before="100" w:after="100"/>
-      </w:pPr>
-      <w:r>
-        <w:rPr>
-          <w:rFonts w:ascii="BIZ UDPGothic" w:cs="BIZ UDPGothic" w:eastAsia="BIZ UDPGothic" w:hAnsi="BIZ UDPGothic"/>
-          <w:color w:val="404040"/>
-          <w:sz w:val="18"/>
-          <w:szCs w:val="18"/>
-        </w:rPr>
-        <w:t xml:space="preserve">\"IamRoleArn</w:t>
-      </w:r>
-    </w:p>
-    <w:p>
-      <w:pPr>
-        <w:spacing w:before="100" w:after="100"/>
-      </w:pPr>
-      <w:r>
-        <w:rPr>
-          <w:rFonts w:ascii="BIZ UDPGothic" w:cs="BIZ UDPGothic" w:eastAsia="BIZ UDPGothic" w:hAnsi="BIZ UDPGothic"/>
-          <w:color w:val="404040"/>
-          <w:sz w:val="18"/>
-          <w:szCs w:val="18"/>
-        </w:rPr>
-        <w:t xml:space="preserve">\":\"arn:aws:iam::332802448674:ro</w:t>
-      </w:r>
-    </w:p>
-    <w:p>
-      <w:pPr>
-        <w:spacing w:before="100" w:after="100"/>
-      </w:pPr>
-      <w:r>
-        <w:rPr>
-          <w:rFonts w:ascii="BIZ UDPGothic" w:cs="BIZ UDPGothic" w:eastAsia="BIZ UDPGothic" w:hAnsi="BIZ UDPGothic"/>
-          <w:color w:val="404040"/>
-          <w:sz w:val="18"/>
-          <w:szCs w:val="18"/>
-        </w:rPr>
-        <w:t xml:space="preserve">le/AWSBackupDefaultServiceRole\",</w:t>
-      </w:r>
-    </w:p>
-    <w:p>
-      <w:pPr>
-        <w:spacing w:before="100" w:after="100"/>
-      </w:pPr>
-      <w:r>
-        <w:rPr>
-          <w:rFonts w:ascii="BIZ UDPGothic" w:cs="BIZ UDPGothic" w:eastAsia="BIZ UDPGothic" w:hAnsi="BIZ UDPGothic"/>
-          <w:color w:val="404040"/>
-          <w:sz w:val="18"/>
-          <w:szCs w:val="18"/>
-        </w:rPr>
-        <w:t xml:space="preserve">\"Resources\":\[\"arn:aws:rd</w:t>
-      </w:r>
-    </w:p>
-    <w:p>
-      <w:pPr>
-        <w:spacing w:before="100" w:after="100"/>
-      </w:pPr>
-      <w:r>
-        <w:rPr>
-          <w:rFonts w:ascii="BIZ UDPGothic" w:cs="BIZ UDPGothic" w:eastAsia="BIZ UDPGothic" w:hAnsi="BIZ UDPGothic"/>
-          <w:color w:val="404040"/>
-          <w:sz w:val="18"/>
-          <w:szCs w:val="18"/>
-        </w:rPr>
-        <w:t xml:space="preserve">s:ap-northeast-1:332802448674:clu</w:t>
-      </w:r>
-    </w:p>
-    <w:p>
-      <w:pPr>
-        <w:spacing w:before="100" w:after="100"/>
-      </w:pPr>
-      <w:r>
-        <w:rPr>
-          <w:rFonts w:ascii="BIZ UDPGothic" w:cs="BIZ UDPGothic" w:eastAsia="BIZ UDPGothic" w:hAnsi="BIZ UDPGothic"/>
-          <w:color w:val="404040"/>
-          <w:sz w:val="18"/>
-          <w:szCs w:val="18"/>
-        </w:rPr>
-        <w:t xml:space="preserve">ster:ksm-posprd-db-cluster\"\]}\'</w:t>
-      </w:r>
-    </w:p>
-    <w:p>
-      <w:pPr>
-        <w:spacing w:before="100" w:after="100"/>
-      </w:pPr>
-      <w:r>
-        <w:rPr>
-          <w:rFonts w:ascii="BIZ UDPGothic" w:cs="BIZ UDPGothic" w:eastAsia="BIZ UDPGothic" w:hAnsi="BIZ UDPGothic"/>
-          <w:b/>
-          <w:bCs/>
-          <w:color w:val="C8102E"/>
-          <w:sz w:val="20"/>
-          <w:szCs w:val="20"/>
-        </w:rPr>
-        <w:t xml:space="preserve">■ 2. 影響範囲</w:t>
-      </w:r>
-    </w:p>
-    <w:p>
-      <w:pPr>
-        <w:spacing w:before="100" w:after="100"/>
-      </w:pPr>
-      <w:r>
-        <w:rPr>
-          <w:rFonts w:ascii="BIZ UDPGothic" w:cs="BIZ UDPGothic" w:eastAsia="BIZ UDPGothic" w:hAnsi="BIZ UDPGothic"/>
-          <w:color w:val="404040"/>
-          <w:sz w:val="18"/>
-          <w:szCs w:val="18"/>
-        </w:rPr>
-        <w:t xml:space="preserve">項目 影響</w:t>
-      </w:r>
-    </w:p>
-    <w:p>
-      <w:pPr>
-        <w:spacing w:before="100" w:after="100"/>
-      </w:pPr>
-      <w:r>
-        <w:rPr>
-          <w:rFonts w:ascii="BIZ UDPGothic" w:cs="BIZ UDPGothic" w:eastAsia="BIZ UDPGothic" w:hAnsi="BIZ UDPGothic"/>
-          <w:color w:val="404040"/>
-          <w:sz w:val="18"/>
-          <w:szCs w:val="18"/>
-        </w:rPr>
-        <w:t xml:space="preserve">アプリケーション なし（バックアップはオフラインで実行）</w:t>
-      </w:r>
-    </w:p>
-    <w:p>
-      <w:pPr>
-        <w:spacing w:before="100" w:after="100"/>
-      </w:pPr>
-      <w:r>
-        <w:rPr>
-          <w:rFonts w:ascii="BIZ UDPGothic" w:cs="BIZ UDPGothic" w:eastAsia="BIZ UDPGothic" w:hAnsi="BIZ UDPGothic"/>
-          <w:color w:val="404040"/>
-          <w:sz w:val="18"/>
-          <w:szCs w:val="18"/>
-        </w:rPr>
-        <w:t xml:space="preserve">DB 接続 なし（パフォーマンスへの影響は軽微）</w:t>
-      </w:r>
-    </w:p>
-    <w:p>
-      <w:pPr>
-        <w:spacing w:before="100" w:after="100"/>
-      </w:pPr>
-      <w:r>
-        <w:rPr>
-          <w:rFonts w:ascii="BIZ UDPGothic" w:cs="BIZ UDPGothic" w:eastAsia="BIZ UDPGothic" w:hAnsi="BIZ UDPGothic"/>
-          <w:color w:val="404040"/>
-          <w:sz w:val="18"/>
-          <w:szCs w:val="18"/>
-        </w:rPr>
-        <w:t xml:space="preserve">コスト増加 約 +\$20〜\$30 / 月（スナップショット保存料）</w:t>
-      </w:r>
-    </w:p>
-    <w:p>
-      <w:pPr>
-        <w:spacing w:before="100" w:after="100"/>
-      </w:pPr>
-      <w:r>
-        <w:rPr>
-          <w:rFonts w:ascii="BIZ UDPGothic" w:cs="BIZ UDPGothic" w:eastAsia="BIZ UDPGothic" w:hAnsi="BIZ UDPGothic"/>
-          <w:color w:val="404040"/>
-          <w:sz w:val="18"/>
-          <w:szCs w:val="18"/>
-        </w:rPr>
-        <w:t xml:space="preserve">メンテナンス停止 不要</w:t>
-      </w:r>
-    </w:p>
-    <w:p>
-      <w:pPr>
-        <w:spacing w:before="100" w:after="100"/>
-      </w:pPr>
-      <w:r>
-        <w:rPr>
-          <w:rFonts w:ascii="BIZ UDPGothic" w:cs="BIZ UDPGothic" w:eastAsia="BIZ UDPGothic" w:hAnsi="BIZ UDPGothic"/>
-          <w:b/>
-          <w:bCs/>
-          <w:color w:val="C8102E"/>
-          <w:sz w:val="20"/>
-          <w:szCs w:val="20"/>
-        </w:rPr>
-        <w:t xml:space="preserve">■ 切り戻しコマンド（CloudShell）</w:t>
+          <w:color w:val="404040"/>
+          <w:sz w:val="18"/>
+          <w:szCs w:val="18"/>
+        </w:rPr>
+        <w:t xml:space="preserve">→ 全テスト完了後、結果欄（OK</w:t>
+      </w:r>
+      <w:r>
+        <w:br/>
+      </w:r>
+      <w:r>
+        <w:rPr>
+          <w:rFonts w:ascii="BIZ UDPGothic" w:cs="BIZ UDPGothic" w:eastAsia="BIZ UDPGothic" w:hAnsi="BIZ UDPGothic"/>
+          <w:i/>
+          <w:iCs/>
+          <w:color w:val="777777"/>
+          <w:sz w:val="16"/>
+          <w:szCs w:val="16"/>
+        </w:rPr>
+        <w:t xml:space="preserve">/ NG）を記入して Thanh Nguyên</w:t>
+      </w:r>
+    </w:p>
+    <w:p>
+      <w:pPr>
+        <w:spacing w:before="100" w:after="100"/>
+      </w:pPr>
+      <w:r>
+        <w:rPr>
+          <w:rFonts w:ascii="BIZ UDPGothic" w:cs="BIZ UDPGothic" w:eastAsia="BIZ UDPGothic" w:hAnsi="BIZ UDPGothic"/>
+          <w:color w:val="404040"/>
+          <w:sz w:val="18"/>
+          <w:szCs w:val="18"/>
+        </w:rPr>
+        <w:t xml:space="preserve">へ提出すること。 *→ Sau khi hoàn thành toàn bộ kiểm thử, điền kết quả</w:t>
+      </w:r>
+    </w:p>
+    <w:p>
+      <w:pPr>
+        <w:spacing w:before="100" w:after="100"/>
+      </w:pPr>
+      <w:r>
+        <w:rPr>
+          <w:rFonts w:ascii="BIZ UDPGothic" w:cs="BIZ UDPGothic" w:eastAsia="BIZ UDPGothic" w:hAnsi="BIZ UDPGothic"/>
+          <w:color w:val="404040"/>
+          <w:sz w:val="18"/>
+          <w:szCs w:val="18"/>
+        </w:rPr>
+        <w:t xml:space="preserve">(OK</w:t>
+      </w:r>
+      <w:r>
+        <w:br/>
+      </w:r>
+      <w:r>
+        <w:rPr>
+          <w:rFonts w:ascii="BIZ UDPGothic" w:cs="BIZ UDPGothic" w:eastAsia="BIZ UDPGothic" w:hAnsi="BIZ UDPGothic"/>
+          <w:i/>
+          <w:iCs/>
+          <w:color w:val="777777"/>
+          <w:sz w:val="16"/>
+          <w:szCs w:val="16"/>
+        </w:rPr>
+        <w:t xml:space="preserve">/ NG) và nộp cho Thanh Nguyên.</w:t>
       </w:r>
     </w:p>
     <w:p>
@@ -3434,7 +3457,7 @@
           <w:sz w:val="24"/>
           <w:szCs w:val="24"/>
         </w:rPr>
-        <w:t xml:space="preserve">■ テスト手順・結果</w:t>
+        <w:t xml:space="preserve">■ No.2 AWS Backup プラン②（日次）作成** *No.2 Tạo kế hoạch AWS Backup ②</w:t>
       </w:r>
       <w:r>
         <w:br/>
@@ -3448,121 +3471,232 @@
           <w:sz w:val="17"/>
           <w:szCs w:val="17"/>
         </w:rPr>
-        <w:t xml:space="preserve">　Quy Trình &amp; Kết Quả Kiểm Thử</w:t>
-      </w:r>
-    </w:p>
-    <w:p>
-      <w:pPr>
-        <w:spacing w:before="100" w:after="100"/>
-      </w:pPr>
-      <w:r>
-        <w:rPr>
-          <w:rFonts w:ascii="BIZ UDPGothic" w:cs="BIZ UDPGothic" w:eastAsia="BIZ UDPGothic" w:hAnsi="BIZ UDPGothic"/>
-          <w:color w:val="404040"/>
-          <w:sz w:val="18"/>
-          <w:szCs w:val="18"/>
-        </w:rPr>
-        <w:t xml:space="preserve">【実施順序】①検証環境 → ②STG環境（stg.ignicapos.com）→</w:t>
-      </w:r>
-    </w:p>
-    <w:p>
-      <w:pPr>
-        <w:spacing w:before="100" w:after="100"/>
-      </w:pPr>
-      <w:r>
-        <w:rPr>
-          <w:rFonts w:ascii="BIZ UDPGothic" w:cs="BIZ UDPGothic" w:eastAsia="BIZ UDPGothic" w:hAnsi="BIZ UDPGothic"/>
-          <w:color w:val="404040"/>
-          <w:sz w:val="18"/>
-          <w:szCs w:val="18"/>
-        </w:rPr>
-        <w:t xml:space="preserve">③PRD本番環境（www.ignicapos.com）の順に実施すること \*【Thứ tự thực</w:t>
-      </w:r>
-    </w:p>
-    <w:p>
-      <w:pPr>
-        <w:spacing w:before="100" w:after="100"/>
-      </w:pPr>
-      <w:r>
-        <w:rPr>
-          <w:rFonts w:ascii="BIZ UDPGothic" w:cs="BIZ UDPGothic" w:eastAsia="BIZ UDPGothic" w:hAnsi="BIZ UDPGothic"/>
-          <w:color w:val="404040"/>
-          <w:sz w:val="18"/>
-          <w:szCs w:val="18"/>
-        </w:rPr>
-        <w:t xml:space="preserve">hiện】① Môi trường kiểm thử → ② STG (stg.ignicapos.com) → ③ PRD thực</w:t>
-      </w:r>
-    </w:p>
-    <w:p>
-      <w:pPr>
-        <w:spacing w:before="100" w:after="100"/>
-      </w:pPr>
-      <w:r>
-        <w:rPr>
-          <w:rFonts w:ascii="BIZ UDPGothic" w:cs="BIZ UDPGothic" w:eastAsia="BIZ UDPGothic" w:hAnsi="BIZ UDPGothic"/>
-          <w:color w:val="404040"/>
-          <w:sz w:val="18"/>
-          <w:szCs w:val="18"/>
-        </w:rPr>
-        <w:t xml:space="preserve">(www.ignicapos.com)\*</w:t>
-      </w:r>
-    </w:p>
-    <w:p>
-      <w:pPr>
-        <w:spacing w:before="100" w:after="100"/>
+        <w:t xml:space="preserve">　No.2 AWS Backup プラン②（日次）作成** *No.2 Tạo kế hoạch AWS Backup ②</w:t>
+      </w:r>
+    </w:p>
+    <w:p>
+      <w:pPr>
+        <w:spacing w:before="100" w:after="100"/>
+      </w:pPr>
+      <w:r>
+        <w:rPr>
+          <w:rFonts w:ascii="BIZ UDPGothic" w:cs="BIZ UDPGothic" w:eastAsia="BIZ UDPGothic" w:hAnsi="BIZ UDPGothic"/>
+          <w:color w:val="404040"/>
+          <w:sz w:val="18"/>
+          <w:szCs w:val="18"/>
+        </w:rPr>
+        <w:t xml:space="preserve">(hàng ngày)*</w:t>
+      </w:r>
+    </w:p>
+    <w:p>
+      <w:pPr>
+        <w:pBdr>
+          <w:left w:val="thick" w:color="C8102E" w:sz="20" w:space="6"/>
+        </w:pBdr>
+        <w:spacing w:before="280" w:after="100"/>
       </w:pPr>
       <w:r>
         <w:rPr>
           <w:rFonts w:ascii="BIZ UDPGothic" w:cs="BIZ UDPGothic" w:eastAsia="BIZ UDPGothic" w:hAnsi="BIZ UDPGothic"/>
           <w:b/>
           <w:bCs/>
-          <w:color w:val="404040"/>
-          <w:sz w:val="18"/>
-          <w:szCs w:val="18"/>
-        </w:rPr>
-        <w:t xml:space="preserve">N o .                                                                          （OK/ NG）</w:t>
-      </w:r>
-    </w:p>
-    <w:p>
-      <w:pPr>
-        <w:spacing w:before="100" w:after="100"/>
-      </w:pPr>
-      <w:r>
-        <w:rPr>
-          <w:rFonts w:ascii="BIZ UDPGothic" w:cs="BIZ UDPGothic" w:eastAsia="BIZ UDPGothic" w:hAnsi="BIZ UDPGothic"/>
-          <w:color w:val="404040"/>
-          <w:sz w:val="18"/>
-          <w:szCs w:val="18"/>
-        </w:rPr>
-        <w:t xml:space="preserve">1                 バックアップボ                                ボールトが存在し</w:t>
-      </w:r>
-    </w:p>
-    <w:p>
-      <w:pPr>
-        <w:spacing w:before="100" w:after="100"/>
-      </w:pPr>
-      <w:r>
-        <w:rPr>
-          <w:rFonts w:ascii="BIZ UDPGothic" w:cs="BIZ UDPGothic" w:eastAsia="BIZ UDPGothic" w:hAnsi="BIZ UDPGothic"/>
-          <w:color w:val="404040"/>
-          <w:sz w:val="18"/>
-          <w:szCs w:val="18"/>
-        </w:rPr>
-        <w:t xml:space="preserve">ールト「ksm-posstg-backup-vault」が           暗号化キー ARN</w:t>
-      </w:r>
-    </w:p>
-    <w:p>
-      <w:pPr>
-        <w:spacing w:before="100" w:after="100"/>
-      </w:pPr>
-      <w:r>
-        <w:rPr>
-          <w:rFonts w:ascii="BIZ UDPGothic" w:cs="BIZ UDPGothic" w:eastAsia="BIZ UDPGothic" w:hAnsi="BIZ UDPGothic"/>
-          <w:color w:val="404040"/>
-          <w:sz w:val="18"/>
-          <w:szCs w:val="18"/>
-        </w:rPr>
-        <w:t xml:space="preserve">ap-northeast-1 に作成されていることを確認 ▶   が表示される</w:t>
+          <w:color w:val="C8102E"/>
+          <w:sz w:val="24"/>
+          <w:szCs w:val="24"/>
+        </w:rPr>
+        <w:t xml:space="preserve">■ 対象ファイル** *File mục tiêu*</w:t>
+      </w:r>
+      <w:r>
+        <w:br/>
+      </w:r>
+      <w:r>
+        <w:rPr>
+          <w:rFonts w:ascii="BIZ UDPGothic" w:cs="BIZ UDPGothic" w:eastAsia="BIZ UDPGothic" w:hAnsi="BIZ UDPGothic"/>
+          <w:i/>
+          <w:iCs/>
+          <w:color w:val="AA3344"/>
+          <w:sz w:val="17"/>
+          <w:szCs w:val="17"/>
+        </w:rPr>
+        <w:t xml:space="preserve">　</w:t>
+      </w:r>
+    </w:p>
+    <w:p>
+      <w:pPr>
+        <w:spacing w:before="100" w:after="100"/>
+      </w:pPr>
+      <w:r>
+        <w:rPr>
+          <w:rFonts w:ascii="BIZ UDPGothic" w:cs="BIZ UDPGothic" w:eastAsia="BIZ UDPGothic" w:hAnsi="BIZ UDPGothic"/>
+          <w:color w:val="404040"/>
+          <w:sz w:val="18"/>
+          <w:szCs w:val="18"/>
+        </w:rPr>
+        <w:t xml:space="preserve">------------------ -----------------------------------------------------</w:t>
+      </w:r>
+    </w:p>
+    <w:p>
+      <w:pPr>
+        <w:spacing w:before="100" w:after="100"/>
+      </w:pPr>
+      <w:r>
+        <w:rPr>
+          <w:rFonts w:ascii="BIZ UDPGothic" w:cs="BIZ UDPGothic" w:eastAsia="BIZ UDPGothic" w:hAnsi="BIZ UDPGothic"/>
+          <w:color w:val="404040"/>
+          <w:sz w:val="18"/>
+          <w:szCs w:val="18"/>
+        </w:rPr>
+        <w:t xml:space="preserve">ファイルパス AWS Backup コンソール / CloudShell</w:t>
+      </w:r>
+    </w:p>
+    <w:p>
+      <w:pPr>
+        <w:spacing w:before="100" w:after="100"/>
+      </w:pPr>
+      <w:r>
+        <w:rPr>
+          <w:rFonts w:ascii="BIZ UDPGothic" w:cs="BIZ UDPGothic" w:eastAsia="BIZ UDPGothic" w:hAnsi="BIZ UDPGothic"/>
+          <w:color w:val="404040"/>
+          <w:sz w:val="18"/>
+          <w:szCs w:val="18"/>
+        </w:rPr>
+        <w:t xml:space="preserve">変更種別 新規設定</w:t>
+      </w:r>
+    </w:p>
+    <w:p>
+      <w:pPr>
+        <w:spacing w:before="100" w:after="100"/>
+      </w:pPr>
+      <w:r>
+        <w:rPr>
+          <w:rFonts w:ascii="BIZ UDPGothic" w:cs="BIZ UDPGothic" w:eastAsia="BIZ UDPGothic" w:hAnsi="BIZ UDPGothic"/>
+          <w:color w:val="404040"/>
+          <w:sz w:val="18"/>
+          <w:szCs w:val="18"/>
+        </w:rPr>
+        <w:t xml:space="preserve">------------------ -----------------------------------------------------</w:t>
+      </w:r>
+    </w:p>
+    <w:p>
+      <w:pPr>
+        <w:pBdr>
+          <w:left w:val="thick" w:color="C8102E" w:sz="20" w:space="6"/>
+        </w:pBdr>
+        <w:spacing w:before="280" w:after="100"/>
+      </w:pPr>
+      <w:r>
+        <w:rPr>
+          <w:rFonts w:ascii="BIZ UDPGothic" w:cs="BIZ UDPGothic" w:eastAsia="BIZ UDPGothic" w:hAnsi="BIZ UDPGothic"/>
+          <w:b/>
+          <w:bCs/>
+          <w:color w:val="C8102E"/>
+          <w:sz w:val="24"/>
+          <w:szCs w:val="24"/>
+        </w:rPr>
+        <w:t xml:space="preserve">■ 改修内容** *Nội dung sửa đổi*</w:t>
+      </w:r>
+      <w:r>
+        <w:br/>
+      </w:r>
+      <w:r>
+        <w:rPr>
+          <w:rFonts w:ascii="BIZ UDPGothic" w:cs="BIZ UDPGothic" w:eastAsia="BIZ UDPGothic" w:hAnsi="BIZ UDPGothic"/>
+          <w:i/>
+          <w:iCs/>
+          <w:color w:val="AA3344"/>
+          <w:sz w:val="17"/>
+          <w:szCs w:val="17"/>
+        </w:rPr>
+        <w:t xml:space="preserve">　</w:t>
+      </w:r>
+    </w:p>
+    <w:p>
+      <w:pPr>
+        <w:spacing w:before="100" w:after="100"/>
+      </w:pPr>
+      <w:r>
+        <w:rPr>
+          <w:rFonts w:ascii="BIZ UDPGothic" w:cs="BIZ UDPGothic" w:eastAsia="BIZ UDPGothic" w:hAnsi="BIZ UDPGothic"/>
+          <w:color w:val="404040"/>
+          <w:sz w:val="18"/>
+          <w:szCs w:val="18"/>
+        </w:rPr>
+        <w:t xml:space="preserve">- バックアッププラン「ksm-posprd-rds-daily」を作成する</w:t>
+      </w:r>
+    </w:p>
+    <w:p>
+      <w:pPr>
+        <w:spacing w:before="100" w:after="100"/>
+      </w:pPr>
+      <w:r>
+        <w:rPr>
+          <w:rFonts w:ascii="BIZ UDPGothic" w:cs="BIZ UDPGothic" w:eastAsia="BIZ UDPGothic" w:hAnsi="BIZ UDPGothic"/>
+          <w:color w:val="404040"/>
+          <w:sz w:val="18"/>
+          <w:szCs w:val="18"/>
+        </w:rPr>
+        <w:t xml:space="preserve">- スケジュール: cron(0 15 \* \* ? \*) = JST 00:00（UTC 15:00）</w:t>
+      </w:r>
+    </w:p>
+    <w:p>
+      <w:pPr>
+        <w:spacing w:before="100" w:after="100"/>
+      </w:pPr>
+      <w:r>
+        <w:rPr>
+          <w:rFonts w:ascii="BIZ UDPGothic" w:cs="BIZ UDPGothic" w:eastAsia="BIZ UDPGothic" w:hAnsi="BIZ UDPGothic"/>
+          <w:color w:val="404040"/>
+          <w:sz w:val="18"/>
+          <w:szCs w:val="18"/>
+        </w:rPr>
+        <w:t xml:space="preserve">- 保持期間: 7日間</w:t>
+      </w:r>
+    </w:p>
+    <w:p>
+      <w:pPr>
+        <w:spacing w:before="100" w:after="100"/>
+      </w:pPr>
+      <w:r>
+        <w:rPr>
+          <w:rFonts w:ascii="BIZ UDPGothic" w:cs="BIZ UDPGothic" w:eastAsia="BIZ UDPGothic" w:hAnsi="BIZ UDPGothic"/>
+          <w:color w:val="404040"/>
+          <w:sz w:val="18"/>
+          <w:szCs w:val="18"/>
+        </w:rPr>
+        <w:t xml:space="preserve">- 対象: ksm-posprd-db-cluster（Aurora MySQL 8.0）</w:t>
+      </w:r>
+    </w:p>
+    <w:p>
+      <w:pPr>
+        <w:pBdr>
+          <w:left w:val="thick" w:color="C8102E" w:sz="20" w:space="6"/>
+        </w:pBdr>
+        <w:spacing w:before="280" w:after="100"/>
+      </w:pPr>
+      <w:r>
+        <w:rPr>
+          <w:rFonts w:ascii="BIZ UDPGothic" w:cs="BIZ UDPGothic" w:eastAsia="BIZ UDPGothic" w:hAnsi="BIZ UDPGothic"/>
+          <w:b/>
+          <w:bCs/>
+          <w:color w:val="C8102E"/>
+          <w:sz w:val="24"/>
+          <w:szCs w:val="24"/>
+        </w:rPr>
+        <w:t xml:space="preserve">■ コード差分** *So sánh code (Before/After)*</w:t>
+      </w:r>
+      <w:r>
+        <w:br/>
+      </w:r>
+      <w:r>
+        <w:rPr>
+          <w:rFonts w:ascii="BIZ UDPGothic" w:cs="BIZ UDPGothic" w:eastAsia="BIZ UDPGothic" w:hAnsi="BIZ UDPGothic"/>
+          <w:i/>
+          <w:iCs/>
+          <w:color w:val="AA3344"/>
+          <w:sz w:val="17"/>
+          <w:szCs w:val="17"/>
+        </w:rPr>
+        <w:t xml:space="preserve">　</w:t>
       </w:r>
     </w:p>
     <w:tbl>
@@ -3578,27 +3712,130 @@
         </w:tblBorders>
       </w:tblPr>
       <w:tblGrid>
-        <w:gridCol w:w="9506"/>
+        <w:gridCol w:w="4753"/>
+        <w:gridCol w:w="4753"/>
       </w:tblGrid>
       <w:tr>
         <w:trPr>
           <w:cantSplit/>
+          <w:tblHeader/>
         </w:trPr>
         <w:tc>
           <w:tcPr>
-            <w:tcW w:type="dxa" w:w="9506"/>
-            <w:tcBorders>
-              <w:top w:val="single" w:color="CCCCCC" w:sz="4"/>
-              <w:left w:val="single" w:color="CCCCCC" w:sz="4"/>
-              <w:bottom w:val="single" w:color="CCCCCC" w:sz="4"/>
-              <w:right w:val="single" w:color="CCCCCC" w:sz="4"/>
-            </w:tcBorders>
-            <w:shd w:fill="F5F5F5" w:val="clear"/>
-            <w:tcMar>
-              <w:top w:type="dxa" w:w="80"/>
-              <w:left w:type="dxa" w:w="200"/>
-              <w:bottom w:type="dxa" w:w="80"/>
-              <w:right w:type="dxa" w:w="200"/>
+            <w:tcW w:type="dxa" w:w="4753"/>
+            <w:tcBorders>
+              <w:top w:val="single" w:color="CCCCCC" w:sz="4"/>
+              <w:left w:val="single" w:color="CCCCCC" w:sz="4"/>
+              <w:bottom w:val="single" w:color="CCCCCC" w:sz="4"/>
+              <w:right w:val="single" w:color="CCCCCC" w:sz="4"/>
+            </w:tcBorders>
+            <w:shd w:fill="E8E8E8" w:val="clear"/>
+            <w:tcMar>
+              <w:top w:type="dxa" w:w="80"/>
+              <w:left w:type="dxa" w:w="120"/>
+              <w:bottom w:type="dxa" w:w="80"/>
+              <w:right w:type="dxa" w:w="120"/>
+            </w:tcMar>
+          </w:tcPr>
+          <w:p>
+            <w:pPr>
+              <w:spacing w:before="0" w:after="0"/>
+            </w:pPr>
+            <w:r>
+              <w:rPr>
+                <w:rFonts w:ascii="BIZ UDPGothic" w:cs="BIZ UDPGothic" w:eastAsia="BIZ UDPGothic" w:hAnsi="BIZ UDPGothic"/>
+                <w:color w:val="404040"/>
+                <w:sz w:val="18"/>
+                <w:szCs w:val="18"/>
+              </w:rPr>
+              <w:t xml:space="preserve"/>
+            </w:r>
+          </w:p>
+        </w:tc>
+        <w:tc>
+          <w:tcPr>
+            <w:tcW w:type="dxa" w:w="4753"/>
+            <w:tcBorders>
+              <w:top w:val="single" w:color="CCCCCC" w:sz="4"/>
+              <w:left w:val="single" w:color="CCCCCC" w:sz="4"/>
+              <w:bottom w:val="single" w:color="CCCCCC" w:sz="4"/>
+              <w:right w:val="single" w:color="CCCCCC" w:sz="4"/>
+            </w:tcBorders>
+            <w:shd w:fill="E8E8E8" w:val="clear"/>
+            <w:tcMar>
+              <w:top w:type="dxa" w:w="80"/>
+              <w:left w:type="dxa" w:w="120"/>
+              <w:bottom w:type="dxa" w:w="80"/>
+              <w:right w:type="dxa" w:w="120"/>
+            </w:tcMar>
+          </w:tcPr>
+          <w:p>
+            <w:pPr>
+              <w:spacing w:before="0" w:after="0"/>
+            </w:pPr>
+            <w:r>
+              <w:rPr>
+                <w:rFonts w:ascii="BIZ UDPGothic" w:cs="BIZ UDPGothic" w:eastAsia="BIZ UDPGothic" w:hAnsi="BIZ UDPGothic"/>
+                <w:color w:val="404040"/>
+                <w:sz w:val="18"/>
+                <w:szCs w:val="18"/>
+              </w:rPr>
+              <w:t xml:space="preserve"/>
+            </w:r>
+          </w:p>
+        </w:tc>
+      </w:tr>
+      <w:tr>
+        <w:trPr>
+          <w:cantSplit/>
+        </w:trPr>
+        <w:tc>
+          <w:tcPr>
+            <w:tcW w:type="dxa" w:w="4753"/>
+            <w:tcBorders>
+              <w:top w:val="single" w:color="CCCCCC" w:sz="4"/>
+              <w:left w:val="single" w:color="CCCCCC" w:sz="4"/>
+              <w:bottom w:val="single" w:color="CCCCCC" w:sz="4"/>
+              <w:right w:val="single" w:color="CCCCCC" w:sz="4"/>
+            </w:tcBorders>
+            <w:shd w:fill="FFFFFF" w:val="clear"/>
+            <w:tcMar>
+              <w:top w:type="dxa" w:w="80"/>
+              <w:left w:type="dxa" w:w="120"/>
+              <w:bottom w:type="dxa" w:w="80"/>
+              <w:right w:type="dxa" w:w="120"/>
+            </w:tcMar>
+          </w:tcPr>
+          <w:p>
+            <w:pPr>
+              <w:spacing w:before="0" w:after="0"/>
+            </w:pPr>
+            <w:r>
+              <w:rPr>
+                <w:rFonts w:ascii="BIZ UDPGothic" w:cs="BIZ UDPGothic" w:eastAsia="BIZ UDPGothic" w:hAnsi="BIZ UDPGothic"/>
+                <w:color w:val="404040"/>
+                <w:sz w:val="18"/>
+                <w:szCs w:val="18"/>
+              </w:rPr>
+              <w:t xml:space="preserve">（設定なし）</w:t>
+            </w:r>
+          </w:p>
+        </w:tc>
+        <w:tc>
+          <w:tcPr>
+            <w:tcW w:type="dxa" w:w="4753"/>
+            <w:tcBorders>
+              <w:top w:val="single" w:color="CCCCCC" w:sz="4"/>
+              <w:left w:val="single" w:color="CCCCCC" w:sz="4"/>
+              <w:bottom w:val="single" w:color="CCCCCC" w:sz="4"/>
+              <w:right w:val="single" w:color="CCCCCC" w:sz="4"/>
+            </w:tcBorders>
+            <w:shd w:fill="FFFFFF" w:val="clear"/>
+            <w:tcMar>
+              <w:top w:type="dxa" w:w="80"/>
+              <w:left w:type="dxa" w:w="120"/>
+              <w:bottom w:type="dxa" w:w="80"/>
+              <w:right w:type="dxa" w:w="120"/>
             </w:tcMar>
           </w:tcPr>
           <w:p>
@@ -3612,469 +3849,7 @@
                 <w:sz w:val="16"/>
                 <w:szCs w:val="16"/>
               </w:rPr>
-              <w:t xml:space="preserve">aws backup list-backup-vaults \--region</w:t>
-            </w:r>
-          </w:p>
-          <w:p>
-            <w:pPr>
-              <w:spacing w:before="0" w:after="0"/>
-            </w:pPr>
-            <w:r>
-              <w:rPr>
-                <w:rFonts w:ascii="Courier New" w:cs="Courier New" w:eastAsia="Courier New" w:hAnsi="Courier New"/>
-                <w:color w:val="404040"/>
-                <w:sz w:val="16"/>
-                <w:szCs w:val="16"/>
-              </w:rPr>
-              <w:t xml:space="preserve">ap-northeast-1 \--query</w:t>
-            </w:r>
-          </w:p>
-          <w:p>
-            <w:pPr>
-              <w:spacing w:before="0" w:after="0"/>
-            </w:pPr>
-            <w:r>
-              <w:rPr>
-                <w:rFonts w:ascii="Courier New" w:cs="Courier New" w:eastAsia="Courier New" w:hAnsi="Courier New"/>
-                <w:color w:val="404040"/>
-                <w:sz w:val="16"/>
-                <w:szCs w:val="16"/>
-              </w:rPr>
-              <w:t xml:space="preserve">\"BackupVaultList\[?BackupVaultName</w:t>
-            </w:r>
-          </w:p>
-          <w:p>
-            <w:pPr>
-              <w:spacing w:before="0" w:after="0"/>
-            </w:pPr>
-            <w:r>
-              <w:rPr>
-                <w:rFonts w:ascii="Courier New" w:cs="Courier New" w:eastAsia="Courier New" w:hAnsi="Courier New"/>
-                <w:color w:val="404040"/>
-                <w:sz w:val="16"/>
-                <w:szCs w:val="16"/>
-              </w:rPr>
-              <w:t xml:space="preserve">==\'ksm-posstg-backup-vault\'\].\[B</w:t>
-            </w:r>
-          </w:p>
-          <w:p>
-            <w:pPr>
-              <w:spacing w:before="0" w:after="0"/>
-            </w:pPr>
-            <w:r>
-              <w:rPr>
-                <w:rFonts w:ascii="Courier New" w:cs="Courier New" w:eastAsia="Courier New" w:hAnsi="Courier New"/>
-                <w:color w:val="404040"/>
-                <w:sz w:val="16"/>
-                <w:szCs w:val="16"/>
-              </w:rPr>
-              <w:t xml:space="preserve">ackupVaultName,EncryptionKeyArn\]\"</w:t>
-            </w:r>
-          </w:p>
-          <w:p>
-            <w:pPr>
-              <w:spacing w:before="0" w:after="0"/>
-            </w:pPr>
-            <w:r>
-              <w:rPr>
-                <w:rFonts w:ascii="Courier New" w:cs="Courier New" w:eastAsia="Courier New" w:hAnsi="Courier New"/>
-                <w:color w:val="404040"/>
-                <w:sz w:val="16"/>
-                <w:szCs w:val="16"/>
-              </w:rPr>
-              <w:t xml:space="preserve">\--output table</w:t>
-            </w:r>
-          </w:p>
-          <w:p>
-            <w:pPr>
-              <w:spacing w:before="0" w:after="0"/>
-            </w:pPr>
-            <w:r>
-              <w:rPr>
-                <w:rFonts w:ascii="Courier New" w:cs="Courier New" w:eastAsia="Courier New" w:hAnsi="Courier New"/>
-                <w:color w:val="404040"/>
-                <w:sz w:val="16"/>
-                <w:szCs w:val="16"/>
-              </w:rPr>
-              <w:t xml:space="preserve"/>
-            </w:r>
-          </w:p>
-          <w:p>
-            <w:pPr>
-              <w:spacing w:before="0" w:after="0"/>
-            </w:pPr>
-            <w:r>
-              <w:rPr>
-                <w:rFonts w:ascii="Courier New" w:cs="Courier New" w:eastAsia="Courier New" w:hAnsi="Courier New"/>
-                <w:color w:val="404040"/>
-                <w:sz w:val="16"/>
-                <w:szCs w:val="16"/>
-              </w:rPr>
-              <w:t xml:space="preserve">1                 バックアップボ                                ボールトが存在し</w:t>
-            </w:r>
-          </w:p>
-          <w:p>
-            <w:pPr>
-              <w:spacing w:before="0" w:after="0"/>
-            </w:pPr>
-            <w:r>
-              <w:rPr>
-                <w:rFonts w:ascii="Courier New" w:cs="Courier New" w:eastAsia="Courier New" w:hAnsi="Courier New"/>
-                <w:color w:val="404040"/>
-                <w:sz w:val="16"/>
-                <w:szCs w:val="16"/>
-              </w:rPr>
-              <w:t xml:space="preserve">ールト「ksm-posprd-backup-vault」が           暗号化キー ARN</w:t>
-            </w:r>
-          </w:p>
-          <w:p>
-            <w:pPr>
-              <w:spacing w:before="0" w:after="0"/>
-            </w:pPr>
-            <w:r>
-              <w:rPr>
-                <w:rFonts w:ascii="Courier New" w:cs="Courier New" w:eastAsia="Courier New" w:hAnsi="Courier New"/>
-                <w:color w:val="404040"/>
-                <w:sz w:val="16"/>
-                <w:szCs w:val="16"/>
-              </w:rPr>
-              <w:t xml:space="preserve">ap-northeast-1 に作成されていることを確認 ▶   が表示される</w:t>
-            </w:r>
-          </w:p>
-          <w:p>
-            <w:pPr>
-              <w:spacing w:before="0" w:after="0"/>
-            </w:pPr>
-            <w:r>
-              <w:rPr>
-                <w:rFonts w:ascii="Courier New" w:cs="Courier New" w:eastAsia="Courier New" w:hAnsi="Courier New"/>
-                <w:color w:val="404040"/>
-                <w:sz w:val="16"/>
-                <w:szCs w:val="16"/>
-              </w:rPr>
-              <w:t xml:space="preserve">aws backup list-backup-vaults \--region</w:t>
-            </w:r>
-          </w:p>
-          <w:p>
-            <w:pPr>
-              <w:spacing w:before="0" w:after="0"/>
-            </w:pPr>
-            <w:r>
-              <w:rPr>
-                <w:rFonts w:ascii="Courier New" w:cs="Courier New" w:eastAsia="Courier New" w:hAnsi="Courier New"/>
-                <w:color w:val="404040"/>
-                <w:sz w:val="16"/>
-                <w:szCs w:val="16"/>
-              </w:rPr>
-              <w:t xml:space="preserve">ap-northeast-1 \--query</w:t>
-            </w:r>
-          </w:p>
-          <w:p>
-            <w:pPr>
-              <w:spacing w:before="0" w:after="0"/>
-            </w:pPr>
-            <w:r>
-              <w:rPr>
-                <w:rFonts w:ascii="Courier New" w:cs="Courier New" w:eastAsia="Courier New" w:hAnsi="Courier New"/>
-                <w:color w:val="404040"/>
-                <w:sz w:val="16"/>
-                <w:szCs w:val="16"/>
-              </w:rPr>
-              <w:t xml:space="preserve">\"BackupVaultList\[?BackupVaultName</w:t>
-            </w:r>
-          </w:p>
-          <w:p>
-            <w:pPr>
-              <w:spacing w:before="0" w:after="0"/>
-            </w:pPr>
-            <w:r>
-              <w:rPr>
-                <w:rFonts w:ascii="Courier New" w:cs="Courier New" w:eastAsia="Courier New" w:hAnsi="Courier New"/>
-                <w:color w:val="404040"/>
-                <w:sz w:val="16"/>
-                <w:szCs w:val="16"/>
-              </w:rPr>
-              <w:t xml:space="preserve">==\'ksm-posprd-backup-vault\'\].\[B</w:t>
-            </w:r>
-          </w:p>
-          <w:p>
-            <w:pPr>
-              <w:spacing w:before="0" w:after="0"/>
-            </w:pPr>
-            <w:r>
-              <w:rPr>
-                <w:rFonts w:ascii="Courier New" w:cs="Courier New" w:eastAsia="Courier New" w:hAnsi="Courier New"/>
-                <w:color w:val="404040"/>
-                <w:sz w:val="16"/>
-                <w:szCs w:val="16"/>
-              </w:rPr>
-              <w:t xml:space="preserve">ackupVaultName,EncryptionKeyArn\]\"</w:t>
-            </w:r>
-          </w:p>
-          <w:p>
-            <w:pPr>
-              <w:spacing w:before="0" w:after="0"/>
-            </w:pPr>
-            <w:r>
-              <w:rPr>
-                <w:rFonts w:ascii="Courier New" w:cs="Courier New" w:eastAsia="Courier New" w:hAnsi="Courier New"/>
-                <w:color w:val="404040"/>
-                <w:sz w:val="16"/>
-                <w:szCs w:val="16"/>
-              </w:rPr>
-              <w:t xml:space="preserve">\--output table</w:t>
-            </w:r>
-          </w:p>
-          <w:p>
-            <w:pPr>
-              <w:spacing w:before="0" w:after="0"/>
-            </w:pPr>
-            <w:r>
-              <w:rPr>
-                <w:rFonts w:ascii="Courier New" w:cs="Courier New" w:eastAsia="Courier New" w:hAnsi="Courier New"/>
-                <w:color w:val="404040"/>
-                <w:sz w:val="16"/>
-                <w:szCs w:val="16"/>
-              </w:rPr>
-              <w:t xml:space="preserve"/>
-            </w:r>
-          </w:p>
-          <w:p>
-            <w:pPr>
-              <w:spacing w:before="0" w:after="0"/>
-            </w:pPr>
-            <w:r>
-              <w:rPr>
-                <w:rFonts w:ascii="Courier New" w:cs="Courier New" w:eastAsia="Courier New" w:hAnsi="Courier New"/>
-                <w:color w:val="404040"/>
-                <w:sz w:val="16"/>
-                <w:szCs w:val="16"/>
-              </w:rPr>
-              <w:t xml:space="preserve">2                 プラン「ksm-posstg-rds-hourly」が             プランが存在する</w:t>
-            </w:r>
-          </w:p>
-          <w:p>
-            <w:pPr>
-              <w:spacing w:before="0" w:after="0"/>
-            </w:pPr>
-            <w:r>
-              <w:rPr>
-                <w:rFonts w:ascii="Courier New" w:cs="Courier New" w:eastAsia="Courier New" w:hAnsi="Courier New"/>
-                <w:color w:val="404040"/>
-                <w:sz w:val="16"/>
-                <w:szCs w:val="16"/>
-              </w:rPr>
-              <w:t xml:space="preserve">ScheduleExpression = cron(0 \\* \\* \\* ?</w:t>
-            </w:r>
-          </w:p>
-          <w:p>
-            <w:pPr>
-              <w:spacing w:before="0" w:after="0"/>
-            </w:pPr>
-            <w:r>
-              <w:rPr>
-                <w:rFonts w:ascii="Courier New" w:cs="Courier New" w:eastAsia="Courier New" w:hAnsi="Courier New"/>
-                <w:color w:val="404040"/>
-                <w:sz w:val="16"/>
-                <w:szCs w:val="16"/>
-              </w:rPr>
-              <w:t xml:space="preserve">\\*) で作成されていることを確認 ▶ aws backup</w:t>
-            </w:r>
-          </w:p>
-          <w:p>
-            <w:pPr>
-              <w:spacing w:before="0" w:after="0"/>
-            </w:pPr>
-            <w:r>
-              <w:rPr>
-                <w:rFonts w:ascii="Courier New" w:cs="Courier New" w:eastAsia="Courier New" w:hAnsi="Courier New"/>
-                <w:color w:val="404040"/>
-                <w:sz w:val="16"/>
-                <w:szCs w:val="16"/>
-              </w:rPr>
-              <w:t xml:space="preserve">list-backup-plans \--region ap-northeast-1</w:t>
-            </w:r>
-          </w:p>
-          <w:p>
-            <w:pPr>
-              <w:spacing w:before="0" w:after="0"/>
-            </w:pPr>
-            <w:r>
-              <w:rPr>
-                <w:rFonts w:ascii="Courier New" w:cs="Courier New" w:eastAsia="Courier New" w:hAnsi="Courier New"/>
-                <w:color w:val="404040"/>
-                <w:sz w:val="16"/>
-                <w:szCs w:val="16"/>
-              </w:rPr>
-              <w:t xml:space="preserve">\--query \"BackupPlansList\[?BackupP</w:t>
-            </w:r>
-          </w:p>
-          <w:p>
-            <w:pPr>
-              <w:spacing w:before="0" w:after="0"/>
-            </w:pPr>
-            <w:r>
-              <w:rPr>
-                <w:rFonts w:ascii="Courier New" w:cs="Courier New" w:eastAsia="Courier New" w:hAnsi="Courier New"/>
-                <w:color w:val="404040"/>
-                <w:sz w:val="16"/>
-                <w:szCs w:val="16"/>
-              </w:rPr>
-              <w:t xml:space="preserve">lanName==\'ksm-posstg-rds-hourly\'\</w:t>
-            </w:r>
-          </w:p>
-          <w:p>
-            <w:pPr>
-              <w:spacing w:before="0" w:after="0"/>
-            </w:pPr>
-            <w:r>
-              <w:rPr>
-                <w:rFonts w:ascii="Courier New" w:cs="Courier New" w:eastAsia="Courier New" w:hAnsi="Courier New"/>
-                <w:color w:val="404040"/>
-                <w:sz w:val="16"/>
-                <w:szCs w:val="16"/>
-              </w:rPr>
-              <w:t xml:space="preserve">].\[BackupPlanName,BackupPlanId\]\"</w:t>
-            </w:r>
-          </w:p>
-          <w:p>
-            <w:pPr>
-              <w:spacing w:before="0" w:after="0"/>
-            </w:pPr>
-            <w:r>
-              <w:rPr>
-                <w:rFonts w:ascii="Courier New" w:cs="Courier New" w:eastAsia="Courier New" w:hAnsi="Courier New"/>
-                <w:color w:val="404040"/>
-                <w:sz w:val="16"/>
-                <w:szCs w:val="16"/>
-              </w:rPr>
-              <w:t xml:space="preserve">\--output table</w:t>
-            </w:r>
-          </w:p>
-          <w:p>
-            <w:pPr>
-              <w:spacing w:before="0" w:after="0"/>
-            </w:pPr>
-            <w:r>
-              <w:rPr>
-                <w:rFonts w:ascii="Courier New" w:cs="Courier New" w:eastAsia="Courier New" w:hAnsi="Courier New"/>
-                <w:color w:val="404040"/>
-                <w:sz w:val="16"/>
-                <w:szCs w:val="16"/>
-              </w:rPr>
-              <w:t xml:space="preserve"/>
-            </w:r>
-          </w:p>
-          <w:p>
-            <w:pPr>
-              <w:spacing w:before="0" w:after="0"/>
-            </w:pPr>
-            <w:r>
-              <w:rPr>
-                <w:rFonts w:ascii="Courier New" w:cs="Courier New" w:eastAsia="Courier New" w:hAnsi="Courier New"/>
-                <w:color w:val="404040"/>
-                <w:sz w:val="16"/>
-                <w:szCs w:val="16"/>
-              </w:rPr>
-              <w:t xml:space="preserve">2                 プラン「ksm-posprd-rds-hourly」が             プランが存在する</w:t>
-            </w:r>
-          </w:p>
-          <w:p>
-            <w:pPr>
-              <w:spacing w:before="0" w:after="0"/>
-            </w:pPr>
-            <w:r>
-              <w:rPr>
-                <w:rFonts w:ascii="Courier New" w:cs="Courier New" w:eastAsia="Courier New" w:hAnsi="Courier New"/>
-                <w:color w:val="404040"/>
-                <w:sz w:val="16"/>
-                <w:szCs w:val="16"/>
-              </w:rPr>
-              <w:t xml:space="preserve">ScheduleExpression = cron(0 \\* \\* \\* ?</w:t>
-            </w:r>
-          </w:p>
-          <w:p>
-            <w:pPr>
-              <w:spacing w:before="0" w:after="0"/>
-            </w:pPr>
-            <w:r>
-              <w:rPr>
-                <w:rFonts w:ascii="Courier New" w:cs="Courier New" w:eastAsia="Courier New" w:hAnsi="Courier New"/>
-                <w:color w:val="404040"/>
-                <w:sz w:val="16"/>
-                <w:szCs w:val="16"/>
-              </w:rPr>
-              <w:t xml:space="preserve">\\*) で作成されていることを確認 ▶ aws backup</w:t>
-            </w:r>
-          </w:p>
-          <w:p>
-            <w:pPr>
-              <w:spacing w:before="0" w:after="0"/>
-            </w:pPr>
-            <w:r>
-              <w:rPr>
-                <w:rFonts w:ascii="Courier New" w:cs="Courier New" w:eastAsia="Courier New" w:hAnsi="Courier New"/>
-                <w:color w:val="404040"/>
-                <w:sz w:val="16"/>
-                <w:szCs w:val="16"/>
-              </w:rPr>
-              <w:t xml:space="preserve">list-backup-plans \--region ap-northeast-1</w:t>
-            </w:r>
-          </w:p>
-          <w:p>
-            <w:pPr>
-              <w:spacing w:before="0" w:after="0"/>
-            </w:pPr>
-            <w:r>
-              <w:rPr>
-                <w:rFonts w:ascii="Courier New" w:cs="Courier New" w:eastAsia="Courier New" w:hAnsi="Courier New"/>
-                <w:color w:val="404040"/>
-                <w:sz w:val="16"/>
-                <w:szCs w:val="16"/>
-              </w:rPr>
-              <w:t xml:space="preserve">\--query \"BackupPlansList\[?BackupP</w:t>
-            </w:r>
-          </w:p>
-          <w:p>
-            <w:pPr>
-              <w:spacing w:before="0" w:after="0"/>
-            </w:pPr>
-            <w:r>
-              <w:rPr>
-                <w:rFonts w:ascii="Courier New" w:cs="Courier New" w:eastAsia="Courier New" w:hAnsi="Courier New"/>
-                <w:color w:val="404040"/>
-                <w:sz w:val="16"/>
-                <w:szCs w:val="16"/>
-              </w:rPr>
-              <w:t xml:space="preserve">lanName==\'ksm-posprd-rds-hourly\'\</w:t>
-            </w:r>
-          </w:p>
-          <w:p>
-            <w:pPr>
-              <w:spacing w:before="0" w:after="0"/>
-            </w:pPr>
-            <w:r>
-              <w:rPr>
-                <w:rFonts w:ascii="Courier New" w:cs="Courier New" w:eastAsia="Courier New" w:hAnsi="Courier New"/>
-                <w:color w:val="404040"/>
-                <w:sz w:val="16"/>
-                <w:szCs w:val="16"/>
-              </w:rPr>
-              <w:t xml:space="preserve">].\[BackupPlanName,BackupPlanId\]\"</w:t>
-            </w:r>
-          </w:p>
-          <w:p>
-            <w:pPr>
-              <w:spacing w:before="0" w:after="0"/>
-            </w:pPr>
-            <w:r>
-              <w:rPr>
-                <w:rFonts w:ascii="Courier New" w:cs="Courier New" w:eastAsia="Courier New" w:hAnsi="Courier New"/>
-                <w:color w:val="404040"/>
-                <w:sz w:val="16"/>
-                <w:szCs w:val="16"/>
-              </w:rPr>
-              <w:t xml:space="preserve">\--output table</w:t>
+              <w:t xml:space="preserve">aws backup create-backup-plan \--backup-plan \'{\"BackupPla nName\":\"ksm-posprd-rds-daily\", \"Rule s\":\[{\"RuleName\":\"daily-7d\", \"TargetBackupVaultNa me\":\"ksm-posprd-backup-vault\", \"ScheduleExpression\":\"cron(0 15 \* \* ? \*)\", \"Lifecycl e\":{\"DeleteAfterDays\":7}}\]}\' \# バックア ップ選択（対象クラスター）を登録 aws backup create-backup-selection \--backup-plan-id \$PLAN_ID2 \--backup-selection \'{\"Selec tionName\":\"rds-cluster-daily\", \"IamRoleArn \":\"arn:aws:iam::332802448674:ro le/AWSBackupDefaultServiceRole\", \"Resources\":\[\"arn:aws:rd s:ap-northeast-1:332802448674:clu ster:ksm-posprd-db-cluster\"\]}\'</w:t>
             </w:r>
           </w:p>
         </w:tc>
@@ -4082,424 +3857,903 @@
     </w:tbl>
     <w:p>
       <w:pPr>
-        <w:spacing w:before="100" w:after="100"/>
-      </w:pPr>
-      <w:r>
-        <w:rPr>
-          <w:rFonts w:ascii="BIZ UDPGothic" w:cs="BIZ UDPGothic" w:eastAsia="BIZ UDPGothic" w:hAnsi="BIZ UDPGothic"/>
-          <w:color w:val="404040"/>
-          <w:sz w:val="18"/>
-          <w:szCs w:val="18"/>
-        </w:rPr>
-        <w:t xml:space="preserve">→ 全テスト完了後、結果欄（OK/NG）を記入して Thanh Nguyên</w:t>
-      </w:r>
-    </w:p>
-    <w:p>
-      <w:pPr>
-        <w:spacing w:before="100" w:after="100"/>
-      </w:pPr>
-      <w:r>
-        <w:rPr>
-          <w:rFonts w:ascii="BIZ UDPGothic" w:cs="BIZ UDPGothic" w:eastAsia="BIZ UDPGothic" w:hAnsi="BIZ UDPGothic"/>
-          <w:color w:val="404040"/>
-          <w:sz w:val="18"/>
-          <w:szCs w:val="18"/>
-        </w:rPr>
-        <w:t xml:space="preserve">へ提出すること。 \*→ Sau khi hoàn thành toàn bộ kiểm thử, điền kết quả</w:t>
-      </w:r>
-    </w:p>
-    <w:p>
-      <w:pPr>
-        <w:spacing w:before="100" w:after="100"/>
-      </w:pPr>
-      <w:r>
-        <w:rPr>
-          <w:rFonts w:ascii="BIZ UDPGothic" w:cs="BIZ UDPGothic" w:eastAsia="BIZ UDPGothic" w:hAnsi="BIZ UDPGothic"/>
-          <w:color w:val="404040"/>
-          <w:sz w:val="18"/>
-          <w:szCs w:val="18"/>
-        </w:rPr>
-        <w:t xml:space="preserve">(OK/NG) và nộp cho Thanh Nguyên.\*</w:t>
-      </w:r>
-    </w:p>
-    <w:p>
-      <w:pPr>
-        <w:spacing w:before="100" w:after="100"/>
-      </w:pPr>
-      <w:r>
-        <w:rPr>
-          <w:rFonts w:ascii="BIZ UDPGothic" w:cs="BIZ UDPGothic" w:eastAsia="BIZ UDPGothic" w:hAnsi="BIZ UDPGothic"/>
-          <w:color w:val="404040"/>
-          <w:sz w:val="18"/>
-          <w:szCs w:val="18"/>
-        </w:rPr>
-        <w:t xml:space="preserve">【実施順序】①検証環境 → ②STG環境（stg.ignicapos.com）→</w:t>
-      </w:r>
-    </w:p>
-    <w:p>
-      <w:pPr>
-        <w:spacing w:before="100" w:after="100"/>
-      </w:pPr>
-      <w:r>
-        <w:rPr>
-          <w:rFonts w:ascii="BIZ UDPGothic" w:cs="BIZ UDPGothic" w:eastAsia="BIZ UDPGothic" w:hAnsi="BIZ UDPGothic"/>
-          <w:color w:val="404040"/>
-          <w:sz w:val="18"/>
-          <w:szCs w:val="18"/>
-        </w:rPr>
-        <w:t xml:space="preserve">③PRD本番環境（www.ignicapos.com）の順に実施すること \*【Thứ tự thực</w:t>
-      </w:r>
-    </w:p>
-    <w:p>
-      <w:pPr>
-        <w:spacing w:before="100" w:after="100"/>
-      </w:pPr>
-      <w:r>
-        <w:rPr>
-          <w:rFonts w:ascii="BIZ UDPGothic" w:cs="BIZ UDPGothic" w:eastAsia="BIZ UDPGothic" w:hAnsi="BIZ UDPGothic"/>
-          <w:color w:val="404040"/>
-          <w:sz w:val="18"/>
-          <w:szCs w:val="18"/>
-        </w:rPr>
-        <w:t xml:space="preserve">hiện】① Môi trường kiểm thử → ② STG (stg.ignicapos.com) → ③ PRD thực</w:t>
-      </w:r>
-    </w:p>
-    <w:p>
-      <w:pPr>
-        <w:spacing w:before="100" w:after="100"/>
-      </w:pPr>
-      <w:r>
-        <w:rPr>
-          <w:rFonts w:ascii="BIZ UDPGothic" w:cs="BIZ UDPGothic" w:eastAsia="BIZ UDPGothic" w:hAnsi="BIZ UDPGothic"/>
-          <w:color w:val="404040"/>
-          <w:sz w:val="18"/>
-          <w:szCs w:val="18"/>
-        </w:rPr>
-        <w:t xml:space="preserve">(www.ignicapos.com)\*</w:t>
-      </w:r>
-    </w:p>
-    <w:p>
-      <w:pPr>
-        <w:spacing w:before="100" w:after="100"/>
+        <w:pBdr>
+          <w:left w:val="thick" w:color="C8102E" w:sz="20" w:space="6"/>
+        </w:pBdr>
+        <w:spacing w:before="280" w:after="100"/>
       </w:pPr>
       <w:r>
         <w:rPr>
           <w:rFonts w:ascii="BIZ UDPGothic" w:cs="BIZ UDPGothic" w:eastAsia="BIZ UDPGothic" w:hAnsi="BIZ UDPGothic"/>
           <w:b/>
           <w:bCs/>
-          <w:color w:val="404040"/>
-          <w:sz w:val="18"/>
-          <w:szCs w:val="18"/>
-        </w:rPr>
-        <w:t xml:space="preserve">N o .                                                                         （OK/ NG）</w:t>
-      </w:r>
-    </w:p>
-    <w:p>
-      <w:pPr>
-        <w:spacing w:before="100" w:after="100"/>
-      </w:pPr>
-      <w:r>
-        <w:rPr>
-          <w:rFonts w:ascii="BIZ UDPGothic" w:cs="BIZ UDPGothic" w:eastAsia="BIZ UDPGothic" w:hAnsi="BIZ UDPGothic"/>
-          <w:color w:val="404040"/>
-          <w:sz w:val="18"/>
-          <w:szCs w:val="18"/>
-        </w:rPr>
-        <w:t xml:space="preserve">1                 プラン「ksm-posprd-rds-daily」が             プランが存在する</w:t>
-      </w:r>
-    </w:p>
-    <w:p>
-      <w:pPr>
-        <w:spacing w:before="100" w:after="100"/>
-      </w:pPr>
-      <w:r>
-        <w:rPr>
-          <w:rFonts w:ascii="BIZ UDPGothic" w:cs="BIZ UDPGothic" w:eastAsia="BIZ UDPGothic" w:hAnsi="BIZ UDPGothic"/>
-          <w:color w:val="404040"/>
-          <w:sz w:val="18"/>
-          <w:szCs w:val="18"/>
-        </w:rPr>
-        <w:t xml:space="preserve">ScheduleExpression = cron(0 15 \* \* ?</w:t>
-      </w:r>
-    </w:p>
-    <w:p>
-      <w:pPr>
-        <w:spacing w:before="100" w:after="100"/>
-      </w:pPr>
-      <w:r>
-        <w:rPr>
-          <w:rFonts w:ascii="BIZ UDPGothic" w:cs="BIZ UDPGothic" w:eastAsia="BIZ UDPGothic" w:hAnsi="BIZ UDPGothic"/>
-          <w:color w:val="404040"/>
-          <w:sz w:val="18"/>
-          <w:szCs w:val="18"/>
-        </w:rPr>
-        <w:t xml:space="preserve">\*) で作成されていることを確認 ▶ aws</w:t>
-      </w:r>
-    </w:p>
-    <w:p>
-      <w:pPr>
-        <w:spacing w:before="100" w:after="100"/>
-      </w:pPr>
-      <w:r>
-        <w:rPr>
-          <w:rFonts w:ascii="BIZ UDPGothic" w:cs="BIZ UDPGothic" w:eastAsia="BIZ UDPGothic" w:hAnsi="BIZ UDPGothic"/>
-          <w:color w:val="404040"/>
-          <w:sz w:val="18"/>
-          <w:szCs w:val="18"/>
-        </w:rPr>
-        <w:t xml:space="preserve">backup list-backup-plans \--region</w:t>
-      </w:r>
-    </w:p>
-    <w:p>
-      <w:pPr>
-        <w:spacing w:before="100" w:after="100"/>
-      </w:pPr>
-      <w:r>
-        <w:rPr>
-          <w:rFonts w:ascii="BIZ UDPGothic" w:cs="BIZ UDPGothic" w:eastAsia="BIZ UDPGothic" w:hAnsi="BIZ UDPGothic"/>
-          <w:color w:val="404040"/>
-          <w:sz w:val="18"/>
-          <w:szCs w:val="18"/>
-        </w:rPr>
-        <w:t xml:space="preserve">ap-northeast-1 \--query</w:t>
-      </w:r>
-    </w:p>
-    <w:p>
-      <w:pPr>
-        <w:spacing w:before="100" w:after="100"/>
-      </w:pPr>
-      <w:r>
-        <w:rPr>
-          <w:rFonts w:ascii="BIZ UDPGothic" w:cs="BIZ UDPGothic" w:eastAsia="BIZ UDPGothic" w:hAnsi="BIZ UDPGothic"/>
-          <w:color w:val="404040"/>
-          <w:sz w:val="18"/>
-          <w:szCs w:val="18"/>
-        </w:rPr>
-        <w:t xml:space="preserve">\"BackupPlansList\[?Backup</w:t>
-      </w:r>
-    </w:p>
-    <w:p>
-      <w:pPr>
-        <w:spacing w:before="100" w:after="100"/>
-      </w:pPr>
-      <w:r>
-        <w:rPr>
-          <w:rFonts w:ascii="BIZ UDPGothic" w:cs="BIZ UDPGothic" w:eastAsia="BIZ UDPGothic" w:hAnsi="BIZ UDPGothic"/>
-          <w:color w:val="404040"/>
-          <w:sz w:val="18"/>
-          <w:szCs w:val="18"/>
-        </w:rPr>
-        <w:t xml:space="preserve">PlanName==\'ksm-posprd-rds-daily\'</w:t>
-      </w:r>
-    </w:p>
-    <w:p>
-      <w:pPr>
-        <w:spacing w:before="100" w:after="100"/>
-      </w:pPr>
-      <w:r>
-        <w:rPr>
-          <w:rFonts w:ascii="BIZ UDPGothic" w:cs="BIZ UDPGothic" w:eastAsia="BIZ UDPGothic" w:hAnsi="BIZ UDPGothic"/>
-          <w:color w:val="404040"/>
-          <w:sz w:val="18"/>
-          <w:szCs w:val="18"/>
-        </w:rPr>
-        <w:t xml:space="preserve">\].\[BackupPlanName,BackupPlanId\]\"</w:t>
-      </w:r>
-    </w:p>
-    <w:p>
-      <w:pPr>
-        <w:spacing w:before="100" w:after="100"/>
-      </w:pPr>
-      <w:r>
-        <w:rPr>
-          <w:rFonts w:ascii="BIZ UDPGothic" w:cs="BIZ UDPGothic" w:eastAsia="BIZ UDPGothic" w:hAnsi="BIZ UDPGothic"/>
-          <w:color w:val="404040"/>
-          <w:sz w:val="18"/>
-          <w:szCs w:val="18"/>
-        </w:rPr>
-        <w:t xml:space="preserve">\--output table</w:t>
-      </w:r>
-    </w:p>
-    <w:p>
-      <w:pPr>
-        <w:spacing w:before="100" w:after="100"/>
-      </w:pPr>
-      <w:r>
-        <w:rPr>
-          <w:rFonts w:ascii="BIZ UDPGothic" w:cs="BIZ UDPGothic" w:eastAsia="BIZ UDPGothic" w:hAnsi="BIZ UDPGothic"/>
-          <w:color w:val="404040"/>
-          <w:sz w:val="18"/>
-          <w:szCs w:val="18"/>
-        </w:rPr>
-        <w:t xml:space="preserve">2                 設定翌日以降にバックアップジョブが COMPLETED State = COMPLETED</w:t>
-      </w:r>
-    </w:p>
-    <w:p>
-      <w:pPr>
-        <w:spacing w:before="100" w:after="100"/>
-      </w:pPr>
-      <w:r>
-        <w:rPr>
-          <w:rFonts w:ascii="BIZ UDPGothic" w:cs="BIZ UDPGothic" w:eastAsia="BIZ UDPGothic" w:hAnsi="BIZ UDPGothic"/>
-          <w:color w:val="404040"/>
-          <w:sz w:val="18"/>
-          <w:szCs w:val="18"/>
-        </w:rPr>
-        <w:t xml:space="preserve">になっていることを確認 ▶ aws backup          毎時・</w:t>
-      </w:r>
-    </w:p>
-    <w:p>
-      <w:pPr>
-        <w:spacing w:before="100" w:after="100"/>
-      </w:pPr>
-      <w:r>
-        <w:rPr>
-          <w:rFonts w:ascii="BIZ UDPGothic" w:cs="BIZ UDPGothic" w:eastAsia="BIZ UDPGothic" w:hAnsi="BIZ UDPGothic"/>
-          <w:color w:val="404040"/>
-          <w:sz w:val="18"/>
-          <w:szCs w:val="18"/>
-        </w:rPr>
-        <w:t xml:space="preserve">list-backup-jobs \--region ap-northeast-1  日次の両プランで</w:t>
-      </w:r>
-    </w:p>
-    <w:p>
-      <w:pPr>
-        <w:spacing w:before="100" w:after="100"/>
-      </w:pPr>
-      <w:r>
-        <w:rPr>
-          <w:rFonts w:ascii="BIZ UDPGothic" w:cs="BIZ UDPGothic" w:eastAsia="BIZ UDPGothic" w:hAnsi="BIZ UDPGothic"/>
-          <w:color w:val="404040"/>
-          <w:sz w:val="18"/>
-          <w:szCs w:val="18"/>
-        </w:rPr>
-        <w:t xml:space="preserve">\--by-resource-arn                         ジョブ</w:t>
-      </w:r>
-    </w:p>
-    <w:p>
-      <w:pPr>
-        <w:spacing w:before="100" w:after="100"/>
-      </w:pPr>
-      <w:r>
-        <w:rPr>
-          <w:rFonts w:ascii="BIZ UDPGothic" w:cs="BIZ UDPGothic" w:eastAsia="BIZ UDPGothic" w:hAnsi="BIZ UDPGothic"/>
-          <w:color w:val="404040"/>
-          <w:sz w:val="18"/>
-          <w:szCs w:val="18"/>
-        </w:rPr>
-        <w:t xml:space="preserve">arn:aws:rds:ap-northeast-1:3328024           が生成されている</w:t>
-      </w:r>
-    </w:p>
-    <w:p>
-      <w:pPr>
-        <w:spacing w:before="100" w:after="100"/>
-      </w:pPr>
-      <w:r>
-        <w:rPr>
-          <w:rFonts w:ascii="BIZ UDPGothic" w:cs="BIZ UDPGothic" w:eastAsia="BIZ UDPGothic" w:hAnsi="BIZ UDPGothic"/>
-          <w:color w:val="404040"/>
-          <w:sz w:val="18"/>
-          <w:szCs w:val="18"/>
-        </w:rPr>
-        <w:t xml:space="preserve">48674:cluster:ksm-posprd-db-cluster</w:t>
-      </w:r>
-    </w:p>
-    <w:p>
-      <w:pPr>
-        <w:spacing w:before="100" w:after="100"/>
-      </w:pPr>
-      <w:r>
-        <w:rPr>
-          <w:rFonts w:ascii="BIZ UDPGothic" w:cs="BIZ UDPGothic" w:eastAsia="BIZ UDPGothic" w:hAnsi="BIZ UDPGothic"/>
-          <w:color w:val="404040"/>
-          <w:sz w:val="18"/>
-          <w:szCs w:val="18"/>
-        </w:rPr>
-        <w:t xml:space="preserve">\--query</w:t>
-      </w:r>
-    </w:p>
-    <w:p>
-      <w:pPr>
-        <w:spacing w:before="100" w:after="100"/>
-      </w:pPr>
-      <w:r>
-        <w:rPr>
-          <w:rFonts w:ascii="BIZ UDPGothic" w:cs="BIZ UDPGothic" w:eastAsia="BIZ UDPGothic" w:hAnsi="BIZ UDPGothic"/>
-          <w:color w:val="404040"/>
-          <w:sz w:val="18"/>
-          <w:szCs w:val="18"/>
-        </w:rPr>
-        <w:t xml:space="preserve">\"BackupJobs\[0:5\].\[Creat</w:t>
-      </w:r>
-    </w:p>
-    <w:p>
-      <w:pPr>
-        <w:spacing w:before="100" w:after="100"/>
-      </w:pPr>
-      <w:r>
-        <w:rPr>
-          <w:rFonts w:ascii="BIZ UDPGothic" w:cs="BIZ UDPGothic" w:eastAsia="BIZ UDPGothic" w:hAnsi="BIZ UDPGothic"/>
-          <w:color w:val="404040"/>
-          <w:sz w:val="18"/>
-          <w:szCs w:val="18"/>
-        </w:rPr>
-        <w:t xml:space="preserve">ionDate,State,BackupSizeInBytes\]\"</w:t>
-      </w:r>
-    </w:p>
-    <w:p>
-      <w:pPr>
-        <w:spacing w:before="100" w:after="100"/>
-      </w:pPr>
-      <w:r>
-        <w:rPr>
-          <w:rFonts w:ascii="BIZ UDPGothic" w:cs="BIZ UDPGothic" w:eastAsia="BIZ UDPGothic" w:hAnsi="BIZ UDPGothic"/>
-          <w:color w:val="404040"/>
-          <w:sz w:val="18"/>
-          <w:szCs w:val="18"/>
-        </w:rPr>
-        <w:t xml:space="preserve">\--output table</w:t>
-      </w:r>
-    </w:p>
-    <w:p>
-      <w:pPr>
-        <w:spacing w:before="100" w:after="100"/>
-      </w:pPr>
-      <w:r>
-        <w:rPr>
-          <w:rFonts w:ascii="BIZ UDPGothic" w:cs="BIZ UDPGothic" w:eastAsia="BIZ UDPGothic" w:hAnsi="BIZ UDPGothic"/>
-          <w:color w:val="404040"/>
-          <w:sz w:val="18"/>
-          <w:szCs w:val="18"/>
-        </w:rPr>
-        <w:t xml:space="preserve">→ 全テスト完了後、結果欄（OK/NG）を記入して Thanh Nguyên</w:t>
-      </w:r>
-    </w:p>
-    <w:p>
-      <w:pPr>
-        <w:spacing w:before="100" w:after="100"/>
-      </w:pPr>
-      <w:r>
-        <w:rPr>
-          <w:rFonts w:ascii="BIZ UDPGothic" w:cs="BIZ UDPGothic" w:eastAsia="BIZ UDPGothic" w:hAnsi="BIZ UDPGothic"/>
-          <w:color w:val="404040"/>
-          <w:sz w:val="18"/>
-          <w:szCs w:val="18"/>
-        </w:rPr>
-        <w:t xml:space="preserve">へ提出すること。 \*→ Sau khi hoàn thành toàn bộ kiểm thử, điền kết quả</w:t>
-      </w:r>
-    </w:p>
-    <w:p>
-      <w:pPr>
-        <w:spacing w:before="100" w:after="100"/>
-      </w:pPr>
-      <w:r>
-        <w:rPr>
-          <w:rFonts w:ascii="BIZ UDPGothic" w:cs="BIZ UDPGothic" w:eastAsia="BIZ UDPGothic" w:hAnsi="BIZ UDPGothic"/>
-          <w:color w:val="404040"/>
-          <w:sz w:val="18"/>
-          <w:szCs w:val="18"/>
-        </w:rPr>
-        <w:t xml:space="preserve">(OK/NG) và nộp cho Thanh Nguyên.\*</w:t>
+          <w:color w:val="C8102E"/>
+          <w:sz w:val="24"/>
+          <w:szCs w:val="24"/>
+        </w:rPr>
+        <w:t xml:space="preserve">■ テスト手順・報告** *Quy trình kiểm thử / Báo cáo*</w:t>
+      </w:r>
+      <w:r>
+        <w:br/>
+      </w:r>
+      <w:r>
+        <w:rPr>
+          <w:rFonts w:ascii="BIZ UDPGothic" w:cs="BIZ UDPGothic" w:eastAsia="BIZ UDPGothic" w:hAnsi="BIZ UDPGothic"/>
+          <w:i/>
+          <w:iCs/>
+          <w:color w:val="AA3344"/>
+          <w:sz w:val="17"/>
+          <w:szCs w:val="17"/>
+        </w:rPr>
+        <w:t xml:space="preserve">　テスト手順・報告** *Quy trình kiểm thử / Báo cáo*</w:t>
+      </w:r>
+    </w:p>
+    <w:p>
+      <w:pPr>
+        <w:spacing w:before="100" w:after="100"/>
+      </w:pPr>
+      <w:r>
+        <w:rPr>
+          <w:rFonts w:ascii="BIZ UDPGothic" w:cs="BIZ UDPGothic" w:eastAsia="BIZ UDPGothic" w:hAnsi="BIZ UDPGothic"/>
+          <w:color w:val="404040"/>
+          <w:sz w:val="18"/>
+          <w:szCs w:val="18"/>
+        </w:rPr>
+        <w:t xml:space="preserve">【実施順序】①検証環境 → ②STG環境（stg.ignicapos.com）→</w:t>
+      </w:r>
+    </w:p>
+    <w:p>
+      <w:pPr>
+        <w:spacing w:before="100" w:after="100"/>
+      </w:pPr>
+      <w:r>
+        <w:rPr>
+          <w:rFonts w:ascii="BIZ UDPGothic" w:cs="BIZ UDPGothic" w:eastAsia="BIZ UDPGothic" w:hAnsi="BIZ UDPGothic"/>
+          <w:color w:val="404040"/>
+          <w:sz w:val="18"/>
+          <w:szCs w:val="18"/>
+        </w:rPr>
+        <w:t xml:space="preserve">③PRD本番環境（www.ignicapos.com）の順に実施すること *【Thứ tự thực</w:t>
+      </w:r>
+    </w:p>
+    <w:p>
+      <w:pPr>
+        <w:spacing w:before="100" w:after="100"/>
+      </w:pPr>
+      <w:r>
+        <w:rPr>
+          <w:rFonts w:ascii="BIZ UDPGothic" w:cs="BIZ UDPGothic" w:eastAsia="BIZ UDPGothic" w:hAnsi="BIZ UDPGothic"/>
+          <w:color w:val="404040"/>
+          <w:sz w:val="18"/>
+          <w:szCs w:val="18"/>
+        </w:rPr>
+        <w:t xml:space="preserve">hiện】① Môi trường kiểm thử → ② STG (stg.ignicapos.com) → ③ PRD thực</w:t>
+      </w:r>
+    </w:p>
+    <w:p>
+      <w:pPr>
+        <w:spacing w:before="100" w:after="100"/>
+      </w:pPr>
+      <w:r>
+        <w:rPr>
+          <w:rFonts w:ascii="BIZ UDPGothic" w:cs="BIZ UDPGothic" w:eastAsia="BIZ UDPGothic" w:hAnsi="BIZ UDPGothic"/>
+          <w:color w:val="404040"/>
+          <w:sz w:val="18"/>
+          <w:szCs w:val="18"/>
+        </w:rPr>
+        <w:t xml:space="preserve">(www.ignicapos.com)*</w:t>
+      </w:r>
+    </w:p>
+    <w:tbl>
+      <w:tblPr>
+        <w:tblW w:type="dxa" w:w="9506"/>
+        <w:tblBorders>
+          <w:top w:val="single" w:color="CCCCCC" w:sz="4"/>
+          <w:left w:val="single" w:color="CCCCCC" w:sz="4"/>
+          <w:bottom w:val="single" w:color="CCCCCC" w:sz="4"/>
+          <w:right w:val="single" w:color="CCCCCC" w:sz="4"/>
+          <w:insideH w:val="single" w:color="auto" w:sz="4"/>
+          <w:insideV w:val="single" w:color="auto" w:sz="4"/>
+        </w:tblBorders>
+      </w:tblPr>
+      <w:tblGrid>
+        <w:gridCol w:w="2376"/>
+        <w:gridCol w:w="2376"/>
+        <w:gridCol w:w="2376"/>
+        <w:gridCol w:w="2378"/>
+      </w:tblGrid>
+      <w:tr>
+        <w:trPr>
+          <w:cantSplit/>
+          <w:tblHeader/>
+        </w:trPr>
+        <w:tc>
+          <w:tcPr>
+            <w:tcW w:type="dxa" w:w="2376"/>
+            <w:tcBorders>
+              <w:top w:val="single" w:color="CCCCCC" w:sz="4"/>
+              <w:left w:val="single" w:color="CCCCCC" w:sz="4"/>
+              <w:bottom w:val="single" w:color="CCCCCC" w:sz="4"/>
+              <w:right w:val="single" w:color="CCCCCC" w:sz="4"/>
+            </w:tcBorders>
+            <w:shd w:fill="E8E8E8" w:val="clear"/>
+            <w:tcMar>
+              <w:top w:type="dxa" w:w="80"/>
+              <w:left w:type="dxa" w:w="120"/>
+              <w:bottom w:type="dxa" w:w="80"/>
+              <w:right w:type="dxa" w:w="120"/>
+            </w:tcMar>
+          </w:tcPr>
+          <w:p>
+            <w:pPr>
+              <w:spacing w:before="0" w:after="0"/>
+            </w:pPr>
+            <w:r>
+              <w:rPr>
+                <w:rFonts w:ascii="BIZ UDPGothic" w:cs="BIZ UDPGothic" w:eastAsia="BIZ UDPGothic" w:hAnsi="BIZ UDPGothic"/>
+                <w:color w:val="404040"/>
+                <w:sz w:val="18"/>
+                <w:szCs w:val="18"/>
+              </w:rPr>
+              <w:t xml:space="preserve">N o .</w:t>
+            </w:r>
+          </w:p>
+        </w:tc>
+        <w:tc>
+          <w:tcPr>
+            <w:tcW w:type="dxa" w:w="2376"/>
+            <w:tcBorders>
+              <w:top w:val="single" w:color="CCCCCC" w:sz="4"/>
+              <w:left w:val="single" w:color="CCCCCC" w:sz="4"/>
+              <w:bottom w:val="single" w:color="CCCCCC" w:sz="4"/>
+              <w:right w:val="single" w:color="CCCCCC" w:sz="4"/>
+            </w:tcBorders>
+            <w:shd w:fill="E8E8E8" w:val="clear"/>
+            <w:tcMar>
+              <w:top w:type="dxa" w:w="80"/>
+              <w:left w:type="dxa" w:w="120"/>
+              <w:bottom w:type="dxa" w:w="80"/>
+              <w:right w:type="dxa" w:w="120"/>
+            </w:tcMar>
+          </w:tcPr>
+          <w:p>
+            <w:pPr>
+              <w:spacing w:before="0" w:after="0"/>
+            </w:pPr>
+            <w:r>
+              <w:rPr>
+                <w:rFonts w:ascii="BIZ UDPGothic" w:cs="BIZ UDPGothic" w:eastAsia="BIZ UDPGothic" w:hAnsi="BIZ UDPGothic"/>
+                <w:color w:val="404040"/>
+                <w:sz w:val="18"/>
+                <w:szCs w:val="18"/>
+              </w:rPr>
+              <w:t xml:space="preserve"/>
+            </w:r>
+          </w:p>
+        </w:tc>
+        <w:tc>
+          <w:tcPr>
+            <w:tcW w:type="dxa" w:w="2376"/>
+            <w:tcBorders>
+              <w:top w:val="single" w:color="CCCCCC" w:sz="4"/>
+              <w:left w:val="single" w:color="CCCCCC" w:sz="4"/>
+              <w:bottom w:val="single" w:color="CCCCCC" w:sz="4"/>
+              <w:right w:val="single" w:color="CCCCCC" w:sz="4"/>
+            </w:tcBorders>
+            <w:shd w:fill="E8E8E8" w:val="clear"/>
+            <w:tcMar>
+              <w:top w:type="dxa" w:w="80"/>
+              <w:left w:type="dxa" w:w="120"/>
+              <w:bottom w:type="dxa" w:w="80"/>
+              <w:right w:type="dxa" w:w="120"/>
+            </w:tcMar>
+          </w:tcPr>
+          <w:p>
+            <w:pPr>
+              <w:spacing w:before="0" w:after="0"/>
+            </w:pPr>
+            <w:r>
+              <w:rPr>
+                <w:rFonts w:ascii="BIZ UDPGothic" w:cs="BIZ UDPGothic" w:eastAsia="BIZ UDPGothic" w:hAnsi="BIZ UDPGothic"/>
+                <w:color w:val="404040"/>
+                <w:sz w:val="18"/>
+                <w:szCs w:val="18"/>
+              </w:rPr>
+              <w:t xml:space="preserve"/>
+            </w:r>
+          </w:p>
+        </w:tc>
+        <w:tc>
+          <w:tcPr>
+            <w:tcW w:type="dxa" w:w="2378"/>
+            <w:tcBorders>
+              <w:top w:val="single" w:color="CCCCCC" w:sz="4"/>
+              <w:left w:val="single" w:color="CCCCCC" w:sz="4"/>
+              <w:bottom w:val="single" w:color="CCCCCC" w:sz="4"/>
+              <w:right w:val="single" w:color="CCCCCC" w:sz="4"/>
+            </w:tcBorders>
+            <w:shd w:fill="E8E8E8" w:val="clear"/>
+            <w:tcMar>
+              <w:top w:type="dxa" w:w="80"/>
+              <w:left w:type="dxa" w:w="120"/>
+              <w:bottom w:type="dxa" w:w="80"/>
+              <w:right w:type="dxa" w:w="120"/>
+            </w:tcMar>
+          </w:tcPr>
+          <w:p>
+            <w:pPr>
+              <w:spacing w:before="0" w:after="0"/>
+            </w:pPr>
+            <w:r>
+              <w:rPr>
+                <w:rFonts w:ascii="BIZ UDPGothic" w:cs="BIZ UDPGothic" w:eastAsia="BIZ UDPGothic" w:hAnsi="BIZ UDPGothic"/>
+                <w:color w:val="404040"/>
+                <w:sz w:val="18"/>
+                <w:szCs w:val="18"/>
+              </w:rPr>
+              <w:t xml:space="preserve">（OK/ NG）</w:t>
+            </w:r>
+          </w:p>
+        </w:tc>
+      </w:tr>
+      <w:tr>
+        <w:trPr>
+          <w:cantSplit/>
+        </w:trPr>
+        <w:tc>
+          <w:tcPr>
+            <w:tcW w:type="dxa" w:w="2376"/>
+            <w:tcBorders>
+              <w:top w:val="single" w:color="CCCCCC" w:sz="4"/>
+              <w:left w:val="single" w:color="CCCCCC" w:sz="4"/>
+              <w:bottom w:val="single" w:color="CCCCCC" w:sz="4"/>
+              <w:right w:val="single" w:color="CCCCCC" w:sz="4"/>
+            </w:tcBorders>
+            <w:shd w:fill="FFFFFF" w:val="clear"/>
+            <w:tcMar>
+              <w:top w:type="dxa" w:w="80"/>
+              <w:left w:type="dxa" w:w="120"/>
+              <w:bottom w:type="dxa" w:w="80"/>
+              <w:right w:type="dxa" w:w="120"/>
+            </w:tcMar>
+          </w:tcPr>
+          <w:p>
+            <w:pPr>
+              <w:spacing w:before="0" w:after="0"/>
+            </w:pPr>
+            <w:r>
+              <w:rPr>
+                <w:rFonts w:ascii="BIZ UDPGothic" w:cs="BIZ UDPGothic" w:eastAsia="BIZ UDPGothic" w:hAnsi="BIZ UDPGothic"/>
+                <w:color w:val="404040"/>
+                <w:sz w:val="18"/>
+                <w:szCs w:val="18"/>
+              </w:rPr>
+              <w:t xml:space="preserve">1</w:t>
+            </w:r>
+          </w:p>
+        </w:tc>
+        <w:tc>
+          <w:tcPr>
+            <w:tcW w:type="dxa" w:w="2376"/>
+            <w:tcBorders>
+              <w:top w:val="single" w:color="CCCCCC" w:sz="4"/>
+              <w:left w:val="single" w:color="CCCCCC" w:sz="4"/>
+              <w:bottom w:val="single" w:color="CCCCCC" w:sz="4"/>
+              <w:right w:val="single" w:color="CCCCCC" w:sz="4"/>
+            </w:tcBorders>
+            <w:shd w:fill="FFFFFF" w:val="clear"/>
+            <w:tcMar>
+              <w:top w:type="dxa" w:w="80"/>
+              <w:left w:type="dxa" w:w="120"/>
+              <w:bottom w:type="dxa" w:w="80"/>
+              <w:right w:type="dxa" w:w="120"/>
+            </w:tcMar>
+          </w:tcPr>
+          <w:p>
+            <w:pPr>
+              <w:spacing w:before="0" w:after="0"/>
+            </w:pPr>
+            <w:r>
+              <w:rPr>
+                <w:rFonts w:ascii="BIZ UDPGothic" w:cs="BIZ UDPGothic" w:eastAsia="BIZ UDPGothic" w:hAnsi="BIZ UDPGothic"/>
+                <w:color w:val="404040"/>
+                <w:sz w:val="18"/>
+                <w:szCs w:val="18"/>
+              </w:rPr>
+              <w:t xml:space="preserve">プラン「ksm-posprd-rds-daily」が ScheduleExpression = cron(0 15 \* \* ? \*) で作成されていることを確認 ▶ aws backup list-backup-plans \--region ap-northeast-1 \--query \"BackupPlansList\[?Backup PlanName==\'ksm-posprd-rds-daily\'\ ].\[BackupPlanName,BackupPlanId\]\" \--output table</w:t>
+            </w:r>
+          </w:p>
+        </w:tc>
+        <w:tc>
+          <w:tcPr>
+            <w:tcW w:type="dxa" w:w="2376"/>
+            <w:tcBorders>
+              <w:top w:val="single" w:color="CCCCCC" w:sz="4"/>
+              <w:left w:val="single" w:color="CCCCCC" w:sz="4"/>
+              <w:bottom w:val="single" w:color="CCCCCC" w:sz="4"/>
+              <w:right w:val="single" w:color="CCCCCC" w:sz="4"/>
+            </w:tcBorders>
+            <w:shd w:fill="FFFFFF" w:val="clear"/>
+            <w:tcMar>
+              <w:top w:type="dxa" w:w="80"/>
+              <w:left w:type="dxa" w:w="120"/>
+              <w:bottom w:type="dxa" w:w="80"/>
+              <w:right w:type="dxa" w:w="120"/>
+            </w:tcMar>
+          </w:tcPr>
+          <w:p>
+            <w:pPr>
+              <w:spacing w:before="0" w:after="0"/>
+            </w:pPr>
+            <w:r>
+              <w:rPr>
+                <w:rFonts w:ascii="BIZ UDPGothic" w:cs="BIZ UDPGothic" w:eastAsia="BIZ UDPGothic" w:hAnsi="BIZ UDPGothic"/>
+                <w:color w:val="404040"/>
+                <w:sz w:val="18"/>
+                <w:szCs w:val="18"/>
+              </w:rPr>
+              <w:t xml:space="preserve">プランが存在する</w:t>
+            </w:r>
+          </w:p>
+        </w:tc>
+        <w:tc>
+          <w:tcPr>
+            <w:tcW w:type="dxa" w:w="2378"/>
+            <w:tcBorders>
+              <w:top w:val="single" w:color="CCCCCC" w:sz="4"/>
+              <w:left w:val="single" w:color="CCCCCC" w:sz="4"/>
+              <w:bottom w:val="single" w:color="CCCCCC" w:sz="4"/>
+              <w:right w:val="single" w:color="CCCCCC" w:sz="4"/>
+            </w:tcBorders>
+            <w:shd w:fill="FFFFFF" w:val="clear"/>
+            <w:tcMar>
+              <w:top w:type="dxa" w:w="80"/>
+              <w:left w:type="dxa" w:w="120"/>
+              <w:bottom w:type="dxa" w:w="80"/>
+              <w:right w:type="dxa" w:w="120"/>
+            </w:tcMar>
+          </w:tcPr>
+          <w:p>
+            <w:pPr>
+              <w:spacing w:before="0" w:after="0"/>
+            </w:pPr>
+            <w:r>
+              <w:rPr>
+                <w:rFonts w:ascii="BIZ UDPGothic" w:cs="BIZ UDPGothic" w:eastAsia="BIZ UDPGothic" w:hAnsi="BIZ UDPGothic"/>
+                <w:color w:val="404040"/>
+                <w:sz w:val="18"/>
+                <w:szCs w:val="18"/>
+              </w:rPr>
+              <w:t xml:space="preserve"/>
+            </w:r>
+          </w:p>
+        </w:tc>
+      </w:tr>
+      <w:tr>
+        <w:trPr>
+          <w:cantSplit/>
+        </w:trPr>
+        <w:tc>
+          <w:tcPr>
+            <w:tcW w:type="dxa" w:w="2376"/>
+            <w:tcBorders>
+              <w:top w:val="single" w:color="CCCCCC" w:sz="4"/>
+              <w:left w:val="single" w:color="CCCCCC" w:sz="4"/>
+              <w:bottom w:val="single" w:color="CCCCCC" w:sz="4"/>
+              <w:right w:val="single" w:color="CCCCCC" w:sz="4"/>
+            </w:tcBorders>
+            <w:shd w:fill="FFFFFF" w:val="clear"/>
+            <w:tcMar>
+              <w:top w:type="dxa" w:w="80"/>
+              <w:left w:type="dxa" w:w="120"/>
+              <w:bottom w:type="dxa" w:w="80"/>
+              <w:right w:type="dxa" w:w="120"/>
+            </w:tcMar>
+          </w:tcPr>
+          <w:p>
+            <w:pPr>
+              <w:spacing w:before="0" w:after="0"/>
+            </w:pPr>
+            <w:r>
+              <w:rPr>
+                <w:rFonts w:ascii="BIZ UDPGothic" w:cs="BIZ UDPGothic" w:eastAsia="BIZ UDPGothic" w:hAnsi="BIZ UDPGothic"/>
+                <w:color w:val="404040"/>
+                <w:sz w:val="18"/>
+                <w:szCs w:val="18"/>
+              </w:rPr>
+              <w:t xml:space="preserve">2</w:t>
+            </w:r>
+          </w:p>
+        </w:tc>
+        <w:tc>
+          <w:tcPr>
+            <w:tcW w:type="dxa" w:w="2376"/>
+            <w:tcBorders>
+              <w:top w:val="single" w:color="CCCCCC" w:sz="4"/>
+              <w:left w:val="single" w:color="CCCCCC" w:sz="4"/>
+              <w:bottom w:val="single" w:color="CCCCCC" w:sz="4"/>
+              <w:right w:val="single" w:color="CCCCCC" w:sz="4"/>
+            </w:tcBorders>
+            <w:shd w:fill="FFFFFF" w:val="clear"/>
+            <w:tcMar>
+              <w:top w:type="dxa" w:w="80"/>
+              <w:left w:type="dxa" w:w="120"/>
+              <w:bottom w:type="dxa" w:w="80"/>
+              <w:right w:type="dxa" w:w="120"/>
+            </w:tcMar>
+          </w:tcPr>
+          <w:p>
+            <w:pPr>
+              <w:spacing w:before="0" w:after="0"/>
+            </w:pPr>
+            <w:r>
+              <w:rPr>
+                <w:rFonts w:ascii="BIZ UDPGothic" w:cs="BIZ UDPGothic" w:eastAsia="BIZ UDPGothic" w:hAnsi="BIZ UDPGothic"/>
+                <w:color w:val="404040"/>
+                <w:sz w:val="18"/>
+                <w:szCs w:val="18"/>
+              </w:rPr>
+              <w:t xml:space="preserve">設定翌日以降にバックアップジョブが COMPLETED になっていることを確認 ▶ aws backup list-backup-jobs \--region ap-northeast-1 \--by-resource-arn arn:aws:rds:ap-northeast-1:3328024 48674:cluster:ksm-posprd-db-cluster \--query \"BackupJobs\[0:5\].\[Creat ionDate,State,BackupSizeInBytes\]\" \--output table</w:t>
+            </w:r>
+          </w:p>
+        </w:tc>
+        <w:tc>
+          <w:tcPr>
+            <w:tcW w:type="dxa" w:w="2376"/>
+            <w:tcBorders>
+              <w:top w:val="single" w:color="CCCCCC" w:sz="4"/>
+              <w:left w:val="single" w:color="CCCCCC" w:sz="4"/>
+              <w:bottom w:val="single" w:color="CCCCCC" w:sz="4"/>
+              <w:right w:val="single" w:color="CCCCCC" w:sz="4"/>
+            </w:tcBorders>
+            <w:shd w:fill="FFFFFF" w:val="clear"/>
+            <w:tcMar>
+              <w:top w:type="dxa" w:w="80"/>
+              <w:left w:type="dxa" w:w="120"/>
+              <w:bottom w:type="dxa" w:w="80"/>
+              <w:right w:type="dxa" w:w="120"/>
+            </w:tcMar>
+          </w:tcPr>
+          <w:p>
+            <w:pPr>
+              <w:spacing w:before="0" w:after="0"/>
+            </w:pPr>
+            <w:r>
+              <w:rPr>
+                <w:rFonts w:ascii="BIZ UDPGothic" w:cs="BIZ UDPGothic" w:eastAsia="BIZ UDPGothic" w:hAnsi="BIZ UDPGothic"/>
+                <w:color w:val="404040"/>
+                <w:sz w:val="18"/>
+                <w:szCs w:val="18"/>
+              </w:rPr>
+              <w:t xml:space="preserve">State = COMPLETED 毎時・ 日次の両プランで ジョブ が生成されている</w:t>
+            </w:r>
+          </w:p>
+        </w:tc>
+        <w:tc>
+          <w:tcPr>
+            <w:tcW w:type="dxa" w:w="2378"/>
+            <w:tcBorders>
+              <w:top w:val="single" w:color="CCCCCC" w:sz="4"/>
+              <w:left w:val="single" w:color="CCCCCC" w:sz="4"/>
+              <w:bottom w:val="single" w:color="CCCCCC" w:sz="4"/>
+              <w:right w:val="single" w:color="CCCCCC" w:sz="4"/>
+            </w:tcBorders>
+            <w:shd w:fill="FFFFFF" w:val="clear"/>
+            <w:tcMar>
+              <w:top w:type="dxa" w:w="80"/>
+              <w:left w:type="dxa" w:w="120"/>
+              <w:bottom w:type="dxa" w:w="80"/>
+              <w:right w:type="dxa" w:w="120"/>
+            </w:tcMar>
+          </w:tcPr>
+          <w:p>
+            <w:pPr>
+              <w:spacing w:before="0" w:after="0"/>
+            </w:pPr>
+            <w:r>
+              <w:rPr>
+                <w:rFonts w:ascii="BIZ UDPGothic" w:cs="BIZ UDPGothic" w:eastAsia="BIZ UDPGothic" w:hAnsi="BIZ UDPGothic"/>
+                <w:color w:val="404040"/>
+                <w:sz w:val="18"/>
+                <w:szCs w:val="18"/>
+              </w:rPr>
+              <w:t xml:space="preserve"/>
+            </w:r>
+          </w:p>
+        </w:tc>
+      </w:tr>
+    </w:tbl>
+    <w:p>
+      <w:pPr>
+        <w:spacing w:before="100" w:after="100"/>
+      </w:pPr>
+      <w:r>
+        <w:rPr>
+          <w:rFonts w:ascii="BIZ UDPGothic" w:cs="BIZ UDPGothic" w:eastAsia="BIZ UDPGothic" w:hAnsi="BIZ UDPGothic"/>
+          <w:color w:val="404040"/>
+          <w:sz w:val="18"/>
+          <w:szCs w:val="18"/>
+        </w:rPr>
+        <w:t xml:space="preserve">→ 全テスト完了後、結果欄（OK</w:t>
+      </w:r>
+      <w:r>
+        <w:br/>
+      </w:r>
+      <w:r>
+        <w:rPr>
+          <w:rFonts w:ascii="BIZ UDPGothic" w:cs="BIZ UDPGothic" w:eastAsia="BIZ UDPGothic" w:hAnsi="BIZ UDPGothic"/>
+          <w:i/>
+          <w:iCs/>
+          <w:color w:val="777777"/>
+          <w:sz w:val="16"/>
+          <w:szCs w:val="16"/>
+        </w:rPr>
+        <w:t xml:space="preserve">/ NG）を記入して Thanh Nguyên</w:t>
+      </w:r>
+    </w:p>
+    <w:p>
+      <w:pPr>
+        <w:spacing w:before="100" w:after="100"/>
+      </w:pPr>
+      <w:r>
+        <w:rPr>
+          <w:rFonts w:ascii="BIZ UDPGothic" w:cs="BIZ UDPGothic" w:eastAsia="BIZ UDPGothic" w:hAnsi="BIZ UDPGothic"/>
+          <w:color w:val="404040"/>
+          <w:sz w:val="18"/>
+          <w:szCs w:val="18"/>
+        </w:rPr>
+        <w:t xml:space="preserve">へ提出すること。 *→ Sau khi hoàn thành toàn bộ kiểm thử, điền kết quả</w:t>
+      </w:r>
+    </w:p>
+    <w:p>
+      <w:pPr>
+        <w:spacing w:before="100" w:after="100"/>
+      </w:pPr>
+      <w:r>
+        <w:rPr>
+          <w:rFonts w:ascii="BIZ UDPGothic" w:cs="BIZ UDPGothic" w:eastAsia="BIZ UDPGothic" w:hAnsi="BIZ UDPGothic"/>
+          <w:color w:val="404040"/>
+          <w:sz w:val="18"/>
+          <w:szCs w:val="18"/>
+        </w:rPr>
+        <w:t xml:space="preserve">(OK</w:t>
+      </w:r>
+      <w:r>
+        <w:br/>
+      </w:r>
+      <w:r>
+        <w:rPr>
+          <w:rFonts w:ascii="BIZ UDPGothic" w:cs="BIZ UDPGothic" w:eastAsia="BIZ UDPGothic" w:hAnsi="BIZ UDPGothic"/>
+          <w:i/>
+          <w:iCs/>
+          <w:color w:val="777777"/>
+          <w:sz w:val="16"/>
+          <w:szCs w:val="16"/>
+        </w:rPr>
+        <w:t xml:space="preserve">/ NG) và nộp cho Thanh Nguyên.</w:t>
+      </w:r>
+    </w:p>
+    <w:p>
+      <w:pPr>
+        <w:pBdr>
+          <w:left w:val="thick" w:color="C8102E" w:sz="20" w:space="6"/>
+        </w:pBdr>
+        <w:spacing w:before="280" w:after="100"/>
+      </w:pPr>
+      <w:r>
+        <w:rPr>
+          <w:rFonts w:ascii="BIZ UDPGothic" w:cs="BIZ UDPGothic" w:eastAsia="BIZ UDPGothic" w:hAnsi="BIZ UDPGothic"/>
+          <w:b/>
+          <w:bCs/>
+          <w:color w:val="C8102E"/>
+          <w:sz w:val="24"/>
+          <w:szCs w:val="24"/>
+        </w:rPr>
+        <w:t xml:space="preserve">■ 2. 影響範囲** *2. Phạm vi ảnh hưởng*</w:t>
+      </w:r>
+      <w:r>
+        <w:br/>
+      </w:r>
+      <w:r>
+        <w:rPr>
+          <w:rFonts w:ascii="BIZ UDPGothic" w:cs="BIZ UDPGothic" w:eastAsia="BIZ UDPGothic" w:hAnsi="BIZ UDPGothic"/>
+          <w:i/>
+          <w:iCs/>
+          <w:color w:val="AA3344"/>
+          <w:sz w:val="17"/>
+          <w:szCs w:val="17"/>
+        </w:rPr>
+        <w:t xml:space="preserve">　2. 影響範囲** *2. Phạm vi ảnh hưởng*</w:t>
+      </w:r>
+    </w:p>
+    <w:p>
+      <w:pPr>
+        <w:spacing w:before="100" w:after="100"/>
+      </w:pPr>
+      <w:r>
+        <w:rPr>
+          <w:rFonts w:ascii="BIZ UDPGothic" w:cs="BIZ UDPGothic" w:eastAsia="BIZ UDPGothic" w:hAnsi="BIZ UDPGothic"/>
+          <w:color w:val="404040"/>
+          <w:sz w:val="18"/>
+          <w:szCs w:val="18"/>
+        </w:rPr>
+        <w:t xml:space="preserve">------------------------- ---------------------------------------------</w:t>
+      </w:r>
+    </w:p>
+    <w:p>
+      <w:pPr>
+        <w:spacing w:before="100" w:after="100"/>
+      </w:pPr>
+      <w:r>
+        <w:rPr>
+          <w:rFonts w:ascii="BIZ UDPGothic" w:cs="BIZ UDPGothic" w:eastAsia="BIZ UDPGothic" w:hAnsi="BIZ UDPGothic"/>
+          <w:color w:val="404040"/>
+          <w:sz w:val="18"/>
+          <w:szCs w:val="18"/>
+        </w:rPr>
+        <w:t xml:space="preserve">項目 影響</w:t>
+      </w:r>
+    </w:p>
+    <w:p>
+      <w:pPr>
+        <w:spacing w:before="100" w:after="100"/>
+      </w:pPr>
+      <w:r>
+        <w:rPr>
+          <w:rFonts w:ascii="BIZ UDPGothic" w:cs="BIZ UDPGothic" w:eastAsia="BIZ UDPGothic" w:hAnsi="BIZ UDPGothic"/>
+          <w:color w:val="404040"/>
+          <w:sz w:val="18"/>
+          <w:szCs w:val="18"/>
+        </w:rPr>
+        <w:t xml:space="preserve">アプリケーション なし（バックアップはオフラインで実行）</w:t>
+      </w:r>
+    </w:p>
+    <w:p>
+      <w:pPr>
+        <w:spacing w:before="100" w:after="100"/>
+      </w:pPr>
+      <w:r>
+        <w:rPr>
+          <w:rFonts w:ascii="BIZ UDPGothic" w:cs="BIZ UDPGothic" w:eastAsia="BIZ UDPGothic" w:hAnsi="BIZ UDPGothic"/>
+          <w:color w:val="404040"/>
+          <w:sz w:val="18"/>
+          <w:szCs w:val="18"/>
+        </w:rPr>
+        <w:t xml:space="preserve">DB 接続 なし（パフォーマンスへの影響は軽微）</w:t>
+      </w:r>
+    </w:p>
+    <w:p>
+      <w:pPr>
+        <w:spacing w:before="100" w:after="100"/>
+      </w:pPr>
+      <w:r>
+        <w:rPr>
+          <w:rFonts w:ascii="BIZ UDPGothic" w:cs="BIZ UDPGothic" w:eastAsia="BIZ UDPGothic" w:hAnsi="BIZ UDPGothic"/>
+          <w:color w:val="404040"/>
+          <w:sz w:val="18"/>
+          <w:szCs w:val="18"/>
+        </w:rPr>
+        <w:t xml:space="preserve">コスト増加 約 +\$20〜\$30 / 月（スナップショット保存料）</w:t>
+      </w:r>
+    </w:p>
+    <w:p>
+      <w:pPr>
+        <w:spacing w:before="100" w:after="100"/>
+      </w:pPr>
+      <w:r>
+        <w:rPr>
+          <w:rFonts w:ascii="BIZ UDPGothic" w:cs="BIZ UDPGothic" w:eastAsia="BIZ UDPGothic" w:hAnsi="BIZ UDPGothic"/>
+          <w:color w:val="404040"/>
+          <w:sz w:val="18"/>
+          <w:szCs w:val="18"/>
+        </w:rPr>
+        <w:t xml:space="preserve">メンテナンス停止 不要</w:t>
+      </w:r>
+    </w:p>
+    <w:p>
+      <w:pPr>
+        <w:spacing w:before="100" w:after="100"/>
+      </w:pPr>
+      <w:r>
+        <w:rPr>
+          <w:rFonts w:ascii="BIZ UDPGothic" w:cs="BIZ UDPGothic" w:eastAsia="BIZ UDPGothic" w:hAnsi="BIZ UDPGothic"/>
+          <w:color w:val="404040"/>
+          <w:sz w:val="18"/>
+          <w:szCs w:val="18"/>
+        </w:rPr>
+        <w:t xml:space="preserve">------------------------- ---------------------------------------------</w:t>
+      </w:r>
+    </w:p>
+    <w:p>
+      <w:pPr>
+        <w:pBdr>
+          <w:left w:val="thick" w:color="C8102E" w:sz="20" w:space="6"/>
+        </w:pBdr>
+        <w:spacing w:before="280" w:after="100"/>
+      </w:pPr>
+      <w:r>
+        <w:rPr>
+          <w:rFonts w:ascii="BIZ UDPGothic" w:cs="BIZ UDPGothic" w:eastAsia="BIZ UDPGothic" w:hAnsi="BIZ UDPGothic"/>
+          <w:b/>
+          <w:bCs/>
+          <w:color w:val="C8102E"/>
+          <w:sz w:val="24"/>
+          <w:szCs w:val="24"/>
+        </w:rPr>
+        <w:t xml:space="preserve">■ 切り戻しコマンド（CloudShell）** *Lệnh rollback (CloudShell)*</w:t>
+      </w:r>
+      <w:r>
+        <w:br/>
+      </w:r>
+      <w:r>
+        <w:rPr>
+          <w:rFonts w:ascii="BIZ UDPGothic" w:cs="BIZ UDPGothic" w:eastAsia="BIZ UDPGothic" w:hAnsi="BIZ UDPGothic"/>
+          <w:i/>
+          <w:iCs/>
+          <w:color w:val="AA3344"/>
+          <w:sz w:val="17"/>
+          <w:szCs w:val="17"/>
+        </w:rPr>
+        <w:t xml:space="preserve">　</w:t>
+      </w:r>
+    </w:p>
+    <w:p>
+      <w:pPr>
+        <w:pBdr>
+          <w:left w:val="thick" w:color="C8102E" w:sz="20" w:space="6"/>
+        </w:pBdr>
+        <w:spacing w:before="280" w:after="100"/>
+      </w:pPr>
+      <w:r>
+        <w:rPr>
+          <w:rFonts w:ascii="BIZ UDPGothic" w:cs="BIZ UDPGothic" w:eastAsia="BIZ UDPGothic" w:hAnsi="BIZ UDPGothic"/>
+          <w:b/>
+          <w:bCs/>
+          <w:color w:val="C8102E"/>
+          <w:sz w:val="24"/>
+          <w:szCs w:val="24"/>
+        </w:rPr>
+        <w:t xml:space="preserve">■ 3. 報告方法** *3.</w:t>
+      </w:r>
+      <w:r>
+        <w:br/>
+      </w:r>
+      <w:r>
+        <w:rPr>
+          <w:rFonts w:ascii="BIZ UDPGothic" w:cs="BIZ UDPGothic" w:eastAsia="BIZ UDPGothic" w:hAnsi="BIZ UDPGothic"/>
+          <w:i/>
+          <w:iCs/>
+          <w:color w:val="AA3344"/>
+          <w:sz w:val="17"/>
+          <w:szCs w:val="17"/>
+        </w:rPr>
+        <w:t xml:space="preserve">　Phương</w:t>
+      </w:r>
+    </w:p>
+    <w:p>
+      <w:pPr>
+        <w:spacing w:before="100" w:after="100"/>
+      </w:pPr>
+      <w:r>
+        <w:rPr>
+          <w:rFonts w:ascii="BIZ UDPGothic" w:cs="BIZ UDPGothic" w:eastAsia="BIZ UDPGothic" w:hAnsi="BIZ UDPGothic"/>
+          <w:color w:val="404040"/>
+          <w:sz w:val="18"/>
+          <w:szCs w:val="18"/>
+        </w:rPr>
+        <w:t xml:space="preserve">- テスト完了後、本書のテスト結果欄（OK</w:t>
+      </w:r>
+      <w:r>
+        <w:br/>
+      </w:r>
+      <w:r>
+        <w:rPr>
+          <w:rFonts w:ascii="BIZ UDPGothic" w:cs="BIZ UDPGothic" w:eastAsia="BIZ UDPGothic" w:hAnsi="BIZ UDPGothic"/>
+          <w:i/>
+          <w:iCs/>
+          <w:color w:val="777777"/>
+          <w:sz w:val="16"/>
+          <w:szCs w:val="16"/>
+        </w:rPr>
+        <w:t xml:space="preserve">/ NG）を記入する *Sau khi hoàn</w:t>
+      </w:r>
+    </w:p>
+    <w:p>
+      <w:pPr>
+        <w:spacing w:before="100" w:after="100"/>
+      </w:pPr>
+      <w:r>
+        <w:rPr>
+          <w:rFonts w:ascii="BIZ UDPGothic" w:cs="BIZ UDPGothic" w:eastAsia="BIZ UDPGothic" w:hAnsi="BIZ UDPGothic"/>
+          <w:color w:val="404040"/>
+          <w:sz w:val="18"/>
+          <w:szCs w:val="18"/>
+        </w:rPr>
+        <w:t xml:space="preserve">thành kiểm thử, điền kết quả (OK</w:t>
+      </w:r>
+      <w:r>
+        <w:br/>
+      </w:r>
+      <w:r>
+        <w:rPr>
+          <w:rFonts w:ascii="BIZ UDPGothic" w:cs="BIZ UDPGothic" w:eastAsia="BIZ UDPGothic" w:hAnsi="BIZ UDPGothic"/>
+          <w:i/>
+          <w:iCs/>
+          <w:color w:val="777777"/>
+          <w:sz w:val="16"/>
+          <w:szCs w:val="16"/>
+        </w:rPr>
+        <w:t xml:space="preserve">/ NG) vào cột kết quả kiểm thử trong</w:t>
+      </w:r>
+    </w:p>
+    <w:p>
+      <w:pPr>
+        <w:spacing w:before="100" w:after="100"/>
+      </w:pPr>
+      <w:r>
+        <w:rPr>
+          <w:rFonts w:ascii="BIZ UDPGothic" w:cs="BIZ UDPGothic" w:eastAsia="BIZ UDPGothic" w:hAnsi="BIZ UDPGothic"/>
+          <w:color w:val="404040"/>
+          <w:sz w:val="18"/>
+          <w:szCs w:val="18"/>
+        </w:rPr>
+        <w:t xml:space="preserve">tài liệu này.*</w:t>
+      </w:r>
+    </w:p>
+    <w:p>
+      <w:pPr>
+        <w:spacing w:before="100" w:after="100"/>
+      </w:pPr>
+      <w:r>
+        <w:rPr>
+          <w:rFonts w:ascii="BIZ UDPGothic" w:cs="BIZ UDPGothic" w:eastAsia="BIZ UDPGothic" w:hAnsi="BIZ UDPGothic"/>
+          <w:color w:val="404040"/>
+          <w:sz w:val="18"/>
+          <w:szCs w:val="18"/>
+        </w:rPr>
+        <w:t xml:space="preserve">- バックアップジョブ COMPLETED のスクリーンショットを Thanh Nguyên</w:t>
+      </w:r>
+    </w:p>
+    <w:p>
+      <w:pPr>
+        <w:spacing w:before="100" w:after="100"/>
+      </w:pPr>
+      <w:r>
+        <w:rPr>
+          <w:rFonts w:ascii="BIZ UDPGothic" w:cs="BIZ UDPGothic" w:eastAsia="BIZ UDPGothic" w:hAnsi="BIZ UDPGothic"/>
+          <w:color w:val="404040"/>
+          <w:sz w:val="18"/>
+          <w:szCs w:val="18"/>
+        </w:rPr>
+        <w:t xml:space="preserve">に提出する</w:t>
+      </w:r>
+    </w:p>
+    <w:p>
+      <w:pPr>
+        <w:spacing w:before="100" w:after="100"/>
+      </w:pPr>
+      <w:r>
+        <w:rPr>
+          <w:rFonts w:ascii="BIZ UDPGothic" w:cs="BIZ UDPGothic" w:eastAsia="BIZ UDPGothic" w:hAnsi="BIZ UDPGothic"/>
+          <w:color w:val="404040"/>
+          <w:sz w:val="18"/>
+          <w:szCs w:val="18"/>
+        </w:rPr>
+        <w:t xml:space="preserve">- 翌月 Cost Explorer で AWS Backup</w:t>
+      </w:r>
+    </w:p>
+    <w:p>
+      <w:pPr>
+        <w:spacing w:before="100" w:after="100"/>
+      </w:pPr>
+      <w:r>
+        <w:rPr>
+          <w:rFonts w:ascii="BIZ UDPGothic" w:cs="BIZ UDPGothic" w:eastAsia="BIZ UDPGothic" w:hAnsi="BIZ UDPGothic"/>
+          <w:color w:val="404040"/>
+          <w:sz w:val="18"/>
+          <w:szCs w:val="18"/>
+        </w:rPr>
+        <w:t xml:space="preserve">のコスト増加（+\$20〜\$30）を確認して報告する</w:t>
       </w:r>
     </w:p>
     <w:p>

--- a/40_AWS/05_改修資料/KSM_AWS_MOD_005_改修指示書_AWSBackupによるRDSバックアップ設定_ja_vi.docx
+++ b/40_AWS/05_改修資料/KSM_AWS_MOD_005_改修指示書_AWSBackupによるRDSバックアップ設定_ja_vi.docx
@@ -4756,6 +4756,1380 @@
         <w:t xml:space="preserve">のコスト増加（+\$20〜\$30）を確認して報告する</w:t>
       </w:r>
     </w:p>
+    <w:p>
+      <w:pPr>
+        <w:pBdr>
+          <w:left w:val="thick" w:color="C8102E" w:sz="20" w:space="6"/>
+        </w:pBdr>
+        <w:spacing w:before="280" w:after="100"/>
+      </w:pPr>
+      <w:r>
+        <w:rPr>
+          <w:rFonts w:ascii="BIZ UDPGothic" w:cs="BIZ UDPGothic" w:eastAsia="BIZ UDPGothic" w:hAnsi="BIZ UDPGothic"/>
+          <w:b/>
+          <w:bCs/>
+          <w:color w:val="C8102E"/>
+          <w:sz w:val="24"/>
+          <w:szCs w:val="24"/>
+        </w:rPr>
+        <w:t xml:space="preserve">■ デプロイ時確認・注意事項</w:t>
+      </w:r>
+      <w:r>
+        <w:br/>
+      </w:r>
+      <w:r>
+        <w:rPr>
+          <w:rFonts w:ascii="BIZ UDPGothic" w:cs="BIZ UDPGothic" w:eastAsia="BIZ UDPGothic" w:hAnsi="BIZ UDPGothic"/>
+          <w:i/>
+          <w:iCs/>
+          <w:color w:val="AA3344"/>
+          <w:sz w:val="17"/>
+          <w:szCs w:val="17"/>
+        </w:rPr>
+        <w:t xml:space="preserve">　Lưu Ý &amp; Xác Nhận Khi Triển Khai</w:t>
+      </w:r>
+    </w:p>
+    <w:p>
+      <w:pPr>
+        <w:spacing w:before="100" w:after="100"/>
+      </w:pPr>
+      <w:r>
+        <w:rPr>
+          <w:rFonts w:ascii="BIZ UDPGothic" w:cs="BIZ UDPGothic" w:eastAsia="BIZ UDPGothic" w:hAnsi="BIZ UDPGothic"/>
+          <w:color w:val="404040"/>
+          <w:sz w:val="18"/>
+          <w:szCs w:val="18"/>
+        </w:rPr>
+        <w:t xml:space="preserve">本改修のデプロイにあたり、以下の8項目を事前・事後に確認すること。</w:t>
+      </w:r>
+      <w:r>
+        <w:br/>
+      </w:r>
+      <w:r>
+        <w:rPr>
+          <w:rFonts w:ascii="BIZ UDPGothic" w:cs="BIZ UDPGothic" w:eastAsia="BIZ UDPGothic" w:hAnsi="BIZ UDPGothic"/>
+          <w:i/>
+          <w:iCs/>
+          <w:color w:val="777777"/>
+          <w:sz w:val="16"/>
+          <w:szCs w:val="16"/>
+        </w:rPr>
+        <w:t xml:space="preserve">/ Khi triển khai sửa đổi này, cần xác nhận 8 hạng mục dưới đây trước và sau khi deploy.</w:t>
+      </w:r>
+    </w:p>
+    <w:tbl>
+      <w:tblPr>
+        <w:tblW w:type="dxa" w:w="9506"/>
+        <w:tblBorders>
+          <w:top w:val="single" w:color="CCCCCC" w:sz="4"/>
+          <w:left w:val="single" w:color="CCCCCC" w:sz="4"/>
+          <w:bottom w:val="single" w:color="CCCCCC" w:sz="4"/>
+          <w:right w:val="single" w:color="CCCCCC" w:sz="4"/>
+          <w:insideH w:val="single" w:color="auto" w:sz="4"/>
+          <w:insideV w:val="single" w:color="auto" w:sz="4"/>
+        </w:tblBorders>
+      </w:tblPr>
+      <w:tblGrid>
+        <w:gridCol w:w="400"/>
+        <w:gridCol w:w="2200"/>
+        <w:gridCol w:w="6906"/>
+      </w:tblGrid>
+      <w:tr>
+        <w:trPr>
+          <w:cantSplit/>
+          <w:tblHeader/>
+        </w:trPr>
+        <w:tc>
+          <w:tcPr>
+            <w:tcW w:type="dxa" w:w="400"/>
+            <w:tcBorders>
+              <w:top w:val="single" w:color="CCCCCC" w:sz="4"/>
+              <w:left w:val="single" w:color="CCCCCC" w:sz="4"/>
+              <w:bottom w:val="single" w:color="CCCCCC" w:sz="4"/>
+              <w:right w:val="single" w:color="CCCCCC" w:sz="4"/>
+            </w:tcBorders>
+            <w:shd w:fill="E8E8E8" w:val="clear"/>
+            <w:tcMar>
+              <w:top w:type="dxa" w:w="80"/>
+              <w:left w:type="dxa" w:w="120"/>
+              <w:bottom w:type="dxa" w:w="80"/>
+              <w:right w:type="dxa" w:w="120"/>
+            </w:tcMar>
+            <w:vAlign w:val="center"/>
+          </w:tcPr>
+          <w:p>
+            <w:pPr>
+              <w:jc w:val="center"/>
+            </w:pPr>
+            <w:r>
+              <w:rPr>
+                <w:rFonts w:ascii="BIZ UDPGothic" w:cs="BIZ UDPGothic" w:eastAsia="BIZ UDPGothic" w:hAnsi="BIZ UDPGothic"/>
+                <w:b/>
+                <w:bCs/>
+                <w:color w:val="000000"/>
+                <w:sz w:val="18"/>
+                <w:szCs w:val="18"/>
+              </w:rPr>
+              <w:t xml:space="preserve">No.</w:t>
+            </w:r>
+          </w:p>
+        </w:tc>
+        <w:tc>
+          <w:tcPr>
+            <w:tcW w:type="dxa" w:w="2200"/>
+            <w:tcBorders>
+              <w:top w:val="single" w:color="CCCCCC" w:sz="4"/>
+              <w:left w:val="single" w:color="CCCCCC" w:sz="4"/>
+              <w:bottom w:val="single" w:color="CCCCCC" w:sz="4"/>
+              <w:right w:val="single" w:color="CCCCCC" w:sz="4"/>
+            </w:tcBorders>
+            <w:shd w:fill="E8E8E8" w:val="clear"/>
+            <w:tcMar>
+              <w:top w:type="dxa" w:w="80"/>
+              <w:left w:type="dxa" w:w="120"/>
+              <w:bottom w:type="dxa" w:w="80"/>
+              <w:right w:type="dxa" w:w="120"/>
+            </w:tcMar>
+            <w:vAlign w:val="center"/>
+          </w:tcPr>
+          <w:p>
+            <w:pPr>
+              <w:jc w:val="left"/>
+            </w:pPr>
+            <w:r>
+              <w:rPr>
+                <w:rFonts w:ascii="BIZ UDPGothic" w:cs="BIZ UDPGothic" w:eastAsia="BIZ UDPGothic" w:hAnsi="BIZ UDPGothic"/>
+                <w:b/>
+                <w:bCs/>
+                <w:color w:val="000000"/>
+                <w:sz w:val="18"/>
+                <w:szCs w:val="18"/>
+              </w:rPr>
+              <w:t xml:space="preserve">項目</w:t>
+            </w:r>
+            <w:r>
+              <w:rPr>
+                <w:rFonts w:ascii="BIZ UDPGothic" w:cs="BIZ UDPGothic" w:eastAsia="BIZ UDPGothic" w:hAnsi="BIZ UDPGothic"/>
+                <w:i/>
+                <w:iCs/>
+                <w:color w:val="888888"/>
+                <w:sz w:val="16"/>
+                <w:szCs w:val="16"/>
+              </w:rPr>
+              <w:t xml:space="preserve"> / </w:t>
+            </w:r>
+            <w:r>
+              <w:rPr>
+                <w:rFonts w:ascii="BIZ UDPGothic" w:cs="BIZ UDPGothic" w:eastAsia="BIZ UDPGothic" w:hAnsi="BIZ UDPGothic"/>
+                <w:i/>
+                <w:iCs/>
+                <w:color w:val="888888"/>
+                <w:sz w:val="16"/>
+                <w:szCs w:val="16"/>
+              </w:rPr>
+              <w:t xml:space="preserve">Hạng mục</w:t>
+            </w:r>
+          </w:p>
+        </w:tc>
+        <w:tc>
+          <w:tcPr>
+            <w:tcW w:type="dxa" w:w="6906"/>
+            <w:tcBorders>
+              <w:top w:val="single" w:color="CCCCCC" w:sz="4"/>
+              <w:left w:val="single" w:color="CCCCCC" w:sz="4"/>
+              <w:bottom w:val="single" w:color="CCCCCC" w:sz="4"/>
+              <w:right w:val="single" w:color="CCCCCC" w:sz="4"/>
+            </w:tcBorders>
+            <w:shd w:fill="E8E8E8" w:val="clear"/>
+            <w:tcMar>
+              <w:top w:type="dxa" w:w="80"/>
+              <w:left w:type="dxa" w:w="120"/>
+              <w:bottom w:type="dxa" w:w="80"/>
+              <w:right w:type="dxa" w:w="120"/>
+            </w:tcMar>
+            <w:vAlign w:val="center"/>
+          </w:tcPr>
+          <w:p>
+            <w:pPr>
+              <w:jc w:val="left"/>
+            </w:pPr>
+            <w:r>
+              <w:rPr>
+                <w:rFonts w:ascii="BIZ UDPGothic" w:cs="BIZ UDPGothic" w:eastAsia="BIZ UDPGothic" w:hAnsi="BIZ UDPGothic"/>
+                <w:b/>
+                <w:bCs/>
+                <w:color w:val="000000"/>
+                <w:sz w:val="18"/>
+                <w:szCs w:val="18"/>
+              </w:rPr>
+              <w:t xml:space="preserve">確認・注意事項</w:t>
+            </w:r>
+            <w:r>
+              <w:rPr>
+                <w:rFonts w:ascii="BIZ UDPGothic" w:cs="BIZ UDPGothic" w:eastAsia="BIZ UDPGothic" w:hAnsi="BIZ UDPGothic"/>
+                <w:i/>
+                <w:iCs/>
+                <w:color w:val="888888"/>
+                <w:sz w:val="16"/>
+                <w:szCs w:val="16"/>
+              </w:rPr>
+              <w:t xml:space="preserve"> / </w:t>
+            </w:r>
+            <w:r>
+              <w:rPr>
+                <w:rFonts w:ascii="BIZ UDPGothic" w:cs="BIZ UDPGothic" w:eastAsia="BIZ UDPGothic" w:hAnsi="BIZ UDPGothic"/>
+                <w:i/>
+                <w:iCs/>
+                <w:color w:val="888888"/>
+                <w:sz w:val="16"/>
+                <w:szCs w:val="16"/>
+              </w:rPr>
+              <w:t xml:space="preserve">Xác nhận &amp; Lưu ý</w:t>
+            </w:r>
+          </w:p>
+        </w:tc>
+      </w:tr>
+      <w:tr>
+        <w:trPr>
+          <w:cantSplit/>
+        </w:trPr>
+        <w:tc>
+          <w:tcPr>
+            <w:tcW w:type="dxa" w:w="400"/>
+            <w:tcBorders>
+              <w:top w:val="single" w:color="CCCCCC" w:sz="4"/>
+              <w:left w:val="single" w:color="CCCCCC" w:sz="4"/>
+              <w:bottom w:val="single" w:color="CCCCCC" w:sz="4"/>
+              <w:right w:val="single" w:color="CCCCCC" w:sz="4"/>
+            </w:tcBorders>
+            <w:shd w:fill="FFFFFF" w:val="clear"/>
+            <w:tcMar>
+              <w:top w:type="dxa" w:w="80"/>
+              <w:left w:type="dxa" w:w="120"/>
+              <w:bottom w:type="dxa" w:w="80"/>
+              <w:right w:type="dxa" w:w="120"/>
+            </w:tcMar>
+            <w:vAlign w:val="center"/>
+          </w:tcPr>
+          <w:p>
+            <w:pPr>
+              <w:jc w:val="center"/>
+            </w:pPr>
+            <w:r>
+              <w:rPr>
+                <w:rFonts w:ascii="BIZ UDPGothic" w:cs="BIZ UDPGothic" w:eastAsia="BIZ UDPGothic" w:hAnsi="BIZ UDPGothic"/>
+                <w:b w:val="false"/>
+                <w:bCs w:val="false"/>
+                <w:color w:val="404040"/>
+                <w:sz w:val="18"/>
+                <w:szCs w:val="18"/>
+              </w:rPr>
+              <w:t xml:space="preserve">1</w:t>
+            </w:r>
+          </w:p>
+        </w:tc>
+        <w:tc>
+          <w:tcPr>
+            <w:tcW w:type="dxa" w:w="2200"/>
+            <w:tcBorders>
+              <w:top w:val="single" w:color="CCCCCC" w:sz="4"/>
+              <w:left w:val="single" w:color="CCCCCC" w:sz="4"/>
+              <w:bottom w:val="single" w:color="CCCCCC" w:sz="4"/>
+              <w:right w:val="single" w:color="CCCCCC" w:sz="4"/>
+            </w:tcBorders>
+            <w:shd w:fill="FFFFFF" w:val="clear"/>
+            <w:tcMar>
+              <w:top w:type="dxa" w:w="80"/>
+              <w:left w:type="dxa" w:w="120"/>
+              <w:bottom w:type="dxa" w:w="80"/>
+              <w:right w:type="dxa" w:w="120"/>
+            </w:tcMar>
+          </w:tcPr>
+          <w:p>
+            <w:pPr>
+              <w:spacing w:before="0" w:after="0"/>
+            </w:pPr>
+            <w:r>
+              <w:rPr>
+                <w:rFonts w:ascii="BIZ UDPGothic" w:cs="BIZ UDPGothic" w:eastAsia="BIZ UDPGothic" w:hAnsi="BIZ UDPGothic"/>
+                <w:color w:val="404040"/>
+                <w:sz w:val="18"/>
+                <w:szCs w:val="18"/>
+              </w:rPr>
+              <w:t xml:space="preserve">[事前] ロールバック計画</w:t>
+            </w:r>
+          </w:p>
+          <w:p>
+            <w:pPr>
+              <w:spacing w:before="0" w:after="0"/>
+            </w:pPr>
+            <w:r>
+              <w:rPr>
+                <w:rFonts w:ascii="BIZ UDPGothic" w:cs="BIZ UDPGothic" w:eastAsia="BIZ UDPGothic" w:hAnsi="BIZ UDPGothic"/>
+                <w:color w:val="404040"/>
+                <w:sz w:val="18"/>
+                <w:szCs w:val="18"/>
+              </w:rPr>
+              <w:t xml:space="preserve">/ Kế hoạch rollback</w:t>
+            </w:r>
+          </w:p>
+        </w:tc>
+        <w:tc>
+          <w:tcPr>
+            <w:tcW w:type="dxa" w:w="6906"/>
+            <w:tcBorders>
+              <w:top w:val="single" w:color="CCCCCC" w:sz="4"/>
+              <w:left w:val="single" w:color="CCCCCC" w:sz="4"/>
+              <w:bottom w:val="single" w:color="CCCCCC" w:sz="4"/>
+              <w:right w:val="single" w:color="CCCCCC" w:sz="4"/>
+            </w:tcBorders>
+            <w:shd w:fill="FFFFFF" w:val="clear"/>
+            <w:tcMar>
+              <w:top w:type="dxa" w:w="80"/>
+              <w:left w:type="dxa" w:w="120"/>
+              <w:bottom w:type="dxa" w:w="80"/>
+              <w:right w:type="dxa" w:w="120"/>
+            </w:tcMar>
+          </w:tcPr>
+          <w:p>
+            <w:pPr>
+              <w:spacing w:before="0" w:after="0"/>
+            </w:pPr>
+            <w:r>
+              <w:rPr>
+                <w:rFonts w:ascii="BIZ UDPGothic" w:cs="BIZ UDPGothic" w:eastAsia="BIZ UDPGothic" w:hAnsi="BIZ UDPGothic"/>
+                <w:color w:val="404040"/>
+                <w:sz w:val="18"/>
+                <w:szCs w:val="18"/>
+              </w:rPr>
+              <w:t xml:space="preserve">AWS Backupプランを削除する</w:t>
+            </w:r>
+          </w:p>
+          <w:p>
+            <w:pPr>
+              <w:spacing w:before="0" w:after="0"/>
+            </w:pPr>
+            <w:r>
+              <w:rPr>
+                <w:rFonts w:ascii="BIZ UDPGothic" w:cs="BIZ UDPGothic" w:eastAsia="BIZ UDPGothic" w:hAnsi="BIZ UDPGothic"/>
+                <w:color w:val="404040"/>
+                <w:sz w:val="18"/>
+                <w:szCs w:val="18"/>
+              </w:rPr>
+              <w:t xml:space="preserve">aws backup delete-backup-plan --backup-plan-id &lt;PLAN_ID&gt;</w:t>
+            </w:r>
+          </w:p>
+        </w:tc>
+      </w:tr>
+      <w:tr>
+        <w:trPr>
+          <w:cantSplit/>
+        </w:trPr>
+        <w:tc>
+          <w:tcPr>
+            <w:tcW w:type="dxa" w:w="400"/>
+            <w:tcBorders>
+              <w:top w:val="single" w:color="CCCCCC" w:sz="4"/>
+              <w:left w:val="single" w:color="CCCCCC" w:sz="4"/>
+              <w:bottom w:val="single" w:color="CCCCCC" w:sz="4"/>
+              <w:right w:val="single" w:color="CCCCCC" w:sz="4"/>
+            </w:tcBorders>
+            <w:shd w:fill="FFFFFF" w:val="clear"/>
+            <w:tcMar>
+              <w:top w:type="dxa" w:w="80"/>
+              <w:left w:type="dxa" w:w="120"/>
+              <w:bottom w:type="dxa" w:w="80"/>
+              <w:right w:type="dxa" w:w="120"/>
+            </w:tcMar>
+            <w:vAlign w:val="center"/>
+          </w:tcPr>
+          <w:p>
+            <w:pPr>
+              <w:jc w:val="center"/>
+            </w:pPr>
+            <w:r>
+              <w:rPr>
+                <w:rFonts w:ascii="BIZ UDPGothic" w:cs="BIZ UDPGothic" w:eastAsia="BIZ UDPGothic" w:hAnsi="BIZ UDPGothic"/>
+                <w:b w:val="false"/>
+                <w:bCs w:val="false"/>
+                <w:color w:val="404040"/>
+                <w:sz w:val="18"/>
+                <w:szCs w:val="18"/>
+              </w:rPr>
+              <w:t xml:space="preserve">2</w:t>
+            </w:r>
+          </w:p>
+        </w:tc>
+        <w:tc>
+          <w:tcPr>
+            <w:tcW w:type="dxa" w:w="2200"/>
+            <w:tcBorders>
+              <w:top w:val="single" w:color="CCCCCC" w:sz="4"/>
+              <w:left w:val="single" w:color="CCCCCC" w:sz="4"/>
+              <w:bottom w:val="single" w:color="CCCCCC" w:sz="4"/>
+              <w:right w:val="single" w:color="CCCCCC" w:sz="4"/>
+            </w:tcBorders>
+            <w:shd w:fill="FFFFFF" w:val="clear"/>
+            <w:tcMar>
+              <w:top w:type="dxa" w:w="80"/>
+              <w:left w:type="dxa" w:w="120"/>
+              <w:bottom w:type="dxa" w:w="80"/>
+              <w:right w:type="dxa" w:w="120"/>
+            </w:tcMar>
+          </w:tcPr>
+          <w:p>
+            <w:pPr>
+              <w:spacing w:before="0" w:after="0"/>
+            </w:pPr>
+            <w:r>
+              <w:rPr>
+                <w:rFonts w:ascii="BIZ UDPGothic" w:cs="BIZ UDPGothic" w:eastAsia="BIZ UDPGothic" w:hAnsi="BIZ UDPGothic"/>
+                <w:color w:val="404040"/>
+                <w:sz w:val="18"/>
+                <w:szCs w:val="18"/>
+              </w:rPr>
+              <w:t xml:space="preserve">[事前] データバックアップ</w:t>
+            </w:r>
+          </w:p>
+          <w:p>
+            <w:pPr>
+              <w:spacing w:before="0" w:after="0"/>
+            </w:pPr>
+            <w:r>
+              <w:rPr>
+                <w:rFonts w:ascii="BIZ UDPGothic" w:cs="BIZ UDPGothic" w:eastAsia="BIZ UDPGothic" w:hAnsi="BIZ UDPGothic"/>
+                <w:color w:val="404040"/>
+                <w:sz w:val="18"/>
+                <w:szCs w:val="18"/>
+              </w:rPr>
+              <w:t xml:space="preserve">/ Sao lưu dữ liệu</w:t>
+            </w:r>
+          </w:p>
+        </w:tc>
+        <w:tc>
+          <w:tcPr>
+            <w:tcW w:type="dxa" w:w="6906"/>
+            <w:tcBorders>
+              <w:top w:val="single" w:color="CCCCCC" w:sz="4"/>
+              <w:left w:val="single" w:color="CCCCCC" w:sz="4"/>
+              <w:bottom w:val="single" w:color="CCCCCC" w:sz="4"/>
+              <w:right w:val="single" w:color="CCCCCC" w:sz="4"/>
+            </w:tcBorders>
+            <w:shd w:fill="FFFFFF" w:val="clear"/>
+            <w:tcMar>
+              <w:top w:type="dxa" w:w="80"/>
+              <w:left w:type="dxa" w:w="120"/>
+              <w:bottom w:type="dxa" w:w="80"/>
+              <w:right w:type="dxa" w:w="120"/>
+            </w:tcMar>
+          </w:tcPr>
+          <w:p>
+            <w:pPr>
+              <w:spacing w:before="0" w:after="0"/>
+            </w:pPr>
+            <w:r>
+              <w:rPr>
+                <w:rFonts w:ascii="BIZ UDPGothic" w:cs="BIZ UDPGothic" w:eastAsia="BIZ UDPGothic" w:hAnsi="BIZ UDPGothic"/>
+                <w:color w:val="404040"/>
+                <w:sz w:val="18"/>
+                <w:szCs w:val="18"/>
+              </w:rPr>
+              <w:t xml:space="preserve">不要（新規プラン追加のみ。既存バックアップ設定は変更しない）</w:t>
+            </w:r>
+          </w:p>
+        </w:tc>
+      </w:tr>
+      <w:tr>
+        <w:trPr>
+          <w:cantSplit/>
+        </w:trPr>
+        <w:tc>
+          <w:tcPr>
+            <w:tcW w:type="dxa" w:w="400"/>
+            <w:tcBorders>
+              <w:top w:val="single" w:color="CCCCCC" w:sz="4"/>
+              <w:left w:val="single" w:color="CCCCCC" w:sz="4"/>
+              <w:bottom w:val="single" w:color="CCCCCC" w:sz="4"/>
+              <w:right w:val="single" w:color="CCCCCC" w:sz="4"/>
+            </w:tcBorders>
+            <w:shd w:fill="FFFFFF" w:val="clear"/>
+            <w:tcMar>
+              <w:top w:type="dxa" w:w="80"/>
+              <w:left w:type="dxa" w:w="120"/>
+              <w:bottom w:type="dxa" w:w="80"/>
+              <w:right w:type="dxa" w:w="120"/>
+            </w:tcMar>
+            <w:vAlign w:val="center"/>
+          </w:tcPr>
+          <w:p>
+            <w:pPr>
+              <w:jc w:val="center"/>
+            </w:pPr>
+            <w:r>
+              <w:rPr>
+                <w:rFonts w:ascii="BIZ UDPGothic" w:cs="BIZ UDPGothic" w:eastAsia="BIZ UDPGothic" w:hAnsi="BIZ UDPGothic"/>
+                <w:b w:val="false"/>
+                <w:bCs w:val="false"/>
+                <w:color w:val="404040"/>
+                <w:sz w:val="18"/>
+                <w:szCs w:val="18"/>
+              </w:rPr>
+              <w:t xml:space="preserve">3</w:t>
+            </w:r>
+          </w:p>
+        </w:tc>
+        <w:tc>
+          <w:tcPr>
+            <w:tcW w:type="dxa" w:w="2200"/>
+            <w:tcBorders>
+              <w:top w:val="single" w:color="CCCCCC" w:sz="4"/>
+              <w:left w:val="single" w:color="CCCCCC" w:sz="4"/>
+              <w:bottom w:val="single" w:color="CCCCCC" w:sz="4"/>
+              <w:right w:val="single" w:color="CCCCCC" w:sz="4"/>
+            </w:tcBorders>
+            <w:shd w:fill="FFFFFF" w:val="clear"/>
+            <w:tcMar>
+              <w:top w:type="dxa" w:w="80"/>
+              <w:left w:type="dxa" w:w="120"/>
+              <w:bottom w:type="dxa" w:w="80"/>
+              <w:right w:type="dxa" w:w="120"/>
+            </w:tcMar>
+          </w:tcPr>
+          <w:p>
+            <w:pPr>
+              <w:spacing w:before="0" w:after="0"/>
+            </w:pPr>
+            <w:r>
+              <w:rPr>
+                <w:rFonts w:ascii="BIZ UDPGothic" w:cs="BIZ UDPGothic" w:eastAsia="BIZ UDPGothic" w:hAnsi="BIZ UDPGothic"/>
+                <w:color w:val="404040"/>
+                <w:sz w:val="18"/>
+                <w:szCs w:val="18"/>
+              </w:rPr>
+              <w:t xml:space="preserve">[事前] AWS事前作業確認</w:t>
+            </w:r>
+          </w:p>
+          <w:p>
+            <w:pPr>
+              <w:spacing w:before="0" w:after="0"/>
+            </w:pPr>
+            <w:r>
+              <w:rPr>
+                <w:rFonts w:ascii="BIZ UDPGothic" w:cs="BIZ UDPGothic" w:eastAsia="BIZ UDPGothic" w:hAnsi="BIZ UDPGothic"/>
+                <w:color w:val="404040"/>
+                <w:sz w:val="18"/>
+                <w:szCs w:val="18"/>
+              </w:rPr>
+              <w:t xml:space="preserve">/ Xác nhận công việc AWS</w:t>
+            </w:r>
+          </w:p>
+        </w:tc>
+        <w:tc>
+          <w:tcPr>
+            <w:tcW w:type="dxa" w:w="6906"/>
+            <w:tcBorders>
+              <w:top w:val="single" w:color="CCCCCC" w:sz="4"/>
+              <w:left w:val="single" w:color="CCCCCC" w:sz="4"/>
+              <w:bottom w:val="single" w:color="CCCCCC" w:sz="4"/>
+              <w:right w:val="single" w:color="CCCCCC" w:sz="4"/>
+            </w:tcBorders>
+            <w:shd w:fill="FFFFFF" w:val="clear"/>
+            <w:tcMar>
+              <w:top w:type="dxa" w:w="80"/>
+              <w:left w:type="dxa" w:w="120"/>
+              <w:bottom w:type="dxa" w:w="80"/>
+              <w:right w:type="dxa" w:w="120"/>
+            </w:tcMar>
+          </w:tcPr>
+          <w:p>
+            <w:pPr>
+              <w:spacing w:before="0" w:after="0"/>
+            </w:pPr>
+            <w:r>
+              <w:rPr>
+                <w:rFonts w:ascii="BIZ UDPGothic" w:cs="BIZ UDPGothic" w:eastAsia="BIZ UDPGothic" w:hAnsi="BIZ UDPGothic"/>
+                <w:color w:val="404040"/>
+                <w:sz w:val="18"/>
+                <w:szCs w:val="18"/>
+              </w:rPr>
+              <w:t xml:space="preserve">PRDアカウント（332802448674）CloudShellアクセス確認</w:t>
+            </w:r>
+          </w:p>
+          <w:p>
+            <w:pPr>
+              <w:spacing w:before="0" w:after="0"/>
+            </w:pPr>
+            <w:r>
+              <w:rPr>
+                <w:rFonts w:ascii="BIZ UDPGothic" w:cs="BIZ UDPGothic" w:eastAsia="BIZ UDPGothic" w:hAnsi="BIZ UDPGothic"/>
+                <w:color w:val="404040"/>
+                <w:sz w:val="18"/>
+                <w:szCs w:val="18"/>
+              </w:rPr>
+              <w:t xml:space="preserve">RDSクラスターARN確認: ksm-posprd-db-cluster</w:t>
+            </w:r>
+          </w:p>
+        </w:tc>
+      </w:tr>
+      <w:tr>
+        <w:trPr>
+          <w:cantSplit/>
+        </w:trPr>
+        <w:tc>
+          <w:tcPr>
+            <w:tcW w:type="dxa" w:w="400"/>
+            <w:tcBorders>
+              <w:top w:val="single" w:color="CCCCCC" w:sz="4"/>
+              <w:left w:val="single" w:color="CCCCCC" w:sz="4"/>
+              <w:bottom w:val="single" w:color="CCCCCC" w:sz="4"/>
+              <w:right w:val="single" w:color="CCCCCC" w:sz="4"/>
+            </w:tcBorders>
+            <w:shd w:fill="FFFFFF" w:val="clear"/>
+            <w:tcMar>
+              <w:top w:type="dxa" w:w="80"/>
+              <w:left w:type="dxa" w:w="120"/>
+              <w:bottom w:type="dxa" w:w="80"/>
+              <w:right w:type="dxa" w:w="120"/>
+            </w:tcMar>
+            <w:vAlign w:val="center"/>
+          </w:tcPr>
+          <w:p>
+            <w:pPr>
+              <w:jc w:val="center"/>
+            </w:pPr>
+            <w:r>
+              <w:rPr>
+                <w:rFonts w:ascii="BIZ UDPGothic" w:cs="BIZ UDPGothic" w:eastAsia="BIZ UDPGothic" w:hAnsi="BIZ UDPGothic"/>
+                <w:b w:val="false"/>
+                <w:bCs w:val="false"/>
+                <w:color w:val="404040"/>
+                <w:sz w:val="18"/>
+                <w:szCs w:val="18"/>
+              </w:rPr>
+              <w:t xml:space="preserve">4</w:t>
+            </w:r>
+          </w:p>
+        </w:tc>
+        <w:tc>
+          <w:tcPr>
+            <w:tcW w:type="dxa" w:w="2200"/>
+            <w:tcBorders>
+              <w:top w:val="single" w:color="CCCCCC" w:sz="4"/>
+              <w:left w:val="single" w:color="CCCCCC" w:sz="4"/>
+              <w:bottom w:val="single" w:color="CCCCCC" w:sz="4"/>
+              <w:right w:val="single" w:color="CCCCCC" w:sz="4"/>
+            </w:tcBorders>
+            <w:shd w:fill="FFFFFF" w:val="clear"/>
+            <w:tcMar>
+              <w:top w:type="dxa" w:w="80"/>
+              <w:left w:type="dxa" w:w="120"/>
+              <w:bottom w:type="dxa" w:w="80"/>
+              <w:right w:type="dxa" w:w="120"/>
+            </w:tcMar>
+          </w:tcPr>
+          <w:p>
+            <w:pPr>
+              <w:spacing w:before="0" w:after="0"/>
+            </w:pPr>
+            <w:r>
+              <w:rPr>
+                <w:rFonts w:ascii="BIZ UDPGothic" w:cs="BIZ UDPGothic" w:eastAsia="BIZ UDPGothic" w:hAnsi="BIZ UDPGothic"/>
+                <w:color w:val="404040"/>
+                <w:sz w:val="18"/>
+                <w:szCs w:val="18"/>
+              </w:rPr>
+              <w:t xml:space="preserve">[事前] デプロイタイムライン</w:t>
+            </w:r>
+          </w:p>
+          <w:p>
+            <w:pPr>
+              <w:spacing w:before="0" w:after="0"/>
+            </w:pPr>
+            <w:r>
+              <w:rPr>
+                <w:rFonts w:ascii="BIZ UDPGothic" w:cs="BIZ UDPGothic" w:eastAsia="BIZ UDPGothic" w:hAnsi="BIZ UDPGothic"/>
+                <w:color w:val="404040"/>
+                <w:sz w:val="18"/>
+                <w:szCs w:val="18"/>
+              </w:rPr>
+              <w:t xml:space="preserve">/ Timeline triển khai</w:t>
+            </w:r>
+          </w:p>
+        </w:tc>
+        <w:tc>
+          <w:tcPr>
+            <w:tcW w:type="dxa" w:w="6906"/>
+            <w:tcBorders>
+              <w:top w:val="single" w:color="CCCCCC" w:sz="4"/>
+              <w:left w:val="single" w:color="CCCCCC" w:sz="4"/>
+              <w:bottom w:val="single" w:color="CCCCCC" w:sz="4"/>
+              <w:right w:val="single" w:color="CCCCCC" w:sz="4"/>
+            </w:tcBorders>
+            <w:shd w:fill="FFFFFF" w:val="clear"/>
+            <w:tcMar>
+              <w:top w:type="dxa" w:w="80"/>
+              <w:left w:type="dxa" w:w="120"/>
+              <w:bottom w:type="dxa" w:w="80"/>
+              <w:right w:type="dxa" w:w="120"/>
+            </w:tcMar>
+          </w:tcPr>
+          <w:p>
+            <w:pPr>
+              <w:spacing w:before="0" w:after="0"/>
+            </w:pPr>
+            <w:r>
+              <w:rPr>
+                <w:rFonts w:ascii="BIZ UDPGothic" w:cs="BIZ UDPGothic" w:eastAsia="BIZ UDPGothic" w:hAnsi="BIZ UDPGothic"/>
+                <w:color w:val="404040"/>
+                <w:sz w:val="18"/>
+                <w:szCs w:val="18"/>
+              </w:rPr>
+              <w:t xml:space="preserve">① 毎時プラン作成: 15分</w:t>
+            </w:r>
+          </w:p>
+          <w:p>
+            <w:pPr>
+              <w:spacing w:before="0" w:after="0"/>
+            </w:pPr>
+            <w:r>
+              <w:rPr>
+                <w:rFonts w:ascii="BIZ UDPGothic" w:cs="BIZ UDPGothic" w:eastAsia="BIZ UDPGothic" w:hAnsi="BIZ UDPGothic"/>
+                <w:color w:val="404040"/>
+                <w:sz w:val="18"/>
+                <w:szCs w:val="18"/>
+              </w:rPr>
+              <w:t xml:space="preserve">② 日次プラン作成: 15分</w:t>
+            </w:r>
+          </w:p>
+          <w:p>
+            <w:pPr>
+              <w:spacing w:before="0" w:after="0"/>
+            </w:pPr>
+            <w:r>
+              <w:rPr>
+                <w:rFonts w:ascii="BIZ UDPGothic" w:cs="BIZ UDPGothic" w:eastAsia="BIZ UDPGothic" w:hAnsi="BIZ UDPGothic"/>
+                <w:color w:val="404040"/>
+                <w:sz w:val="18"/>
+                <w:szCs w:val="18"/>
+              </w:rPr>
+              <w:t xml:space="preserve">③ 動作確認: 10分</w:t>
+            </w:r>
+          </w:p>
+          <w:p>
+            <w:pPr>
+              <w:spacing w:before="0" w:after="0"/>
+            </w:pPr>
+            <w:r>
+              <w:rPr>
+                <w:rFonts w:ascii="BIZ UDPGothic" w:cs="BIZ UDPGothic" w:eastAsia="BIZ UDPGothic" w:hAnsi="BIZ UDPGothic"/>
+                <w:color w:val="404040"/>
+                <w:sz w:val="18"/>
+                <w:szCs w:val="18"/>
+              </w:rPr>
+              <w:t xml:space="preserve">合計: 約40分</w:t>
+            </w:r>
+          </w:p>
+        </w:tc>
+      </w:tr>
+      <w:tr>
+        <w:trPr>
+          <w:cantSplit/>
+        </w:trPr>
+        <w:tc>
+          <w:tcPr>
+            <w:tcW w:type="dxa" w:w="400"/>
+            <w:tcBorders>
+              <w:top w:val="single" w:color="CCCCCC" w:sz="4"/>
+              <w:left w:val="single" w:color="CCCCCC" w:sz="4"/>
+              <w:bottom w:val="single" w:color="CCCCCC" w:sz="4"/>
+              <w:right w:val="single" w:color="CCCCCC" w:sz="4"/>
+            </w:tcBorders>
+            <w:shd w:fill="FFFFFF" w:val="clear"/>
+            <w:tcMar>
+              <w:top w:type="dxa" w:w="80"/>
+              <w:left w:type="dxa" w:w="120"/>
+              <w:bottom w:type="dxa" w:w="80"/>
+              <w:right w:type="dxa" w:w="120"/>
+            </w:tcMar>
+            <w:vAlign w:val="center"/>
+          </w:tcPr>
+          <w:p>
+            <w:pPr>
+              <w:jc w:val="center"/>
+            </w:pPr>
+            <w:r>
+              <w:rPr>
+                <w:rFonts w:ascii="BIZ UDPGothic" w:cs="BIZ UDPGothic" w:eastAsia="BIZ UDPGothic" w:hAnsi="BIZ UDPGothic"/>
+                <w:b w:val="false"/>
+                <w:bCs w:val="false"/>
+                <w:color w:val="404040"/>
+                <w:sz w:val="18"/>
+                <w:szCs w:val="18"/>
+              </w:rPr>
+              <w:t xml:space="preserve">5</w:t>
+            </w:r>
+          </w:p>
+        </w:tc>
+        <w:tc>
+          <w:tcPr>
+            <w:tcW w:type="dxa" w:w="2200"/>
+            <w:tcBorders>
+              <w:top w:val="single" w:color="CCCCCC" w:sz="4"/>
+              <w:left w:val="single" w:color="CCCCCC" w:sz="4"/>
+              <w:bottom w:val="single" w:color="CCCCCC" w:sz="4"/>
+              <w:right w:val="single" w:color="CCCCCC" w:sz="4"/>
+            </w:tcBorders>
+            <w:shd w:fill="FFFFFF" w:val="clear"/>
+            <w:tcMar>
+              <w:top w:type="dxa" w:w="80"/>
+              <w:left w:type="dxa" w:w="120"/>
+              <w:bottom w:type="dxa" w:w="80"/>
+              <w:right w:type="dxa" w:w="120"/>
+            </w:tcMar>
+          </w:tcPr>
+          <w:p>
+            <w:pPr>
+              <w:spacing w:before="0" w:after="0"/>
+            </w:pPr>
+            <w:r>
+              <w:rPr>
+                <w:rFonts w:ascii="BIZ UDPGothic" w:cs="BIZ UDPGothic" w:eastAsia="BIZ UDPGothic" w:hAnsi="BIZ UDPGothic"/>
+                <w:color w:val="404040"/>
+                <w:sz w:val="18"/>
+                <w:szCs w:val="18"/>
+              </w:rPr>
+              <w:t xml:space="preserve">[事前] 担当者確認</w:t>
+            </w:r>
+          </w:p>
+          <w:p>
+            <w:pPr>
+              <w:spacing w:before="0" w:after="0"/>
+            </w:pPr>
+            <w:r>
+              <w:rPr>
+                <w:rFonts w:ascii="BIZ UDPGothic" w:cs="BIZ UDPGothic" w:eastAsia="BIZ UDPGothic" w:hAnsi="BIZ UDPGothic"/>
+                <w:color w:val="404040"/>
+                <w:sz w:val="18"/>
+                <w:szCs w:val="18"/>
+              </w:rPr>
+              <w:t xml:space="preserve">/ Xác nhận người phụ trách</w:t>
+            </w:r>
+          </w:p>
+        </w:tc>
+        <w:tc>
+          <w:tcPr>
+            <w:tcW w:type="dxa" w:w="6906"/>
+            <w:tcBorders>
+              <w:top w:val="single" w:color="CCCCCC" w:sz="4"/>
+              <w:left w:val="single" w:color="CCCCCC" w:sz="4"/>
+              <w:bottom w:val="single" w:color="CCCCCC" w:sz="4"/>
+              <w:right w:val="single" w:color="CCCCCC" w:sz="4"/>
+            </w:tcBorders>
+            <w:shd w:fill="FFFFFF" w:val="clear"/>
+            <w:tcMar>
+              <w:top w:type="dxa" w:w="80"/>
+              <w:left w:type="dxa" w:w="120"/>
+              <w:bottom w:type="dxa" w:w="80"/>
+              <w:right w:type="dxa" w:w="120"/>
+            </w:tcMar>
+          </w:tcPr>
+          <w:p>
+            <w:pPr>
+              <w:spacing w:before="0" w:after="0"/>
+            </w:pPr>
+            <w:r>
+              <w:rPr>
+                <w:rFonts w:ascii="BIZ UDPGothic" w:cs="BIZ UDPGothic" w:eastAsia="BIZ UDPGothic" w:hAnsi="BIZ UDPGothic"/>
+                <w:color w:val="404040"/>
+                <w:sz w:val="18"/>
+                <w:szCs w:val="18"/>
+              </w:rPr>
+              <w:t xml:space="preserve">作業: Thanh Nguyên</w:t>
+            </w:r>
+          </w:p>
+          <w:p>
+            <w:pPr>
+              <w:spacing w:before="0" w:after="0"/>
+            </w:pPr>
+            <w:r>
+              <w:rPr>
+                <w:rFonts w:ascii="BIZ UDPGothic" w:cs="BIZ UDPGothic" w:eastAsia="BIZ UDPGothic" w:hAnsi="BIZ UDPGothic"/>
+                <w:color w:val="404040"/>
+                <w:sz w:val="18"/>
+                <w:szCs w:val="18"/>
+              </w:rPr>
+              <w:t xml:space="preserve">レビュー: きよはら</w:t>
+            </w:r>
+          </w:p>
+          <w:p>
+            <w:pPr>
+              <w:spacing w:before="0" w:after="0"/>
+            </w:pPr>
+            <w:r>
+              <w:rPr>
+                <w:rFonts w:ascii="BIZ UDPGothic" w:cs="BIZ UDPGothic" w:eastAsia="BIZ UDPGothic" w:hAnsi="BIZ UDPGothic"/>
+                <w:color w:val="404040"/>
+                <w:sz w:val="18"/>
+                <w:szCs w:val="18"/>
+              </w:rPr>
+              <w:t xml:space="preserve">立会: 不要</w:t>
+            </w:r>
+          </w:p>
+        </w:tc>
+      </w:tr>
+      <w:tr>
+        <w:trPr>
+          <w:cantSplit/>
+        </w:trPr>
+        <w:tc>
+          <w:tcPr>
+            <w:tcW w:type="dxa" w:w="400"/>
+            <w:tcBorders>
+              <w:top w:val="single" w:color="CCCCCC" w:sz="4"/>
+              <w:left w:val="single" w:color="CCCCCC" w:sz="4"/>
+              <w:bottom w:val="single" w:color="CCCCCC" w:sz="4"/>
+              <w:right w:val="single" w:color="CCCCCC" w:sz="4"/>
+            </w:tcBorders>
+            <w:shd w:fill="FFFFFF" w:val="clear"/>
+            <w:tcMar>
+              <w:top w:type="dxa" w:w="80"/>
+              <w:left w:type="dxa" w:w="120"/>
+              <w:bottom w:type="dxa" w:w="80"/>
+              <w:right w:type="dxa" w:w="120"/>
+            </w:tcMar>
+            <w:vAlign w:val="center"/>
+          </w:tcPr>
+          <w:p>
+            <w:pPr>
+              <w:jc w:val="center"/>
+            </w:pPr>
+            <w:r>
+              <w:rPr>
+                <w:rFonts w:ascii="BIZ UDPGothic" w:cs="BIZ UDPGothic" w:eastAsia="BIZ UDPGothic" w:hAnsi="BIZ UDPGothic"/>
+                <w:b w:val="false"/>
+                <w:bCs w:val="false"/>
+                <w:color w:val="404040"/>
+                <w:sz w:val="18"/>
+                <w:szCs w:val="18"/>
+              </w:rPr>
+              <w:t xml:space="preserve">6</w:t>
+            </w:r>
+          </w:p>
+        </w:tc>
+        <w:tc>
+          <w:tcPr>
+            <w:tcW w:type="dxa" w:w="2200"/>
+            <w:tcBorders>
+              <w:top w:val="single" w:color="CCCCCC" w:sz="4"/>
+              <w:left w:val="single" w:color="CCCCCC" w:sz="4"/>
+              <w:bottom w:val="single" w:color="CCCCCC" w:sz="4"/>
+              <w:right w:val="single" w:color="CCCCCC" w:sz="4"/>
+            </w:tcBorders>
+            <w:shd w:fill="FFFFFF" w:val="clear"/>
+            <w:tcMar>
+              <w:top w:type="dxa" w:w="80"/>
+              <w:left w:type="dxa" w:w="120"/>
+              <w:bottom w:type="dxa" w:w="80"/>
+              <w:right w:type="dxa" w:w="120"/>
+            </w:tcMar>
+          </w:tcPr>
+          <w:p>
+            <w:pPr>
+              <w:spacing w:before="0" w:after="0"/>
+            </w:pPr>
+            <w:r>
+              <w:rPr>
+                <w:rFonts w:ascii="BIZ UDPGothic" w:cs="BIZ UDPGothic" w:eastAsia="BIZ UDPGothic" w:hAnsi="BIZ UDPGothic"/>
+                <w:color w:val="404040"/>
+                <w:sz w:val="18"/>
+                <w:szCs w:val="18"/>
+              </w:rPr>
+              <w:t xml:space="preserve">[事後] デプロイ後確認</w:t>
+            </w:r>
+          </w:p>
+          <w:p>
+            <w:pPr>
+              <w:spacing w:before="0" w:after="0"/>
+            </w:pPr>
+            <w:r>
+              <w:rPr>
+                <w:rFonts w:ascii="BIZ UDPGothic" w:cs="BIZ UDPGothic" w:eastAsia="BIZ UDPGothic" w:hAnsi="BIZ UDPGothic"/>
+                <w:color w:val="404040"/>
+                <w:sz w:val="18"/>
+                <w:szCs w:val="18"/>
+              </w:rPr>
+              <w:t xml:space="preserve">/ Kiểm tra sau deploy</w:t>
+            </w:r>
+          </w:p>
+        </w:tc>
+        <w:tc>
+          <w:tcPr>
+            <w:tcW w:type="dxa" w:w="6906"/>
+            <w:tcBorders>
+              <w:top w:val="single" w:color="CCCCCC" w:sz="4"/>
+              <w:left w:val="single" w:color="CCCCCC" w:sz="4"/>
+              <w:bottom w:val="single" w:color="CCCCCC" w:sz="4"/>
+              <w:right w:val="single" w:color="CCCCCC" w:sz="4"/>
+            </w:tcBorders>
+            <w:shd w:fill="FFFFFF" w:val="clear"/>
+            <w:tcMar>
+              <w:top w:type="dxa" w:w="80"/>
+              <w:left w:type="dxa" w:w="120"/>
+              <w:bottom w:type="dxa" w:w="80"/>
+              <w:right w:type="dxa" w:w="120"/>
+            </w:tcMar>
+          </w:tcPr>
+          <w:p>
+            <w:pPr>
+              <w:spacing w:before="0" w:after="0"/>
+            </w:pPr>
+            <w:r>
+              <w:rPr>
+                <w:rFonts w:ascii="BIZ UDPGothic" w:cs="BIZ UDPGothic" w:eastAsia="BIZ UDPGothic" w:hAnsi="BIZ UDPGothic"/>
+                <w:color w:val="404040"/>
+                <w:sz w:val="18"/>
+                <w:szCs w:val="18"/>
+              </w:rPr>
+              <w:t xml:space="preserve">□ AWS Backupプラン①（毎時）が作成されていること</w:t>
+            </w:r>
+          </w:p>
+          <w:p>
+            <w:pPr>
+              <w:spacing w:before="0" w:after="0"/>
+            </w:pPr>
+            <w:r>
+              <w:rPr>
+                <w:rFonts w:ascii="BIZ UDPGothic" w:cs="BIZ UDPGothic" w:eastAsia="BIZ UDPGothic" w:hAnsi="BIZ UDPGothic"/>
+                <w:color w:val="404040"/>
+                <w:sz w:val="18"/>
+                <w:szCs w:val="18"/>
+              </w:rPr>
+              <w:t xml:space="preserve">□ AWS Backupプラン②（日次）が作成されていること</w:t>
+            </w:r>
+          </w:p>
+          <w:p>
+            <w:pPr>
+              <w:spacing w:before="0" w:after="0"/>
+            </w:pPr>
+            <w:r>
+              <w:rPr>
+                <w:rFonts w:ascii="BIZ UDPGothic" w:cs="BIZ UDPGothic" w:eastAsia="BIZ UDPGothic" w:hAnsi="BIZ UDPGothic"/>
+                <w:color w:val="404040"/>
+                <w:sz w:val="18"/>
+                <w:szCs w:val="18"/>
+              </w:rPr>
+              <w:t xml:space="preserve">□ バックアップジョブが正常に実行されること</w:t>
+            </w:r>
+          </w:p>
+        </w:tc>
+      </w:tr>
+      <w:tr>
+        <w:trPr>
+          <w:cantSplit/>
+        </w:trPr>
+        <w:tc>
+          <w:tcPr>
+            <w:tcW w:type="dxa" w:w="400"/>
+            <w:tcBorders>
+              <w:top w:val="single" w:color="CCCCCC" w:sz="4"/>
+              <w:left w:val="single" w:color="CCCCCC" w:sz="4"/>
+              <w:bottom w:val="single" w:color="CCCCCC" w:sz="4"/>
+              <w:right w:val="single" w:color="CCCCCC" w:sz="4"/>
+            </w:tcBorders>
+            <w:shd w:fill="FFFFFF" w:val="clear"/>
+            <w:tcMar>
+              <w:top w:type="dxa" w:w="80"/>
+              <w:left w:type="dxa" w:w="120"/>
+              <w:bottom w:type="dxa" w:w="80"/>
+              <w:right w:type="dxa" w:w="120"/>
+            </w:tcMar>
+            <w:vAlign w:val="center"/>
+          </w:tcPr>
+          <w:p>
+            <w:pPr>
+              <w:jc w:val="center"/>
+            </w:pPr>
+            <w:r>
+              <w:rPr>
+                <w:rFonts w:ascii="BIZ UDPGothic" w:cs="BIZ UDPGothic" w:eastAsia="BIZ UDPGothic" w:hAnsi="BIZ UDPGothic"/>
+                <w:b w:val="false"/>
+                <w:bCs w:val="false"/>
+                <w:color w:val="404040"/>
+                <w:sz w:val="18"/>
+                <w:szCs w:val="18"/>
+              </w:rPr>
+              <w:t xml:space="preserve">7</w:t>
+            </w:r>
+          </w:p>
+        </w:tc>
+        <w:tc>
+          <w:tcPr>
+            <w:tcW w:type="dxa" w:w="2200"/>
+            <w:tcBorders>
+              <w:top w:val="single" w:color="CCCCCC" w:sz="4"/>
+              <w:left w:val="single" w:color="CCCCCC" w:sz="4"/>
+              <w:bottom w:val="single" w:color="CCCCCC" w:sz="4"/>
+              <w:right w:val="single" w:color="CCCCCC" w:sz="4"/>
+            </w:tcBorders>
+            <w:shd w:fill="FFFFFF" w:val="clear"/>
+            <w:tcMar>
+              <w:top w:type="dxa" w:w="80"/>
+              <w:left w:type="dxa" w:w="120"/>
+              <w:bottom w:type="dxa" w:w="80"/>
+              <w:right w:type="dxa" w:w="120"/>
+            </w:tcMar>
+          </w:tcPr>
+          <w:p>
+            <w:pPr>
+              <w:spacing w:before="0" w:after="0"/>
+            </w:pPr>
+            <w:r>
+              <w:rPr>
+                <w:rFonts w:ascii="BIZ UDPGothic" w:cs="BIZ UDPGothic" w:eastAsia="BIZ UDPGothic" w:hAnsi="BIZ UDPGothic"/>
+                <w:color w:val="404040"/>
+                <w:sz w:val="18"/>
+                <w:szCs w:val="18"/>
+              </w:rPr>
+              <w:t xml:space="preserve">[事後] Go-Live後の監視</w:t>
+            </w:r>
+          </w:p>
+          <w:p>
+            <w:pPr>
+              <w:spacing w:before="0" w:after="0"/>
+            </w:pPr>
+            <w:r>
+              <w:rPr>
+                <w:rFonts w:ascii="BIZ UDPGothic" w:cs="BIZ UDPGothic" w:eastAsia="BIZ UDPGothic" w:hAnsi="BIZ UDPGothic"/>
+                <w:color w:val="404040"/>
+                <w:sz w:val="18"/>
+                <w:szCs w:val="18"/>
+              </w:rPr>
+              <w:t xml:space="preserve">/ Giám sát sau Go-Live</w:t>
+            </w:r>
+          </w:p>
+        </w:tc>
+        <w:tc>
+          <w:tcPr>
+            <w:tcW w:type="dxa" w:w="6906"/>
+            <w:tcBorders>
+              <w:top w:val="single" w:color="CCCCCC" w:sz="4"/>
+              <w:left w:val="single" w:color="CCCCCC" w:sz="4"/>
+              <w:bottom w:val="single" w:color="CCCCCC" w:sz="4"/>
+              <w:right w:val="single" w:color="CCCCCC" w:sz="4"/>
+            </w:tcBorders>
+            <w:shd w:fill="FFFFFF" w:val="clear"/>
+            <w:tcMar>
+              <w:top w:type="dxa" w:w="80"/>
+              <w:left w:type="dxa" w:w="120"/>
+              <w:bottom w:type="dxa" w:w="80"/>
+              <w:right w:type="dxa" w:w="120"/>
+            </w:tcMar>
+          </w:tcPr>
+          <w:p>
+            <w:pPr>
+              <w:spacing w:before="0" w:after="0"/>
+            </w:pPr>
+            <w:r>
+              <w:rPr>
+                <w:rFonts w:ascii="BIZ UDPGothic" w:cs="BIZ UDPGothic" w:eastAsia="BIZ UDPGothic" w:hAnsi="BIZ UDPGothic"/>
+                <w:color w:val="404040"/>
+                <w:sz w:val="18"/>
+                <w:szCs w:val="18"/>
+              </w:rPr>
+              <w:t xml:space="preserve">監視期間: 作業後1週間</w:t>
+            </w:r>
+          </w:p>
+          <w:p>
+            <w:pPr>
+              <w:spacing w:before="0" w:after="0"/>
+            </w:pPr>
+            <w:r>
+              <w:rPr>
+                <w:rFonts w:ascii="BIZ UDPGothic" w:cs="BIZ UDPGothic" w:eastAsia="BIZ UDPGothic" w:hAnsi="BIZ UDPGothic"/>
+                <w:color w:val="404040"/>
+                <w:sz w:val="18"/>
+                <w:szCs w:val="18"/>
+              </w:rPr>
+              <w:t xml:space="preserve">確認方法: AWS Backup &gt; ジョブで成功を確認</w:t>
+            </w:r>
+          </w:p>
+          <w:p>
+            <w:pPr>
+              <w:spacing w:before="0" w:after="0"/>
+            </w:pPr>
+            <w:r>
+              <w:rPr>
+                <w:rFonts w:ascii="BIZ UDPGothic" w:cs="BIZ UDPGothic" w:eastAsia="BIZ UDPGothic" w:hAnsi="BIZ UDPGothic"/>
+                <w:color w:val="404040"/>
+                <w:sz w:val="18"/>
+                <w:szCs w:val="18"/>
+              </w:rPr>
+              <w:t xml:space="preserve">異常時: プランを削除し手動スナップショットで代替</w:t>
+            </w:r>
+          </w:p>
+        </w:tc>
+      </w:tr>
+      <w:tr>
+        <w:trPr>
+          <w:cantSplit/>
+        </w:trPr>
+        <w:tc>
+          <w:tcPr>
+            <w:tcW w:type="dxa" w:w="400"/>
+            <w:tcBorders>
+              <w:top w:val="single" w:color="CCCCCC" w:sz="4"/>
+              <w:left w:val="single" w:color="CCCCCC" w:sz="4"/>
+              <w:bottom w:val="single" w:color="CCCCCC" w:sz="4"/>
+              <w:right w:val="single" w:color="CCCCCC" w:sz="4"/>
+            </w:tcBorders>
+            <w:shd w:fill="FFFFFF" w:val="clear"/>
+            <w:tcMar>
+              <w:top w:type="dxa" w:w="80"/>
+              <w:left w:type="dxa" w:w="120"/>
+              <w:bottom w:type="dxa" w:w="80"/>
+              <w:right w:type="dxa" w:w="120"/>
+            </w:tcMar>
+            <w:vAlign w:val="center"/>
+          </w:tcPr>
+          <w:p>
+            <w:pPr>
+              <w:jc w:val="center"/>
+            </w:pPr>
+            <w:r>
+              <w:rPr>
+                <w:rFonts w:ascii="BIZ UDPGothic" w:cs="BIZ UDPGothic" w:eastAsia="BIZ UDPGothic" w:hAnsi="BIZ UDPGothic"/>
+                <w:b w:val="false"/>
+                <w:bCs w:val="false"/>
+                <w:color w:val="404040"/>
+                <w:sz w:val="18"/>
+                <w:szCs w:val="18"/>
+              </w:rPr>
+              <w:t xml:space="preserve">8</w:t>
+            </w:r>
+          </w:p>
+        </w:tc>
+        <w:tc>
+          <w:tcPr>
+            <w:tcW w:type="dxa" w:w="2200"/>
+            <w:tcBorders>
+              <w:top w:val="single" w:color="CCCCCC" w:sz="4"/>
+              <w:left w:val="single" w:color="CCCCCC" w:sz="4"/>
+              <w:bottom w:val="single" w:color="CCCCCC" w:sz="4"/>
+              <w:right w:val="single" w:color="CCCCCC" w:sz="4"/>
+            </w:tcBorders>
+            <w:shd w:fill="FFFFFF" w:val="clear"/>
+            <w:tcMar>
+              <w:top w:type="dxa" w:w="80"/>
+              <w:left w:type="dxa" w:w="120"/>
+              <w:bottom w:type="dxa" w:w="80"/>
+              <w:right w:type="dxa" w:w="120"/>
+            </w:tcMar>
+          </w:tcPr>
+          <w:p>
+            <w:pPr>
+              <w:spacing w:before="0" w:after="0"/>
+            </w:pPr>
+            <w:r>
+              <w:rPr>
+                <w:rFonts w:ascii="BIZ UDPGothic" w:cs="BIZ UDPGothic" w:eastAsia="BIZ UDPGothic" w:hAnsi="BIZ UDPGothic"/>
+                <w:color w:val="404040"/>
+                <w:sz w:val="18"/>
+                <w:szCs w:val="18"/>
+              </w:rPr>
+              <w:t xml:space="preserve">[参考] テストシナリオ</w:t>
+            </w:r>
+          </w:p>
+          <w:p>
+            <w:pPr>
+              <w:spacing w:before="0" w:after="0"/>
+            </w:pPr>
+            <w:r>
+              <w:rPr>
+                <w:rFonts w:ascii="BIZ UDPGothic" w:cs="BIZ UDPGothic" w:eastAsia="BIZ UDPGothic" w:hAnsi="BIZ UDPGothic"/>
+                <w:color w:val="404040"/>
+                <w:sz w:val="18"/>
+                <w:szCs w:val="18"/>
+              </w:rPr>
+              <w:t xml:space="preserve">/ Kịch bản kiểm thử</w:t>
+            </w:r>
+          </w:p>
+        </w:tc>
+        <w:tc>
+          <w:tcPr>
+            <w:tcW w:type="dxa" w:w="6906"/>
+            <w:tcBorders>
+              <w:top w:val="single" w:color="CCCCCC" w:sz="4"/>
+              <w:left w:val="single" w:color="CCCCCC" w:sz="4"/>
+              <w:bottom w:val="single" w:color="CCCCCC" w:sz="4"/>
+              <w:right w:val="single" w:color="CCCCCC" w:sz="4"/>
+            </w:tcBorders>
+            <w:shd w:fill="FFFFFF" w:val="clear"/>
+            <w:tcMar>
+              <w:top w:type="dxa" w:w="80"/>
+              <w:left w:type="dxa" w:w="120"/>
+              <w:bottom w:type="dxa" w:w="80"/>
+              <w:right w:type="dxa" w:w="120"/>
+            </w:tcMar>
+          </w:tcPr>
+          <w:p>
+            <w:pPr>
+              <w:spacing w:before="0" w:after="0"/>
+            </w:pPr>
+            <w:r>
+              <w:rPr>
+                <w:rFonts w:ascii="BIZ UDPGothic" w:cs="BIZ UDPGothic" w:eastAsia="BIZ UDPGothic" w:hAnsi="BIZ UDPGothic"/>
+                <w:color w:val="404040"/>
+                <w:sz w:val="18"/>
+                <w:szCs w:val="18"/>
+              </w:rPr>
+              <w:t xml:space="preserve">T1: プラン①存在確認</w:t>
+            </w:r>
+          </w:p>
+          <w:p>
+            <w:pPr>
+              <w:spacing w:before="0" w:after="0"/>
+            </w:pPr>
+            <w:r>
+              <w:rPr>
+                <w:rFonts w:ascii="BIZ UDPGothic" w:cs="BIZ UDPGothic" w:eastAsia="BIZ UDPGothic" w:hAnsi="BIZ UDPGothic"/>
+                <w:color w:val="404040"/>
+                <w:sz w:val="18"/>
+                <w:szCs w:val="18"/>
+              </w:rPr>
+              <w:t xml:space="preserve">T2: プラン②存在確認</w:t>
+            </w:r>
+          </w:p>
+          <w:p>
+            <w:pPr>
+              <w:spacing w:before="0" w:after="0"/>
+            </w:pPr>
+            <w:r>
+              <w:rPr>
+                <w:rFonts w:ascii="BIZ UDPGothic" w:cs="BIZ UDPGothic" w:eastAsia="BIZ UDPGothic" w:hAnsi="BIZ UDPGothic"/>
+                <w:color w:val="404040"/>
+                <w:sz w:val="18"/>
+                <w:szCs w:val="18"/>
+              </w:rPr>
+              <w:t xml:space="preserve">T3: バックアップジョブ成功確認</w:t>
+            </w:r>
+          </w:p>
+          <w:p>
+            <w:pPr>
+              <w:spacing w:before="0" w:after="0"/>
+            </w:pPr>
+            <w:r>
+              <w:rPr>
+                <w:rFonts w:ascii="BIZ UDPGothic" w:cs="BIZ UDPGothic" w:eastAsia="BIZ UDPGothic" w:hAnsi="BIZ UDPGothic"/>
+                <w:color w:val="404040"/>
+                <w:sz w:val="18"/>
+                <w:szCs w:val="18"/>
+              </w:rPr>
+              <w:t xml:space="preserve">T4: リストアテスト（任意）</w:t>
+            </w:r>
+          </w:p>
+        </w:tc>
+      </w:tr>
+    </w:tbl>
     <w:p>
       <w:pPr>
         <w:spacing w:before="100" w:after="100"/>
